--- a/milisdorfer_maturitni_prace_elektronicky_letak_program.docx
+++ b/milisdorfer_maturitni_prace_elektronicky_letak_program.docx
@@ -4245,24 +4245,14 @@
       <w:r>
         <w:t xml:space="preserve"> Model) představuje standardizované rozhraní, prostřednictvím kterého může JavaScript přistupovat k objektům dokumentu, reagovat na události a měnit jednotlivé prvky stránky [</w:t>
       </w:r>
-      <w:r>
-        <w:fldChar w:fldCharType="begin"/>
-      </w:r>
-      <w:r>
-        <w:instrText>HYPERLINK  \l "_Použité_zdroje"</w:instrText>
-      </w:r>
-      <w:r>
-        <w:fldChar w:fldCharType="separate"/>
-      </w:r>
-      <w:r>
-        <w:rPr>
-          <w:rStyle w:val="Hypertextovodkaz"/>
-        </w:rPr>
-        <w:t>1</w:t>
-      </w:r>
-      <w:r>
-        <w:fldChar w:fldCharType="end"/>
-      </w:r>
+      <w:hyperlink w:anchor="_Použité_zdroje" w:history="1">
+        <w:r>
+          <w:rPr>
+            <w:rStyle w:val="Hypertextovodkaz"/>
+          </w:rPr>
+          <w:t>1</w:t>
+        </w:r>
+      </w:hyperlink>
       <w:r>
         <w:t>]. Pro manipulaci s těmito prvky je v aplikaci využíváno programové rozhraní, které umožňuje dynamické generování obsahu (např. stránek letáku) za běhu programu. Dále jsou využita specifická rozhraní HTML5, konkrétně element &lt;</w:t>
       </w:r>
@@ -4350,24 +4340,14 @@
       <w:r>
         <w:t>[</w:t>
       </w:r>
-      <w:r>
-        <w:fldChar w:fldCharType="begin"/>
-      </w:r>
-      <w:r>
-        <w:instrText>HYPERLINK  \l "_Použité_zdroje"</w:instrText>
-      </w:r>
-      <w:r>
-        <w:fldChar w:fldCharType="separate"/>
-      </w:r>
-      <w:r>
-        <w:rPr>
-          <w:rStyle w:val="Hypertextovodkaz"/>
-        </w:rPr>
-        <w:t>4</w:t>
-      </w:r>
-      <w:r>
-        <w:fldChar w:fldCharType="end"/>
-      </w:r>
+      <w:hyperlink w:anchor="_Použité_zdroje" w:history="1">
+        <w:r>
+          <w:rPr>
+            <w:rStyle w:val="Hypertextovodkaz"/>
+          </w:rPr>
+          <w:t>4</w:t>
+        </w:r>
+      </w:hyperlink>
       <w:r>
         <w:t>]</w:t>
       </w:r>
@@ -4542,38 +4522,17 @@
                             <w:r>
                               <w:t xml:space="preserve">Obrázek </w:t>
                             </w:r>
-                            <w:r>
-                              <w:fldChar w:fldCharType="begin"/>
-                            </w:r>
-                            <w:r>
-                              <w:instrText xml:space="preserve"> SEQ Obrázek \* ARABIC </w:instrText>
-                            </w:r>
-                            <w:r>
-                              <w:fldChar w:fldCharType="separate"/>
-                            </w:r>
-                            <w:r>
-                              <w:rPr>
-                                <w:noProof/>
-                              </w:rPr>
-                              <w:t>1</w:t>
-                            </w:r>
-                            <w:r>
-                              <w:rPr>
-                                <w:noProof/>
-                              </w:rPr>
-                              <w:fldChar w:fldCharType="end"/>
-                            </w:r>
+                            <w:fldSimple w:instr=" SEQ Obrázek \* ARABIC ">
+                              <w:r>
+                                <w:rPr>
+                                  <w:noProof/>
+                                </w:rPr>
+                                <w:t>1</w:t>
+                              </w:r>
+                            </w:fldSimple>
                             <w:bookmarkEnd w:id="10"/>
                             <w:r>
-                              <w:t xml:space="preserve"> </w:t>
-                            </w:r>
-                            <w:proofErr w:type="spellStart"/>
-                            <w:r>
-                              <w:t>RegEx</w:t>
-                            </w:r>
-                            <w:proofErr w:type="spellEnd"/>
-                            <w:r>
-                              <w:t xml:space="preserve"> </w:t>
+                              <w:t xml:space="preserve"> RegEx </w:t>
                             </w:r>
                             <w:hyperlink r:id="rId21" w:history="1">
                               <w:r>
@@ -4713,87 +4672,87 @@
       <w:pPr>
         <w:pStyle w:val="Nadpis2"/>
       </w:pPr>
-      <w:bookmarkStart w:id="14" w:name="_Toc224339012"/>
+      <w:bookmarkStart w:id="12" w:name="_Toc224339012"/>
       <w:r>
         <w:t>Asynchronní operace na webu</w:t>
       </w:r>
+      <w:bookmarkEnd w:id="12"/>
+    </w:p>
+    <w:p>
+      <w:pPr>
+        <w:ind w:firstLine="720"/>
+      </w:pPr>
+      <w:r>
+        <w:t>Aby aplikace nezamrzla při načítání dat ze serveru a následném zpracování většího množství obrazových souborů</w:t>
+      </w:r>
+      <w:r>
+        <w:t xml:space="preserve">, je nezbytné využít asynchronní programování. K tomuto účelu slouží moderní koncepty </w:t>
+      </w:r>
+      <w:proofErr w:type="spellStart"/>
+      <w:r>
+        <w:t>async</w:t>
+      </w:r>
+      <w:proofErr w:type="spellEnd"/>
+      <w:r>
+        <w:t>/</w:t>
+      </w:r>
+      <w:proofErr w:type="spellStart"/>
+      <w:r>
+        <w:t>await</w:t>
+      </w:r>
+      <w:proofErr w:type="spellEnd"/>
+      <w:r>
+        <w:t xml:space="preserve"> a tzv. </w:t>
+      </w:r>
+      <w:proofErr w:type="spellStart"/>
+      <w:r>
+        <w:t>Promises</w:t>
+      </w:r>
+      <w:proofErr w:type="spellEnd"/>
+      <w:r>
+        <w:t xml:space="preserve"> (sliby). </w:t>
+      </w:r>
+      <w:proofErr w:type="spellStart"/>
+      <w:r>
+        <w:t>Promise</w:t>
+      </w:r>
+      <w:proofErr w:type="spellEnd"/>
+      <w:r>
+        <w:t xml:space="preserve"> představuje operaci, která ještě nebyla dokončena, ale v budoucnu poskytne výsledek (např. informaci o úspěšném načtení obrázku).</w:t>
+      </w:r>
+    </w:p>
+    <w:p/>
+    <w:p>
+      <w:pPr>
+        <w:ind w:firstLine="431"/>
+      </w:pPr>
+      <w:r>
+        <w:t xml:space="preserve">Pro samotné získávání dat ze serveru (čtení obsahu složky s obrázky) je v aplikaci využito rozhraní </w:t>
+      </w:r>
+      <w:proofErr w:type="spellStart"/>
+      <w:r>
+        <w:t>Fetch</w:t>
+      </w:r>
+      <w:proofErr w:type="spellEnd"/>
+      <w:r>
+        <w:t xml:space="preserve"> API. Toto rozhraní odesílá síťové požadavky na pozadí, a jakmile je odpověď serveru doručena, program ji zpracuje, aniž by došlo k přerušení běhu uživatelského rozhraní.</w:t>
+      </w:r>
+    </w:p>
+    <w:p>
+      <w:pPr>
+        <w:pStyle w:val="Nadpis2"/>
+      </w:pPr>
+      <w:bookmarkStart w:id="13" w:name="_Ref224331596"/>
+      <w:bookmarkStart w:id="14" w:name="_Ref224331933"/>
+      <w:bookmarkStart w:id="15" w:name="_Ref224333398"/>
+      <w:bookmarkStart w:id="16" w:name="_Toc224339013"/>
+      <w:r>
+        <w:t>Zásady moderního UI/UX designu</w:t>
+      </w:r>
+      <w:bookmarkEnd w:id="13"/>
       <w:bookmarkEnd w:id="14"/>
-    </w:p>
-    <w:p>
-      <w:pPr>
-        <w:ind w:firstLine="720"/>
-      </w:pPr>
-      <w:r>
-        <w:t>Aby aplikace nezamrzla při načítání dat ze serveru a následném zpracování většího množství obrazových souborů</w:t>
-      </w:r>
-      <w:r>
-        <w:t xml:space="preserve">, je nezbytné využít asynchronní programování. K tomuto účelu slouží moderní koncepty </w:t>
-      </w:r>
-      <w:proofErr w:type="spellStart"/>
-      <w:r>
-        <w:t>async</w:t>
-      </w:r>
-      <w:proofErr w:type="spellEnd"/>
-      <w:r>
-        <w:t>/</w:t>
-      </w:r>
-      <w:proofErr w:type="spellStart"/>
-      <w:r>
-        <w:t>await</w:t>
-      </w:r>
-      <w:proofErr w:type="spellEnd"/>
-      <w:r>
-        <w:t xml:space="preserve"> a tzv. </w:t>
-      </w:r>
-      <w:proofErr w:type="spellStart"/>
-      <w:r>
-        <w:t>Promises</w:t>
-      </w:r>
-      <w:proofErr w:type="spellEnd"/>
-      <w:r>
-        <w:t xml:space="preserve"> (sliby). </w:t>
-      </w:r>
-      <w:proofErr w:type="spellStart"/>
-      <w:r>
-        <w:t>Promise</w:t>
-      </w:r>
-      <w:proofErr w:type="spellEnd"/>
-      <w:r>
-        <w:t xml:space="preserve"> představuje operaci, která ještě nebyla dokončena, ale v budoucnu poskytne výsledek (např. informaci o úspěšném načtení obrázku).</w:t>
-      </w:r>
-    </w:p>
-    <w:p/>
-    <w:p>
-      <w:pPr>
-        <w:ind w:firstLine="431"/>
-      </w:pPr>
-      <w:r>
-        <w:t xml:space="preserve">Pro samotné získávání dat ze serveru (čtení obsahu složky s obrázky) je v aplikaci využito rozhraní </w:t>
-      </w:r>
-      <w:proofErr w:type="spellStart"/>
-      <w:r>
-        <w:t>Fetch</w:t>
-      </w:r>
-      <w:proofErr w:type="spellEnd"/>
-      <w:r>
-        <w:t xml:space="preserve"> API. Toto rozhraní odesílá síťové požadavky na pozadí, a jakmile je odpověď serveru doručena, program ji zpracuje, aniž by došlo k přerušení běhu uživatelského rozhraní.</w:t>
-      </w:r>
-    </w:p>
-    <w:p>
-      <w:pPr>
-        <w:pStyle w:val="Nadpis2"/>
-      </w:pPr>
-      <w:bookmarkStart w:id="15" w:name="_Ref224331596"/>
-      <w:bookmarkStart w:id="16" w:name="_Ref224331933"/>
-      <w:bookmarkStart w:id="17" w:name="_Ref224333398"/>
-      <w:bookmarkStart w:id="18" w:name="_Toc224339013"/>
-      <w:r>
-        <w:t>Zásady moderního UI/UX designu</w:t>
-      </w:r>
       <w:bookmarkEnd w:id="15"/>
       <w:bookmarkEnd w:id="16"/>
-      <w:bookmarkEnd w:id="17"/>
-      <w:bookmarkEnd w:id="18"/>
     </w:p>
     <w:p>
       <w:pPr>
@@ -4881,12 +4840,12 @@
       <w:pPr>
         <w:pStyle w:val="Nadpis1"/>
       </w:pPr>
-      <w:bookmarkStart w:id="19" w:name="_Toc224339014"/>
+      <w:bookmarkStart w:id="17" w:name="_Toc224339014"/>
       <w:r>
         <w:lastRenderedPageBreak/>
         <w:t>Praktická část (Implementace aplikace)</w:t>
       </w:r>
-      <w:bookmarkEnd w:id="19"/>
+      <w:bookmarkEnd w:id="17"/>
     </w:p>
     <w:p>
       <w:pPr>
@@ -4909,7 +4868,7 @@
       <w:pPr>
         <w:pStyle w:val="Nadpis2"/>
       </w:pPr>
-      <w:bookmarkStart w:id="20" w:name="_Toc224339015"/>
+      <w:bookmarkStart w:id="18" w:name="_Toc224339015"/>
       <w:r>
         <w:t>Požadavky a nastavení serveru (</w:t>
       </w:r>
@@ -4921,7 +4880,7 @@
       <w:r>
         <w:t xml:space="preserve"> / IIS)</w:t>
       </w:r>
-      <w:bookmarkEnd w:id="20"/>
+      <w:bookmarkEnd w:id="18"/>
     </w:p>
     <w:p>
       <w:pPr>
@@ -5090,31 +5049,18 @@
                                 <w:lang w:eastAsia="en-US"/>
                               </w:rPr>
                             </w:pPr>
-                            <w:bookmarkStart w:id="21" w:name="_Toc224337735"/>
+                            <w:bookmarkStart w:id="19" w:name="_Toc224337735"/>
                             <w:r>
                               <w:t xml:space="preserve">Obrázek </w:t>
                             </w:r>
-                            <w:r>
-                              <w:fldChar w:fldCharType="begin"/>
-                            </w:r>
-                            <w:r>
-                              <w:instrText xml:space="preserve"> SEQ Obrázek \* ARABIC </w:instrText>
-                            </w:r>
-                            <w:r>
-                              <w:fldChar w:fldCharType="separate"/>
-                            </w:r>
-                            <w:r>
-                              <w:rPr>
-                                <w:noProof/>
-                              </w:rPr>
-                              <w:t>2</w:t>
-                            </w:r>
-                            <w:r>
-                              <w:rPr>
-                                <w:noProof/>
-                              </w:rPr>
-                              <w:fldChar w:fldCharType="end"/>
-                            </w:r>
+                            <w:fldSimple w:instr=" SEQ Obrázek \* ARABIC ">
+                              <w:r>
+                                <w:rPr>
+                                  <w:noProof/>
+                                </w:rPr>
+                                <w:t>2</w:t>
+                              </w:r>
+                            </w:fldSimple>
                             <w:r>
                               <w:t xml:space="preserve"> Funkce IIS </w:t>
                             </w:r>
@@ -5125,7 +5071,7 @@
                                 </w:rPr>
                                 <w:t>(zdroj)</w:t>
                               </w:r>
-                              <w:bookmarkEnd w:id="21"/>
+                              <w:bookmarkEnd w:id="19"/>
                             </w:hyperlink>
                           </w:p>
                         </w:txbxContent>
@@ -5397,31 +5343,18 @@
                                 <w:szCs w:val="22"/>
                               </w:rPr>
                             </w:pPr>
-                            <w:bookmarkStart w:id="23" w:name="_Toc224337736"/>
+                            <w:bookmarkStart w:id="20" w:name="_Toc224337736"/>
                             <w:r>
                               <w:t xml:space="preserve">Obrázek </w:t>
                             </w:r>
-                            <w:r>
-                              <w:fldChar w:fldCharType="begin"/>
-                            </w:r>
-                            <w:r>
-                              <w:instrText xml:space="preserve"> SEQ Obrázek \* ARABIC </w:instrText>
-                            </w:r>
-                            <w:r>
-                              <w:fldChar w:fldCharType="separate"/>
-                            </w:r>
-                            <w:r>
-                              <w:rPr>
-                                <w:noProof/>
-                              </w:rPr>
-                              <w:t>3</w:t>
-                            </w:r>
-                            <w:r>
-                              <w:rPr>
-                                <w:noProof/>
-                              </w:rPr>
-                              <w:fldChar w:fldCharType="end"/>
-                            </w:r>
+                            <w:fldSimple w:instr=" SEQ Obrázek \* ARABIC ">
+                              <w:r>
+                                <w:rPr>
+                                  <w:noProof/>
+                                </w:rPr>
+                                <w:t>3</w:t>
+                              </w:r>
+                            </w:fldSimple>
                             <w:r>
                               <w:t xml:space="preserve"> Typy MIME WEBP </w:t>
                             </w:r>
@@ -5432,7 +5365,7 @@
                                 </w:rPr>
                                 <w:t>(zdroj)</w:t>
                               </w:r>
-                              <w:bookmarkEnd w:id="23"/>
+                              <w:bookmarkEnd w:id="20"/>
                             </w:hyperlink>
                           </w:p>
                         </w:txbxContent>
@@ -5626,12 +5559,12 @@
       <w:pPr>
         <w:pStyle w:val="Nadpis2"/>
       </w:pPr>
-      <w:bookmarkStart w:id="25" w:name="_Toc224339016"/>
+      <w:bookmarkStart w:id="21" w:name="_Toc224339016"/>
       <w:r>
         <w:lastRenderedPageBreak/>
         <w:t>Architektura projektu a inicializace</w:t>
       </w:r>
-      <w:bookmarkEnd w:id="25"/>
+      <w:bookmarkEnd w:id="21"/>
     </w:p>
     <w:p>
       <w:pPr>
@@ -5645,11 +5578,11 @@
       <w:pPr>
         <w:pStyle w:val="Nadpis3"/>
       </w:pPr>
-      <w:bookmarkStart w:id="26" w:name="_Toc224339017"/>
+      <w:bookmarkStart w:id="22" w:name="_Toc224339017"/>
       <w:r>
         <w:t>Struktura souborů</w:t>
       </w:r>
-      <w:bookmarkEnd w:id="26"/>
+      <w:bookmarkEnd w:id="22"/>
     </w:p>
     <w:p>
       <w:pPr>
@@ -5793,34 +5726,21 @@
                                 <w:szCs w:val="22"/>
                               </w:rPr>
                             </w:pPr>
-                            <w:bookmarkStart w:id="27" w:name="_Ref224336106"/>
-                            <w:bookmarkStart w:id="28" w:name="_Toc224337737"/>
-                            <w:bookmarkStart w:id="29" w:name="_Ref224336102"/>
+                            <w:bookmarkStart w:id="23" w:name="_Ref224336106"/>
+                            <w:bookmarkStart w:id="24" w:name="_Toc224337737"/>
+                            <w:bookmarkStart w:id="25" w:name="_Ref224336102"/>
                             <w:r>
                               <w:t xml:space="preserve">Obrázek </w:t>
                             </w:r>
-                            <w:r>
-                              <w:fldChar w:fldCharType="begin"/>
-                            </w:r>
-                            <w:r>
-                              <w:instrText xml:space="preserve"> SEQ Obrázek \* ARABIC </w:instrText>
-                            </w:r>
-                            <w:r>
-                              <w:fldChar w:fldCharType="separate"/>
-                            </w:r>
-                            <w:r>
-                              <w:rPr>
-                                <w:noProof/>
-                              </w:rPr>
-                              <w:t>4</w:t>
-                            </w:r>
-                            <w:r>
-                              <w:rPr>
-                                <w:noProof/>
-                              </w:rPr>
-                              <w:fldChar w:fldCharType="end"/>
-                            </w:r>
-                            <w:bookmarkEnd w:id="27"/>
+                            <w:fldSimple w:instr=" SEQ Obrázek \* ARABIC ">
+                              <w:r>
+                                <w:rPr>
+                                  <w:noProof/>
+                                </w:rPr>
+                                <w:t>4</w:t>
+                              </w:r>
+                            </w:fldSimple>
+                            <w:bookmarkEnd w:id="23"/>
                             <w:r>
                               <w:t xml:space="preserve"> </w:t>
                             </w:r>
@@ -5834,9 +5754,9 @@
                                 </w:rPr>
                                 <w:t>(zdroj)</w:t>
                               </w:r>
-                              <w:bookmarkEnd w:id="28"/>
+                              <w:bookmarkEnd w:id="24"/>
                             </w:hyperlink>
-                            <w:bookmarkEnd w:id="29"/>
+                            <w:bookmarkEnd w:id="25"/>
                           </w:p>
                         </w:txbxContent>
                       </wps:txbx>
@@ -5953,7 +5873,7 @@
       <w:pPr>
         <w:pStyle w:val="Nadpis3"/>
       </w:pPr>
-      <w:bookmarkStart w:id="33" w:name="_Toc224339018"/>
+      <w:bookmarkStart w:id="26" w:name="_Toc224339018"/>
       <w:r>
         <w:lastRenderedPageBreak/>
         <w:t xml:space="preserve">Integrace knihovny </w:t>
@@ -5962,7 +5882,7 @@
       <w:r>
         <w:t>St.PageFlip</w:t>
       </w:r>
-      <w:bookmarkEnd w:id="33"/>
+      <w:bookmarkEnd w:id="26"/>
       <w:proofErr w:type="spellEnd"/>
     </w:p>
     <w:p>
@@ -6114,11 +6034,11 @@
       <w:pPr>
         <w:pStyle w:val="Nadpis3"/>
       </w:pPr>
-      <w:bookmarkStart w:id="34" w:name="_Toc224339019"/>
+      <w:bookmarkStart w:id="27" w:name="_Toc224339019"/>
       <w:r>
         <w:t>Vstupní bod aplikace</w:t>
       </w:r>
-      <w:bookmarkEnd w:id="34"/>
+      <w:bookmarkEnd w:id="27"/>
     </w:p>
     <w:p>
       <w:pPr>
@@ -6164,15 +6084,15 @@
       <w:pPr>
         <w:pStyle w:val="Nadpis2"/>
       </w:pPr>
-      <w:bookmarkStart w:id="35" w:name="_Ref224331698"/>
-      <w:bookmarkStart w:id="36" w:name="_Ref224332176"/>
-      <w:bookmarkStart w:id="37" w:name="_Toc224339020"/>
+      <w:bookmarkStart w:id="28" w:name="_Ref224331698"/>
+      <w:bookmarkStart w:id="29" w:name="_Ref224332176"/>
+      <w:bookmarkStart w:id="30" w:name="_Toc224339020"/>
       <w:r>
         <w:t>Asynchronní načítání a zpracování obsahu (Jádro programu)</w:t>
       </w:r>
-      <w:bookmarkEnd w:id="35"/>
-      <w:bookmarkEnd w:id="36"/>
-      <w:bookmarkEnd w:id="37"/>
+      <w:bookmarkEnd w:id="28"/>
+      <w:bookmarkEnd w:id="29"/>
+      <w:bookmarkEnd w:id="30"/>
     </w:p>
     <w:p>
       <w:pPr>
@@ -6211,12 +6131,12 @@
       <w:pPr>
         <w:pStyle w:val="Nadpis3"/>
       </w:pPr>
-      <w:bookmarkStart w:id="38" w:name="_Toc224339021"/>
+      <w:bookmarkStart w:id="31" w:name="_Toc224339021"/>
       <w:r>
         <w:lastRenderedPageBreak/>
         <w:t>Extrakce dat ze serveru</w:t>
       </w:r>
-      <w:bookmarkEnd w:id="38"/>
+      <w:bookmarkEnd w:id="31"/>
     </w:p>
     <w:p>
       <w:pPr>
@@ -6332,31 +6252,18 @@
                                 <w:szCs w:val="22"/>
                               </w:rPr>
                             </w:pPr>
-                            <w:bookmarkStart w:id="39" w:name="_Toc224337738"/>
+                            <w:bookmarkStart w:id="32" w:name="_Toc224337738"/>
                             <w:r>
                               <w:t xml:space="preserve">Obrázek </w:t>
                             </w:r>
-                            <w:r>
-                              <w:fldChar w:fldCharType="begin"/>
-                            </w:r>
-                            <w:r>
-                              <w:instrText xml:space="preserve"> SEQ Obrázek \* ARABIC </w:instrText>
-                            </w:r>
-                            <w:r>
-                              <w:fldChar w:fldCharType="separate"/>
-                            </w:r>
-                            <w:r>
-                              <w:rPr>
-                                <w:noProof/>
-                              </w:rPr>
-                              <w:t>5</w:t>
-                            </w:r>
-                            <w:r>
-                              <w:rPr>
-                                <w:noProof/>
-                              </w:rPr>
-                              <w:fldChar w:fldCharType="end"/>
-                            </w:r>
+                            <w:fldSimple w:instr=" SEQ Obrázek \* ARABIC ">
+                              <w:r>
+                                <w:rPr>
+                                  <w:noProof/>
+                                </w:rPr>
+                                <w:t>5</w:t>
+                              </w:r>
+                            </w:fldSimple>
                             <w:r>
                               <w:t xml:space="preserve"> Jádro aplikace </w:t>
                             </w:r>
@@ -6367,7 +6274,7 @@
                                 </w:rPr>
                                 <w:t>(zdroj)</w:t>
                               </w:r>
-                              <w:bookmarkEnd w:id="39"/>
+                              <w:bookmarkEnd w:id="32"/>
                             </w:hyperlink>
                           </w:p>
                         </w:txbxContent>
@@ -6507,11 +6414,11 @@
       <w:pPr>
         <w:pStyle w:val="Nadpis3"/>
       </w:pPr>
-      <w:bookmarkStart w:id="41" w:name="_Toc224339022"/>
+      <w:bookmarkStart w:id="33" w:name="_Toc224339022"/>
       <w:r>
         <w:t>Filtrace pomocí regulárních výrazů</w:t>
       </w:r>
-      <w:bookmarkEnd w:id="41"/>
+      <w:bookmarkEnd w:id="33"/>
     </w:p>
     <w:p>
       <w:pPr>
@@ -6558,11 +6465,11 @@
       <w:pPr>
         <w:pStyle w:val="Nadpis3"/>
       </w:pPr>
-      <w:bookmarkStart w:id="42" w:name="_Toc224339023"/>
+      <w:bookmarkStart w:id="34" w:name="_Toc224339023"/>
       <w:r>
         <w:t>Algoritmus numerického řazení</w:t>
       </w:r>
-      <w:bookmarkEnd w:id="42"/>
+      <w:bookmarkEnd w:id="34"/>
     </w:p>
     <w:p>
       <w:pPr>
@@ -6635,31 +6542,18 @@
                                 <w:szCs w:val="22"/>
                               </w:rPr>
                             </w:pPr>
-                            <w:bookmarkStart w:id="43" w:name="_Toc224337739"/>
+                            <w:bookmarkStart w:id="35" w:name="_Toc224337739"/>
                             <w:r>
                               <w:t xml:space="preserve">Obrázek </w:t>
                             </w:r>
-                            <w:r>
-                              <w:fldChar w:fldCharType="begin"/>
-                            </w:r>
-                            <w:r>
-                              <w:instrText xml:space="preserve"> SEQ Obrázek \* ARABIC </w:instrText>
-                            </w:r>
-                            <w:r>
-                              <w:fldChar w:fldCharType="separate"/>
-                            </w:r>
-                            <w:r>
-                              <w:rPr>
-                                <w:noProof/>
-                              </w:rPr>
-                              <w:t>6</w:t>
-                            </w:r>
-                            <w:r>
-                              <w:rPr>
-                                <w:noProof/>
-                              </w:rPr>
-                              <w:fldChar w:fldCharType="end"/>
-                            </w:r>
+                            <w:fldSimple w:instr=" SEQ Obrázek \* ARABIC ">
+                              <w:r>
+                                <w:rPr>
+                                  <w:noProof/>
+                                </w:rPr>
+                                <w:t>6</w:t>
+                              </w:r>
+                            </w:fldSimple>
                             <w:r>
                               <w:t xml:space="preserve"> </w:t>
                             </w:r>
@@ -6676,7 +6570,7 @@
                                 </w:rPr>
                                 <w:t>(zdroj)</w:t>
                               </w:r>
-                              <w:bookmarkEnd w:id="43"/>
+                              <w:bookmarkEnd w:id="35"/>
                             </w:hyperlink>
                           </w:p>
                         </w:txbxContent>
@@ -6865,7 +6759,7 @@
       <w:pPr>
         <w:pStyle w:val="Nadpis2"/>
       </w:pPr>
-      <w:bookmarkStart w:id="45" w:name="_Toc224339024"/>
+      <w:bookmarkStart w:id="36" w:name="_Toc224339024"/>
       <w:r>
         <w:t xml:space="preserve">Prevence rozbití layoutu a auto-korekce (HTML5 </w:t>
       </w:r>
@@ -6877,7 +6771,7 @@
       <w:r>
         <w:t>)</w:t>
       </w:r>
-      <w:bookmarkEnd w:id="45"/>
+      <w:bookmarkEnd w:id="36"/>
     </w:p>
     <w:p>
       <w:pPr>
@@ -6899,11 +6793,11 @@
       <w:pPr>
         <w:pStyle w:val="Nadpis3"/>
       </w:pPr>
-      <w:bookmarkStart w:id="46" w:name="_Toc224339025"/>
+      <w:bookmarkStart w:id="37" w:name="_Toc224339025"/>
       <w:r>
         <w:t>Detekce parity vstupních dat</w:t>
       </w:r>
-      <w:bookmarkEnd w:id="46"/>
+      <w:bookmarkEnd w:id="37"/>
     </w:p>
     <w:p>
       <w:pPr>
@@ -6963,11 +6857,11 @@
       <w:pPr>
         <w:pStyle w:val="Nadpis3"/>
       </w:pPr>
-      <w:bookmarkStart w:id="47" w:name="_Toc224339026"/>
+      <w:bookmarkStart w:id="38" w:name="_Toc224339026"/>
       <w:r>
         <w:t>Dynamické generování varovné stránky</w:t>
       </w:r>
-      <w:bookmarkEnd w:id="47"/>
+      <w:bookmarkEnd w:id="38"/>
     </w:p>
     <w:p>
       <w:pPr>
@@ -7056,15 +6950,7 @@
       </w:r>
       <w:proofErr w:type="spellEnd"/>
       <w:r>
-        <w:t>('</w:t>
-      </w:r>
-      <w:proofErr w:type="gramStart"/>
-      <w:r>
-        <w:t>2d</w:t>
-      </w:r>
-      <w:proofErr w:type="gramEnd"/>
-      <w:r>
-        <w:t>') je plátno překresleno světle červenou barvou pozadí (#ffeded), která vizuálně indikuje nestandardní stav.</w:t>
+        <w:t>('2d') je plátno překresleno světle červenou barvou pozadí (#ffeded), která vizuálně indikuje nestandardní stav.</w:t>
       </w:r>
     </w:p>
     <w:p>
@@ -7193,41 +7079,23 @@
                                 <w:lang w:eastAsia="en-US"/>
                               </w:rPr>
                             </w:pPr>
-                            <w:bookmarkStart w:id="48" w:name="_Toc224337740"/>
+                            <w:bookmarkStart w:id="39" w:name="_Toc224337740"/>
                             <w:r>
                               <w:t xml:space="preserve">Obrázek </w:t>
                             </w:r>
-                            <w:r>
-                              <w:fldChar w:fldCharType="begin"/>
-                            </w:r>
-                            <w:r>
-                              <w:instrText xml:space="preserve"> SEQ Obrázek \* ARABIC </w:instrText>
-                            </w:r>
-                            <w:r>
-                              <w:fldChar w:fldCharType="separate"/>
-                            </w:r>
-                            <w:r>
-                              <w:rPr>
-                                <w:noProof/>
-                              </w:rPr>
-                              <w:t>7</w:t>
-                            </w:r>
-                            <w:r>
-                              <w:rPr>
-                                <w:noProof/>
-                              </w:rPr>
-                              <w:fldChar w:fldCharType="end"/>
-                            </w:r>
+                            <w:fldSimple w:instr=" SEQ Obrázek \* ARABIC ">
+                              <w:r>
+                                <w:rPr>
+                                  <w:noProof/>
+                                </w:rPr>
+                                <w:t>7</w:t>
+                              </w:r>
+                            </w:fldSimple>
                             <w:r>
                               <w:t xml:space="preserve"> </w:t>
                             </w:r>
-                            <w:proofErr w:type="spellStart"/>
                             <w:r>
-                              <w:t>Canvas</w:t>
-                            </w:r>
-                            <w:proofErr w:type="spellEnd"/>
-                            <w:r>
-                              <w:t xml:space="preserve"> </w:t>
+                              <w:t xml:space="preserve">Canvas </w:t>
                             </w:r>
                             <w:hyperlink r:id="rId39" w:history="1">
                               <w:r>
@@ -7236,7 +7104,7 @@
                                 </w:rPr>
                                 <w:t>(zdroj)</w:t>
                               </w:r>
-                              <w:bookmarkEnd w:id="48"/>
+                              <w:bookmarkEnd w:id="39"/>
                             </w:hyperlink>
                           </w:p>
                         </w:txbxContent>
@@ -7344,12 +7212,12 @@
       <w:pPr>
         <w:pStyle w:val="Nadpis3"/>
       </w:pPr>
-      <w:bookmarkStart w:id="50" w:name="_Toc224339027"/>
+      <w:bookmarkStart w:id="40" w:name="_Toc224339027"/>
       <w:r>
         <w:lastRenderedPageBreak/>
         <w:t>Konverze do datového URI formátu</w:t>
       </w:r>
-      <w:bookmarkEnd w:id="50"/>
+      <w:bookmarkEnd w:id="40"/>
     </w:p>
     <w:p>
       <w:pPr>
@@ -7414,11 +7282,11 @@
       <w:pPr>
         <w:pStyle w:val="Nadpis2"/>
       </w:pPr>
-      <w:bookmarkStart w:id="51" w:name="_Toc224339028"/>
+      <w:bookmarkStart w:id="41" w:name="_Toc224339028"/>
       <w:r>
         <w:t>Tvorba responzivního rozvržení a 3D efektů</w:t>
       </w:r>
-      <w:bookmarkEnd w:id="51"/>
+      <w:bookmarkEnd w:id="41"/>
     </w:p>
     <w:p>
       <w:pPr>
@@ -7462,11 +7330,11 @@
       <w:pPr>
         <w:pStyle w:val="Nadpis3"/>
       </w:pPr>
-      <w:bookmarkStart w:id="52" w:name="_Toc224339029"/>
+      <w:bookmarkStart w:id="42" w:name="_Toc224339029"/>
       <w:r>
         <w:t>Chytrý zámek proporcí (Nativní responzivita)</w:t>
       </w:r>
-      <w:bookmarkEnd w:id="52"/>
+      <w:bookmarkEnd w:id="42"/>
     </w:p>
     <w:p>
       <w:pPr>
@@ -7658,33 +7526,20 @@
                                 <w:szCs w:val="22"/>
                               </w:rPr>
                             </w:pPr>
-                            <w:bookmarkStart w:id="53" w:name="_Ref224330792"/>
-                            <w:bookmarkStart w:id="54" w:name="_Toc224337741"/>
+                            <w:bookmarkStart w:id="43" w:name="_Ref224330792"/>
+                            <w:bookmarkStart w:id="44" w:name="_Toc224337741"/>
                             <w:r>
                               <w:t xml:space="preserve">Obrázek </w:t>
                             </w:r>
-                            <w:r>
-                              <w:fldChar w:fldCharType="begin"/>
-                            </w:r>
-                            <w:r>
-                              <w:instrText xml:space="preserve"> SEQ Obrázek \* ARABIC </w:instrText>
-                            </w:r>
-                            <w:r>
-                              <w:fldChar w:fldCharType="separate"/>
-                            </w:r>
-                            <w:r>
-                              <w:rPr>
-                                <w:noProof/>
-                              </w:rPr>
-                              <w:t>8</w:t>
-                            </w:r>
-                            <w:r>
-                              <w:rPr>
-                                <w:noProof/>
-                              </w:rPr>
-                              <w:fldChar w:fldCharType="end"/>
-                            </w:r>
-                            <w:bookmarkEnd w:id="53"/>
+                            <w:fldSimple w:instr=" SEQ Obrázek \* ARABIC ">
+                              <w:r>
+                                <w:rPr>
+                                  <w:noProof/>
+                                </w:rPr>
+                                <w:t>8</w:t>
+                              </w:r>
+                            </w:fldSimple>
+                            <w:bookmarkEnd w:id="43"/>
                             <w:r>
                               <w:t xml:space="preserve"> Responzivita na zařízeních</w:t>
                             </w:r>
@@ -7698,7 +7553,7 @@
                                 </w:rPr>
                                 <w:t>(zdroj)</w:t>
                               </w:r>
-                              <w:bookmarkEnd w:id="54"/>
+                              <w:bookmarkEnd w:id="44"/>
                             </w:hyperlink>
                           </w:p>
                         </w:txbxContent>
@@ -7854,11 +7709,11 @@
       <w:pPr>
         <w:pStyle w:val="Nadpis3"/>
       </w:pPr>
-      <w:bookmarkStart w:id="57" w:name="_Toc224339030"/>
+      <w:bookmarkStart w:id="45" w:name="_Toc224339030"/>
       <w:r>
         <w:t>Vizuální hloubka a stínování stránek (3D efekty)</w:t>
       </w:r>
-      <w:bookmarkEnd w:id="57"/>
+      <w:bookmarkEnd w:id="45"/>
     </w:p>
     <w:p>
       <w:pPr>
@@ -7929,15 +7784,7 @@
       </w:r>
       <w:proofErr w:type="spellEnd"/>
       <w:r>
-        <w:t xml:space="preserve">(0, 0, 0, 0.4), což představuje černou barvu se </w:t>
-      </w:r>
-      <w:proofErr w:type="gramStart"/>
-      <w:r>
-        <w:t>40%</w:t>
-      </w:r>
-      <w:proofErr w:type="gramEnd"/>
-      <w:r>
-        <w:t xml:space="preserve"> průhledností. Díky tomu vzniká realistický gradient, který simuluje přirozené zastínění v místě ohybu papíru (viz </w:t>
+        <w:t xml:space="preserve">(0, 0, 0, 0.4), což představuje černou barvu se 40% průhledností. Díky tomu vzniká realistický gradient, který simuluje přirozené zastínění v místě ohybu papíru (viz </w:t>
       </w:r>
       <w:r>
         <w:fldChar w:fldCharType="begin"/>
@@ -8126,7 +7973,7 @@
       <w:pPr>
         <w:pStyle w:val="Nadpis3"/>
       </w:pPr>
-      <w:bookmarkStart w:id="58" w:name="_Toc224339031"/>
+      <w:bookmarkStart w:id="46" w:name="_Toc224339031"/>
       <w:r>
         <w:t>Indikace načítání obsahu (</w:t>
       </w:r>
@@ -8138,7 +7985,7 @@
       <w:r>
         <w:t>)</w:t>
       </w:r>
-      <w:bookmarkEnd w:id="58"/>
+      <w:bookmarkEnd w:id="46"/>
     </w:p>
     <w:p>
       <w:pPr>
@@ -8288,13 +8135,13 @@
       <w:pPr>
         <w:pStyle w:val="Nadpis2"/>
       </w:pPr>
-      <w:bookmarkStart w:id="59" w:name="_Ref224336792"/>
-      <w:bookmarkStart w:id="60" w:name="_Toc224339032"/>
+      <w:bookmarkStart w:id="47" w:name="_Ref224336792"/>
+      <w:bookmarkStart w:id="48" w:name="_Toc224339032"/>
       <w:r>
         <w:t>Uživatelské rozhraní a interaktivní prvky</w:t>
       </w:r>
-      <w:bookmarkEnd w:id="59"/>
-      <w:bookmarkEnd w:id="60"/>
+      <w:bookmarkEnd w:id="47"/>
+      <w:bookmarkEnd w:id="48"/>
     </w:p>
     <w:p>
       <w:pPr>
@@ -8308,11 +8155,11 @@
       <w:pPr>
         <w:pStyle w:val="Nadpis3"/>
       </w:pPr>
-      <w:bookmarkStart w:id="61" w:name="_Toc224339033"/>
+      <w:bookmarkStart w:id="49" w:name="_Toc224339033"/>
       <w:r>
         <w:t>Globální správa stavu a dynamické stínování</w:t>
       </w:r>
-      <w:bookmarkEnd w:id="61"/>
+      <w:bookmarkEnd w:id="49"/>
     </w:p>
     <w:p>
       <w:pPr>
@@ -8455,31 +8302,18 @@
                                 <w:szCs w:val="22"/>
                               </w:rPr>
                             </w:pPr>
-                            <w:bookmarkStart w:id="62" w:name="_Toc224337742"/>
+                            <w:bookmarkStart w:id="50" w:name="_Toc224337742"/>
                             <w:r>
                               <w:t xml:space="preserve">Obrázek </w:t>
                             </w:r>
-                            <w:r>
-                              <w:fldChar w:fldCharType="begin"/>
-                            </w:r>
-                            <w:r>
-                              <w:instrText xml:space="preserve"> SEQ Obrázek \* ARABIC </w:instrText>
-                            </w:r>
-                            <w:r>
-                              <w:fldChar w:fldCharType="separate"/>
-                            </w:r>
-                            <w:r>
-                              <w:rPr>
-                                <w:noProof/>
-                              </w:rPr>
-                              <w:t>9</w:t>
-                            </w:r>
-                            <w:r>
-                              <w:rPr>
-                                <w:noProof/>
-                              </w:rPr>
-                              <w:fldChar w:fldCharType="end"/>
-                            </w:r>
+                            <w:fldSimple w:instr=" SEQ Obrázek \* ARABIC ">
+                              <w:r>
+                                <w:rPr>
+                                  <w:noProof/>
+                                </w:rPr>
+                                <w:t>9</w:t>
+                              </w:r>
+                            </w:fldSimple>
                             <w:r>
                               <w:t xml:space="preserve"> Ovládací panel</w:t>
                             </w:r>
@@ -8493,7 +8327,7 @@
                                 </w:rPr>
                                 <w:t>(zdroj)</w:t>
                               </w:r>
-                              <w:bookmarkEnd w:id="62"/>
+                              <w:bookmarkEnd w:id="50"/>
                             </w:hyperlink>
                           </w:p>
                         </w:txbxContent>
@@ -8656,11 +8490,11 @@
       <w:pPr>
         <w:pStyle w:val="Nadpis3"/>
       </w:pPr>
-      <w:bookmarkStart w:id="64" w:name="_Toc224339034"/>
+      <w:bookmarkStart w:id="51" w:name="_Toc224339034"/>
       <w:r>
         <w:t>Implementace tmavého režimu a funkce přiblížení</w:t>
       </w:r>
-      <w:bookmarkEnd w:id="64"/>
+      <w:bookmarkEnd w:id="51"/>
     </w:p>
     <w:p>
       <w:pPr>
@@ -8732,7 +8566,7 @@
       <w:pPr>
         <w:pStyle w:val="Nadpis3"/>
       </w:pPr>
-      <w:bookmarkStart w:id="65" w:name="_Toc224339035"/>
+      <w:bookmarkStart w:id="52" w:name="_Toc224339035"/>
       <w:r>
         <w:t>Dynamický indikátor průběhu (</w:t>
       </w:r>
@@ -8744,7 +8578,7 @@
       <w:r>
         <w:t xml:space="preserve"> Bar)</w:t>
       </w:r>
-      <w:bookmarkEnd w:id="65"/>
+      <w:bookmarkEnd w:id="52"/>
     </w:p>
     <w:p>
       <w:pPr>
@@ -8816,41 +8650,23 @@
                                 <w:szCs w:val="22"/>
                               </w:rPr>
                             </w:pPr>
-                            <w:bookmarkStart w:id="66" w:name="_Toc224337743"/>
+                            <w:bookmarkStart w:id="53" w:name="_Toc224337743"/>
                             <w:r>
                               <w:t xml:space="preserve">Obrázek </w:t>
                             </w:r>
-                            <w:r>
-                              <w:fldChar w:fldCharType="begin"/>
-                            </w:r>
-                            <w:r>
-                              <w:instrText xml:space="preserve"> SEQ Obrázek \* ARABIC </w:instrText>
-                            </w:r>
-                            <w:r>
-                              <w:fldChar w:fldCharType="separate"/>
-                            </w:r>
-                            <w:r>
-                              <w:rPr>
-                                <w:noProof/>
-                              </w:rPr>
-                              <w:t>10</w:t>
-                            </w:r>
-                            <w:r>
-                              <w:rPr>
-                                <w:noProof/>
-                              </w:rPr>
-                              <w:fldChar w:fldCharType="end"/>
-                            </w:r>
+                            <w:fldSimple w:instr=" SEQ Obrázek \* ARABIC ">
+                              <w:r>
+                                <w:rPr>
+                                  <w:noProof/>
+                                </w:rPr>
+                                <w:t>10</w:t>
+                              </w:r>
+                            </w:fldSimple>
                             <w:r>
                               <w:t xml:space="preserve"> </w:t>
                             </w:r>
-                            <w:proofErr w:type="spellStart"/>
                             <w:r>
-                              <w:t>Progress</w:t>
-                            </w:r>
-                            <w:proofErr w:type="spellEnd"/>
-                            <w:r>
-                              <w:t xml:space="preserve"> bar</w:t>
+                              <w:t>Progress bar</w:t>
                             </w:r>
                             <w:r>
                               <w:t xml:space="preserve"> </w:t>
@@ -8862,7 +8678,7 @@
                                 </w:rPr>
                                 <w:t>(zdroj)</w:t>
                               </w:r>
-                              <w:bookmarkEnd w:id="66"/>
+                              <w:bookmarkEnd w:id="53"/>
                             </w:hyperlink>
                           </w:p>
                         </w:txbxContent>
@@ -9053,11 +8869,11 @@
       <w:pPr>
         <w:pStyle w:val="Nadpis3"/>
       </w:pPr>
-      <w:bookmarkStart w:id="68" w:name="_Toc224339036"/>
+      <w:bookmarkStart w:id="54" w:name="_Toc224339036"/>
       <w:r>
         <w:t>Interaktivita a audio systém</w:t>
       </w:r>
-      <w:bookmarkEnd w:id="68"/>
+      <w:bookmarkEnd w:id="54"/>
     </w:p>
     <w:p>
       <w:pPr>
@@ -9185,12 +9001,12 @@
       <w:pPr>
         <w:pStyle w:val="Nadpis1"/>
       </w:pPr>
-      <w:bookmarkStart w:id="69" w:name="_Toc224339037"/>
+      <w:bookmarkStart w:id="55" w:name="_Toc224339037"/>
       <w:r>
         <w:lastRenderedPageBreak/>
         <w:t>Závěr</w:t>
       </w:r>
-      <w:bookmarkEnd w:id="69"/>
+      <w:bookmarkEnd w:id="55"/>
     </w:p>
     <w:p>
       <w:pPr>
@@ -9290,14 +9106,14 @@
       <w:pPr>
         <w:pStyle w:val="Nadpis1"/>
       </w:pPr>
-      <w:bookmarkStart w:id="70" w:name="_Toc224339038"/>
-      <w:bookmarkStart w:id="71" w:name="_Použité_zdroje"/>
-      <w:bookmarkEnd w:id="71"/>
+      <w:bookmarkStart w:id="56" w:name="_Použité_zdroje"/>
+      <w:bookmarkStart w:id="57" w:name="_Toc224339038"/>
+      <w:bookmarkEnd w:id="56"/>
       <w:r>
         <w:lastRenderedPageBreak/>
         <w:t>Použité zdroje</w:t>
       </w:r>
-      <w:bookmarkEnd w:id="70"/>
+      <w:bookmarkEnd w:id="57"/>
     </w:p>
     <w:p>
       <w:pPr>
@@ -9339,19 +9155,7 @@
           <w:rPr>
             <w:rStyle w:val="Hypertextovodkaz"/>
           </w:rPr>
-          <w:t>https://w</w:t>
-        </w:r>
-        <w:r>
-          <w:rPr>
-            <w:rStyle w:val="Hypertextovodkaz"/>
-          </w:rPr>
-          <w:t>w</w:t>
-        </w:r>
-        <w:r>
-          <w:rPr>
-            <w:rStyle w:val="Hypertextovodkaz"/>
-          </w:rPr>
-          <w:t>w.interval.cz/clanky/rychly-pruvodce-pokrocilym-javascriptem/</w:t>
+          <w:t>https://www.interval.cz/clanky/rychly-pruvodce-pokrocilym-javascriptem/</w:t>
         </w:r>
       </w:hyperlink>
       <w:r>
@@ -9514,19 +9318,7 @@
           <w:rPr>
             <w:rStyle w:val="Hypertextovodkaz"/>
           </w:rPr>
-          <w:t>https://www</w:t>
-        </w:r>
-        <w:r>
-          <w:rPr>
-            <w:rStyle w:val="Hypertextovodkaz"/>
-          </w:rPr>
-          <w:t>.</w:t>
-        </w:r>
-        <w:r>
-          <w:rPr>
-            <w:rStyle w:val="Hypertextovodkaz"/>
-          </w:rPr>
-          <w:t>vzhurudolu.cz/</w:t>
+          <w:t>https://www.vzhurudolu.cz/</w:t>
         </w:r>
         <w:proofErr w:type="spellStart"/>
         <w:r>
@@ -9540,8 +9332,16 @@
           <w:rPr>
             <w:rStyle w:val="Hypertextovodkaz"/>
           </w:rPr>
-          <w:t>/css-promenne</w:t>
+          <w:t>/</w:t>
         </w:r>
+        <w:proofErr w:type="spellStart"/>
+        <w:r>
+          <w:rPr>
+            <w:rStyle w:val="Hypertextovodkaz"/>
+          </w:rPr>
+          <w:t>css-promenne</w:t>
+        </w:r>
+        <w:proofErr w:type="spellEnd"/>
       </w:hyperlink>
       <w:r>
         <w:t>. [cit. 2026-03-15].</w:t>
@@ -9572,7 +9372,25 @@
           <w:color w:val="EE0000"/>
           <w:szCs w:val="24"/>
         </w:rPr>
-        <w:t>K vytváření citací využívejte generátor na stránce www.citace.com</w:t>
+        <w:t xml:space="preserve">K vytváření citací využívejte generátor na stránce </w:t>
+      </w:r>
+      <w:hyperlink r:id="rId54" w:history="1">
+        <w:r>
+          <w:rPr>
+            <w:rStyle w:val="Hypertextovodkaz"/>
+            <w:rFonts w:eastAsia="Times New Roman" w:cs="Times New Roman"/>
+            <w:szCs w:val="24"/>
+          </w:rPr>
+          <w:t>www.citace.com</w:t>
+        </w:r>
+      </w:hyperlink>
+      <w:r>
+        <w:rPr>
+          <w:rFonts w:eastAsia="Times New Roman" w:cs="Times New Roman"/>
+          <w:color w:val="EE0000"/>
+          <w:szCs w:val="24"/>
+        </w:rPr>
+        <w:t xml:space="preserve"> </w:t>
       </w:r>
     </w:p>
     <w:p>
@@ -9592,12 +9410,12 @@
       <w:pPr>
         <w:pStyle w:val="Nadpis1"/>
       </w:pPr>
-      <w:bookmarkStart w:id="72" w:name="_Toc224339039"/>
+      <w:bookmarkStart w:id="58" w:name="_Toc224339039"/>
       <w:r>
         <w:lastRenderedPageBreak/>
         <w:t>Seznam použitých obrázků</w:t>
       </w:r>
-      <w:bookmarkEnd w:id="72"/>
+      <w:bookmarkEnd w:id="58"/>
     </w:p>
     <w:p>
       <w:pPr>
@@ -10346,12 +10164,12 @@
       <w:pPr>
         <w:pStyle w:val="Nadpis1"/>
       </w:pPr>
-      <w:bookmarkStart w:id="73" w:name="_Toc224339040"/>
+      <w:bookmarkStart w:id="59" w:name="_Toc224339040"/>
       <w:r>
         <w:lastRenderedPageBreak/>
         <w:t>Seznam použitých tabulek</w:t>
       </w:r>
-      <w:bookmarkEnd w:id="73"/>
+      <w:bookmarkEnd w:id="59"/>
     </w:p>
     <w:p>
       <w:pPr>
@@ -10375,12 +10193,12 @@
       <w:pPr>
         <w:pStyle w:val="Nadpis1"/>
       </w:pPr>
-      <w:bookmarkStart w:id="74" w:name="_Toc224339041"/>
+      <w:bookmarkStart w:id="60" w:name="_Toc224339041"/>
       <w:r>
         <w:lastRenderedPageBreak/>
         <w:t>Seznam příloh</w:t>
       </w:r>
-      <w:bookmarkEnd w:id="74"/>
+      <w:bookmarkEnd w:id="60"/>
     </w:p>
     <w:p>
       <w:pPr>
@@ -10716,7 +10534,7 @@
                     <pic:cNvPicPr/>
                   </pic:nvPicPr>
                   <pic:blipFill rotWithShape="1">
-                    <a:blip r:embed="rId54"/>
+                    <a:blip r:embed="rId55"/>
                     <a:srcRect r="78331"/>
                     <a:stretch/>
                   </pic:blipFill>
@@ -10844,7 +10662,7 @@
                     <pic:cNvPicPr/>
                   </pic:nvPicPr>
                   <pic:blipFill rotWithShape="1">
-                    <a:blip r:embed="rId55"/>
+                    <a:blip r:embed="rId56"/>
                     <a:srcRect t="1344"/>
                     <a:stretch/>
                   </pic:blipFill>
@@ -10893,9 +10711,9 @@
     </w:p>
     <w:p/>
     <w:sectPr>
-      <w:footerReference w:type="default" r:id="rId56"/>
-      <w:headerReference w:type="first" r:id="rId57"/>
-      <w:footerReference w:type="first" r:id="rId58"/>
+      <w:footerReference w:type="default" r:id="rId57"/>
+      <w:headerReference w:type="first" r:id="rId58"/>
+      <w:footerReference w:type="first" r:id="rId59"/>
       <w:pgSz w:w="11906" w:h="16838"/>
       <w:pgMar w:top="1418" w:right="1418" w:bottom="1418" w:left="1985" w:header="709" w:footer="709" w:gutter="0"/>
       <w:cols w:space="708"/>
@@ -11000,7 +10818,7 @@
             </wp:anchor>
           </w:drawing>
         </mc:Choice>
-        <mc:Fallback xmlns:dgm="http://schemas.openxmlformats.org/drawingml/2006/diagram" xmlns:lc="http://schemas.openxmlformats.org/drawingml/2006/lockedCanvas" xmlns:c="http://schemas.openxmlformats.org/drawingml/2006/chart" xmlns:pic="http://schemas.openxmlformats.org/drawingml/2006/picture" xmlns:a="http://schemas.openxmlformats.org/drawingml/2006/main" xmlns:sl="http://schemas.openxmlformats.org/schemaLibrary/2006/main">
+        <mc:Fallback xmlns:sl="http://schemas.openxmlformats.org/schemaLibrary/2006/main" xmlns:a="http://schemas.openxmlformats.org/drawingml/2006/main" xmlns:pic="http://schemas.openxmlformats.org/drawingml/2006/picture" xmlns:c="http://schemas.openxmlformats.org/drawingml/2006/chart" xmlns:lc="http://schemas.openxmlformats.org/drawingml/2006/lockedCanvas" xmlns:dgm="http://schemas.openxmlformats.org/drawingml/2006/diagram">
           <w:drawing>
             <wp:anchor distT="0" distB="0" distL="114300" distR="114300" simplePos="0" relativeHeight="0" behindDoc="0" locked="0" layoutInCell="1" hidden="0" allowOverlap="1" wp14:anchorId="4195B54A" wp14:editId="7777777">
               <wp:simplePos x="0" y="0"/>
@@ -11180,7 +10998,7 @@
             </wp:anchor>
           </w:drawing>
         </mc:Choice>
-        <mc:Fallback xmlns:dgm="http://schemas.openxmlformats.org/drawingml/2006/diagram" xmlns:lc="http://schemas.openxmlformats.org/drawingml/2006/lockedCanvas" xmlns:c="http://schemas.openxmlformats.org/drawingml/2006/chart" xmlns:pic="http://schemas.openxmlformats.org/drawingml/2006/picture" xmlns:a="http://schemas.openxmlformats.org/drawingml/2006/main" xmlns:sl="http://schemas.openxmlformats.org/schemaLibrary/2006/main">
+        <mc:Fallback xmlns:sl="http://schemas.openxmlformats.org/schemaLibrary/2006/main" xmlns:a="http://schemas.openxmlformats.org/drawingml/2006/main" xmlns:pic="http://schemas.openxmlformats.org/drawingml/2006/picture" xmlns:c="http://schemas.openxmlformats.org/drawingml/2006/chart" xmlns:lc="http://schemas.openxmlformats.org/drawingml/2006/lockedCanvas" xmlns:dgm="http://schemas.openxmlformats.org/drawingml/2006/diagram">
           <w:drawing>
             <wp:anchor distT="0" distB="0" distL="114300" distR="114300" simplePos="0" relativeHeight="0" behindDoc="0" locked="0" layoutInCell="1" hidden="0" allowOverlap="1" wp14:anchorId="3649967A" wp14:editId="7777777">
               <wp:simplePos x="0" y="0"/>
@@ -13206,6 +13024,7 @@
   <w:style w:type="character" w:default="1" w:styleId="Standardnpsmoodstavce">
     <w:name w:val="Default Paragraph Font"/>
     <w:uiPriority w:val="1"/>
+    <w:semiHidden/>
     <w:unhideWhenUsed/>
   </w:style>
   <w:style w:type="table" w:default="1" w:styleId="Normlntabulka">
@@ -13939,10 +13758,6 @@
 </file>
 
 <file path=customXml/item1.xml><?xml version="1.0" encoding="utf-8"?>
-<b:Sources xmlns:b="http://schemas.openxmlformats.org/officeDocument/2006/bibliography" xmlns="http://schemas.openxmlformats.org/officeDocument/2006/bibliography" SelectedStyle="\APASixthEditionOfficeOnline.xsl" StyleName="APA" Version="6"/>
-</file>
-
-<file path=customXml/item2.xml><?xml version="1.0" encoding="utf-8"?>
 <p:properties xmlns:p="http://schemas.microsoft.com/office/2006/metadata/properties" xmlns:xsi="http://www.w3.org/2001/XMLSchema-instance" xmlns:pc="http://schemas.microsoft.com/office/infopath/2007/PartnerControls">
   <documentManagement>
     <lcf76f155ced4ddcb4097134ff3c332f xmlns="153c4878-02f9-4396-b02a-fe3aa7d7971f">
@@ -13953,7 +13768,22 @@
 </p:properties>
 </file>
 
+<file path=customXml/item2.xml><?xml version="1.0" encoding="utf-8"?>
+<?mso-contentType ?>
+<FormTemplates xmlns="http://schemas.microsoft.com/sharepoint/v3/contenttype/forms">
+  <Display>DocumentLibraryForm</Display>
+  <Edit>DocumentLibraryForm</Edit>
+  <New>DocumentLibraryForm</New>
+</FormTemplates>
+</file>
+
 <file path=customXml/item3.xml><?xml version="1.0" encoding="utf-8"?>
+<go:gDocsCustomXmlDataStorage xmlns:go="http://customooxmlschemas.google.com/" xmlns:r="http://schemas.openxmlformats.org/officeDocument/2006/relationships">
+  <go:docsCustomData xmlns:go="http://customooxmlschemas.google.com/" roundtripDataSignature="AMtx7mgSvDgPSHVFxfm9RyBnKCp5mBi6Kg==">AMUW2mUAXxm/iwnIWp21dLbuE1NvsqsE/wZ2gLAfJg4hTt/LetORzbqOHpyWxDCuyj6q/vPem6kRmtFjtS66h+e8CVLaSFGHKcy4yInI88NjWxTUGVH5res=</go:docsCustomData>
+</go:gDocsCustomXmlDataStorage>
+</file>
+
+<file path=customXml/item4.xml><?xml version="1.0" encoding="utf-8"?>
 <ct:contentTypeSchema xmlns:ct="http://schemas.microsoft.com/office/2006/metadata/contentType" xmlns:ma="http://schemas.microsoft.com/office/2006/metadata/properties/metaAttributes" ct:_="" ma:_="" ma:contentTypeName="Dokument" ma:contentTypeID="0x0101006227F401CE2F6B4FB0D57F73826B3F6F" ma:contentTypeVersion="10" ma:contentTypeDescription="Vytvoří nový dokument" ma:contentTypeScope="" ma:versionID="3ec3b2623569d1a6649a918f4241153b">
   <xsd:schema xmlns:xsd="http://www.w3.org/2001/XMLSchema" xmlns:xs="http://www.w3.org/2001/XMLSchema" xmlns:p="http://schemas.microsoft.com/office/2006/metadata/properties" xmlns:ns2="153c4878-02f9-4396-b02a-fe3aa7d7971f" xmlns:ns3="25aa8985-1fc4-4e97-a914-b84ef2743878" targetNamespace="http://schemas.microsoft.com/office/2006/metadata/properties" ma:root="true" ma:fieldsID="c6bd61c7f288b42081d7b696096ba732" ns2:_="" ns3:_="">
     <xsd:import namespace="153c4878-02f9-4396-b02a-fe3aa7d7971f"/>
@@ -14142,30 +13972,11 @@
 </ct:contentTypeSchema>
 </file>
 
-<file path=customXml/item4.xml><?xml version="1.0" encoding="utf-8"?>
-<go:gDocsCustomXmlDataStorage xmlns:go="http://customooxmlschemas.google.com/" xmlns:r="http://schemas.openxmlformats.org/officeDocument/2006/relationships">
-  <go:docsCustomData xmlns:go="http://customooxmlschemas.google.com/" roundtripDataSignature="AMtx7mgSvDgPSHVFxfm9RyBnKCp5mBi6Kg==">AMUW2mUAXxm/iwnIWp21dLbuE1NvsqsE/wZ2gLAfJg4hTt/LetORzbqOHpyWxDCuyj6q/vPem6kRmtFjtS66h+e8CVLaSFGHKcy4yInI88NjWxTUGVH5res=</go:docsCustomData>
-</go:gDocsCustomXmlDataStorage>
-</file>
-
 <file path=customXml/item5.xml><?xml version="1.0" encoding="utf-8"?>
-<?mso-contentType ?>
-<FormTemplates xmlns="http://schemas.microsoft.com/sharepoint/v3/contenttype/forms">
-  <Display>DocumentLibraryForm</Display>
-  <Edit>DocumentLibraryForm</Edit>
-  <New>DocumentLibraryForm</New>
-</FormTemplates>
+<b:Sources xmlns:b="http://schemas.openxmlformats.org/officeDocument/2006/bibliography" xmlns="http://schemas.openxmlformats.org/officeDocument/2006/bibliography" SelectedStyle="\APASixthEditionOfficeOnline.xsl" StyleName="APA" Version="6"/>
 </file>
 
 <file path=customXml/itemProps1.xml><?xml version="1.0" encoding="utf-8"?>
-<ds:datastoreItem xmlns:ds="http://schemas.openxmlformats.org/officeDocument/2006/customXml" ds:itemID="{664C9CA2-DAAF-46E5-825C-EB5C7B5D07C9}">
-  <ds:schemaRefs>
-    <ds:schemaRef ds:uri="http://schemas.openxmlformats.org/officeDocument/2006/bibliography"/>
-  </ds:schemaRefs>
-</ds:datastoreItem>
-</file>
-
-<file path=customXml/itemProps2.xml><?xml version="1.0" encoding="utf-8"?>
 <ds:datastoreItem xmlns:ds="http://schemas.openxmlformats.org/officeDocument/2006/customXml" ds:itemID="{A5ADED93-EDE7-4288-9C20-7D2C55659F1B}">
   <ds:schemaRefs>
     <ds:schemaRef ds:uri="http://schemas.microsoft.com/office/2006/metadata/properties"/>
@@ -14176,7 +13987,24 @@
 </ds:datastoreItem>
 </file>
 
+<file path=customXml/itemProps2.xml><?xml version="1.0" encoding="utf-8"?>
+<ds:datastoreItem xmlns:ds="http://schemas.openxmlformats.org/officeDocument/2006/customXml" ds:itemID="{DA63FD6A-B099-43EC-8BDB-E8CCA6240E18}">
+  <ds:schemaRefs>
+    <ds:schemaRef ds:uri="http://schemas.microsoft.com/sharepoint/v3/contenttype/forms"/>
+  </ds:schemaRefs>
+</ds:datastoreItem>
+</file>
+
 <file path=customXml/itemProps3.xml><?xml version="1.0" encoding="utf-8"?>
+<ds:datastoreItem xmlns:ds="http://schemas.openxmlformats.org/officeDocument/2006/customXml" ds:itemID="{11111111-1234-1234-1234-123412341234}">
+  <ds:schemaRefs>
+    <ds:schemaRef ds:uri="http://customooxmlschemas.google.com/"/>
+    <ds:schemaRef ds:uri="http://schemas.openxmlformats.org/officeDocument/2006/relationships"/>
+  </ds:schemaRefs>
+</ds:datastoreItem>
+</file>
+
+<file path=customXml/itemProps4.xml><?xml version="1.0" encoding="utf-8"?>
 <ds:datastoreItem xmlns:ds="http://schemas.openxmlformats.org/officeDocument/2006/customXml" ds:itemID="{DB65BDAD-A59D-4FB1-AA15-B23EC2A6BB8D}">
   <ds:schemaRefs>
     <ds:schemaRef ds:uri="http://schemas.microsoft.com/office/2006/metadata/contentType"/>
@@ -14195,19 +14023,10 @@
 </ds:datastoreItem>
 </file>
 
-<file path=customXml/itemProps4.xml><?xml version="1.0" encoding="utf-8"?>
-<ds:datastoreItem xmlns:ds="http://schemas.openxmlformats.org/officeDocument/2006/customXml" ds:itemID="{11111111-1234-1234-1234-123412341234}">
+<file path=customXml/itemProps5.xml><?xml version="1.0" encoding="utf-8"?>
+<ds:datastoreItem xmlns:ds="http://schemas.openxmlformats.org/officeDocument/2006/customXml" ds:itemID="{664C9CA2-DAAF-46E5-825C-EB5C7B5D07C9}">
   <ds:schemaRefs>
-    <ds:schemaRef ds:uri="http://customooxmlschemas.google.com/"/>
-    <ds:schemaRef ds:uri="http://schemas.openxmlformats.org/officeDocument/2006/relationships"/>
-  </ds:schemaRefs>
-</ds:datastoreItem>
-</file>
-
-<file path=customXml/itemProps5.xml><?xml version="1.0" encoding="utf-8"?>
-<ds:datastoreItem xmlns:ds="http://schemas.openxmlformats.org/officeDocument/2006/customXml" ds:itemID="{DA63FD6A-B099-43EC-8BDB-E8CCA6240E18}">
-  <ds:schemaRefs>
-    <ds:schemaRef ds:uri="http://schemas.microsoft.com/sharepoint/v3/contenttype/forms"/>
+    <ds:schemaRef ds:uri="http://schemas.openxmlformats.org/officeDocument/2006/bibliography"/>
   </ds:schemaRefs>
 </ds:datastoreItem>
 </file>
--- a/milisdorfer_maturitni_prace_elektronicky_letak_program.docx
+++ b/milisdorfer_maturitni_prace_elektronicky_letak_program.docx
@@ -37,10 +37,10 @@
           <w:szCs w:val="28"/>
         </w:rPr>
         <w:drawing>
-          <wp:anchor distT="0" distB="0" distL="114300" distR="114300" simplePos="0" relativeHeight="251659264" behindDoc="0" locked="0" layoutInCell="1" allowOverlap="1" wp14:anchorId="4D5C6897" wp14:editId="19601F5F">
+          <wp:anchor distT="0" distB="0" distL="114300" distR="114300" simplePos="0" relativeHeight="251659264" behindDoc="0" locked="0" layoutInCell="1" allowOverlap="1" wp14:anchorId="4D5C6897" wp14:editId="1BF0E191">
             <wp:simplePos x="0" y="0"/>
             <wp:positionH relativeFrom="margin">
-              <wp:posOffset>1927860</wp:posOffset>
+              <wp:align>center</wp:align>
             </wp:positionH>
             <wp:positionV relativeFrom="paragraph">
               <wp:posOffset>765175</wp:posOffset>
@@ -4580,38 +4580,17 @@
                       <w:r>
                         <w:t xml:space="preserve">Obrázek </w:t>
                       </w:r>
-                      <w:r>
-                        <w:fldChar w:fldCharType="begin"/>
-                      </w:r>
-                      <w:r>
-                        <w:instrText xml:space="preserve"> SEQ Obrázek \* ARABIC </w:instrText>
-                      </w:r>
-                      <w:r>
-                        <w:fldChar w:fldCharType="separate"/>
-                      </w:r>
-                      <w:r>
-                        <w:rPr>
-                          <w:noProof/>
-                        </w:rPr>
-                        <w:t>1</w:t>
-                      </w:r>
-                      <w:r>
-                        <w:rPr>
-                          <w:noProof/>
-                        </w:rPr>
-                        <w:fldChar w:fldCharType="end"/>
-                      </w:r>
+                      <w:fldSimple w:instr=" SEQ Obrázek \* ARABIC ">
+                        <w:r>
+                          <w:rPr>
+                            <w:noProof/>
+                          </w:rPr>
+                          <w:t>1</w:t>
+                        </w:r>
+                      </w:fldSimple>
                       <w:bookmarkEnd w:id="12"/>
                       <w:r>
-                        <w:t xml:space="preserve"> </w:t>
-                      </w:r>
-                      <w:proofErr w:type="spellStart"/>
-                      <w:r>
-                        <w:t>RegEx</w:t>
-                      </w:r>
-                      <w:proofErr w:type="spellEnd"/>
-                      <w:r>
-                        <w:t xml:space="preserve"> </w:t>
+                        <w:t xml:space="preserve"> RegEx </w:t>
                       </w:r>
                       <w:hyperlink r:id="rId22" w:history="1">
                         <w:r>
@@ -4672,11 +4651,11 @@
       <w:pPr>
         <w:pStyle w:val="Nadpis2"/>
       </w:pPr>
-      <w:bookmarkStart w:id="12" w:name="_Toc224339012"/>
+      <w:bookmarkStart w:id="14" w:name="_Toc224339012"/>
       <w:r>
         <w:t>Asynchronní operace na webu</w:t>
       </w:r>
-      <w:bookmarkEnd w:id="12"/>
+      <w:bookmarkEnd w:id="14"/>
     </w:p>
     <w:p>
       <w:pPr>
@@ -4742,17 +4721,17 @@
       <w:pPr>
         <w:pStyle w:val="Nadpis2"/>
       </w:pPr>
-      <w:bookmarkStart w:id="13" w:name="_Ref224331596"/>
-      <w:bookmarkStart w:id="14" w:name="_Ref224331933"/>
-      <w:bookmarkStart w:id="15" w:name="_Ref224333398"/>
-      <w:bookmarkStart w:id="16" w:name="_Toc224339013"/>
+      <w:bookmarkStart w:id="15" w:name="_Ref224331596"/>
+      <w:bookmarkStart w:id="16" w:name="_Ref224331933"/>
+      <w:bookmarkStart w:id="17" w:name="_Ref224333398"/>
+      <w:bookmarkStart w:id="18" w:name="_Toc224339013"/>
       <w:r>
         <w:t>Zásady moderního UI/UX designu</w:t>
       </w:r>
-      <w:bookmarkEnd w:id="13"/>
-      <w:bookmarkEnd w:id="14"/>
       <w:bookmarkEnd w:id="15"/>
       <w:bookmarkEnd w:id="16"/>
+      <w:bookmarkEnd w:id="17"/>
+      <w:bookmarkEnd w:id="18"/>
     </w:p>
     <w:p>
       <w:pPr>
@@ -4840,12 +4819,12 @@
       <w:pPr>
         <w:pStyle w:val="Nadpis1"/>
       </w:pPr>
-      <w:bookmarkStart w:id="17" w:name="_Toc224339014"/>
+      <w:bookmarkStart w:id="19" w:name="_Toc224339014"/>
       <w:r>
         <w:lastRenderedPageBreak/>
         <w:t>Praktická část (Implementace aplikace)</w:t>
       </w:r>
-      <w:bookmarkEnd w:id="17"/>
+      <w:bookmarkEnd w:id="19"/>
     </w:p>
     <w:p>
       <w:pPr>
@@ -4868,7 +4847,7 @@
       <w:pPr>
         <w:pStyle w:val="Nadpis2"/>
       </w:pPr>
-      <w:bookmarkStart w:id="18" w:name="_Toc224339015"/>
+      <w:bookmarkStart w:id="20" w:name="_Toc224339015"/>
       <w:r>
         <w:t>Požadavky a nastavení serveru (</w:t>
       </w:r>
@@ -4880,7 +4859,7 @@
       <w:r>
         <w:t xml:space="preserve"> / IIS)</w:t>
       </w:r>
-      <w:bookmarkEnd w:id="18"/>
+      <w:bookmarkEnd w:id="20"/>
     </w:p>
     <w:p>
       <w:pPr>
@@ -5049,7 +5028,7 @@
                                 <w:lang w:eastAsia="en-US"/>
                               </w:rPr>
                             </w:pPr>
-                            <w:bookmarkStart w:id="19" w:name="_Toc224337735"/>
+                            <w:bookmarkStart w:id="21" w:name="_Toc224337735"/>
                             <w:r>
                               <w:t xml:space="preserve">Obrázek </w:t>
                             </w:r>
@@ -5071,7 +5050,7 @@
                                 </w:rPr>
                                 <w:t>(zdroj)</w:t>
                               </w:r>
-                              <w:bookmarkEnd w:id="19"/>
+                              <w:bookmarkEnd w:id="21"/>
                             </w:hyperlink>
                           </w:p>
                         </w:txbxContent>
@@ -5107,27 +5086,14 @@
                       <w:r>
                         <w:t xml:space="preserve">Obrázek </w:t>
                       </w:r>
-                      <w:r>
-                        <w:fldChar w:fldCharType="begin"/>
-                      </w:r>
-                      <w:r>
-                        <w:instrText xml:space="preserve"> SEQ Obrázek \* ARABIC </w:instrText>
-                      </w:r>
-                      <w:r>
-                        <w:fldChar w:fldCharType="separate"/>
-                      </w:r>
-                      <w:r>
-                        <w:rPr>
-                          <w:noProof/>
-                        </w:rPr>
-                        <w:t>2</w:t>
-                      </w:r>
-                      <w:r>
-                        <w:rPr>
-                          <w:noProof/>
-                        </w:rPr>
-                        <w:fldChar w:fldCharType="end"/>
-                      </w:r>
+                      <w:fldSimple w:instr=" SEQ Obrázek \* ARABIC ">
+                        <w:r>
+                          <w:rPr>
+                            <w:noProof/>
+                          </w:rPr>
+                          <w:t>2</w:t>
+                        </w:r>
+                      </w:fldSimple>
                       <w:r>
                         <w:t xml:space="preserve"> Funkce IIS </w:t>
                       </w:r>
@@ -5343,7 +5309,7 @@
                                 <w:szCs w:val="22"/>
                               </w:rPr>
                             </w:pPr>
-                            <w:bookmarkStart w:id="20" w:name="_Toc224337736"/>
+                            <w:bookmarkStart w:id="23" w:name="_Toc224337736"/>
                             <w:r>
                               <w:t xml:space="preserve">Obrázek </w:t>
                             </w:r>
@@ -5365,7 +5331,7 @@
                                 </w:rPr>
                                 <w:t>(zdroj)</w:t>
                               </w:r>
-                              <w:bookmarkEnd w:id="20"/>
+                              <w:bookmarkEnd w:id="23"/>
                             </w:hyperlink>
                           </w:p>
                         </w:txbxContent>
@@ -5399,27 +5365,14 @@
                       <w:r>
                         <w:t xml:space="preserve">Obrázek </w:t>
                       </w:r>
-                      <w:r>
-                        <w:fldChar w:fldCharType="begin"/>
-                      </w:r>
-                      <w:r>
-                        <w:instrText xml:space="preserve"> SEQ Obrázek \* ARABIC </w:instrText>
-                      </w:r>
-                      <w:r>
-                        <w:fldChar w:fldCharType="separate"/>
-                      </w:r>
-                      <w:r>
-                        <w:rPr>
-                          <w:noProof/>
-                        </w:rPr>
-                        <w:t>3</w:t>
-                      </w:r>
-                      <w:r>
-                        <w:rPr>
-                          <w:noProof/>
-                        </w:rPr>
-                        <w:fldChar w:fldCharType="end"/>
-                      </w:r>
+                      <w:fldSimple w:instr=" SEQ Obrázek \* ARABIC ">
+                        <w:r>
+                          <w:rPr>
+                            <w:noProof/>
+                          </w:rPr>
+                          <w:t>3</w:t>
+                        </w:r>
+                      </w:fldSimple>
                       <w:r>
                         <w:t xml:space="preserve"> Typy MIME WEBP </w:t>
                       </w:r>
@@ -5559,12 +5512,12 @@
       <w:pPr>
         <w:pStyle w:val="Nadpis2"/>
       </w:pPr>
-      <w:bookmarkStart w:id="21" w:name="_Toc224339016"/>
+      <w:bookmarkStart w:id="25" w:name="_Toc224339016"/>
       <w:r>
         <w:lastRenderedPageBreak/>
         <w:t>Architektura projektu a inicializace</w:t>
       </w:r>
-      <w:bookmarkEnd w:id="21"/>
+      <w:bookmarkEnd w:id="25"/>
     </w:p>
     <w:p>
       <w:pPr>
@@ -5578,11 +5531,11 @@
       <w:pPr>
         <w:pStyle w:val="Nadpis3"/>
       </w:pPr>
-      <w:bookmarkStart w:id="22" w:name="_Toc224339017"/>
+      <w:bookmarkStart w:id="26" w:name="_Toc224339017"/>
       <w:r>
         <w:t>Struktura souborů</w:t>
       </w:r>
-      <w:bookmarkEnd w:id="22"/>
+      <w:bookmarkEnd w:id="26"/>
     </w:p>
     <w:p>
       <w:pPr>
@@ -5726,9 +5679,9 @@
                                 <w:szCs w:val="22"/>
                               </w:rPr>
                             </w:pPr>
-                            <w:bookmarkStart w:id="23" w:name="_Ref224336106"/>
-                            <w:bookmarkStart w:id="24" w:name="_Toc224337737"/>
-                            <w:bookmarkStart w:id="25" w:name="_Ref224336102"/>
+                            <w:bookmarkStart w:id="27" w:name="_Ref224336106"/>
+                            <w:bookmarkStart w:id="28" w:name="_Toc224337737"/>
+                            <w:bookmarkStart w:id="29" w:name="_Ref224336102"/>
                             <w:r>
                               <w:t xml:space="preserve">Obrázek </w:t>
                             </w:r>
@@ -5740,7 +5693,7 @@
                                 <w:t>4</w:t>
                               </w:r>
                             </w:fldSimple>
-                            <w:bookmarkEnd w:id="23"/>
+                            <w:bookmarkEnd w:id="27"/>
                             <w:r>
                               <w:t xml:space="preserve"> </w:t>
                             </w:r>
@@ -5754,9 +5707,9 @@
                                 </w:rPr>
                                 <w:t>(zdroj)</w:t>
                               </w:r>
-                              <w:bookmarkEnd w:id="24"/>
+                              <w:bookmarkEnd w:id="28"/>
                             </w:hyperlink>
-                            <w:bookmarkEnd w:id="25"/>
+                            <w:bookmarkEnd w:id="29"/>
                           </w:p>
                         </w:txbxContent>
                       </wps:txbx>
@@ -5791,27 +5744,14 @@
                       <w:r>
                         <w:t xml:space="preserve">Obrázek </w:t>
                       </w:r>
-                      <w:r>
-                        <w:fldChar w:fldCharType="begin"/>
-                      </w:r>
-                      <w:r>
-                        <w:instrText xml:space="preserve"> SEQ Obrázek \* ARABIC </w:instrText>
-                      </w:r>
-                      <w:r>
-                        <w:fldChar w:fldCharType="separate"/>
-                      </w:r>
-                      <w:r>
-                        <w:rPr>
-                          <w:noProof/>
-                        </w:rPr>
-                        <w:t>4</w:t>
-                      </w:r>
-                      <w:r>
-                        <w:rPr>
-                          <w:noProof/>
-                        </w:rPr>
-                        <w:fldChar w:fldCharType="end"/>
-                      </w:r>
+                      <w:fldSimple w:instr=" SEQ Obrázek \* ARABIC ">
+                        <w:r>
+                          <w:rPr>
+                            <w:noProof/>
+                          </w:rPr>
+                          <w:t>4</w:t>
+                        </w:r>
+                      </w:fldSimple>
                       <w:bookmarkEnd w:id="30"/>
                       <w:r>
                         <w:t xml:space="preserve"> </w:t>
@@ -5873,7 +5813,7 @@
       <w:pPr>
         <w:pStyle w:val="Nadpis3"/>
       </w:pPr>
-      <w:bookmarkStart w:id="26" w:name="_Toc224339018"/>
+      <w:bookmarkStart w:id="33" w:name="_Toc224339018"/>
       <w:r>
         <w:lastRenderedPageBreak/>
         <w:t xml:space="preserve">Integrace knihovny </w:t>
@@ -5882,7 +5822,7 @@
       <w:r>
         <w:t>St.PageFlip</w:t>
       </w:r>
-      <w:bookmarkEnd w:id="26"/>
+      <w:bookmarkEnd w:id="33"/>
       <w:proofErr w:type="spellEnd"/>
     </w:p>
     <w:p>
@@ -6034,11 +5974,11 @@
       <w:pPr>
         <w:pStyle w:val="Nadpis3"/>
       </w:pPr>
-      <w:bookmarkStart w:id="27" w:name="_Toc224339019"/>
+      <w:bookmarkStart w:id="34" w:name="_Toc224339019"/>
       <w:r>
         <w:t>Vstupní bod aplikace</w:t>
       </w:r>
-      <w:bookmarkEnd w:id="27"/>
+      <w:bookmarkEnd w:id="34"/>
     </w:p>
     <w:p>
       <w:pPr>
@@ -6084,15 +6024,15 @@
       <w:pPr>
         <w:pStyle w:val="Nadpis2"/>
       </w:pPr>
-      <w:bookmarkStart w:id="28" w:name="_Ref224331698"/>
-      <w:bookmarkStart w:id="29" w:name="_Ref224332176"/>
-      <w:bookmarkStart w:id="30" w:name="_Toc224339020"/>
+      <w:bookmarkStart w:id="35" w:name="_Ref224331698"/>
+      <w:bookmarkStart w:id="36" w:name="_Ref224332176"/>
+      <w:bookmarkStart w:id="37" w:name="_Toc224339020"/>
       <w:r>
         <w:t>Asynchronní načítání a zpracování obsahu (Jádro programu)</w:t>
       </w:r>
-      <w:bookmarkEnd w:id="28"/>
-      <w:bookmarkEnd w:id="29"/>
-      <w:bookmarkEnd w:id="30"/>
+      <w:bookmarkEnd w:id="35"/>
+      <w:bookmarkEnd w:id="36"/>
+      <w:bookmarkEnd w:id="37"/>
     </w:p>
     <w:p>
       <w:pPr>
@@ -6131,12 +6071,12 @@
       <w:pPr>
         <w:pStyle w:val="Nadpis3"/>
       </w:pPr>
-      <w:bookmarkStart w:id="31" w:name="_Toc224339021"/>
+      <w:bookmarkStart w:id="38" w:name="_Toc224339021"/>
       <w:r>
         <w:lastRenderedPageBreak/>
         <w:t>Extrakce dat ze serveru</w:t>
       </w:r>
-      <w:bookmarkEnd w:id="31"/>
+      <w:bookmarkEnd w:id="38"/>
     </w:p>
     <w:p>
       <w:pPr>
@@ -6252,7 +6192,7 @@
                                 <w:szCs w:val="22"/>
                               </w:rPr>
                             </w:pPr>
-                            <w:bookmarkStart w:id="32" w:name="_Toc224337738"/>
+                            <w:bookmarkStart w:id="39" w:name="_Toc224337738"/>
                             <w:r>
                               <w:t xml:space="preserve">Obrázek </w:t>
                             </w:r>
@@ -6274,7 +6214,7 @@
                                 </w:rPr>
                                 <w:t>(zdroj)</w:t>
                               </w:r>
-                              <w:bookmarkEnd w:id="32"/>
+                              <w:bookmarkEnd w:id="39"/>
                             </w:hyperlink>
                           </w:p>
                         </w:txbxContent>
@@ -6308,27 +6248,14 @@
                       <w:r>
                         <w:t xml:space="preserve">Obrázek </w:t>
                       </w:r>
-                      <w:r>
-                        <w:fldChar w:fldCharType="begin"/>
-                      </w:r>
-                      <w:r>
-                        <w:instrText xml:space="preserve"> SEQ Obrázek \* ARABIC </w:instrText>
-                      </w:r>
-                      <w:r>
-                        <w:fldChar w:fldCharType="separate"/>
-                      </w:r>
-                      <w:r>
-                        <w:rPr>
-                          <w:noProof/>
-                        </w:rPr>
-                        <w:t>5</w:t>
-                      </w:r>
-                      <w:r>
-                        <w:rPr>
-                          <w:noProof/>
-                        </w:rPr>
-                        <w:fldChar w:fldCharType="end"/>
-                      </w:r>
+                      <w:fldSimple w:instr=" SEQ Obrázek \* ARABIC ">
+                        <w:r>
+                          <w:rPr>
+                            <w:noProof/>
+                          </w:rPr>
+                          <w:t>5</w:t>
+                        </w:r>
+                      </w:fldSimple>
                       <w:r>
                         <w:t xml:space="preserve"> Jádro aplikace </w:t>
                       </w:r>
@@ -6414,11 +6341,11 @@
       <w:pPr>
         <w:pStyle w:val="Nadpis3"/>
       </w:pPr>
-      <w:bookmarkStart w:id="33" w:name="_Toc224339022"/>
+      <w:bookmarkStart w:id="41" w:name="_Toc224339022"/>
       <w:r>
         <w:t>Filtrace pomocí regulárních výrazů</w:t>
       </w:r>
-      <w:bookmarkEnd w:id="33"/>
+      <w:bookmarkEnd w:id="41"/>
     </w:p>
     <w:p>
       <w:pPr>
@@ -6465,11 +6392,11 @@
       <w:pPr>
         <w:pStyle w:val="Nadpis3"/>
       </w:pPr>
-      <w:bookmarkStart w:id="34" w:name="_Toc224339023"/>
+      <w:bookmarkStart w:id="42" w:name="_Toc224339023"/>
       <w:r>
         <w:t>Algoritmus numerického řazení</w:t>
       </w:r>
-      <w:bookmarkEnd w:id="34"/>
+      <w:bookmarkEnd w:id="42"/>
     </w:p>
     <w:p>
       <w:pPr>
@@ -6542,7 +6469,7 @@
                                 <w:szCs w:val="22"/>
                               </w:rPr>
                             </w:pPr>
-                            <w:bookmarkStart w:id="35" w:name="_Toc224337739"/>
+                            <w:bookmarkStart w:id="43" w:name="_Toc224337739"/>
                             <w:r>
                               <w:t xml:space="preserve">Obrázek </w:t>
                             </w:r>
@@ -6570,7 +6497,7 @@
                                 </w:rPr>
                                 <w:t>(zdroj)</w:t>
                               </w:r>
-                              <w:bookmarkEnd w:id="35"/>
+                              <w:bookmarkEnd w:id="43"/>
                             </w:hyperlink>
                           </w:p>
                         </w:txbxContent>
@@ -6604,27 +6531,14 @@
                       <w:r>
                         <w:t xml:space="preserve">Obrázek </w:t>
                       </w:r>
-                      <w:r>
-                        <w:fldChar w:fldCharType="begin"/>
-                      </w:r>
-                      <w:r>
-                        <w:instrText xml:space="preserve"> SEQ Obrázek \* ARABIC </w:instrText>
-                      </w:r>
-                      <w:r>
-                        <w:fldChar w:fldCharType="separate"/>
-                      </w:r>
-                      <w:r>
-                        <w:rPr>
-                          <w:noProof/>
-                        </w:rPr>
-                        <w:t>6</w:t>
-                      </w:r>
-                      <w:r>
-                        <w:rPr>
-                          <w:noProof/>
-                        </w:rPr>
-                        <w:fldChar w:fldCharType="end"/>
-                      </w:r>
+                      <w:fldSimple w:instr=" SEQ Obrázek \* ARABIC ">
+                        <w:r>
+                          <w:rPr>
+                            <w:noProof/>
+                          </w:rPr>
+                          <w:t>6</w:t>
+                        </w:r>
+                      </w:fldSimple>
                       <w:r>
                         <w:t xml:space="preserve"> </w:t>
                       </w:r>
@@ -6759,7 +6673,7 @@
       <w:pPr>
         <w:pStyle w:val="Nadpis2"/>
       </w:pPr>
-      <w:bookmarkStart w:id="36" w:name="_Toc224339024"/>
+      <w:bookmarkStart w:id="45" w:name="_Toc224339024"/>
       <w:r>
         <w:t xml:space="preserve">Prevence rozbití layoutu a auto-korekce (HTML5 </w:t>
       </w:r>
@@ -6771,7 +6685,7 @@
       <w:r>
         <w:t>)</w:t>
       </w:r>
-      <w:bookmarkEnd w:id="36"/>
+      <w:bookmarkEnd w:id="45"/>
     </w:p>
     <w:p>
       <w:pPr>
@@ -6793,11 +6707,11 @@
       <w:pPr>
         <w:pStyle w:val="Nadpis3"/>
       </w:pPr>
-      <w:bookmarkStart w:id="37" w:name="_Toc224339025"/>
+      <w:bookmarkStart w:id="46" w:name="_Toc224339025"/>
       <w:r>
         <w:t>Detekce parity vstupních dat</w:t>
       </w:r>
-      <w:bookmarkEnd w:id="37"/>
+      <w:bookmarkEnd w:id="46"/>
     </w:p>
     <w:p>
       <w:pPr>
@@ -6857,11 +6771,11 @@
       <w:pPr>
         <w:pStyle w:val="Nadpis3"/>
       </w:pPr>
-      <w:bookmarkStart w:id="38" w:name="_Toc224339026"/>
+      <w:bookmarkStart w:id="47" w:name="_Toc224339026"/>
       <w:r>
         <w:t>Dynamické generování varovné stránky</w:t>
       </w:r>
-      <w:bookmarkEnd w:id="38"/>
+      <w:bookmarkEnd w:id="47"/>
     </w:p>
     <w:p>
       <w:pPr>
@@ -6950,7 +6864,15 @@
       </w:r>
       <w:proofErr w:type="spellEnd"/>
       <w:r>
-        <w:t>('2d') je plátno překresleno světle červenou barvou pozadí (#ffeded), která vizuálně indikuje nestandardní stav.</w:t>
+        <w:t>('</w:t>
+      </w:r>
+      <w:proofErr w:type="gramStart"/>
+      <w:r>
+        <w:t>2d</w:t>
+      </w:r>
+      <w:proofErr w:type="gramEnd"/>
+      <w:r>
+        <w:t>') je plátno překresleno světle červenou barvou pozadí (#ffeded), která vizuálně indikuje nestandardní stav.</w:t>
       </w:r>
     </w:p>
     <w:p>
@@ -7079,7 +7001,7 @@
                                 <w:lang w:eastAsia="en-US"/>
                               </w:rPr>
                             </w:pPr>
-                            <w:bookmarkStart w:id="39" w:name="_Toc224337740"/>
+                            <w:bookmarkStart w:id="48" w:name="_Toc224337740"/>
                             <w:r>
                               <w:t xml:space="preserve">Obrázek </w:t>
                             </w:r>
@@ -7092,10 +7014,7 @@
                               </w:r>
                             </w:fldSimple>
                             <w:r>
-                              <w:t xml:space="preserve"> </w:t>
-                            </w:r>
-                            <w:r>
-                              <w:t xml:space="preserve">Canvas </w:t>
+                              <w:t xml:space="preserve"> Canvas </w:t>
                             </w:r>
                             <w:hyperlink r:id="rId39" w:history="1">
                               <w:r>
@@ -7104,7 +7023,7 @@
                                 </w:rPr>
                                 <w:t>(zdroj)</w:t>
                               </w:r>
-                              <w:bookmarkEnd w:id="39"/>
+                              <w:bookmarkEnd w:id="48"/>
                             </w:hyperlink>
                           </w:p>
                         </w:txbxContent>
@@ -7140,37 +7059,16 @@
                       <w:r>
                         <w:t xml:space="preserve">Obrázek </w:t>
                       </w:r>
+                      <w:fldSimple w:instr=" SEQ Obrázek \* ARABIC ">
+                        <w:r>
+                          <w:rPr>
+                            <w:noProof/>
+                          </w:rPr>
+                          <w:t>7</w:t>
+                        </w:r>
+                      </w:fldSimple>
                       <w:r>
-                        <w:fldChar w:fldCharType="begin"/>
-                      </w:r>
-                      <w:r>
-                        <w:instrText xml:space="preserve"> SEQ Obrázek \* ARABIC </w:instrText>
-                      </w:r>
-                      <w:r>
-                        <w:fldChar w:fldCharType="separate"/>
-                      </w:r>
-                      <w:r>
-                        <w:rPr>
-                          <w:noProof/>
-                        </w:rPr>
-                        <w:t>7</w:t>
-                      </w:r>
-                      <w:r>
-                        <w:rPr>
-                          <w:noProof/>
-                        </w:rPr>
-                        <w:fldChar w:fldCharType="end"/>
-                      </w:r>
-                      <w:r>
-                        <w:t xml:space="preserve"> </w:t>
-                      </w:r>
-                      <w:proofErr w:type="spellStart"/>
-                      <w:r>
-                        <w:t>Canvas</w:t>
-                      </w:r>
-                      <w:proofErr w:type="spellEnd"/>
-                      <w:r>
-                        <w:t xml:space="preserve"> </w:t>
+                        <w:t xml:space="preserve"> Canvas </w:t>
                       </w:r>
                       <w:hyperlink r:id="rId40" w:history="1">
                         <w:r>
@@ -7212,12 +7110,12 @@
       <w:pPr>
         <w:pStyle w:val="Nadpis3"/>
       </w:pPr>
-      <w:bookmarkStart w:id="40" w:name="_Toc224339027"/>
+      <w:bookmarkStart w:id="50" w:name="_Toc224339027"/>
       <w:r>
         <w:lastRenderedPageBreak/>
         <w:t>Konverze do datového URI formátu</w:t>
       </w:r>
-      <w:bookmarkEnd w:id="40"/>
+      <w:bookmarkEnd w:id="50"/>
     </w:p>
     <w:p>
       <w:pPr>
@@ -7282,11 +7180,11 @@
       <w:pPr>
         <w:pStyle w:val="Nadpis2"/>
       </w:pPr>
-      <w:bookmarkStart w:id="41" w:name="_Toc224339028"/>
+      <w:bookmarkStart w:id="51" w:name="_Toc224339028"/>
       <w:r>
         <w:t>Tvorba responzivního rozvržení a 3D efektů</w:t>
       </w:r>
-      <w:bookmarkEnd w:id="41"/>
+      <w:bookmarkEnd w:id="51"/>
     </w:p>
     <w:p>
       <w:pPr>
@@ -7330,11 +7228,11 @@
       <w:pPr>
         <w:pStyle w:val="Nadpis3"/>
       </w:pPr>
-      <w:bookmarkStart w:id="42" w:name="_Toc224339029"/>
+      <w:bookmarkStart w:id="52" w:name="_Toc224339029"/>
       <w:r>
         <w:t>Chytrý zámek proporcí (Nativní responzivita)</w:t>
       </w:r>
-      <w:bookmarkEnd w:id="42"/>
+      <w:bookmarkEnd w:id="52"/>
     </w:p>
     <w:p>
       <w:pPr>
@@ -7526,8 +7424,8 @@
                                 <w:szCs w:val="22"/>
                               </w:rPr>
                             </w:pPr>
-                            <w:bookmarkStart w:id="43" w:name="_Ref224330792"/>
-                            <w:bookmarkStart w:id="44" w:name="_Toc224337741"/>
+                            <w:bookmarkStart w:id="53" w:name="_Ref224330792"/>
+                            <w:bookmarkStart w:id="54" w:name="_Toc224337741"/>
                             <w:r>
                               <w:t xml:space="preserve">Obrázek </w:t>
                             </w:r>
@@ -7539,7 +7437,7 @@
                                 <w:t>8</w:t>
                               </w:r>
                             </w:fldSimple>
-                            <w:bookmarkEnd w:id="43"/>
+                            <w:bookmarkEnd w:id="53"/>
                             <w:r>
                               <w:t xml:space="preserve"> Responzivita na zařízeních</w:t>
                             </w:r>
@@ -7553,7 +7451,7 @@
                                 </w:rPr>
                                 <w:t>(zdroj)</w:t>
                               </w:r>
-                              <w:bookmarkEnd w:id="44"/>
+                              <w:bookmarkEnd w:id="54"/>
                             </w:hyperlink>
                           </w:p>
                         </w:txbxContent>
@@ -7591,27 +7489,14 @@
                       <w:r>
                         <w:t xml:space="preserve">Obrázek </w:t>
                       </w:r>
-                      <w:r>
-                        <w:fldChar w:fldCharType="begin"/>
-                      </w:r>
-                      <w:r>
-                        <w:instrText xml:space="preserve"> SEQ Obrázek \* ARABIC </w:instrText>
-                      </w:r>
-                      <w:r>
-                        <w:fldChar w:fldCharType="separate"/>
-                      </w:r>
-                      <w:r>
-                        <w:rPr>
-                          <w:noProof/>
-                        </w:rPr>
-                        <w:t>8</w:t>
-                      </w:r>
-                      <w:r>
-                        <w:rPr>
-                          <w:noProof/>
-                        </w:rPr>
-                        <w:fldChar w:fldCharType="end"/>
-                      </w:r>
+                      <w:fldSimple w:instr=" SEQ Obrázek \* ARABIC ">
+                        <w:r>
+                          <w:rPr>
+                            <w:noProof/>
+                          </w:rPr>
+                          <w:t>8</w:t>
+                        </w:r>
+                      </w:fldSimple>
                       <w:bookmarkEnd w:id="55"/>
                       <w:r>
                         <w:t xml:space="preserve"> Responzivita na zařízeních</w:t>
@@ -7709,11 +7594,11 @@
       <w:pPr>
         <w:pStyle w:val="Nadpis3"/>
       </w:pPr>
-      <w:bookmarkStart w:id="45" w:name="_Toc224339030"/>
+      <w:bookmarkStart w:id="57" w:name="_Toc224339030"/>
       <w:r>
         <w:t>Vizuální hloubka a stínování stránek (3D efekty)</w:t>
       </w:r>
-      <w:bookmarkEnd w:id="45"/>
+      <w:bookmarkEnd w:id="57"/>
     </w:p>
     <w:p>
       <w:pPr>
@@ -7784,7 +7669,15 @@
       </w:r>
       <w:proofErr w:type="spellEnd"/>
       <w:r>
-        <w:t xml:space="preserve">(0, 0, 0, 0.4), což představuje černou barvu se 40% průhledností. Díky tomu vzniká realistický gradient, který simuluje přirozené zastínění v místě ohybu papíru (viz </w:t>
+        <w:t xml:space="preserve">(0, 0, 0, 0.4), což představuje černou barvu se </w:t>
+      </w:r>
+      <w:proofErr w:type="gramStart"/>
+      <w:r>
+        <w:t>40%</w:t>
+      </w:r>
+      <w:proofErr w:type="gramEnd"/>
+      <w:r>
+        <w:t xml:space="preserve"> průhledností. Díky tomu vzniká realistický gradient, který simuluje přirozené zastínění v místě ohybu papíru (viz </w:t>
       </w:r>
       <w:r>
         <w:fldChar w:fldCharType="begin"/>
@@ -7973,7 +7866,7 @@
       <w:pPr>
         <w:pStyle w:val="Nadpis3"/>
       </w:pPr>
-      <w:bookmarkStart w:id="46" w:name="_Toc224339031"/>
+      <w:bookmarkStart w:id="58" w:name="_Toc224339031"/>
       <w:r>
         <w:t>Indikace načítání obsahu (</w:t>
       </w:r>
@@ -7985,7 +7878,7 @@
       <w:r>
         <w:t>)</w:t>
       </w:r>
-      <w:bookmarkEnd w:id="46"/>
+      <w:bookmarkEnd w:id="58"/>
     </w:p>
     <w:p>
       <w:pPr>
@@ -8135,13 +8028,13 @@
       <w:pPr>
         <w:pStyle w:val="Nadpis2"/>
       </w:pPr>
-      <w:bookmarkStart w:id="47" w:name="_Ref224336792"/>
-      <w:bookmarkStart w:id="48" w:name="_Toc224339032"/>
+      <w:bookmarkStart w:id="59" w:name="_Ref224336792"/>
+      <w:bookmarkStart w:id="60" w:name="_Toc224339032"/>
       <w:r>
         <w:t>Uživatelské rozhraní a interaktivní prvky</w:t>
       </w:r>
-      <w:bookmarkEnd w:id="47"/>
-      <w:bookmarkEnd w:id="48"/>
+      <w:bookmarkEnd w:id="59"/>
+      <w:bookmarkEnd w:id="60"/>
     </w:p>
     <w:p>
       <w:pPr>
@@ -8155,11 +8048,11 @@
       <w:pPr>
         <w:pStyle w:val="Nadpis3"/>
       </w:pPr>
-      <w:bookmarkStart w:id="49" w:name="_Toc224339033"/>
+      <w:bookmarkStart w:id="61" w:name="_Toc224339033"/>
       <w:r>
         <w:t>Globální správa stavu a dynamické stínování</w:t>
       </w:r>
-      <w:bookmarkEnd w:id="49"/>
+      <w:bookmarkEnd w:id="61"/>
     </w:p>
     <w:p>
       <w:pPr>
@@ -8302,7 +8195,7 @@
                                 <w:szCs w:val="22"/>
                               </w:rPr>
                             </w:pPr>
-                            <w:bookmarkStart w:id="50" w:name="_Toc224337742"/>
+                            <w:bookmarkStart w:id="62" w:name="_Toc224337742"/>
                             <w:r>
                               <w:t xml:space="preserve">Obrázek </w:t>
                             </w:r>
@@ -8327,7 +8220,7 @@
                                 </w:rPr>
                                 <w:t>(zdroj)</w:t>
                               </w:r>
-                              <w:bookmarkEnd w:id="50"/>
+                              <w:bookmarkEnd w:id="62"/>
                             </w:hyperlink>
                           </w:p>
                         </w:txbxContent>
@@ -8361,27 +8254,14 @@
                       <w:r>
                         <w:t xml:space="preserve">Obrázek </w:t>
                       </w:r>
-                      <w:r>
-                        <w:fldChar w:fldCharType="begin"/>
-                      </w:r>
-                      <w:r>
-                        <w:instrText xml:space="preserve"> SEQ Obrázek \* ARABIC </w:instrText>
-                      </w:r>
-                      <w:r>
-                        <w:fldChar w:fldCharType="separate"/>
-                      </w:r>
-                      <w:r>
-                        <w:rPr>
-                          <w:noProof/>
-                        </w:rPr>
-                        <w:t>9</w:t>
-                      </w:r>
-                      <w:r>
-                        <w:rPr>
-                          <w:noProof/>
-                        </w:rPr>
-                        <w:fldChar w:fldCharType="end"/>
-                      </w:r>
+                      <w:fldSimple w:instr=" SEQ Obrázek \* ARABIC ">
+                        <w:r>
+                          <w:rPr>
+                            <w:noProof/>
+                          </w:rPr>
+                          <w:t>9</w:t>
+                        </w:r>
+                      </w:fldSimple>
                       <w:r>
                         <w:t xml:space="preserve"> Ovládací panel</w:t>
                       </w:r>
@@ -8490,11 +8370,11 @@
       <w:pPr>
         <w:pStyle w:val="Nadpis3"/>
       </w:pPr>
-      <w:bookmarkStart w:id="51" w:name="_Toc224339034"/>
+      <w:bookmarkStart w:id="64" w:name="_Toc224339034"/>
       <w:r>
         <w:t>Implementace tmavého režimu a funkce přiblížení</w:t>
       </w:r>
-      <w:bookmarkEnd w:id="51"/>
+      <w:bookmarkEnd w:id="64"/>
     </w:p>
     <w:p>
       <w:pPr>
@@ -8566,7 +8446,7 @@
       <w:pPr>
         <w:pStyle w:val="Nadpis3"/>
       </w:pPr>
-      <w:bookmarkStart w:id="52" w:name="_Toc224339035"/>
+      <w:bookmarkStart w:id="65" w:name="_Toc224339035"/>
       <w:r>
         <w:t>Dynamický indikátor průběhu (</w:t>
       </w:r>
@@ -8578,7 +8458,7 @@
       <w:r>
         <w:t xml:space="preserve"> Bar)</w:t>
       </w:r>
-      <w:bookmarkEnd w:id="52"/>
+      <w:bookmarkEnd w:id="65"/>
     </w:p>
     <w:p>
       <w:pPr>
@@ -8650,7 +8530,7 @@
                                 <w:szCs w:val="22"/>
                               </w:rPr>
                             </w:pPr>
-                            <w:bookmarkStart w:id="53" w:name="_Toc224337743"/>
+                            <w:bookmarkStart w:id="66" w:name="_Toc224337743"/>
                             <w:r>
                               <w:t xml:space="preserve">Obrázek </w:t>
                             </w:r>
@@ -8663,10 +8543,7 @@
                               </w:r>
                             </w:fldSimple>
                             <w:r>
-                              <w:t xml:space="preserve"> </w:t>
-                            </w:r>
-                            <w:r>
-                              <w:t>Progress bar</w:t>
+                              <w:t xml:space="preserve"> Progress bar</w:t>
                             </w:r>
                             <w:r>
                               <w:t xml:space="preserve"> </w:t>
@@ -8678,7 +8555,7 @@
                                 </w:rPr>
                                 <w:t>(zdroj)</w:t>
                               </w:r>
-                              <w:bookmarkEnd w:id="53"/>
+                              <w:bookmarkEnd w:id="66"/>
                             </w:hyperlink>
                           </w:p>
                         </w:txbxContent>
@@ -8712,37 +8589,16 @@
                       <w:r>
                         <w:t xml:space="preserve">Obrázek </w:t>
                       </w:r>
+                      <w:fldSimple w:instr=" SEQ Obrázek \* ARABIC ">
+                        <w:r>
+                          <w:rPr>
+                            <w:noProof/>
+                          </w:rPr>
+                          <w:t>10</w:t>
+                        </w:r>
+                      </w:fldSimple>
                       <w:r>
-                        <w:fldChar w:fldCharType="begin"/>
-                      </w:r>
-                      <w:r>
-                        <w:instrText xml:space="preserve"> SEQ Obrázek \* ARABIC </w:instrText>
-                      </w:r>
-                      <w:r>
-                        <w:fldChar w:fldCharType="separate"/>
-                      </w:r>
-                      <w:r>
-                        <w:rPr>
-                          <w:noProof/>
-                        </w:rPr>
-                        <w:t>10</w:t>
-                      </w:r>
-                      <w:r>
-                        <w:rPr>
-                          <w:noProof/>
-                        </w:rPr>
-                        <w:fldChar w:fldCharType="end"/>
-                      </w:r>
-                      <w:r>
-                        <w:t xml:space="preserve"> </w:t>
-                      </w:r>
-                      <w:proofErr w:type="spellStart"/>
-                      <w:r>
-                        <w:t>Progress</w:t>
-                      </w:r>
-                      <w:proofErr w:type="spellEnd"/>
-                      <w:r>
-                        <w:t xml:space="preserve"> bar</w:t>
+                        <w:t xml:space="preserve"> Progress bar</w:t>
                       </w:r>
                       <w:r>
                         <w:t xml:space="preserve"> </w:t>
@@ -8869,11 +8725,11 @@
       <w:pPr>
         <w:pStyle w:val="Nadpis3"/>
       </w:pPr>
-      <w:bookmarkStart w:id="54" w:name="_Toc224339036"/>
+      <w:bookmarkStart w:id="68" w:name="_Toc224339036"/>
       <w:r>
         <w:t>Interaktivita a audio systém</w:t>
       </w:r>
-      <w:bookmarkEnd w:id="54"/>
+      <w:bookmarkEnd w:id="68"/>
     </w:p>
     <w:p>
       <w:pPr>
@@ -9001,12 +8857,12 @@
       <w:pPr>
         <w:pStyle w:val="Nadpis1"/>
       </w:pPr>
-      <w:bookmarkStart w:id="55" w:name="_Toc224339037"/>
+      <w:bookmarkStart w:id="69" w:name="_Toc224339037"/>
       <w:r>
         <w:lastRenderedPageBreak/>
         <w:t>Závěr</w:t>
       </w:r>
-      <w:bookmarkEnd w:id="55"/>
+      <w:bookmarkEnd w:id="69"/>
     </w:p>
     <w:p>
       <w:pPr>
@@ -9106,14 +8962,14 @@
       <w:pPr>
         <w:pStyle w:val="Nadpis1"/>
       </w:pPr>
-      <w:bookmarkStart w:id="56" w:name="_Použité_zdroje"/>
-      <w:bookmarkStart w:id="57" w:name="_Toc224339038"/>
-      <w:bookmarkEnd w:id="56"/>
+      <w:bookmarkStart w:id="70" w:name="_Použité_zdroje"/>
+      <w:bookmarkStart w:id="71" w:name="_Toc224339038"/>
+      <w:bookmarkEnd w:id="70"/>
       <w:r>
         <w:lastRenderedPageBreak/>
         <w:t>Použité zdroje</w:t>
       </w:r>
-      <w:bookmarkEnd w:id="57"/>
+      <w:bookmarkEnd w:id="71"/>
     </w:p>
     <w:p>
       <w:pPr>
@@ -9351,6 +9207,35 @@
       <w:pPr>
         <w:jc w:val="left"/>
       </w:pPr>
+      <w:r>
+        <w:t xml:space="preserve">[5] </w:t>
+      </w:r>
+      <w:r>
+        <w:t>NODLIK, Oleg a Baltazar GOMEZ</w:t>
+      </w:r>
+      <w:r>
+        <w:t>.</w:t>
+      </w:r>
+      <w:r>
+        <w:t xml:space="preserve"> </w:t>
+      </w:r>
+      <w:proofErr w:type="spellStart"/>
+      <w:r>
+        <w:rPr>
+          <w:i/>
+          <w:iCs/>
+        </w:rPr>
+        <w:t>StPageFlip</w:t>
+      </w:r>
+      <w:proofErr w:type="spellEnd"/>
+      <w:r>
+        <w:t>. Online. GitHub. 2024. Dostupné z: https://github.com/Nodlik/StPageFlip. [cit. 2026-03-18].</w:t>
+      </w:r>
+    </w:p>
+    <w:p>
+      <w:pPr>
+        <w:jc w:val="left"/>
+      </w:pPr>
     </w:p>
     <w:p>
       <w:pPr>
@@ -9410,12 +9295,12 @@
       <w:pPr>
         <w:pStyle w:val="Nadpis1"/>
       </w:pPr>
-      <w:bookmarkStart w:id="58" w:name="_Toc224339039"/>
+      <w:bookmarkStart w:id="72" w:name="_Toc224339039"/>
       <w:r>
         <w:lastRenderedPageBreak/>
         <w:t>Seznam použitých obrázků</w:t>
       </w:r>
-      <w:bookmarkEnd w:id="58"/>
+      <w:bookmarkEnd w:id="72"/>
     </w:p>
     <w:p>
       <w:pPr>
@@ -10164,12 +10049,12 @@
       <w:pPr>
         <w:pStyle w:val="Nadpis1"/>
       </w:pPr>
-      <w:bookmarkStart w:id="59" w:name="_Toc224339040"/>
+      <w:bookmarkStart w:id="73" w:name="_Toc224339040"/>
       <w:r>
         <w:lastRenderedPageBreak/>
         <w:t>Seznam použitých tabulek</w:t>
       </w:r>
-      <w:bookmarkEnd w:id="59"/>
+      <w:bookmarkEnd w:id="73"/>
     </w:p>
     <w:p>
       <w:pPr>
@@ -10193,12 +10078,12 @@
       <w:pPr>
         <w:pStyle w:val="Nadpis1"/>
       </w:pPr>
-      <w:bookmarkStart w:id="60" w:name="_Toc224339041"/>
+      <w:bookmarkStart w:id="74" w:name="_Toc224339041"/>
       <w:r>
         <w:lastRenderedPageBreak/>
         <w:t>Seznam příloh</w:t>
       </w:r>
-      <w:bookmarkEnd w:id="60"/>
+      <w:bookmarkEnd w:id="74"/>
     </w:p>
     <w:p>
       <w:pPr>
@@ -10818,7 +10703,7 @@
             </wp:anchor>
           </w:drawing>
         </mc:Choice>
-        <mc:Fallback xmlns:sl="http://schemas.openxmlformats.org/schemaLibrary/2006/main" xmlns:a="http://schemas.openxmlformats.org/drawingml/2006/main" xmlns:pic="http://schemas.openxmlformats.org/drawingml/2006/picture" xmlns:c="http://schemas.openxmlformats.org/drawingml/2006/chart" xmlns:lc="http://schemas.openxmlformats.org/drawingml/2006/lockedCanvas" xmlns:dgm="http://schemas.openxmlformats.org/drawingml/2006/diagram">
+        <mc:Fallback xmlns:dgm="http://schemas.openxmlformats.org/drawingml/2006/diagram" xmlns:lc="http://schemas.openxmlformats.org/drawingml/2006/lockedCanvas" xmlns:c="http://schemas.openxmlformats.org/drawingml/2006/chart" xmlns:pic="http://schemas.openxmlformats.org/drawingml/2006/picture" xmlns:a="http://schemas.openxmlformats.org/drawingml/2006/main" xmlns:sl="http://schemas.openxmlformats.org/schemaLibrary/2006/main">
           <w:drawing>
             <wp:anchor distT="0" distB="0" distL="114300" distR="114300" simplePos="0" relativeHeight="0" behindDoc="0" locked="0" layoutInCell="1" hidden="0" allowOverlap="1" wp14:anchorId="4195B54A" wp14:editId="7777777">
               <wp:simplePos x="0" y="0"/>
@@ -10998,7 +10883,7 @@
             </wp:anchor>
           </w:drawing>
         </mc:Choice>
-        <mc:Fallback xmlns:sl="http://schemas.openxmlformats.org/schemaLibrary/2006/main" xmlns:a="http://schemas.openxmlformats.org/drawingml/2006/main" xmlns:pic="http://schemas.openxmlformats.org/drawingml/2006/picture" xmlns:c="http://schemas.openxmlformats.org/drawingml/2006/chart" xmlns:lc="http://schemas.openxmlformats.org/drawingml/2006/lockedCanvas" xmlns:dgm="http://schemas.openxmlformats.org/drawingml/2006/diagram">
+        <mc:Fallback xmlns:dgm="http://schemas.openxmlformats.org/drawingml/2006/diagram" xmlns:lc="http://schemas.openxmlformats.org/drawingml/2006/lockedCanvas" xmlns:c="http://schemas.openxmlformats.org/drawingml/2006/chart" xmlns:pic="http://schemas.openxmlformats.org/drawingml/2006/picture" xmlns:a="http://schemas.openxmlformats.org/drawingml/2006/main" xmlns:sl="http://schemas.openxmlformats.org/schemaLibrary/2006/main">
           <w:drawing>
             <wp:anchor distT="0" distB="0" distL="114300" distR="114300" simplePos="0" relativeHeight="0" behindDoc="0" locked="0" layoutInCell="1" hidden="0" allowOverlap="1" wp14:anchorId="3649967A" wp14:editId="7777777">
               <wp:simplePos x="0" y="0"/>
@@ -13024,7 +12909,6 @@
   <w:style w:type="character" w:default="1" w:styleId="Standardnpsmoodstavce">
     <w:name w:val="Default Paragraph Font"/>
     <w:uiPriority w:val="1"/>
-    <w:semiHidden/>
     <w:unhideWhenUsed/>
   </w:style>
   <w:style w:type="table" w:default="1" w:styleId="Normlntabulka">
@@ -13758,6 +13642,25 @@
 </file>
 
 <file path=customXml/item1.xml><?xml version="1.0" encoding="utf-8"?>
+<?mso-contentType ?>
+<FormTemplates xmlns="http://schemas.microsoft.com/sharepoint/v3/contenttype/forms">
+  <Display>DocumentLibraryForm</Display>
+  <Edit>DocumentLibraryForm</Edit>
+  <New>DocumentLibraryForm</New>
+</FormTemplates>
+</file>
+
+<file path=customXml/item2.xml><?xml version="1.0" encoding="utf-8"?>
+<b:Sources xmlns:b="http://schemas.openxmlformats.org/officeDocument/2006/bibliography" xmlns="http://schemas.openxmlformats.org/officeDocument/2006/bibliography" SelectedStyle="\APASixthEditionOfficeOnline.xsl" StyleName="APA" Version="6"/>
+</file>
+
+<file path=customXml/item3.xml><?xml version="1.0" encoding="utf-8"?>
+<go:gDocsCustomXmlDataStorage xmlns:go="http://customooxmlschemas.google.com/" xmlns:r="http://schemas.openxmlformats.org/officeDocument/2006/relationships">
+  <go:docsCustomData xmlns:go="http://customooxmlschemas.google.com/" roundtripDataSignature="AMtx7mgSvDgPSHVFxfm9RyBnKCp5mBi6Kg==">AMUW2mUAXxm/iwnIWp21dLbuE1NvsqsE/wZ2gLAfJg4hTt/LetORzbqOHpyWxDCuyj6q/vPem6kRmtFjtS66h+e8CVLaSFGHKcy4yInI88NjWxTUGVH5res=</go:docsCustomData>
+</go:gDocsCustomXmlDataStorage>
+</file>
+
+<file path=customXml/item4.xml><?xml version="1.0" encoding="utf-8"?>
 <p:properties xmlns:p="http://schemas.microsoft.com/office/2006/metadata/properties" xmlns:xsi="http://www.w3.org/2001/XMLSchema-instance" xmlns:pc="http://schemas.microsoft.com/office/infopath/2007/PartnerControls">
   <documentManagement>
     <lcf76f155ced4ddcb4097134ff3c332f xmlns="153c4878-02f9-4396-b02a-fe3aa7d7971f">
@@ -13768,22 +13671,7 @@
 </p:properties>
 </file>
 
-<file path=customXml/item2.xml><?xml version="1.0" encoding="utf-8"?>
-<?mso-contentType ?>
-<FormTemplates xmlns="http://schemas.microsoft.com/sharepoint/v3/contenttype/forms">
-  <Display>DocumentLibraryForm</Display>
-  <Edit>DocumentLibraryForm</Edit>
-  <New>DocumentLibraryForm</New>
-</FormTemplates>
-</file>
-
-<file path=customXml/item3.xml><?xml version="1.0" encoding="utf-8"?>
-<go:gDocsCustomXmlDataStorage xmlns:go="http://customooxmlschemas.google.com/" xmlns:r="http://schemas.openxmlformats.org/officeDocument/2006/relationships">
-  <go:docsCustomData xmlns:go="http://customooxmlschemas.google.com/" roundtripDataSignature="AMtx7mgSvDgPSHVFxfm9RyBnKCp5mBi6Kg==">AMUW2mUAXxm/iwnIWp21dLbuE1NvsqsE/wZ2gLAfJg4hTt/LetORzbqOHpyWxDCuyj6q/vPem6kRmtFjtS66h+e8CVLaSFGHKcy4yInI88NjWxTUGVH5res=</go:docsCustomData>
-</go:gDocsCustomXmlDataStorage>
-</file>
-
-<file path=customXml/item4.xml><?xml version="1.0" encoding="utf-8"?>
+<file path=customXml/item5.xml><?xml version="1.0" encoding="utf-8"?>
 <ct:contentTypeSchema xmlns:ct="http://schemas.microsoft.com/office/2006/metadata/contentType" xmlns:ma="http://schemas.microsoft.com/office/2006/metadata/properties/metaAttributes" ct:_="" ma:_="" ma:contentTypeName="Dokument" ma:contentTypeID="0x0101006227F401CE2F6B4FB0D57F73826B3F6F" ma:contentTypeVersion="10" ma:contentTypeDescription="Vytvoří nový dokument" ma:contentTypeScope="" ma:versionID="3ec3b2623569d1a6649a918f4241153b">
   <xsd:schema xmlns:xsd="http://www.w3.org/2001/XMLSchema" xmlns:xs="http://www.w3.org/2001/XMLSchema" xmlns:p="http://schemas.microsoft.com/office/2006/metadata/properties" xmlns:ns2="153c4878-02f9-4396-b02a-fe3aa7d7971f" xmlns:ns3="25aa8985-1fc4-4e97-a914-b84ef2743878" targetNamespace="http://schemas.microsoft.com/office/2006/metadata/properties" ma:root="true" ma:fieldsID="c6bd61c7f288b42081d7b696096ba732" ns2:_="" ns3:_="">
     <xsd:import namespace="153c4878-02f9-4396-b02a-fe3aa7d7971f"/>
@@ -13972,25 +13860,18 @@
 </ct:contentTypeSchema>
 </file>
 
-<file path=customXml/item5.xml><?xml version="1.0" encoding="utf-8"?>
-<b:Sources xmlns:b="http://schemas.openxmlformats.org/officeDocument/2006/bibliography" xmlns="http://schemas.openxmlformats.org/officeDocument/2006/bibliography" SelectedStyle="\APASixthEditionOfficeOnline.xsl" StyleName="APA" Version="6"/>
-</file>
-
 <file path=customXml/itemProps1.xml><?xml version="1.0" encoding="utf-8"?>
-<ds:datastoreItem xmlns:ds="http://schemas.openxmlformats.org/officeDocument/2006/customXml" ds:itemID="{A5ADED93-EDE7-4288-9C20-7D2C55659F1B}">
+<ds:datastoreItem xmlns:ds="http://schemas.openxmlformats.org/officeDocument/2006/customXml" ds:itemID="{DA63FD6A-B099-43EC-8BDB-E8CCA6240E18}">
   <ds:schemaRefs>
-    <ds:schemaRef ds:uri="http://schemas.microsoft.com/office/2006/metadata/properties"/>
-    <ds:schemaRef ds:uri="http://schemas.microsoft.com/office/infopath/2007/PartnerControls"/>
-    <ds:schemaRef ds:uri="153c4878-02f9-4396-b02a-fe3aa7d7971f"/>
-    <ds:schemaRef ds:uri="25aa8985-1fc4-4e97-a914-b84ef2743878"/>
+    <ds:schemaRef ds:uri="http://schemas.microsoft.com/sharepoint/v3/contenttype/forms"/>
   </ds:schemaRefs>
 </ds:datastoreItem>
 </file>
 
 <file path=customXml/itemProps2.xml><?xml version="1.0" encoding="utf-8"?>
-<ds:datastoreItem xmlns:ds="http://schemas.openxmlformats.org/officeDocument/2006/customXml" ds:itemID="{DA63FD6A-B099-43EC-8BDB-E8CCA6240E18}">
+<ds:datastoreItem xmlns:ds="http://schemas.openxmlformats.org/officeDocument/2006/customXml" ds:itemID="{664C9CA2-DAAF-46E5-825C-EB5C7B5D07C9}">
   <ds:schemaRefs>
-    <ds:schemaRef ds:uri="http://schemas.microsoft.com/sharepoint/v3/contenttype/forms"/>
+    <ds:schemaRef ds:uri="http://schemas.openxmlformats.org/officeDocument/2006/bibliography"/>
   </ds:schemaRefs>
 </ds:datastoreItem>
 </file>
@@ -14005,6 +13886,17 @@
 </file>
 
 <file path=customXml/itemProps4.xml><?xml version="1.0" encoding="utf-8"?>
+<ds:datastoreItem xmlns:ds="http://schemas.openxmlformats.org/officeDocument/2006/customXml" ds:itemID="{A5ADED93-EDE7-4288-9C20-7D2C55659F1B}">
+  <ds:schemaRefs>
+    <ds:schemaRef ds:uri="http://schemas.microsoft.com/office/2006/metadata/properties"/>
+    <ds:schemaRef ds:uri="http://schemas.microsoft.com/office/infopath/2007/PartnerControls"/>
+    <ds:schemaRef ds:uri="153c4878-02f9-4396-b02a-fe3aa7d7971f"/>
+    <ds:schemaRef ds:uri="25aa8985-1fc4-4e97-a914-b84ef2743878"/>
+  </ds:schemaRefs>
+</ds:datastoreItem>
+</file>
+
+<file path=customXml/itemProps5.xml><?xml version="1.0" encoding="utf-8"?>
 <ds:datastoreItem xmlns:ds="http://schemas.openxmlformats.org/officeDocument/2006/customXml" ds:itemID="{DB65BDAD-A59D-4FB1-AA15-B23EC2A6BB8D}">
   <ds:schemaRefs>
     <ds:schemaRef ds:uri="http://schemas.microsoft.com/office/2006/metadata/contentType"/>
@@ -14021,12 +13913,4 @@
     <ds:schemaRef ds:uri="http://schemas.microsoft.com/internal/obd"/>
   </ds:schemaRefs>
 </ds:datastoreItem>
-</file>
-
-<file path=customXml/itemProps5.xml><?xml version="1.0" encoding="utf-8"?>
-<ds:datastoreItem xmlns:ds="http://schemas.openxmlformats.org/officeDocument/2006/customXml" ds:itemID="{664C9CA2-DAAF-46E5-825C-EB5C7B5D07C9}">
-  <ds:schemaRefs>
-    <ds:schemaRef ds:uri="http://schemas.openxmlformats.org/officeDocument/2006/bibliography"/>
-  </ds:schemaRefs>
-</ds:datastoreItem>
 </file>
--- a/milisdorfer_maturitni_prace_elektronicky_letak_program.docx
+++ b/milisdorfer_maturitni_prace_elektronicky_letak_program.docx
@@ -379,143 +379,106 @@
           <w:szCs w:val="24"/>
         </w:rPr>
       </w:pPr>
-      <w:r>
-        <w:lastRenderedPageBreak/>
-        <w:br w:type="page"/>
-      </w:r>
-    </w:p>
-    <w:p>
-      <w:pPr>
+    </w:p>
+    <w:p>
+      <w:pPr>
+        <w:spacing w:before="8040"/>
         <w:rPr>
           <w:rFonts w:eastAsia="Times New Roman" w:cs="Times New Roman"/>
           <w:szCs w:val="24"/>
         </w:rPr>
       </w:pPr>
-    </w:p>
-    <w:p>
-      <w:pPr>
-        <w:spacing w:before="8040"/>
+      <w:r>
         <w:rPr>
           <w:rFonts w:eastAsia="Times New Roman" w:cs="Times New Roman"/>
           <w:szCs w:val="24"/>
         </w:rPr>
-      </w:pPr>
-      <w:r>
+        <w:t>ANOTACE</w:t>
+      </w:r>
+    </w:p>
+    <w:p>
+      <w:pPr>
         <w:rPr>
           <w:rFonts w:eastAsia="Times New Roman" w:cs="Times New Roman"/>
           <w:szCs w:val="24"/>
         </w:rPr>
-        <w:t>ANOTACE</w:t>
-      </w:r>
-    </w:p>
-    <w:p>
-      <w:pPr>
+      </w:pPr>
+      <w:r>
         <w:rPr>
           <w:rFonts w:eastAsia="Times New Roman" w:cs="Times New Roman"/>
           <w:szCs w:val="24"/>
         </w:rPr>
-      </w:pPr>
+        <w:t>Tato</w:t>
+      </w:r>
       <w:r>
         <w:rPr>
           <w:rFonts w:eastAsia="Times New Roman" w:cs="Times New Roman"/>
           <w:szCs w:val="24"/>
         </w:rPr>
-        <w:t>Tato</w:t>
+        <w:t xml:space="preserve"> </w:t>
       </w:r>
       <w:r>
         <w:rPr>
           <w:rFonts w:eastAsia="Times New Roman" w:cs="Times New Roman"/>
           <w:szCs w:val="24"/>
         </w:rPr>
-        <w:t xml:space="preserve"> </w:t>
+        <w:t>práce se zabývá návrhem a vývojem interaktivní webové aplikace sloužící k prohlížení digitálních letáků a katalogů s</w:t>
       </w:r>
       <w:r>
         <w:rPr>
           <w:rFonts w:eastAsia="Times New Roman" w:cs="Times New Roman"/>
           <w:szCs w:val="24"/>
         </w:rPr>
-        <w:t>práce se zabývá návrhem a vývojem interaktivní webové aplikace sloužící k prohlížení digitálních letáků a katalogů s</w:t>
+        <w:t> </w:t>
       </w:r>
       <w:r>
         <w:rPr>
           <w:rFonts w:eastAsia="Times New Roman" w:cs="Times New Roman"/>
           <w:szCs w:val="24"/>
         </w:rPr>
-        <w:t> </w:t>
+        <w:t>efektem</w:t>
       </w:r>
       <w:r>
         <w:rPr>
           <w:rFonts w:eastAsia="Times New Roman" w:cs="Times New Roman"/>
           <w:szCs w:val="24"/>
         </w:rPr>
-        <w:t>efektem</w:t>
+        <w:t xml:space="preserve"> </w:t>
       </w:r>
       <w:r>
         <w:rPr>
           <w:rFonts w:eastAsia="Times New Roman" w:cs="Times New Roman"/>
           <w:szCs w:val="24"/>
         </w:rPr>
-        <w:t xml:space="preserve"> </w:t>
+        <w:t>imerzivního</w:t>
       </w:r>
       <w:r>
         <w:rPr>
           <w:rFonts w:eastAsia="Times New Roman" w:cs="Times New Roman"/>
           <w:szCs w:val="24"/>
         </w:rPr>
-        <w:t>imerzivního</w:t>
+        <w:t xml:space="preserve"> listování. </w:t>
       </w:r>
       <w:r>
         <w:rPr>
           <w:rFonts w:eastAsia="Times New Roman" w:cs="Times New Roman"/>
           <w:szCs w:val="24"/>
         </w:rPr>
-        <w:t xml:space="preserve"> listování. </w:t>
+        <w:t>Praktická část práce popisuje implementaci aplikace vytvořené pomocí technologií HTML5, CSS3 a JavaScript s využitím knihovny PageFlip</w:t>
       </w:r>
       <w:r>
         <w:rPr>
           <w:rFonts w:eastAsia="Times New Roman" w:cs="Times New Roman"/>
           <w:szCs w:val="24"/>
         </w:rPr>
-        <w:t xml:space="preserve">Praktická část práce popisuje implementaci aplikace vytvořené pomocí technologií HTML5, CSS3 a JavaScript s využitím knihovny </w:t>
-      </w:r>
-      <w:proofErr w:type="spellStart"/>
+        <w:t xml:space="preserve">. </w:t>
+      </w:r>
       <w:r>
         <w:rPr>
           <w:rFonts w:eastAsia="Times New Roman" w:cs="Times New Roman"/>
           <w:szCs w:val="24"/>
         </w:rPr>
-        <w:t>PageFlip</w:t>
-      </w:r>
-      <w:proofErr w:type="spellEnd"/>
-      <w:r>
-        <w:rPr>
-          <w:rFonts w:eastAsia="Times New Roman" w:cs="Times New Roman"/>
-          <w:szCs w:val="24"/>
-        </w:rPr>
-        <w:t xml:space="preserve">. </w:t>
-      </w:r>
-      <w:r>
-        <w:rPr>
-          <w:rFonts w:eastAsia="Times New Roman" w:cs="Times New Roman"/>
-          <w:szCs w:val="24"/>
-        </w:rPr>
-        <w:t>Aplikace dynamicky načítá a automaticky řadí obrazová data, poskytuje plně responzivní uživatelské rozhraní a nabízí interaktivní funkce, jako je přiblížení (Zoom), tmavý režim (</w:t>
-      </w:r>
-      <w:proofErr w:type="spellStart"/>
-      <w:r>
-        <w:rPr>
-          <w:rFonts w:eastAsia="Times New Roman" w:cs="Times New Roman"/>
-          <w:szCs w:val="24"/>
-        </w:rPr>
-        <w:t>Dark</w:t>
-      </w:r>
-      <w:proofErr w:type="spellEnd"/>
-      <w:r>
-        <w:rPr>
-          <w:rFonts w:eastAsia="Times New Roman" w:cs="Times New Roman"/>
-          <w:szCs w:val="24"/>
-        </w:rPr>
-        <w:t xml:space="preserve"> Mode), dynamické stínování či indikátor průběhu čtení. Součástí řešení jsou také zvukové efekty listování a mechanismus automatické korekce vstupních dat. Cílem práce bylo transformovat statické 2D obrázky do podoby interaktivního digitálního objektu, který pomocí animací a 3D efektů věrně simuluje prohlížení fyzického letáčku.</w:t>
+        <w:t>Aplikace dynamicky načítá a automaticky řadí obrazová data, poskytuje plně responzivní uživatelské rozhraní a nabízí interaktivní funkce, jako je přiblížení (Zoom), tmavý režim (Dark Mode), dynamické stínování či indikátor průběhu čtení. Součástí řešení jsou také zvukové efekty listování a mechanismus automatické korekce vstupních dat. Cílem práce bylo transformovat statické 2D obrázky do podoby interaktivního digitálního objektu, který pomocí animací a 3D efektů věrně simuluje prohlížení fyzického letáčku.</w:t>
       </w:r>
     </w:p>
     <w:p>
@@ -575,7 +538,21 @@
           <w:rFonts w:eastAsia="Times New Roman" w:cs="Times New Roman"/>
           <w:szCs w:val="24"/>
         </w:rPr>
-        <w:t>Prohlašuji, že práci jsem vypracoval(a) samostatně a veškeré použité prameny a informace uvádím v seznamu použité literatury. Jsem si vědom(a), že se na moji práci vztahuje zákon č. 121/2000 Sb., autorský zákon a že škola má právo na užití této práce jako školního díla podle § 60 odst. 1 autorského zákona.</w:t>
+        <w:t>Prohlašuji, že práci jsem vypracoval(a) samostatně a veškeré použité prameny a</w:t>
+      </w:r>
+      <w:r>
+        <w:rPr>
+          <w:rFonts w:eastAsia="Times New Roman" w:cs="Times New Roman"/>
+          <w:szCs w:val="24"/>
+        </w:rPr>
+        <w:t> </w:t>
+      </w:r>
+      <w:r>
+        <w:rPr>
+          <w:rFonts w:eastAsia="Times New Roman" w:cs="Times New Roman"/>
+          <w:szCs w:val="24"/>
+        </w:rPr>
+        <w:t>informace uvádím v seznamu použité literatury. Jsem si vědom(a), že se na moji práci vztahuje zákon č. 121/2000 Sb., autorský zákon a že škola má právo na užití této práce jako školního díla podle § 60 odst. 1 autorského zákona.</w:t>
       </w:r>
     </w:p>
     <w:p>
@@ -702,7 +679,7 @@
           <w:r>
             <w:fldChar w:fldCharType="separate"/>
           </w:r>
-          <w:hyperlink w:anchor="_Toc226205674" w:history="1">
+          <w:hyperlink w:anchor="_Toc226490718" w:history="1">
             <w:r>
               <w:rPr>
                 <w:rStyle w:val="Hypertextovodkaz"/>
@@ -746,7 +723,7 @@
                 <w:noProof/>
                 <w:webHidden/>
               </w:rPr>
-              <w:instrText xml:space="preserve"> PAGEREF _Toc226205674 \h </w:instrText>
+              <w:instrText xml:space="preserve"> PAGEREF _Toc226490718 \h </w:instrText>
             </w:r>
             <w:r>
               <w:rPr>
@@ -766,7 +743,7 @@
                 <w:noProof/>
                 <w:webHidden/>
               </w:rPr>
-              <w:t>8</w:t>
+              <w:t>7</w:t>
             </w:r>
             <w:r>
               <w:rPr>
@@ -792,7 +769,7 @@
               <w14:ligatures w14:val="standardContextual"/>
             </w:rPr>
           </w:pPr>
-          <w:hyperlink w:anchor="_Toc226205675" w:history="1">
+          <w:hyperlink w:anchor="_Toc226490719" w:history="1">
             <w:r>
               <w:rPr>
                 <w:rStyle w:val="Hypertextovodkaz"/>
@@ -836,7 +813,7 @@
                 <w:noProof/>
                 <w:webHidden/>
               </w:rPr>
-              <w:instrText xml:space="preserve"> PAGEREF _Toc226205675 \h </w:instrText>
+              <w:instrText xml:space="preserve"> PAGEREF _Toc226490719 \h </w:instrText>
             </w:r>
             <w:r>
               <w:rPr>
@@ -856,7 +833,7 @@
                 <w:noProof/>
                 <w:webHidden/>
               </w:rPr>
-              <w:t>9</w:t>
+              <w:t>8</w:t>
             </w:r>
             <w:r>
               <w:rPr>
@@ -882,7 +859,7 @@
               <w14:ligatures w14:val="standardContextual"/>
             </w:rPr>
           </w:pPr>
-          <w:hyperlink w:anchor="_Toc226205676" w:history="1">
+          <w:hyperlink w:anchor="_Toc226490720" w:history="1">
             <w:r>
               <w:rPr>
                 <w:rStyle w:val="Hypertextovodkaz"/>
@@ -926,7 +903,7 @@
                 <w:noProof/>
                 <w:webHidden/>
               </w:rPr>
-              <w:instrText xml:space="preserve"> PAGEREF _Toc226205676 \h </w:instrText>
+              <w:instrText xml:space="preserve"> PAGEREF _Toc226490720 \h </w:instrText>
             </w:r>
             <w:r>
               <w:rPr>
@@ -946,7 +923,7 @@
                 <w:noProof/>
                 <w:webHidden/>
               </w:rPr>
-              <w:t>9</w:t>
+              <w:t>8</w:t>
             </w:r>
             <w:r>
               <w:rPr>
@@ -972,7 +949,7 @@
               <w14:ligatures w14:val="standardContextual"/>
             </w:rPr>
           </w:pPr>
-          <w:hyperlink w:anchor="_Toc226205677" w:history="1">
+          <w:hyperlink w:anchor="_Toc226490721" w:history="1">
             <w:r>
               <w:rPr>
                 <w:rStyle w:val="Hypertextovodkaz"/>
@@ -1016,7 +993,7 @@
                 <w:noProof/>
                 <w:webHidden/>
               </w:rPr>
-              <w:instrText xml:space="preserve"> PAGEREF _Toc226205677 \h </w:instrText>
+              <w:instrText xml:space="preserve"> PAGEREF _Toc226490721 \h </w:instrText>
             </w:r>
             <w:r>
               <w:rPr>
@@ -1036,7 +1013,7 @@
                 <w:noProof/>
                 <w:webHidden/>
               </w:rPr>
-              <w:t>9</w:t>
+              <w:t>8</w:t>
             </w:r>
             <w:r>
               <w:rPr>
@@ -1062,7 +1039,7 @@
               <w14:ligatures w14:val="standardContextual"/>
             </w:rPr>
           </w:pPr>
-          <w:hyperlink w:anchor="_Toc226205678" w:history="1">
+          <w:hyperlink w:anchor="_Toc226490722" w:history="1">
             <w:r>
               <w:rPr>
                 <w:rStyle w:val="Hypertextovodkaz"/>
@@ -1106,7 +1083,7 @@
                 <w:noProof/>
                 <w:webHidden/>
               </w:rPr>
-              <w:instrText xml:space="preserve"> PAGEREF _Toc226205678 \h </w:instrText>
+              <w:instrText xml:space="preserve"> PAGEREF _Toc226490722 \h </w:instrText>
             </w:r>
             <w:r>
               <w:rPr>
@@ -1126,7 +1103,7 @@
                 <w:noProof/>
                 <w:webHidden/>
               </w:rPr>
-              <w:t>9</w:t>
+              <w:t>8</w:t>
             </w:r>
             <w:r>
               <w:rPr>
@@ -1152,7 +1129,7 @@
               <w14:ligatures w14:val="standardContextual"/>
             </w:rPr>
           </w:pPr>
-          <w:hyperlink w:anchor="_Toc226205679" w:history="1">
+          <w:hyperlink w:anchor="_Toc226490723" w:history="1">
             <w:r>
               <w:rPr>
                 <w:rStyle w:val="Hypertextovodkaz"/>
@@ -1196,7 +1173,7 @@
                 <w:noProof/>
                 <w:webHidden/>
               </w:rPr>
-              <w:instrText xml:space="preserve"> PAGEREF _Toc226205679 \h </w:instrText>
+              <w:instrText xml:space="preserve"> PAGEREF _Toc226490723 \h </w:instrText>
             </w:r>
             <w:r>
               <w:rPr>
@@ -1216,7 +1193,7 @@
                 <w:noProof/>
                 <w:webHidden/>
               </w:rPr>
-              <w:t>9</w:t>
+              <w:t>8</w:t>
             </w:r>
             <w:r>
               <w:rPr>
@@ -1242,7 +1219,7 @@
               <w14:ligatures w14:val="standardContextual"/>
             </w:rPr>
           </w:pPr>
-          <w:hyperlink w:anchor="_Toc226205680" w:history="1">
+          <w:hyperlink w:anchor="_Toc226490724" w:history="1">
             <w:r>
               <w:rPr>
                 <w:rStyle w:val="Hypertextovodkaz"/>
@@ -1286,7 +1263,7 @@
                 <w:noProof/>
                 <w:webHidden/>
               </w:rPr>
-              <w:instrText xml:space="preserve"> PAGEREF _Toc226205680 \h </w:instrText>
+              <w:instrText xml:space="preserve"> PAGEREF _Toc226490724 \h </w:instrText>
             </w:r>
             <w:r>
               <w:rPr>
@@ -1306,7 +1283,7 @@
                 <w:noProof/>
                 <w:webHidden/>
               </w:rPr>
-              <w:t>10</w:t>
+              <w:t>9</w:t>
             </w:r>
             <w:r>
               <w:rPr>
@@ -1332,7 +1309,7 @@
               <w14:ligatures w14:val="standardContextual"/>
             </w:rPr>
           </w:pPr>
-          <w:hyperlink w:anchor="_Toc226205681" w:history="1">
+          <w:hyperlink w:anchor="_Toc226490725" w:history="1">
             <w:r>
               <w:rPr>
                 <w:rStyle w:val="Hypertextovodkaz"/>
@@ -1376,7 +1353,7 @@
                 <w:noProof/>
                 <w:webHidden/>
               </w:rPr>
-              <w:instrText xml:space="preserve"> PAGEREF _Toc226205681 \h </w:instrText>
+              <w:instrText xml:space="preserve"> PAGEREF _Toc226490725 \h </w:instrText>
             </w:r>
             <w:r>
               <w:rPr>
@@ -1396,7 +1373,7 @@
                 <w:noProof/>
                 <w:webHidden/>
               </w:rPr>
-              <w:t>10</w:t>
+              <w:t>9</w:t>
             </w:r>
             <w:r>
               <w:rPr>
@@ -1422,7 +1399,7 @@
               <w14:ligatures w14:val="standardContextual"/>
             </w:rPr>
           </w:pPr>
-          <w:hyperlink w:anchor="_Toc226205682" w:history="1">
+          <w:hyperlink w:anchor="_Toc226490726" w:history="1">
             <w:r>
               <w:rPr>
                 <w:rStyle w:val="Hypertextovodkaz"/>
@@ -1466,7 +1443,7 @@
                 <w:noProof/>
                 <w:webHidden/>
               </w:rPr>
-              <w:instrText xml:space="preserve"> PAGEREF _Toc226205682 \h </w:instrText>
+              <w:instrText xml:space="preserve"> PAGEREF _Toc226490726 \h </w:instrText>
             </w:r>
             <w:r>
               <w:rPr>
@@ -1486,7 +1463,7 @@
                 <w:noProof/>
                 <w:webHidden/>
               </w:rPr>
-              <w:t>11</w:t>
+              <w:t>10</w:t>
             </w:r>
             <w:r>
               <w:rPr>
@@ -1512,7 +1489,7 @@
               <w14:ligatures w14:val="standardContextual"/>
             </w:rPr>
           </w:pPr>
-          <w:hyperlink w:anchor="_Toc226205683" w:history="1">
+          <w:hyperlink w:anchor="_Toc226490727" w:history="1">
             <w:r>
               <w:rPr>
                 <w:rStyle w:val="Hypertextovodkaz"/>
@@ -1556,7 +1533,7 @@
                 <w:noProof/>
                 <w:webHidden/>
               </w:rPr>
-              <w:instrText xml:space="preserve"> PAGEREF _Toc226205683 \h </w:instrText>
+              <w:instrText xml:space="preserve"> PAGEREF _Toc226490727 \h </w:instrText>
             </w:r>
             <w:r>
               <w:rPr>
@@ -1576,7 +1553,7 @@
                 <w:noProof/>
                 <w:webHidden/>
               </w:rPr>
-              <w:t>12</w:t>
+              <w:t>11</w:t>
             </w:r>
             <w:r>
               <w:rPr>
@@ -1602,7 +1579,7 @@
               <w14:ligatures w14:val="standardContextual"/>
             </w:rPr>
           </w:pPr>
-          <w:hyperlink w:anchor="_Toc226205684" w:history="1">
+          <w:hyperlink w:anchor="_Toc226490728" w:history="1">
             <w:r>
               <w:rPr>
                 <w:rStyle w:val="Hypertextovodkaz"/>
@@ -1646,7 +1623,7 @@
                 <w:noProof/>
                 <w:webHidden/>
               </w:rPr>
-              <w:instrText xml:space="preserve"> PAGEREF _Toc226205684 \h </w:instrText>
+              <w:instrText xml:space="preserve"> PAGEREF _Toc226490728 \h </w:instrText>
             </w:r>
             <w:r>
               <w:rPr>
@@ -1666,7 +1643,7 @@
                 <w:noProof/>
                 <w:webHidden/>
               </w:rPr>
-              <w:t>12</w:t>
+              <w:t>11</w:t>
             </w:r>
             <w:r>
               <w:rPr>
@@ -1692,7 +1669,7 @@
               <w14:ligatures w14:val="standardContextual"/>
             </w:rPr>
           </w:pPr>
-          <w:hyperlink w:anchor="_Toc226205685" w:history="1">
+          <w:hyperlink w:anchor="_Toc226490729" w:history="1">
             <w:r>
               <w:rPr>
                 <w:rStyle w:val="Hypertextovodkaz"/>
@@ -1736,7 +1713,7 @@
                 <w:noProof/>
                 <w:webHidden/>
               </w:rPr>
-              <w:instrText xml:space="preserve"> PAGEREF _Toc226205685 \h </w:instrText>
+              <w:instrText xml:space="preserve"> PAGEREF _Toc226490729 \h </w:instrText>
             </w:r>
             <w:r>
               <w:rPr>
@@ -1756,7 +1733,7 @@
                 <w:noProof/>
                 <w:webHidden/>
               </w:rPr>
-              <w:t>14</w:t>
+              <w:t>13</w:t>
             </w:r>
             <w:r>
               <w:rPr>
@@ -1782,7 +1759,7 @@
               <w14:ligatures w14:val="standardContextual"/>
             </w:rPr>
           </w:pPr>
-          <w:hyperlink w:anchor="_Toc226205686" w:history="1">
+          <w:hyperlink w:anchor="_Toc226490730" w:history="1">
             <w:r>
               <w:rPr>
                 <w:rStyle w:val="Hypertextovodkaz"/>
@@ -1826,7 +1803,7 @@
                 <w:noProof/>
                 <w:webHidden/>
               </w:rPr>
-              <w:instrText xml:space="preserve"> PAGEREF _Toc226205686 \h </w:instrText>
+              <w:instrText xml:space="preserve"> PAGEREF _Toc226490730 \h </w:instrText>
             </w:r>
             <w:r>
               <w:rPr>
@@ -1846,7 +1823,7 @@
                 <w:noProof/>
                 <w:webHidden/>
               </w:rPr>
-              <w:t>14</w:t>
+              <w:t>13</w:t>
             </w:r>
             <w:r>
               <w:rPr>
@@ -1872,7 +1849,7 @@
               <w14:ligatures w14:val="standardContextual"/>
             </w:rPr>
           </w:pPr>
-          <w:hyperlink w:anchor="_Toc226205687" w:history="1">
+          <w:hyperlink w:anchor="_Toc226490731" w:history="1">
             <w:r>
               <w:rPr>
                 <w:rStyle w:val="Hypertextovodkaz"/>
@@ -1916,7 +1893,7 @@
                 <w:noProof/>
                 <w:webHidden/>
               </w:rPr>
-              <w:instrText xml:space="preserve"> PAGEREF _Toc226205687 \h </w:instrText>
+              <w:instrText xml:space="preserve"> PAGEREF _Toc226490731 \h </w:instrText>
             </w:r>
             <w:r>
               <w:rPr>
@@ -1936,7 +1913,7 @@
                 <w:noProof/>
                 <w:webHidden/>
               </w:rPr>
-              <w:t>15</w:t>
+              <w:t>14</w:t>
             </w:r>
             <w:r>
               <w:rPr>
@@ -1962,7 +1939,7 @@
               <w14:ligatures w14:val="standardContextual"/>
             </w:rPr>
           </w:pPr>
-          <w:hyperlink w:anchor="_Toc226205688" w:history="1">
+          <w:hyperlink w:anchor="_Toc226490732" w:history="1">
             <w:r>
               <w:rPr>
                 <w:rStyle w:val="Hypertextovodkaz"/>
@@ -2006,7 +1983,7 @@
                 <w:noProof/>
                 <w:webHidden/>
               </w:rPr>
-              <w:instrText xml:space="preserve"> PAGEREF _Toc226205688 \h </w:instrText>
+              <w:instrText xml:space="preserve"> PAGEREF _Toc226490732 \h </w:instrText>
             </w:r>
             <w:r>
               <w:rPr>
@@ -2026,7 +2003,7 @@
                 <w:noProof/>
                 <w:webHidden/>
               </w:rPr>
-              <w:t>15</w:t>
+              <w:t>14</w:t>
             </w:r>
             <w:r>
               <w:rPr>
@@ -2052,7 +2029,7 @@
               <w14:ligatures w14:val="standardContextual"/>
             </w:rPr>
           </w:pPr>
-          <w:hyperlink w:anchor="_Toc226205689" w:history="1">
+          <w:hyperlink w:anchor="_Toc226490733" w:history="1">
             <w:r>
               <w:rPr>
                 <w:rStyle w:val="Hypertextovodkaz"/>
@@ -2096,7 +2073,7 @@
                 <w:noProof/>
                 <w:webHidden/>
               </w:rPr>
-              <w:instrText xml:space="preserve"> PAGEREF _Toc226205689 \h </w:instrText>
+              <w:instrText xml:space="preserve"> PAGEREF _Toc226490733 \h </w:instrText>
             </w:r>
             <w:r>
               <w:rPr>
@@ -2116,7 +2093,7 @@
                 <w:noProof/>
                 <w:webHidden/>
               </w:rPr>
-              <w:t>15</w:t>
+              <w:t>14</w:t>
             </w:r>
             <w:r>
               <w:rPr>
@@ -2142,7 +2119,7 @@
               <w14:ligatures w14:val="standardContextual"/>
             </w:rPr>
           </w:pPr>
-          <w:hyperlink w:anchor="_Toc226205690" w:history="1">
+          <w:hyperlink w:anchor="_Toc226490734" w:history="1">
             <w:r>
               <w:rPr>
                 <w:rStyle w:val="Hypertextovodkaz"/>
@@ -2186,7 +2163,7 @@
                 <w:noProof/>
                 <w:webHidden/>
               </w:rPr>
-              <w:instrText xml:space="preserve"> PAGEREF _Toc226205690 \h </w:instrText>
+              <w:instrText xml:space="preserve"> PAGEREF _Toc226490734 \h </w:instrText>
             </w:r>
             <w:r>
               <w:rPr>
@@ -2206,7 +2183,7 @@
                 <w:noProof/>
                 <w:webHidden/>
               </w:rPr>
-              <w:t>16</w:t>
+              <w:t>15</w:t>
             </w:r>
             <w:r>
               <w:rPr>
@@ -2232,7 +2209,7 @@
               <w14:ligatures w14:val="standardContextual"/>
             </w:rPr>
           </w:pPr>
-          <w:hyperlink w:anchor="_Toc226205691" w:history="1">
+          <w:hyperlink w:anchor="_Toc226490735" w:history="1">
             <w:r>
               <w:rPr>
                 <w:rStyle w:val="Hypertextovodkaz"/>
@@ -2276,7 +2253,7 @@
                 <w:noProof/>
                 <w:webHidden/>
               </w:rPr>
-              <w:instrText xml:space="preserve"> PAGEREF _Toc226205691 \h </w:instrText>
+              <w:instrText xml:space="preserve"> PAGEREF _Toc226490735 \h </w:instrText>
             </w:r>
             <w:r>
               <w:rPr>
@@ -2296,7 +2273,7 @@
                 <w:noProof/>
                 <w:webHidden/>
               </w:rPr>
-              <w:t>16</w:t>
+              <w:t>15</w:t>
             </w:r>
             <w:r>
               <w:rPr>
@@ -2322,7 +2299,7 @@
               <w14:ligatures w14:val="standardContextual"/>
             </w:rPr>
           </w:pPr>
-          <w:hyperlink w:anchor="_Toc226205692" w:history="1">
+          <w:hyperlink w:anchor="_Toc226490736" w:history="1">
             <w:r>
               <w:rPr>
                 <w:rStyle w:val="Hypertextovodkaz"/>
@@ -2366,7 +2343,7 @@
                 <w:noProof/>
                 <w:webHidden/>
               </w:rPr>
-              <w:instrText xml:space="preserve"> PAGEREF _Toc226205692 \h </w:instrText>
+              <w:instrText xml:space="preserve"> PAGEREF _Toc226490736 \h </w:instrText>
             </w:r>
             <w:r>
               <w:rPr>
@@ -2386,7 +2363,7 @@
                 <w:noProof/>
                 <w:webHidden/>
               </w:rPr>
-              <w:t>16</w:t>
+              <w:t>15</w:t>
             </w:r>
             <w:r>
               <w:rPr>
@@ -2412,7 +2389,7 @@
               <w14:ligatures w14:val="standardContextual"/>
             </w:rPr>
           </w:pPr>
-          <w:hyperlink w:anchor="_Toc226205693" w:history="1">
+          <w:hyperlink w:anchor="_Toc226490737" w:history="1">
             <w:r>
               <w:rPr>
                 <w:rStyle w:val="Hypertextovodkaz"/>
@@ -2456,7 +2433,7 @@
                 <w:noProof/>
                 <w:webHidden/>
               </w:rPr>
-              <w:instrText xml:space="preserve"> PAGEREF _Toc226205693 \h </w:instrText>
+              <w:instrText xml:space="preserve"> PAGEREF _Toc226490737 \h </w:instrText>
             </w:r>
             <w:r>
               <w:rPr>
@@ -2476,7 +2453,7 @@
                 <w:noProof/>
                 <w:webHidden/>
               </w:rPr>
-              <w:t>17</w:t>
+              <w:t>16</w:t>
             </w:r>
             <w:r>
               <w:rPr>
@@ -2502,7 +2479,7 @@
               <w14:ligatures w14:val="standardContextual"/>
             </w:rPr>
           </w:pPr>
-          <w:hyperlink w:anchor="_Toc226205694" w:history="1">
+          <w:hyperlink w:anchor="_Toc226490738" w:history="1">
             <w:r>
               <w:rPr>
                 <w:rStyle w:val="Hypertextovodkaz"/>
@@ -2546,7 +2523,7 @@
                 <w:noProof/>
                 <w:webHidden/>
               </w:rPr>
-              <w:instrText xml:space="preserve"> PAGEREF _Toc226205694 \h </w:instrText>
+              <w:instrText xml:space="preserve"> PAGEREF _Toc226490738 \h </w:instrText>
             </w:r>
             <w:r>
               <w:rPr>
@@ -2566,7 +2543,7 @@
                 <w:noProof/>
                 <w:webHidden/>
               </w:rPr>
-              <w:t>17</w:t>
+              <w:t>16</w:t>
             </w:r>
             <w:r>
               <w:rPr>
@@ -2592,7 +2569,7 @@
               <w14:ligatures w14:val="standardContextual"/>
             </w:rPr>
           </w:pPr>
-          <w:hyperlink w:anchor="_Toc226205695" w:history="1">
+          <w:hyperlink w:anchor="_Toc226490739" w:history="1">
             <w:r>
               <w:rPr>
                 <w:rStyle w:val="Hypertextovodkaz"/>
@@ -2636,7 +2613,7 @@
                 <w:noProof/>
                 <w:webHidden/>
               </w:rPr>
-              <w:instrText xml:space="preserve"> PAGEREF _Toc226205695 \h </w:instrText>
+              <w:instrText xml:space="preserve"> PAGEREF _Toc226490739 \h </w:instrText>
             </w:r>
             <w:r>
               <w:rPr>
@@ -2656,7 +2633,7 @@
                 <w:noProof/>
                 <w:webHidden/>
               </w:rPr>
-              <w:t>18</w:t>
+              <w:t>17</w:t>
             </w:r>
             <w:r>
               <w:rPr>
@@ -2682,7 +2659,7 @@
               <w14:ligatures w14:val="standardContextual"/>
             </w:rPr>
           </w:pPr>
-          <w:hyperlink w:anchor="_Toc226205696" w:history="1">
+          <w:hyperlink w:anchor="_Toc226490740" w:history="1">
             <w:r>
               <w:rPr>
                 <w:rStyle w:val="Hypertextovodkaz"/>
@@ -2726,7 +2703,7 @@
                 <w:noProof/>
                 <w:webHidden/>
               </w:rPr>
-              <w:instrText xml:space="preserve"> PAGEREF _Toc226205696 \h </w:instrText>
+              <w:instrText xml:space="preserve"> PAGEREF _Toc226490740 \h </w:instrText>
             </w:r>
             <w:r>
               <w:rPr>
@@ -2746,7 +2723,7 @@
                 <w:noProof/>
                 <w:webHidden/>
               </w:rPr>
-              <w:t>19</w:t>
+              <w:t>18</w:t>
             </w:r>
             <w:r>
               <w:rPr>
@@ -2772,7 +2749,7 @@
               <w14:ligatures w14:val="standardContextual"/>
             </w:rPr>
           </w:pPr>
-          <w:hyperlink w:anchor="_Toc226205697" w:history="1">
+          <w:hyperlink w:anchor="_Toc226490741" w:history="1">
             <w:r>
               <w:rPr>
                 <w:rStyle w:val="Hypertextovodkaz"/>
@@ -2816,7 +2793,7 @@
                 <w:noProof/>
                 <w:webHidden/>
               </w:rPr>
-              <w:instrText xml:space="preserve"> PAGEREF _Toc226205697 \h </w:instrText>
+              <w:instrText xml:space="preserve"> PAGEREF _Toc226490741 \h </w:instrText>
             </w:r>
             <w:r>
               <w:rPr>
@@ -2836,7 +2813,7 @@
                 <w:noProof/>
                 <w:webHidden/>
               </w:rPr>
-              <w:t>19</w:t>
+              <w:t>18</w:t>
             </w:r>
             <w:r>
               <w:rPr>
@@ -2862,7 +2839,7 @@
               <w14:ligatures w14:val="standardContextual"/>
             </w:rPr>
           </w:pPr>
-          <w:hyperlink w:anchor="_Toc226205698" w:history="1">
+          <w:hyperlink w:anchor="_Toc226490742" w:history="1">
             <w:r>
               <w:rPr>
                 <w:rStyle w:val="Hypertextovodkaz"/>
@@ -2906,7 +2883,7 @@
                 <w:noProof/>
                 <w:webHidden/>
               </w:rPr>
-              <w:instrText xml:space="preserve"> PAGEREF _Toc226205698 \h </w:instrText>
+              <w:instrText xml:space="preserve"> PAGEREF _Toc226490742 \h </w:instrText>
             </w:r>
             <w:r>
               <w:rPr>
@@ -2926,7 +2903,7 @@
                 <w:noProof/>
                 <w:webHidden/>
               </w:rPr>
-              <w:t>19</w:t>
+              <w:t>18</w:t>
             </w:r>
             <w:r>
               <w:rPr>
@@ -2952,7 +2929,7 @@
               <w14:ligatures w14:val="standardContextual"/>
             </w:rPr>
           </w:pPr>
-          <w:hyperlink w:anchor="_Toc226205699" w:history="1">
+          <w:hyperlink w:anchor="_Toc226490743" w:history="1">
             <w:r>
               <w:rPr>
                 <w:rStyle w:val="Hypertextovodkaz"/>
@@ -2996,7 +2973,7 @@
                 <w:noProof/>
                 <w:webHidden/>
               </w:rPr>
-              <w:instrText xml:space="preserve"> PAGEREF _Toc226205699 \h </w:instrText>
+              <w:instrText xml:space="preserve"> PAGEREF _Toc226490743 \h </w:instrText>
             </w:r>
             <w:r>
               <w:rPr>
@@ -3016,7 +2993,7 @@
                 <w:noProof/>
                 <w:webHidden/>
               </w:rPr>
-              <w:t>20</w:t>
+              <w:t>19</w:t>
             </w:r>
             <w:r>
               <w:rPr>
@@ -3042,7 +3019,7 @@
               <w14:ligatures w14:val="standardContextual"/>
             </w:rPr>
           </w:pPr>
-          <w:hyperlink w:anchor="_Toc226205700" w:history="1">
+          <w:hyperlink w:anchor="_Toc226490744" w:history="1">
             <w:r>
               <w:rPr>
                 <w:rStyle w:val="Hypertextovodkaz"/>
@@ -3086,7 +3063,7 @@
                 <w:noProof/>
                 <w:webHidden/>
               </w:rPr>
-              <w:instrText xml:space="preserve"> PAGEREF _Toc226205700 \h </w:instrText>
+              <w:instrText xml:space="preserve"> PAGEREF _Toc226490744 \h </w:instrText>
             </w:r>
             <w:r>
               <w:rPr>
@@ -3106,7 +3083,7 @@
                 <w:noProof/>
                 <w:webHidden/>
               </w:rPr>
-              <w:t>21</w:t>
+              <w:t>20</w:t>
             </w:r>
             <w:r>
               <w:rPr>
@@ -3132,7 +3109,7 @@
               <w14:ligatures w14:val="standardContextual"/>
             </w:rPr>
           </w:pPr>
-          <w:hyperlink w:anchor="_Toc226205701" w:history="1">
+          <w:hyperlink w:anchor="_Toc226490745" w:history="1">
             <w:r>
               <w:rPr>
                 <w:rStyle w:val="Hypertextovodkaz"/>
@@ -3176,7 +3153,7 @@
                 <w:noProof/>
                 <w:webHidden/>
               </w:rPr>
-              <w:instrText xml:space="preserve"> PAGEREF _Toc226205701 \h </w:instrText>
+              <w:instrText xml:space="preserve"> PAGEREF _Toc226490745 \h </w:instrText>
             </w:r>
             <w:r>
               <w:rPr>
@@ -3196,7 +3173,7 @@
                 <w:noProof/>
                 <w:webHidden/>
               </w:rPr>
-              <w:t>22</w:t>
+              <w:t>21</w:t>
             </w:r>
             <w:r>
               <w:rPr>
@@ -3222,7 +3199,7 @@
               <w14:ligatures w14:val="standardContextual"/>
             </w:rPr>
           </w:pPr>
-          <w:hyperlink w:anchor="_Toc226205702" w:history="1">
+          <w:hyperlink w:anchor="_Toc226490746" w:history="1">
             <w:r>
               <w:rPr>
                 <w:rStyle w:val="Hypertextovodkaz"/>
@@ -3266,7 +3243,7 @@
                 <w:noProof/>
                 <w:webHidden/>
               </w:rPr>
-              <w:instrText xml:space="preserve"> PAGEREF _Toc226205702 \h </w:instrText>
+              <w:instrText xml:space="preserve"> PAGEREF _Toc226490746 \h </w:instrText>
             </w:r>
             <w:r>
               <w:rPr>
@@ -3286,7 +3263,7 @@
                 <w:noProof/>
                 <w:webHidden/>
               </w:rPr>
-              <w:t>22</w:t>
+              <w:t>21</w:t>
             </w:r>
             <w:r>
               <w:rPr>
@@ -3312,7 +3289,7 @@
               <w14:ligatures w14:val="standardContextual"/>
             </w:rPr>
           </w:pPr>
-          <w:hyperlink w:anchor="_Toc226205703" w:history="1">
+          <w:hyperlink w:anchor="_Toc226490747" w:history="1">
             <w:r>
               <w:rPr>
                 <w:rStyle w:val="Hypertextovodkaz"/>
@@ -3356,7 +3333,7 @@
                 <w:noProof/>
                 <w:webHidden/>
               </w:rPr>
-              <w:instrText xml:space="preserve"> PAGEREF _Toc226205703 \h </w:instrText>
+              <w:instrText xml:space="preserve"> PAGEREF _Toc226490747 \h </w:instrText>
             </w:r>
             <w:r>
               <w:rPr>
@@ -3376,7 +3353,7 @@
                 <w:noProof/>
                 <w:webHidden/>
               </w:rPr>
-              <w:t>23</w:t>
+              <w:t>22</w:t>
             </w:r>
             <w:r>
               <w:rPr>
@@ -3402,7 +3379,7 @@
               <w14:ligatures w14:val="standardContextual"/>
             </w:rPr>
           </w:pPr>
-          <w:hyperlink w:anchor="_Toc226205704" w:history="1">
+          <w:hyperlink w:anchor="_Toc226490748" w:history="1">
             <w:r>
               <w:rPr>
                 <w:rStyle w:val="Hypertextovodkaz"/>
@@ -3446,7 +3423,7 @@
                 <w:noProof/>
                 <w:webHidden/>
               </w:rPr>
-              <w:instrText xml:space="preserve"> PAGEREF _Toc226205704 \h </w:instrText>
+              <w:instrText xml:space="preserve"> PAGEREF _Toc226490748 \h </w:instrText>
             </w:r>
             <w:r>
               <w:rPr>
@@ -3492,7 +3469,7 @@
               <w14:ligatures w14:val="standardContextual"/>
             </w:rPr>
           </w:pPr>
-          <w:hyperlink w:anchor="_Toc226205705" w:history="1">
+          <w:hyperlink w:anchor="_Toc226490749" w:history="1">
             <w:r>
               <w:rPr>
                 <w:rStyle w:val="Hypertextovodkaz"/>
@@ -3536,7 +3513,7 @@
                 <w:noProof/>
                 <w:webHidden/>
               </w:rPr>
-              <w:instrText xml:space="preserve"> PAGEREF _Toc226205705 \h </w:instrText>
+              <w:instrText xml:space="preserve"> PAGEREF _Toc226490749 \h </w:instrText>
             </w:r>
             <w:r>
               <w:rPr>
@@ -3556,7 +3533,7 @@
                 <w:noProof/>
                 <w:webHidden/>
               </w:rPr>
-              <w:t>24</w:t>
+              <w:t>23</w:t>
             </w:r>
             <w:r>
               <w:rPr>
@@ -3582,7 +3559,7 @@
               <w14:ligatures w14:val="standardContextual"/>
             </w:rPr>
           </w:pPr>
-          <w:hyperlink w:anchor="_Toc226205706" w:history="1">
+          <w:hyperlink w:anchor="_Toc226490750" w:history="1">
             <w:r>
               <w:rPr>
                 <w:rStyle w:val="Hypertextovodkaz"/>
@@ -3626,7 +3603,7 @@
                 <w:noProof/>
                 <w:webHidden/>
               </w:rPr>
-              <w:instrText xml:space="preserve"> PAGEREF _Toc226205706 \h </w:instrText>
+              <w:instrText xml:space="preserve"> PAGEREF _Toc226490750 \h </w:instrText>
             </w:r>
             <w:r>
               <w:rPr>
@@ -3672,7 +3649,7 @@
               <w14:ligatures w14:val="standardContextual"/>
             </w:rPr>
           </w:pPr>
-          <w:hyperlink w:anchor="_Toc226205707" w:history="1">
+          <w:hyperlink w:anchor="_Toc226490751" w:history="1">
             <w:r>
               <w:rPr>
                 <w:rStyle w:val="Hypertextovodkaz"/>
@@ -3716,7 +3693,7 @@
                 <w:noProof/>
                 <w:webHidden/>
               </w:rPr>
-              <w:instrText xml:space="preserve"> PAGEREF _Toc226205707 \h </w:instrText>
+              <w:instrText xml:space="preserve"> PAGEREF _Toc226490751 \h </w:instrText>
             </w:r>
             <w:r>
               <w:rPr>
@@ -3762,7 +3739,7 @@
               <w14:ligatures w14:val="standardContextual"/>
             </w:rPr>
           </w:pPr>
-          <w:hyperlink w:anchor="_Toc226205708" w:history="1">
+          <w:hyperlink w:anchor="_Toc226490752" w:history="1">
             <w:r>
               <w:rPr>
                 <w:rStyle w:val="Hypertextovodkaz"/>
@@ -3806,7 +3783,7 @@
                 <w:noProof/>
                 <w:webHidden/>
               </w:rPr>
-              <w:instrText xml:space="preserve"> PAGEREF _Toc226205708 \h </w:instrText>
+              <w:instrText xml:space="preserve"> PAGEREF _Toc226490752 \h </w:instrText>
             </w:r>
             <w:r>
               <w:rPr>
@@ -3852,7 +3829,7 @@
               <w14:ligatures w14:val="standardContextual"/>
             </w:rPr>
           </w:pPr>
-          <w:hyperlink w:anchor="_Toc226205709" w:history="1">
+          <w:hyperlink w:anchor="_Toc226490753" w:history="1">
             <w:r>
               <w:rPr>
                 <w:rStyle w:val="Hypertextovodkaz"/>
@@ -3896,7 +3873,7 @@
                 <w:noProof/>
                 <w:webHidden/>
               </w:rPr>
-              <w:instrText xml:space="preserve"> PAGEREF _Toc226205709 \h </w:instrText>
+              <w:instrText xml:space="preserve"> PAGEREF _Toc226490753 \h </w:instrText>
             </w:r>
             <w:r>
               <w:rPr>
@@ -3954,7 +3931,7 @@
       <w:pPr>
         <w:pStyle w:val="Nadpis1"/>
       </w:pPr>
-      <w:bookmarkStart w:id="0" w:name="_Toc226205674"/>
+      <w:bookmarkStart w:id="0" w:name="_Toc226490718"/>
       <w:r>
         <w:lastRenderedPageBreak/>
         <w:t>Úvod a cíl práce</w:t>
@@ -3969,7 +3946,13 @@
         <w:t xml:space="preserve">V dnešní digitální době se velká část informačních, propagačních a marketingových materiálů přesunula na internet. </w:t>
       </w:r>
       <w:r>
-        <w:t>Formát PDF se stále často používá pro sdílení dokumentů, ale oproti moderním webovým řešením nabízí méně možností interaktivity a horší uživatelský zážitek.</w:t>
+        <w:t>Formát PDF se stále často používá pro sdílení dokumentů, ale oproti moderním webovým řešením nabízí méně možností interaktivity a</w:t>
+      </w:r>
+      <w:r>
+        <w:t> </w:t>
+      </w:r>
+      <w:r>
+        <w:t>horší uživatelský zážitek.</w:t>
       </w:r>
       <w:r>
         <w:t xml:space="preserve"> Často postrádají interaktivitu, nepůsobí dostatečně atraktivně</w:t>
@@ -3978,7 +3961,13 @@
         <w:t xml:space="preserve"> a může být nekomfortní pro spousta uživatelů</w:t>
       </w:r>
       <w:r>
-        <w:t>. Z toho důvodu roste poptávka po moderních webových řešeních, která dokážou obsah prezentovat poutavější formou.</w:t>
+        <w:t>. Z toho důvodu roste poptávka po</w:t>
+      </w:r>
+      <w:r>
+        <w:t> </w:t>
+      </w:r>
+      <w:r>
+        <w:t>moderních webových řešeních, která dokážou obsah prezentovat poutavější formou.</w:t>
       </w:r>
     </w:p>
     <w:p>
@@ -4006,7 +3995,13 @@
         <w:ind w:firstLine="578"/>
       </w:pPr>
       <w:r>
-        <w:t>Hlavním cílem této maturitní práce je navrhnout a naprogramovat plně funkční a responzivní webovou aplikaci</w:t>
+        <w:t>Hlavním cílem této maturitní práce je navrhnout a naprogramovat plně funkční a</w:t>
+      </w:r>
+      <w:r>
+        <w:t> </w:t>
+      </w:r>
+      <w:r>
+        <w:t>responzivní webovou aplikaci</w:t>
       </w:r>
       <w:r>
         <w:t xml:space="preserve"> elektronického letáku</w:t>
@@ -4015,26 +4010,10 @@
         <w:t>.</w:t>
       </w:r>
       <w:r>
-        <w:t xml:space="preserve"> Aplikace musí být snadno ovladatelná a přizpůsobivá různým typům zařízení. Mezi dílčí cíle patří implementace moderních prvků uživatelského rozhraní, jako je tmavý režim (</w:t>
-      </w:r>
-      <w:proofErr w:type="spellStart"/>
-      <w:r>
-        <w:t>Dark</w:t>
-      </w:r>
-      <w:proofErr w:type="spellEnd"/>
-      <w:r>
-        <w:t xml:space="preserve"> Mode), plynulé přiblížení obsahu (Zoom), dynamicky nastavitelné stínování</w:t>
-      </w:r>
-      <w:r>
-        <w:t xml:space="preserve">, </w:t>
-      </w:r>
-      <w:proofErr w:type="spellStart"/>
-      <w:r>
-        <w:t>progress</w:t>
-      </w:r>
-      <w:proofErr w:type="spellEnd"/>
-      <w:r>
-        <w:t xml:space="preserve"> bar</w:t>
+        <w:t xml:space="preserve"> Aplikace musí být snadno ovladatelná a přizpůsobivá různým typům zařízení. Mezi dílčí cíle patří implementace moderních prvků uživatelského rozhraní, jako je tmavý režim (Dark Mode), plynulé přiblížení obsahu (Zoom), dynamicky nastavitelné stínování</w:t>
+      </w:r>
+      <w:r>
+        <w:t>, progress bar</w:t>
       </w:r>
       <w:r>
         <w:t xml:space="preserve"> a integrace zvukových efektů, které </w:t>
@@ -4050,7 +4029,7 @@
       <w:pPr>
         <w:pStyle w:val="Nadpis1"/>
       </w:pPr>
-      <w:bookmarkStart w:id="1" w:name="_Toc226205675"/>
+      <w:bookmarkStart w:id="1" w:name="_Toc226490719"/>
       <w:r>
         <w:lastRenderedPageBreak/>
         <w:t>Teoretická část</w:t>
@@ -4069,7 +4048,7 @@
       <w:pPr>
         <w:pStyle w:val="Nadpis2"/>
       </w:pPr>
-      <w:bookmarkStart w:id="2" w:name="_Toc226205676"/>
+      <w:bookmarkStart w:id="2" w:name="_Toc226490720"/>
       <w:r>
         <w:t>Formáty digitálních dokumentů a jejich vývoj</w:t>
       </w:r>
@@ -4080,22 +4059,20 @@
         <w:ind w:firstLine="720"/>
       </w:pPr>
       <w:r>
-        <w:t xml:space="preserve">Základním standardem pro distribuci statických dokumentů je dlouhodobě formát PDF. Ačkoliv zaručuje neměnné vizuální rozložení nezávisle na platformě, neposkytuje nativní podporu pro pokročilou interaktivitu či plynulé animace. Moderní alternativou je využití webových technologií, které umožňují </w:t>
-      </w:r>
-      <w:proofErr w:type="spellStart"/>
-      <w:r>
-        <w:t>renderovat</w:t>
-      </w:r>
-      <w:proofErr w:type="spellEnd"/>
-      <w:r>
-        <w:t xml:space="preserve"> obsah přímo v internetovém prohlížeči. Tímto způsobem lze vytvářet dynamické aplikace, které nejen zobrazují informace, ale pomocí animací a 3D efektů věrně simulují fyzické objekty, čímž výrazně vylepšují celkový uživatelský zážitek (UX).</w:t>
+        <w:t>Základním standardem pro distribuci statických dokumentů je dlouhodobě formát PDF. Ačkoliv zaručuje neměnné vizuální rozložení nezávisle na platformě, neposkytuje nativní podporu pro pokročilou interaktivitu či plynulé animace. Moderní alternativou je</w:t>
+      </w:r>
+      <w:r>
+        <w:t> </w:t>
+      </w:r>
+      <w:r>
+        <w:t>využití webových technologií, které umožňují renderovat obsah přímo v internetovém prohlížeči. Tímto způsobem lze vytvářet dynamické aplikace, které nejen zobrazují informace, ale pomocí animací a 3D efektů věrně simulují fyzické objekty, čímž výrazně vylepšují celkový uživatelský zážitek (UX).</w:t>
       </w:r>
     </w:p>
     <w:p>
       <w:pPr>
         <w:pStyle w:val="Nadpis2"/>
       </w:pPr>
-      <w:bookmarkStart w:id="3" w:name="_Toc226205677"/>
+      <w:bookmarkStart w:id="3" w:name="_Toc226490721"/>
       <w:r>
         <w:t>Použité webové technologie</w:t>
       </w:r>
@@ -4106,15 +4083,13 @@
         <w:ind w:firstLine="720"/>
       </w:pPr>
       <w:r>
-        <w:t xml:space="preserve">Aplikace je postavena na třech základních pilířích webového </w:t>
-      </w:r>
-      <w:proofErr w:type="spellStart"/>
-      <w:r>
-        <w:t>frontendu</w:t>
-      </w:r>
-      <w:proofErr w:type="spellEnd"/>
-      <w:r>
-        <w:t>, které se vzájemně doplňují.</w:t>
+        <w:t>Aplikace je postavena na třech základních pilířích webového frontendu, které se</w:t>
+      </w:r>
+      <w:r>
+        <w:t> </w:t>
+      </w:r>
+      <w:r>
+        <w:t>vzájemně doplňují.</w:t>
       </w:r>
       <w:r>
         <w:t xml:space="preserve"> </w:t>
@@ -4125,7 +4100,7 @@
         <w:pStyle w:val="Nadpis3"/>
       </w:pPr>
       <w:bookmarkStart w:id="4" w:name="_Ref224326797"/>
-      <w:bookmarkStart w:id="5" w:name="_Toc226205678"/>
+      <w:bookmarkStart w:id="5" w:name="_Toc226490722"/>
       <w:r>
         <w:t>HTML5 a struktura dokumentu</w:t>
       </w:r>
@@ -4137,23 +4112,7 @@
         <w:ind w:firstLine="720"/>
       </w:pPr>
       <w:r>
-        <w:t>HTML5 tvoří strukturu webové stránky a DOM (</w:t>
-      </w:r>
-      <w:proofErr w:type="spellStart"/>
-      <w:r>
-        <w:t>Document</w:t>
-      </w:r>
-      <w:proofErr w:type="spellEnd"/>
-      <w:r>
-        <w:t xml:space="preserve"> </w:t>
-      </w:r>
-      <w:proofErr w:type="spellStart"/>
-      <w:r>
-        <w:t>Object</w:t>
-      </w:r>
-      <w:proofErr w:type="spellEnd"/>
-      <w:r>
-        <w:t xml:space="preserve"> Model) představuje standardizované rozhraní, prostřednictvím kterého může JavaScript přistupovat k objektům dokumentu, reagovat na události a měnit jednotlivé prvky stránky </w:t>
+        <w:t xml:space="preserve">HTML5 tvoří strukturu webové stránky a DOM (Document Object Model) představuje standardizované rozhraní, prostřednictvím kterého může JavaScript přistupovat k objektům dokumentu, reagovat na události a měnit jednotlivé prvky stránky </w:t>
       </w:r>
       <w:r>
         <w:t>[</w:t>
@@ -4171,15 +4130,7 @@
         <w:t>]</w:t>
       </w:r>
       <w:r>
-        <w:t>. Pro manipulaci s těmito prvky je v aplikaci využíváno programové rozhraní, které umožňuje dynamické generování obsahu (např. stránek letáku) za běhu programu. Dále jsou využita specifická rozhraní HTML5, konkrétně element &lt;</w:t>
-      </w:r>
-      <w:proofErr w:type="spellStart"/>
-      <w:r>
-        <w:t>canvas</w:t>
-      </w:r>
-      <w:proofErr w:type="spellEnd"/>
-      <w:r>
-        <w:t>&gt; pro algoritmické vykreslování 2D grafiky (využito pro záchrannou chybovou obrazovku) a objekt Audio pro reprodukci zvukových stop.</w:t>
+        <w:t>. Pro manipulaci s těmito prvky je v aplikaci využíváno programové rozhraní, které umožňuje dynamické generování obsahu (např. stránek letáku) za běhu programu. Dále jsou využita specifická rozhraní HTML5, konkrétně element &lt;canvas&gt; pro algoritmické vykreslování 2D grafiky (využito pro záchrannou chybovou obrazovku) a objekt Audio pro reprodukci zvukových stop.</w:t>
       </w:r>
     </w:p>
     <w:p>
@@ -4188,7 +4139,7 @@
       </w:pPr>
       <w:bookmarkStart w:id="6" w:name="_Ref224328290"/>
       <w:bookmarkStart w:id="7" w:name="_Ref224332472"/>
-      <w:bookmarkStart w:id="8" w:name="_Toc226205679"/>
+      <w:bookmarkStart w:id="8" w:name="_Toc226490723"/>
       <w:r>
         <w:t>CSS3 pro moderní design</w:t>
       </w:r>
@@ -4207,49 +4158,32 @@
         <w:t>použit</w:t>
       </w:r>
       <w:r>
-        <w:t xml:space="preserve"> model </w:t>
-      </w:r>
-      <w:proofErr w:type="spellStart"/>
-      <w:r>
-        <w:t>Flexbox</w:t>
-      </w:r>
-      <w:proofErr w:type="spellEnd"/>
-      <w:r>
-        <w:t>. Zásadní technologií, o kterou se opírá interaktivita aplikace, jsou tzv. CSS proměnné (</w:t>
-      </w:r>
-      <w:proofErr w:type="spellStart"/>
-      <w:r>
-        <w:t>Custom</w:t>
-      </w:r>
-      <w:proofErr w:type="spellEnd"/>
+        <w:t xml:space="preserve"> model Flexbox. Zásadní technologií, o kterou se opírá interaktivita aplikace, jsou tzv. CSS proměnné (Custom Properties). Ty umožňují definovat hodnoty (např. úroveň přiblížení nebo </w:t>
+      </w:r>
+      <w:r>
+        <w:t>parametry</w:t>
+      </w:r>
       <w:r>
         <w:t xml:space="preserve"> </w:t>
       </w:r>
-      <w:proofErr w:type="spellStart"/>
-      <w:r>
-        <w:t>Properties</w:t>
-      </w:r>
-      <w:proofErr w:type="spellEnd"/>
-      <w:r>
-        <w:t xml:space="preserve">). Ty umožňují definovat hodnoty (např. úroveň přiblížení nebo </w:t>
-      </w:r>
-      <w:r>
-        <w:t>parametry</w:t>
+      <w:r>
+        <w:lastRenderedPageBreak/>
+        <w:t>stínu) na centrálním místě (:root) a plynule je měnit pomocí skriptu</w:t>
+      </w:r>
+      <w:r>
+        <w:t xml:space="preserve">. </w:t>
+      </w:r>
+      <w:r>
+        <w:t xml:space="preserve">Pro tvorbu iluze hloubky a ohybu papíru jsou v CSS využity pokročilé vlastnosti stínování, jako je vnitřní stín (box-shadow: inset) a </w:t>
+      </w:r>
+      <w:r>
+        <w:t>moderní CSS filtry, které prohlížeč vykresluje plynuleji</w:t>
       </w:r>
       <w:r>
         <w:t xml:space="preserve"> </w:t>
       </w:r>
       <w:r>
-        <w:lastRenderedPageBreak/>
-        <w:t>stínu) na centrálním místě (:</w:t>
-      </w:r>
-      <w:proofErr w:type="spellStart"/>
-      <w:r>
-        <w:t>root</w:t>
-      </w:r>
-      <w:proofErr w:type="spellEnd"/>
-      <w:r>
-        <w:t>) a plynule je měnit pomocí skriptu</w:t>
+        <w:t>(filter: drop-shadow).</w:t>
       </w:r>
       <w:r>
         <w:t xml:space="preserve"> </w:t>
@@ -4257,81 +4191,24 @@
       <w:r>
         <w:t>[</w:t>
       </w:r>
-      <w:r>
-        <w:fldChar w:fldCharType="begin"/>
-      </w:r>
-      <w:r>
-        <w:instrText>HYPERLINK \l "_Použité_zdroje"</w:instrText>
-      </w:r>
-      <w:r>
-        <w:fldChar w:fldCharType="separate"/>
-      </w:r>
-      <w:r>
-        <w:rPr>
-          <w:rStyle w:val="Hypertextovodkaz"/>
-          <w:color w:val="auto"/>
-        </w:rPr>
-        <w:t>4</w:t>
-      </w:r>
-      <w:r>
-        <w:fldChar w:fldCharType="end"/>
-      </w:r>
+      <w:hyperlink w:anchor="_Použité_zdroje" w:history="1">
+        <w:r>
+          <w:rPr>
+            <w:rStyle w:val="Hypertextovodkaz"/>
+            <w:color w:val="auto"/>
+          </w:rPr>
+          <w:t>4</w:t>
+        </w:r>
+      </w:hyperlink>
       <w:r>
         <w:t>]</w:t>
       </w:r>
-      <w:r>
-        <w:t xml:space="preserve">. </w:t>
-      </w:r>
-      <w:r>
-        <w:t>Pro tvorbu iluze hloubky a ohybu papíru jsou v CSS využity pokročilé vlastnosti stínování, jako je vnitřní stín (box-</w:t>
-      </w:r>
-      <w:proofErr w:type="spellStart"/>
-      <w:r>
-        <w:t>shadow</w:t>
-      </w:r>
-      <w:proofErr w:type="spellEnd"/>
-      <w:r>
-        <w:t xml:space="preserve">: </w:t>
-      </w:r>
-      <w:proofErr w:type="spellStart"/>
-      <w:r>
-        <w:t>inset</w:t>
-      </w:r>
-      <w:proofErr w:type="spellEnd"/>
-      <w:r>
-        <w:t xml:space="preserve">) a </w:t>
-      </w:r>
-      <w:r>
-        <w:t>moderní CSS filtry, které prohlížeč vykresluje plynuleji</w:t>
-      </w:r>
-      <w:r>
-        <w:t xml:space="preserve"> </w:t>
-      </w:r>
-      <w:r>
-        <w:t>(</w:t>
-      </w:r>
-      <w:proofErr w:type="spellStart"/>
-      <w:r>
-        <w:t>filter</w:t>
-      </w:r>
-      <w:proofErr w:type="spellEnd"/>
-      <w:r>
-        <w:t>: drop-</w:t>
-      </w:r>
-      <w:proofErr w:type="spellStart"/>
-      <w:r>
-        <w:t>shadow</w:t>
-      </w:r>
-      <w:proofErr w:type="spellEnd"/>
-      <w:r>
-        <w:t>).</w:t>
-      </w:r>
     </w:p>
     <w:p>
       <w:pPr>
         <w:pStyle w:val="Nadpis3"/>
       </w:pPr>
-      <w:bookmarkStart w:id="9" w:name="_Toc226205680"/>
+      <w:bookmarkStart w:id="9" w:name="_Toc226490724"/>
       <w:r>
         <w:t>JavaScript (ES6+)</w:t>
       </w:r>
@@ -4449,7 +4326,7 @@
                               </w:rPr>
                             </w:pPr>
                             <w:bookmarkStart w:id="10" w:name="_Ref224322174"/>
-                            <w:bookmarkStart w:id="11" w:name="_Toc226206602"/>
+                            <w:bookmarkStart w:id="11" w:name="_Toc226490708"/>
                             <w:r>
                               <w:t xml:space="preserve">Obrázek </w:t>
                             </w:r>
@@ -4470,6 +4347,7 @@
                                 <w:rPr>
                                   <w:rStyle w:val="Hypertextovodkaz"/>
                                   <w:color w:val="auto"/>
+                                  <w:u w:val="none"/>
                                 </w:rPr>
                                 <w:t>(zdroj)</w:t>
                               </w:r>
@@ -4508,7 +4386,7 @@
                         </w:rPr>
                       </w:pPr>
                       <w:bookmarkStart w:id="12" w:name="_Ref224322174"/>
-                      <w:bookmarkStart w:id="13" w:name="_Toc226206602"/>
+                      <w:bookmarkStart w:id="13" w:name="_Toc226490708"/>
                       <w:r>
                         <w:t xml:space="preserve">Obrázek </w:t>
                       </w:r>
@@ -4529,6 +4407,7 @@
                           <w:rPr>
                             <w:rStyle w:val="Hypertextovodkaz"/>
                             <w:color w:val="auto"/>
+                            <w:u w:val="none"/>
                           </w:rPr>
                           <w:t>(zdroj)</w:t>
                         </w:r>
@@ -4550,41 +4429,17 @@
         <w:tab/>
       </w:r>
       <w:r>
-        <w:t xml:space="preserve">Aplikační logika je naprogramována v jazyce JavaScript s využitím moderní syntaxe standardu </w:t>
-      </w:r>
-      <w:proofErr w:type="spellStart"/>
-      <w:r>
-        <w:t>ECMAScript</w:t>
-      </w:r>
-      <w:proofErr w:type="spellEnd"/>
-      <w:r>
-        <w:t xml:space="preserve"> 6. Kód je strukturován pomocí objektově orientovaného programování (OOP). Celý leták je zapouzdřen do samostatné třídy (</w:t>
-      </w:r>
-      <w:proofErr w:type="spellStart"/>
-      <w:r>
-        <w:t>Class</w:t>
-      </w:r>
-      <w:proofErr w:type="spellEnd"/>
-      <w:r>
-        <w:t xml:space="preserve">), což zajišťuje izolaci proměnných a přehlednost kódu. </w:t>
-      </w:r>
-      <w:r>
-        <w:t>Pro filtraci souborů při načítání obsahu složek jsou využity regulární výrazy (</w:t>
-      </w:r>
-      <w:proofErr w:type="spellStart"/>
-      <w:r>
-        <w:t>RegEx</w:t>
-      </w:r>
-      <w:proofErr w:type="spellEnd"/>
-      <w:r>
-        <w:t>), které umožňují vyhledávat názvy souborů odpovídající specifickému vzoru.</w:t>
+        <w:t xml:space="preserve">Aplikační logika je naprogramována v jazyce JavaScript s využitím moderní syntaxe standardu ECMAScript 6. Kód je strukturován pomocí objektově orientovaného programování (OOP). Celý leták je zapouzdřen do samostatné třídy (Class), což zajišťuje izolaci proměnných a přehlednost kódu. </w:t>
+      </w:r>
+      <w:r>
+        <w:t>Pro filtraci souborů při načítání obsahu složek jsou využity regulární výrazy (RegEx), které umožňují vyhledávat názvy souborů odpovídající specifickému vzoru.</w:t>
       </w:r>
     </w:p>
     <w:p>
       <w:pPr>
         <w:pStyle w:val="Nadpis2"/>
       </w:pPr>
-      <w:bookmarkStart w:id="14" w:name="_Toc226205681"/>
+      <w:bookmarkStart w:id="14" w:name="_Toc226490725"/>
       <w:r>
         <w:t>Asynchronní operace na webu</w:t>
       </w:r>
@@ -4598,39 +4453,16 @@
         <w:t>Aby aplikace nezamrzla při načítání dat ze serveru a následném zpracování většího množství obrazových souborů</w:t>
       </w:r>
       <w:r>
-        <w:t xml:space="preserve">, je nezbytné využít asynchronní programování. K tomuto účelu slouží moderní koncepty </w:t>
-      </w:r>
-      <w:proofErr w:type="spellStart"/>
-      <w:r>
-        <w:t>async</w:t>
-      </w:r>
-      <w:proofErr w:type="spellEnd"/>
-      <w:r>
-        <w:t>/</w:t>
-      </w:r>
-      <w:proofErr w:type="spellStart"/>
-      <w:r>
-        <w:t>await</w:t>
-      </w:r>
-      <w:proofErr w:type="spellEnd"/>
-      <w:r>
-        <w:t xml:space="preserve"> a tzv. </w:t>
-      </w:r>
-      <w:proofErr w:type="spellStart"/>
-      <w:r>
-        <w:t>Promises</w:t>
-      </w:r>
-      <w:proofErr w:type="spellEnd"/>
-      <w:r>
-        <w:t xml:space="preserve"> (sliby). </w:t>
-      </w:r>
-      <w:proofErr w:type="spellStart"/>
-      <w:r>
-        <w:t>Promise</w:t>
-      </w:r>
-      <w:proofErr w:type="spellEnd"/>
-      <w:r>
-        <w:t xml:space="preserve"> představuje operaci, která ještě nebyla dokončena, ale v budoucnu poskytne výsledek (např. informaci o úspěšném načtení obrázku).</w:t>
+        <w:t>, je nezbytné využít asynchronní programování. K</w:t>
+      </w:r>
+      <w:r>
+        <w:t> </w:t>
+      </w:r>
+      <w:r>
+        <w:t xml:space="preserve">tomuto účelu slouží moderní koncepty async/await a tzv. Promises (sliby). </w:t>
+      </w:r>
+      <w:r>
+        <w:t>Promise představuje operaci, která ještě nebyla dokončena, ale v budoucnu poskytne výsledek (např. informaci o úspěšném načtení obrázku).</w:t>
       </w:r>
     </w:p>
     <w:p/>
@@ -4639,15 +4471,7 @@
         <w:ind w:firstLine="431"/>
       </w:pPr>
       <w:r>
-        <w:t xml:space="preserve">Pro samotné získávání dat ze serveru (čtení obsahu složky s obrázky) je v aplikaci využito rozhraní </w:t>
-      </w:r>
-      <w:proofErr w:type="spellStart"/>
-      <w:r>
-        <w:t>Fetch</w:t>
-      </w:r>
-      <w:proofErr w:type="spellEnd"/>
-      <w:r>
-        <w:t xml:space="preserve"> API. Toto rozhraní odesílá síťové požadavky na pozadí, a jakmile je odpověď serveru doručena, program ji zpracuje, aniž by došlo k přerušení běhu uživatelského rozhraní.</w:t>
+        <w:t>Pro samotné získávání dat ze serveru (čtení obsahu složky s obrázky) je v aplikaci využito rozhraní Fetch API. Toto rozhraní odesílá síťové požadavky na pozadí, a jakmile je odpověď serveru doručena, program ji zpracuje, aniž by došlo k přerušení běhu uživatelského rozhraní.</w:t>
       </w:r>
     </w:p>
     <w:p>
@@ -4657,7 +4481,7 @@
       <w:bookmarkStart w:id="15" w:name="_Ref224331596"/>
       <w:bookmarkStart w:id="16" w:name="_Ref224331933"/>
       <w:bookmarkStart w:id="17" w:name="_Ref224333398"/>
-      <w:bookmarkStart w:id="18" w:name="_Toc226205682"/>
+      <w:bookmarkStart w:id="18" w:name="_Toc226490726"/>
       <w:r>
         <w:t>Zásady moderního UI/UX designu</w:t>
       </w:r>
@@ -4671,23 +4495,7 @@
         <w:ind w:firstLine="578"/>
       </w:pPr>
       <w:r>
-        <w:t xml:space="preserve">Responzivita a chytrý zámek: Aplikace musí správně fungovat na displejích všech velikostí. Namísto složité sady mediálních dotazů (Media </w:t>
-      </w:r>
-      <w:proofErr w:type="spellStart"/>
-      <w:r>
-        <w:t>Queries</w:t>
-      </w:r>
-      <w:proofErr w:type="spellEnd"/>
-      <w:r>
-        <w:t xml:space="preserve">) využívá aplikace moderní matematické funkce CSS (min(), </w:t>
-      </w:r>
-      <w:proofErr w:type="spellStart"/>
-      <w:r>
-        <w:t>calc</w:t>
-      </w:r>
-      <w:proofErr w:type="spellEnd"/>
-      <w:r>
-        <w:t>()), které dynamicky vypočítávají velikost kontejneru tak, aby byl vždy zachován přesný poměr stran letáku bez ohledu na rozlišení monitoru.</w:t>
+        <w:t>Responzivita a chytrý zámek: Aplikace musí správně fungovat na displejích všech velikostí. Namísto složité sady mediálních dotazů (Media Queries) využívá aplikace moderní matematické funkce CSS (min(), calc()), které dynamicky vypočítávají velikost kontejneru tak, aby byl vždy zachován přesný poměr stran letáku bez ohledu na rozlišení monitoru.</w:t>
       </w:r>
     </w:p>
     <w:p>
@@ -4695,23 +4503,19 @@
         <w:ind w:firstLine="578"/>
       </w:pPr>
       <w:r>
-        <w:t>Vizuální zpětná vazba: Uživatel musí být vždy informován o stavu aplikace. K tomuto účelu slouží animovaná načítací obrazovka (</w:t>
-      </w:r>
-      <w:proofErr w:type="spellStart"/>
-      <w:r>
-        <w:t>Preloader</w:t>
-      </w:r>
-      <w:proofErr w:type="spellEnd"/>
-      <w:r>
-        <w:t>), která překrývá obsah do doby, než jsou všechna data připravena. Pro orientaci uvnitř samotného letáku je implementován dynamický indikátor průběhu (</w:t>
-      </w:r>
-      <w:proofErr w:type="spellStart"/>
-      <w:r>
-        <w:t>Progress</w:t>
-      </w:r>
-      <w:proofErr w:type="spellEnd"/>
-      <w:r>
-        <w:t xml:space="preserve"> bar), jenž vizualizuje aktuální pozici čtenáře vůči celkovému počtu stran.</w:t>
+        <w:t>Vizuální zpětná vazba: Uživatel musí být vždy informován o stavu aplikace. K</w:t>
+      </w:r>
+      <w:r>
+        <w:t> </w:t>
+      </w:r>
+      <w:r>
+        <w:t>tomuto účelu slouží animovaná načítací obrazovka (Preloader), která překrývá obsah do doby, než jsou všechna data připravena. Pro orientaci uvnitř samotného letáku je</w:t>
+      </w:r>
+      <w:r>
+        <w:t> </w:t>
+      </w:r>
+      <w:r>
+        <w:t>implementován dynamický indikátor průběhu (Progress bar), jenž vizualizuje aktuální pozici čtenáře vůči celkovému počtu stran.</w:t>
       </w:r>
     </w:p>
     <w:p>
@@ -4719,15 +4523,13 @@
         <w:ind w:firstLine="431"/>
       </w:pPr>
       <w:r>
-        <w:t>Tmavý režim (</w:t>
-      </w:r>
-      <w:proofErr w:type="spellStart"/>
-      <w:r>
-        <w:t>Dark</w:t>
-      </w:r>
-      <w:proofErr w:type="spellEnd"/>
-      <w:r>
-        <w:t xml:space="preserve"> Mode): Snížení zrakové únavy uživatelů při prohlížení ve večerních hodinách je zajištěno implementací tmavého režimu, který </w:t>
+        <w:t>Tmavý režim (Dark Mode): Snížení zrakové únavy uživatelů při prohlížení ve</w:t>
+      </w:r>
+      <w:r>
+        <w:t> </w:t>
+      </w:r>
+      <w:r>
+        <w:t xml:space="preserve">večerních hodinách je zajištěno implementací tmavého režimu, který </w:t>
       </w:r>
       <w:r>
         <w:t>mění barevnou paletu pozadí a vybraných ovládacích prvků</w:t>
@@ -4752,7 +4554,7 @@
       <w:pPr>
         <w:pStyle w:val="Nadpis1"/>
       </w:pPr>
-      <w:bookmarkStart w:id="19" w:name="_Toc226205683"/>
+      <w:bookmarkStart w:id="19" w:name="_Toc226490727"/>
       <w:r>
         <w:lastRenderedPageBreak/>
         <w:t>Praktická část (Implementace aplikace)</w:t>
@@ -4780,17 +4582,9 @@
       <w:pPr>
         <w:pStyle w:val="Nadpis2"/>
       </w:pPr>
-      <w:bookmarkStart w:id="20" w:name="_Toc226205684"/>
-      <w:r>
-        <w:t>Požadavky a nastavení serveru (</w:t>
-      </w:r>
-      <w:proofErr w:type="spellStart"/>
-      <w:r>
-        <w:t>Localhost</w:t>
-      </w:r>
-      <w:proofErr w:type="spellEnd"/>
-      <w:r>
-        <w:t xml:space="preserve"> / IIS)</w:t>
+      <w:bookmarkStart w:id="20" w:name="_Toc226490728"/>
+      <w:r>
+        <w:t>Požadavky a nastavení serveru (Localhost / IIS)</w:t>
       </w:r>
       <w:bookmarkEnd w:id="20"/>
     </w:p>
@@ -4799,33 +4593,23 @@
         <w:ind w:firstLine="578"/>
       </w:pPr>
       <w:r>
-        <w:t>Pro správný běh webové aplikace a bezchybné asynchronní načítání souborů je nutné aplikaci spouštět v prostředí webového serveru (např. na lokálním serveru</w:t>
+        <w:t>Pro správný běh webové aplikace a bezchybné asynchronní načítání souborů je</w:t>
+      </w:r>
+      <w:r>
+        <w:t> </w:t>
+      </w:r>
+      <w:r>
+        <w:t>nutné aplikaci spouštět v prostředí webového serveru (např. na lokálním serveru</w:t>
       </w:r>
       <w:r>
         <w:t xml:space="preserve"> neboli</w:t>
       </w:r>
       <w:r>
+        <w:t xml:space="preserve"> localhost). Z bezpečnostních důvodů moderní webové prohlížeče neumožňují spouštět asynchronní síťové požadavky (Fetch API)</w:t>
+      </w:r>
+      <w:r>
         <w:t xml:space="preserve"> </w:t>
       </w:r>
-      <w:proofErr w:type="spellStart"/>
-      <w:r>
-        <w:t>localhost</w:t>
-      </w:r>
-      <w:proofErr w:type="spellEnd"/>
-      <w:r>
-        <w:t>). Z bezpečnostních důvodů moderní webové prohlížeče neumožňují spouštět asynchronní síťové požadavky (</w:t>
-      </w:r>
-      <w:proofErr w:type="spellStart"/>
-      <w:r>
-        <w:t>Fetch</w:t>
-      </w:r>
-      <w:proofErr w:type="spellEnd"/>
-      <w:r>
-        <w:t xml:space="preserve"> API)</w:t>
-      </w:r>
-      <w:r>
-        <w:t xml:space="preserve"> </w:t>
-      </w:r>
       <w:r>
         <w:t>pouhým lokálním otevřením souboru (protokol file://).</w:t>
       </w:r>
@@ -4835,23 +4619,7 @@
         <w:ind w:firstLine="578"/>
       </w:pPr>
       <w:r>
-        <w:t xml:space="preserve">Z tohoto důvodu je aplikace testována na lokálním serveru v prostředí operačního systému Windows s využitím služby Internet </w:t>
-      </w:r>
-      <w:proofErr w:type="spellStart"/>
-      <w:r>
-        <w:t>Information</w:t>
-      </w:r>
-      <w:proofErr w:type="spellEnd"/>
-      <w:r>
-        <w:t xml:space="preserve"> </w:t>
-      </w:r>
-      <w:proofErr w:type="spellStart"/>
-      <w:r>
-        <w:t>Services</w:t>
-      </w:r>
-      <w:proofErr w:type="spellEnd"/>
-      <w:r>
-        <w:t xml:space="preserve"> (IIS).</w:t>
+        <w:t>Z tohoto důvodu je aplikace testována na lokálním serveru v prostředí operačního systému Windows s využitím služby Internet Information Services (IIS).</w:t>
       </w:r>
       <w:r>
         <w:t xml:space="preserve"> </w:t>
@@ -4961,7 +4729,7 @@
                                 <w:lang w:eastAsia="en-US"/>
                               </w:rPr>
                             </w:pPr>
-                            <w:bookmarkStart w:id="21" w:name="_Toc226206603"/>
+                            <w:bookmarkStart w:id="21" w:name="_Toc226490709"/>
                             <w:r>
                               <w:t xml:space="preserve">Obrázek </w:t>
                             </w:r>
@@ -4981,6 +4749,7 @@
                                 <w:rPr>
                                   <w:rStyle w:val="Hypertextovodkaz"/>
                                   <w:color w:val="auto"/>
+                                  <w:u w:val="none"/>
                                 </w:rPr>
                                 <w:t>(zdroj)</w:t>
                               </w:r>
@@ -5016,7 +4785,7 @@
                           <w:lang w:eastAsia="en-US"/>
                         </w:rPr>
                       </w:pPr>
-                      <w:bookmarkStart w:id="22" w:name="_Toc226206603"/>
+                      <w:bookmarkStart w:id="22" w:name="_Toc226490709"/>
                       <w:r>
                         <w:t xml:space="preserve">Obrázek </w:t>
                       </w:r>
@@ -5036,6 +4805,7 @@
                           <w:rPr>
                             <w:rStyle w:val="Hypertextovodkaz"/>
                             <w:color w:val="auto"/>
+                            <w:u w:val="none"/>
                           </w:rPr>
                           <w:t>(zdroj)</w:t>
                         </w:r>
@@ -5132,23 +4902,10 @@
         <w:ind w:firstLine="578"/>
       </w:pPr>
       <w:r>
-        <w:t xml:space="preserve">Po zapnutí služby lze správce serveru spustit pomocí příkazu </w:t>
-      </w:r>
-      <w:proofErr w:type="spellStart"/>
-      <w:r>
-        <w:t>inetmgr</w:t>
-      </w:r>
-      <w:proofErr w:type="spellEnd"/>
-      <w:r>
-        <w:t xml:space="preserve"> přes klávesovou zkratku </w:t>
-      </w:r>
-      <w:proofErr w:type="spellStart"/>
-      <w:r>
-        <w:t>Win+R</w:t>
-      </w:r>
-      <w:proofErr w:type="spellEnd"/>
-      <w:r>
-        <w:t>.</w:t>
+        <w:t>Po zapnutí služby lze správce serveru spustit pomocí příkazu inetmgr</w:t>
+      </w:r>
+      <w:r>
+        <w:t xml:space="preserve"> přes klávesovou zkratku Win+R.</w:t>
       </w:r>
       <w:r>
         <w:t xml:space="preserve"> </w:t>
@@ -5166,23 +4923,7 @@
         <w:t>P</w:t>
       </w:r>
       <w:r>
-        <w:t>rocházení adresáře (</w:t>
-      </w:r>
-      <w:proofErr w:type="spellStart"/>
-      <w:r>
-        <w:t>Directory</w:t>
-      </w:r>
-      <w:proofErr w:type="spellEnd"/>
-      <w:r>
-        <w:t xml:space="preserve"> </w:t>
-      </w:r>
-      <w:proofErr w:type="spellStart"/>
-      <w:r>
-        <w:t>Browsing</w:t>
-      </w:r>
-      <w:proofErr w:type="spellEnd"/>
-      <w:r>
-        <w:t>).</w:t>
+        <w:t>rocházení adresáře (Directory Browsing).</w:t>
       </w:r>
       <w:r>
         <w:t xml:space="preserve"> IIS </w:t>
@@ -5244,7 +4985,7 @@
                                 <w:szCs w:val="22"/>
                               </w:rPr>
                             </w:pPr>
-                            <w:bookmarkStart w:id="23" w:name="_Toc226206604"/>
+                            <w:bookmarkStart w:id="23" w:name="_Toc226490710"/>
                             <w:r>
                               <w:t xml:space="preserve">Obrázek </w:t>
                             </w:r>
@@ -5257,13 +4998,17 @@
                               </w:r>
                             </w:fldSimple>
                             <w:r>
-                              <w:t xml:space="preserve"> Typy MIME WEBP </w:t>
+                              <w:t xml:space="preserve"> Typy MIME WEBP</w:t>
+                            </w:r>
+                            <w:r>
+                              <w:t xml:space="preserve"> </w:t>
                             </w:r>
                             <w:hyperlink r:id="rId26" w:history="1">
                               <w:r>
                                 <w:rPr>
                                   <w:rStyle w:val="Hypertextovodkaz"/>
                                   <w:color w:val="auto"/>
+                                  <w:u w:val="none"/>
                                 </w:rPr>
                                 <w:t>(zdroj)</w:t>
                               </w:r>
@@ -5297,7 +5042,7 @@
                           <w:szCs w:val="22"/>
                         </w:rPr>
                       </w:pPr>
-                      <w:bookmarkStart w:id="24" w:name="_Toc226206604"/>
+                      <w:bookmarkStart w:id="24" w:name="_Toc226490710"/>
                       <w:r>
                         <w:t xml:space="preserve">Obrázek </w:t>
                       </w:r>
@@ -5310,13 +5055,17 @@
                         </w:r>
                       </w:fldSimple>
                       <w:r>
-                        <w:t xml:space="preserve"> Typy MIME WEBP </w:t>
+                        <w:t xml:space="preserve"> Typy MIME WEBP</w:t>
+                      </w:r>
+                      <w:r>
+                        <w:t xml:space="preserve"> </w:t>
                       </w:r>
                       <w:hyperlink r:id="rId27" w:history="1">
                         <w:r>
                           <w:rPr>
                             <w:rStyle w:val="Hypertextovodkaz"/>
                             <w:color w:val="auto"/>
+                            <w:u w:val="none"/>
                           </w:rPr>
                           <w:t>(zdroj)</w:t>
                         </w:r>
@@ -5405,15 +5154,7 @@
         <w:t>obrázkové</w:t>
       </w:r>
       <w:r>
-        <w:t xml:space="preserve"> formáty. V sekci Typy MIME (MIME </w:t>
-      </w:r>
-      <w:proofErr w:type="spellStart"/>
-      <w:r>
-        <w:t>Types</w:t>
-      </w:r>
-      <w:proofErr w:type="spellEnd"/>
-      <w:r>
-        <w:t>) je proto vhodné přidat nový typ:</w:t>
+        <w:t xml:space="preserve"> formáty. V sekci Typy MIME (MIME Types) je proto vhodné přidat nový typ:</w:t>
       </w:r>
     </w:p>
     <w:p>
@@ -5449,7 +5190,7 @@
       <w:pPr>
         <w:pStyle w:val="Nadpis2"/>
       </w:pPr>
-      <w:bookmarkStart w:id="25" w:name="_Toc226205685"/>
+      <w:bookmarkStart w:id="25" w:name="_Toc226490729"/>
       <w:r>
         <w:lastRenderedPageBreak/>
         <w:t>Architektura projektu a inicializace</w:t>
@@ -5461,14 +5202,20 @@
         <w:ind w:firstLine="431"/>
       </w:pPr>
       <w:r>
-        <w:t>Základem úspěšného vývoje webové aplikace je přehledná adresářová struktura a správné oddělení prezentační vrstvy od aplikační logiky.</w:t>
+        <w:t>Základem úspěšného vývoje webové aplikace je přehledná adresářová struktura a</w:t>
+      </w:r>
+      <w:r>
+        <w:t> </w:t>
+      </w:r>
+      <w:r>
+        <w:t>správné oddělení prezentační vrstvy od aplikační logiky.</w:t>
       </w:r>
     </w:p>
     <w:p>
       <w:pPr>
         <w:pStyle w:val="Nadpis3"/>
       </w:pPr>
-      <w:bookmarkStart w:id="26" w:name="_Toc226205686"/>
+      <w:bookmarkStart w:id="26" w:name="_Toc226490730"/>
       <w:r>
         <w:t>Struktura souborů</w:t>
       </w:r>
@@ -5479,7 +5226,19 @@
         <w:ind w:firstLine="720"/>
       </w:pPr>
       <w:r>
-        <w:t>Projekt je rozdělen do několika logických celků. Hlavním vstupním bodem aplikace je soubor main.html, který definuje základní strukturu a rozložení prvků na stránce. Vizuální stylování, včetně definice animací a responzivních pravidel, je zajištěno v souboru main.css.</w:t>
+        <w:t>Projekt je rozdělen do několika logických celků. Hlavním vstupním bodem aplikace je soubor main.html, který definuje základní strukturu a rozložení prvků na</w:t>
+      </w:r>
+      <w:r>
+        <w:t> </w:t>
+      </w:r>
+      <w:r>
+        <w:t>stránce. Vizuální stylování, včetně definice animací a responzivních pravidel, je</w:t>
+      </w:r>
+      <w:r>
+        <w:t> </w:t>
+      </w:r>
+      <w:r>
+        <w:t>zajištěno v souboru main.css.</w:t>
       </w:r>
     </w:p>
     <w:p>
@@ -5487,7 +5246,13 @@
         <w:ind w:firstLine="720"/>
       </w:pPr>
       <w:r>
-        <w:t>Samotná aplikační logika, obsluha uživatelských událostí a vykreslování letáku je implementována v jazyce JavaScript a rozdělena do dvou souborů:</w:t>
+        <w:t>Samotná aplikační logika, obsluha uživatelských událostí a vykreslování letáku je</w:t>
+      </w:r>
+      <w:r>
+        <w:t> </w:t>
+      </w:r>
+      <w:r>
+        <w:t>implementována v jazyce JavaScript a rozdělena do dvou souborů:</w:t>
       </w:r>
       <w:r>
         <w:t xml:space="preserve"> </w:t>
@@ -5549,7 +5314,7 @@
                                 <w:szCs w:val="22"/>
                               </w:rPr>
                             </w:pPr>
-                            <w:bookmarkStart w:id="27" w:name="_Toc226206605"/>
+                            <w:bookmarkStart w:id="27" w:name="_Toc226490711"/>
                             <w:r>
                               <w:t xml:space="preserve">Obrázek </w:t>
                             </w:r>
@@ -5562,29 +5327,19 @@
                               </w:r>
                             </w:fldSimple>
                             <w:r>
-                              <w:t xml:space="preserve"> Struktura projektu </w:t>
+                              <w:t xml:space="preserve"> Struktura projektu</w:t>
+                            </w:r>
+                            <w:r>
+                              <w:t xml:space="preserve"> </w:t>
                             </w:r>
                             <w:hyperlink r:id="rId29" w:history="1">
                               <w:r>
                                 <w:rPr>
                                   <w:rStyle w:val="Hypertextovodkaz"/>
                                   <w:color w:val="auto"/>
+                                  <w:u w:val="none"/>
                                 </w:rPr>
-                                <w:t>(zdr</w:t>
-                              </w:r>
-                              <w:r>
-                                <w:rPr>
-                                  <w:rStyle w:val="Hypertextovodkaz"/>
-                                  <w:color w:val="auto"/>
-                                </w:rPr>
-                                <w:t>o</w:t>
-                              </w:r>
-                              <w:r>
-                                <w:rPr>
-                                  <w:rStyle w:val="Hypertextovodkaz"/>
-                                  <w:color w:val="auto"/>
-                                </w:rPr>
-                                <w:t>j)</w:t>
+                                <w:t>(zdroj)</w:t>
                               </w:r>
                               <w:bookmarkEnd w:id="27"/>
                             </w:hyperlink>
@@ -5616,7 +5371,7 @@
                           <w:szCs w:val="22"/>
                         </w:rPr>
                       </w:pPr>
-                      <w:bookmarkStart w:id="28" w:name="_Toc226206605"/>
+                      <w:bookmarkStart w:id="28" w:name="_Toc226490711"/>
                       <w:r>
                         <w:t xml:space="preserve">Obrázek </w:t>
                       </w:r>
@@ -5629,29 +5384,19 @@
                         </w:r>
                       </w:fldSimple>
                       <w:r>
-                        <w:t xml:space="preserve"> Struktura projektu </w:t>
+                        <w:t xml:space="preserve"> Struktura projektu</w:t>
+                      </w:r>
+                      <w:r>
+                        <w:t xml:space="preserve"> </w:t>
                       </w:r>
                       <w:hyperlink r:id="rId30" w:history="1">
                         <w:r>
                           <w:rPr>
                             <w:rStyle w:val="Hypertextovodkaz"/>
                             <w:color w:val="auto"/>
+                            <w:u w:val="none"/>
                           </w:rPr>
-                          <w:t>(zdr</w:t>
-                        </w:r>
-                        <w:r>
-                          <w:rPr>
-                            <w:rStyle w:val="Hypertextovodkaz"/>
-                            <w:color w:val="auto"/>
-                          </w:rPr>
-                          <w:t>o</w:t>
-                        </w:r>
-                        <w:r>
-                          <w:rPr>
-                            <w:rStyle w:val="Hypertextovodkaz"/>
-                            <w:color w:val="auto"/>
-                          </w:rPr>
-                          <w:t>j)</w:t>
+                          <w:t>(zdroj)</w:t>
                         </w:r>
                         <w:bookmarkEnd w:id="28"/>
                       </w:hyperlink>
@@ -5732,31 +5477,7 @@
         </w:drawing>
       </w:r>
       <w:r>
-        <w:t xml:space="preserve"> Obrazová data (jednotlivé stránky letáku) jsou uložena v samostatné složce </w:t>
-      </w:r>
-      <w:proofErr w:type="spellStart"/>
-      <w:r>
-        <w:t>Content</w:t>
-      </w:r>
-      <w:proofErr w:type="spellEnd"/>
-      <w:r>
-        <w:t xml:space="preserve">/, zatímco zvukové efekty doprovázející listování se nacházejí ve složce </w:t>
-      </w:r>
-      <w:proofErr w:type="spellStart"/>
-      <w:r>
-        <w:t>Sounds</w:t>
-      </w:r>
-      <w:proofErr w:type="spellEnd"/>
-      <w:r>
-        <w:t xml:space="preserve">/. Toto rozdělení usnadňuje případnou aktualizaci obsahu, protože pro změnu letáku stačí pouze nahradit obrázky ve složce </w:t>
-      </w:r>
-      <w:proofErr w:type="spellStart"/>
-      <w:r>
-        <w:t>Content</w:t>
-      </w:r>
-      <w:proofErr w:type="spellEnd"/>
-      <w:r>
-        <w:t>/ bez nutnosti zásahu do zdrojového kódu aplikace.</w:t>
+        <w:t xml:space="preserve"> Obrazová data (jednotlivé stránky letáku) jsou uložena v samostatné složce Content/, zatímco zvukové efekty doprovázející listování se nacházejí ve složce Sounds/. Toto rozdělení usnadňuje případnou aktualizaci obsahu, protože pro změnu letáku stačí pouze nahradit obrázky ve složce Content/ bez nutnosti zásahu do zdrojového kódu aplikace.</w:t>
       </w:r>
       <w:r>
         <w:t xml:space="preserve"> </w:t>
@@ -5766,46 +5487,25 @@
       <w:pPr>
         <w:pStyle w:val="Nadpis3"/>
       </w:pPr>
-      <w:bookmarkStart w:id="29" w:name="_Toc226205687"/>
+      <w:bookmarkStart w:id="29" w:name="_Toc226490731"/>
       <w:r>
         <w:lastRenderedPageBreak/>
-        <w:t xml:space="preserve">Integrace knihovny </w:t>
-      </w:r>
-      <w:proofErr w:type="spellStart"/>
-      <w:r>
-        <w:t>St.PageFlip</w:t>
+        <w:t>Integrace knihovny St.PageFlip</w:t>
       </w:r>
       <w:bookmarkEnd w:id="29"/>
-      <w:proofErr w:type="spellEnd"/>
     </w:p>
     <w:p>
       <w:pPr>
         <w:ind w:firstLine="720"/>
       </w:pPr>
       <w:r>
-        <w:t xml:space="preserve">Pro dosažení co nejrealističtějšího efektu listování byla do projektu integrována open-source knihovna </w:t>
-      </w:r>
-      <w:proofErr w:type="spellStart"/>
-      <w:r>
-        <w:t>St.PageFlip</w:t>
-      </w:r>
-      <w:proofErr w:type="spellEnd"/>
-      <w:r>
-        <w:t xml:space="preserve">. </w:t>
+        <w:t xml:space="preserve">Pro dosažení co nejrealističtějšího efektu listování byla do projektu integrována open-source knihovna St.PageFlip. </w:t>
       </w:r>
       <w:r>
         <w:t>Její výhodou je plynulé vykreslování s využitím hardwarové akcelerace a podpora ovládání jak pomocí myši, tak i na dotykových zařízeních.</w:t>
       </w:r>
       <w:r>
-        <w:t xml:space="preserve"> Knihovna je inicializována uvnitř metody </w:t>
-      </w:r>
-      <w:proofErr w:type="spellStart"/>
-      <w:r>
-        <w:t>initPageFlip</w:t>
-      </w:r>
-      <w:proofErr w:type="spellEnd"/>
-      <w:r>
-        <w:t xml:space="preserve">(), kde jsou </w:t>
+        <w:t xml:space="preserve"> Knihovna je inicializována uvnitř metody initPageFlip(), kde jsou </w:t>
       </w:r>
       <w:r>
         <w:t>vybrané konfigurační parametry</w:t>
@@ -5822,21 +5522,8 @@
           <w:numId w:val="6"/>
         </w:numPr>
       </w:pPr>
-      <w:proofErr w:type="spellStart"/>
-      <w:r>
-        <w:t>size</w:t>
-      </w:r>
-      <w:proofErr w:type="spellEnd"/>
-      <w:r>
-        <w:t>: "</w:t>
-      </w:r>
-      <w:proofErr w:type="spellStart"/>
-      <w:r>
-        <w:t>stretch</w:t>
-      </w:r>
-      <w:proofErr w:type="spellEnd"/>
-      <w:r>
-        <w:t>": Tento parametr byl zvolen záměrně, aby zajistil nativní škálování a zvětšování letáku v závislosti na velikosti rodičovského kontejneru.</w:t>
+      <w:r>
+        <w:t>size: "stretch": Tento parametr byl zvolen záměrně, aby zajistil nativní škálování a zvětšování letáku v závislosti na velikosti rodičovského kontejneru.</w:t>
       </w:r>
     </w:p>
     <w:p>
@@ -5847,21 +5534,8 @@
           <w:numId w:val="6"/>
         </w:numPr>
       </w:pPr>
-      <w:proofErr w:type="spellStart"/>
-      <w:r>
-        <w:t>minWidth</w:t>
-      </w:r>
-      <w:proofErr w:type="spellEnd"/>
-      <w:r>
-        <w:t xml:space="preserve"> a </w:t>
-      </w:r>
-      <w:proofErr w:type="spellStart"/>
-      <w:r>
-        <w:t>minHeight</w:t>
-      </w:r>
-      <w:proofErr w:type="spellEnd"/>
-      <w:r>
-        <w:t>: Nastavení těchto bezpečnostních limitů zaručuje, že leták zůstane čitelný a nedojde k deformaci zobrazení ani na nejmenších mobilních displejích.</w:t>
+      <w:r>
+        <w:t>minWidth a minHeight: Nastavení těchto bezpečnostních limitů zaručuje, že leták zůstane čitelný a nedojde k deformaci zobrazení ani na nejmenších mobilních displejích.</w:t>
       </w:r>
     </w:p>
     <w:p>
@@ -5872,21 +5546,8 @@
           <w:numId w:val="6"/>
         </w:numPr>
       </w:pPr>
-      <w:proofErr w:type="spellStart"/>
-      <w:r>
-        <w:t>drawShadow</w:t>
-      </w:r>
-      <w:proofErr w:type="spellEnd"/>
-      <w:r>
-        <w:t xml:space="preserve"> a </w:t>
-      </w:r>
-      <w:proofErr w:type="spellStart"/>
-      <w:r>
-        <w:t>maxShadowOpacity</w:t>
-      </w:r>
-      <w:proofErr w:type="spellEnd"/>
-      <w:r>
-        <w:t>: Zapnutí dynamického vykreslování vnitřních stínů pro umocnění realistického 3D efektu ohýbání papíru.</w:t>
+      <w:r>
+        <w:t>drawShadow a maxShadowOpacity: Zapnutí dynamického vykreslování vnitřních stínů pro umocnění realistického 3D efektu ohýbání papíru.</w:t>
       </w:r>
     </w:p>
     <w:p>
@@ -5897,21 +5558,8 @@
           <w:numId w:val="6"/>
         </w:numPr>
       </w:pPr>
-      <w:proofErr w:type="spellStart"/>
-      <w:r>
-        <w:t>showCover</w:t>
-      </w:r>
-      <w:proofErr w:type="spellEnd"/>
-      <w:r>
-        <w:t>: Pokud je tato hodnota nastavena na „</w:t>
-      </w:r>
-      <w:proofErr w:type="spellStart"/>
-      <w:r>
-        <w:t>true</w:t>
-      </w:r>
-      <w:proofErr w:type="spellEnd"/>
-      <w:r>
-        <w:t>“, první a poslední stránka budou označeny jako pevné a budou zobrazeny v režimu jedné stránky</w:t>
+      <w:r>
+        <w:t>showCover: Pokud je tato hodnota nastavena na „true“, první a poslední stránka budou označeny jako pevné a budou zobrazeny v režimu jedné stránky</w:t>
       </w:r>
       <w:r>
         <w:t xml:space="preserve"> (</w:t>
@@ -5927,7 +5575,7 @@
       <w:pPr>
         <w:pStyle w:val="Nadpis3"/>
       </w:pPr>
-      <w:bookmarkStart w:id="30" w:name="_Toc226205688"/>
+      <w:bookmarkStart w:id="30" w:name="_Toc226490732"/>
       <w:r>
         <w:t>Vstupní bod aplikace</w:t>
       </w:r>
@@ -5938,39 +5586,13 @@
         <w:ind w:firstLine="431"/>
       </w:pPr>
       <w:r>
-        <w:t xml:space="preserve">Aby bylo zaručeno, že se aplikační logika spustí až v momentě, kdy je kompletně načtena struktura HTML dokumentu, je využit naslouchač události </w:t>
-      </w:r>
-      <w:proofErr w:type="spellStart"/>
-      <w:r>
-        <w:t>DOMContentLoaded</w:t>
-      </w:r>
-      <w:proofErr w:type="spellEnd"/>
-      <w:r>
-        <w:t xml:space="preserve"> v souboru main.js. Po detekci této události je vytvořena nová instance třídy </w:t>
-      </w:r>
-      <w:proofErr w:type="spellStart"/>
-      <w:r>
-        <w:t>FlipBook</w:t>
-      </w:r>
-      <w:proofErr w:type="spellEnd"/>
-      <w:r>
-        <w:t>, které je předán identifikátor cílového kontejneru ('</w:t>
-      </w:r>
-      <w:proofErr w:type="spellStart"/>
-      <w:r>
-        <w:t>flipBook</w:t>
-      </w:r>
-      <w:proofErr w:type="spellEnd"/>
-      <w:r>
-        <w:t>') a relativní cesta k obrazovým datům ("</w:t>
-      </w:r>
-      <w:proofErr w:type="spellStart"/>
-      <w:r>
-        <w:t>Content</w:t>
-      </w:r>
-      <w:proofErr w:type="spellEnd"/>
-      <w:r>
-        <w:t>/").</w:t>
+        <w:t>Aby bylo zaručeno, že se aplikační logika spustí až v momentě, kdy je kompletně načtena struktura HTML dokumentu, je využit naslouchač události DOMContentLoaded v souboru main.js. Po detekci této události je vytvořena nová instance třídy FlipBook, které je předán identifikátor cílového kontejneru ('flipBook') a relativní cesta k</w:t>
+      </w:r>
+      <w:r>
+        <w:t> </w:t>
+      </w:r>
+      <w:r>
+        <w:t>obrazovým datům ("Content/").</w:t>
       </w:r>
     </w:p>
     <w:p>
@@ -5979,7 +5601,7 @@
       </w:pPr>
       <w:bookmarkStart w:id="31" w:name="_Ref224331698"/>
       <w:bookmarkStart w:id="32" w:name="_Ref224332176"/>
-      <w:bookmarkStart w:id="33" w:name="_Toc226205689"/>
+      <w:bookmarkStart w:id="33" w:name="_Toc226490733"/>
       <w:r>
         <w:t>Asynchronní načítání a zpracování obsahu (Jádro programu)</w:t>
       </w:r>
@@ -5992,23 +5614,13 @@
         <w:ind w:firstLine="431"/>
       </w:pPr>
       <w:r>
-        <w:t>Jádrem celé aplikace je automatizovaný systém pro dynamické načítání obrazových dat. Namísto statického definování cest k jednotlivým obrázkům přímo v HTML kódu si aplikace dokáže obsah cílové složky (</w:t>
-      </w:r>
-      <w:proofErr w:type="spellStart"/>
-      <w:r>
-        <w:t>Content</w:t>
-      </w:r>
-      <w:proofErr w:type="spellEnd"/>
-      <w:r>
-        <w:t xml:space="preserve">/) přečíst a zpracovat zcela samostatně. Tento proces je zapouzdřen v asynchronní metodě </w:t>
-      </w:r>
-      <w:proofErr w:type="spellStart"/>
-      <w:r>
-        <w:t>buildPages</w:t>
-      </w:r>
-      <w:proofErr w:type="spellEnd"/>
-      <w:r>
-        <w:t>() a zahrnuje načtení obsahu složky, extrakci odkazů, filtraci souborů, jejich numerické seřazení a následné vytvoření stránek letáku.</w:t>
+        <w:t>Jádrem celé aplikace je automatizovaný systém pro dynamické načítání obrazových dat. Namísto statického definování cest k jednotlivým obrázkům přímo v HTML kódu si</w:t>
+      </w:r>
+      <w:r>
+        <w:t> </w:t>
+      </w:r>
+      <w:r>
+        <w:t>aplikace dokáže obsah cílové složky (Content/) přečíst a zpracovat zcela samostatně. Tento proces je zapouzdřen v asynchronní metodě buildPages() a zahrnuje načtení obsahu složky, extrakci odkazů, filtraci souborů, jejich numerické seřazení a následné vytvoření stránek letáku.</w:t>
       </w:r>
     </w:p>
     <w:p>
@@ -6024,7 +5636,7 @@
       <w:pPr>
         <w:pStyle w:val="Nadpis3"/>
       </w:pPr>
-      <w:bookmarkStart w:id="34" w:name="_Toc226205690"/>
+      <w:bookmarkStart w:id="34" w:name="_Toc226490734"/>
       <w:r>
         <w:lastRenderedPageBreak/>
         <w:t>Extrakce dat ze serveru</w:t>
@@ -6035,67 +5647,6 @@
       <w:pPr>
         <w:ind w:firstLine="720"/>
       </w:pPr>
-      <w:r>
-        <w:rPr>
-          <w:noProof/>
-        </w:rPr>
-        <w:drawing>
-          <wp:anchor distT="0" distB="0" distL="114300" distR="114300" simplePos="0" relativeHeight="251677696" behindDoc="0" locked="0" layoutInCell="1" allowOverlap="1" wp14:anchorId="48B99029" wp14:editId="16A11A18">
-            <wp:simplePos x="0" y="0"/>
-            <wp:positionH relativeFrom="margin">
-              <wp:posOffset>-1270</wp:posOffset>
-            </wp:positionH>
-            <wp:positionV relativeFrom="paragraph">
-              <wp:posOffset>2551430</wp:posOffset>
-            </wp:positionV>
-            <wp:extent cx="5400675" cy="3200400"/>
-            <wp:effectExtent l="0" t="0" r="9525" b="0"/>
-            <wp:wrapTopAndBottom/>
-            <wp:docPr id="992682358" name="Obrázek 14"/>
-            <wp:cNvGraphicFramePr>
-              <a:graphicFrameLocks xmlns:a="http://schemas.openxmlformats.org/drawingml/2006/main" noChangeAspect="1"/>
-            </wp:cNvGraphicFramePr>
-            <a:graphic xmlns:a="http://schemas.openxmlformats.org/drawingml/2006/main">
-              <a:graphicData uri="http://schemas.openxmlformats.org/drawingml/2006/picture">
-                <pic:pic xmlns:pic="http://schemas.openxmlformats.org/drawingml/2006/picture">
-                  <pic:nvPicPr>
-                    <pic:cNvPr id="0" name="Picture 13"/>
-                    <pic:cNvPicPr>
-                      <a:picLocks noChangeAspect="1" noChangeArrowheads="1"/>
-                    </pic:cNvPicPr>
-                  </pic:nvPicPr>
-                  <pic:blipFill>
-                    <a:blip r:embed="rId32" cstate="print">
-                      <a:extLst>
-                        <a:ext uri="{28A0092B-C50C-407E-A947-70E740481C1C}">
-                          <a14:useLocalDpi xmlns:a14="http://schemas.microsoft.com/office/drawing/2010/main" val="0"/>
-                        </a:ext>
-                      </a:extLst>
-                    </a:blip>
-                    <a:srcRect/>
-                    <a:stretch>
-                      <a:fillRect/>
-                    </a:stretch>
-                  </pic:blipFill>
-                  <pic:spPr bwMode="auto">
-                    <a:xfrm>
-                      <a:off x="0" y="0"/>
-                      <a:ext cx="5400675" cy="3200400"/>
-                    </a:xfrm>
-                    <a:prstGeom prst="rect">
-                      <a:avLst/>
-                    </a:prstGeom>
-                    <a:noFill/>
-                    <a:ln>
-                      <a:noFill/>
-                    </a:ln>
-                  </pic:spPr>
-                </pic:pic>
-              </a:graphicData>
-            </a:graphic>
-          </wp:anchor>
-        </w:drawing>
-      </w:r>
       <w:r>
         <w:rPr>
           <w:noProof/>
@@ -6103,13 +5654,13 @@
         <mc:AlternateContent>
           <mc:Choice Requires="wps">
             <w:drawing>
-              <wp:anchor distT="0" distB="0" distL="114300" distR="114300" simplePos="0" relativeHeight="251679744" behindDoc="0" locked="0" layoutInCell="1" allowOverlap="1" wp14:anchorId="548FA698" wp14:editId="6A7E9EDB">
+              <wp:anchor distT="0" distB="0" distL="114300" distR="114300" simplePos="0" relativeHeight="251679744" behindDoc="0" locked="0" layoutInCell="1" allowOverlap="1" wp14:anchorId="548FA698" wp14:editId="294C92F2">
                 <wp:simplePos x="0" y="0"/>
                 <wp:positionH relativeFrom="margin">
-                  <wp:posOffset>-1270</wp:posOffset>
+                  <wp:align>left</wp:align>
                 </wp:positionH>
                 <wp:positionV relativeFrom="paragraph">
-                  <wp:posOffset>5808980</wp:posOffset>
+                  <wp:posOffset>5894705</wp:posOffset>
                 </wp:positionV>
                 <wp:extent cx="5400675" cy="635"/>
                 <wp:effectExtent l="0" t="0" r="9525" b="8255"/>
@@ -6145,7 +5696,7 @@
                                 <w:szCs w:val="22"/>
                               </w:rPr>
                             </w:pPr>
-                            <w:bookmarkStart w:id="35" w:name="_Toc226206606"/>
+                            <w:bookmarkStart w:id="35" w:name="_Toc226490712"/>
                             <w:r>
                               <w:t xml:space="preserve">Obrázek </w:t>
                             </w:r>
@@ -6158,13 +5709,17 @@
                               </w:r>
                             </w:fldSimple>
                             <w:r>
-                              <w:t xml:space="preserve"> Jádro aplikace </w:t>
+                              <w:t xml:space="preserve"> Jádro aplikac</w:t>
                             </w:r>
-                            <w:hyperlink r:id="rId33" w:history="1">
+                            <w:r>
+                              <w:t xml:space="preserve">e </w:t>
+                            </w:r>
+                            <w:hyperlink r:id="rId32" w:history="1">
                               <w:r>
                                 <w:rPr>
                                   <w:rStyle w:val="Hypertextovodkaz"/>
                                   <w:color w:val="auto"/>
+                                  <w:u w:val="none"/>
                                 </w:rPr>
                                 <w:t>(zdroj)</w:t>
                               </w:r>
@@ -6187,7 +5742,7 @@
           </mc:Choice>
           <mc:Fallback>
             <w:pict>
-              <v:shape w14:anchorId="548FA698" id="_x0000_s1030" type="#_x0000_t202" style="position:absolute;left:0;text-align:left;margin-left:-.1pt;margin-top:457.4pt;width:425.25pt;height:.05pt;z-index:251679744;visibility:visible;mso-wrap-style:square;mso-wrap-distance-left:9pt;mso-wrap-distance-top:0;mso-wrap-distance-right:9pt;mso-wrap-distance-bottom:0;mso-position-horizontal:absolute;mso-position-horizontal-relative:margin;mso-position-vertical:absolute;mso-position-vertical-relative:text;v-text-anchor:top" o:gfxdata="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" stroked="f">
+              <v:shape w14:anchorId="548FA698" id="_x0000_s1030" type="#_x0000_t202" style="position:absolute;left:0;text-align:left;margin-left:0;margin-top:464.15pt;width:425.25pt;height:.05pt;z-index:251679744;visibility:visible;mso-wrap-style:square;mso-wrap-distance-left:9pt;mso-wrap-distance-top:0;mso-wrap-distance-right:9pt;mso-wrap-distance-bottom:0;mso-position-horizontal:left;mso-position-horizontal-relative:margin;mso-position-vertical:absolute;mso-position-vertical-relative:text;v-text-anchor:top" o:gfxdata="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" stroked="f">
                 <v:textbox style="mso-fit-shape-to-text:t" inset="0,0,0,0">
                   <w:txbxContent>
                     <w:p>
@@ -6198,7 +5753,7 @@
                           <w:szCs w:val="22"/>
                         </w:rPr>
                       </w:pPr>
-                      <w:bookmarkStart w:id="36" w:name="_Toc226206606"/>
+                      <w:bookmarkStart w:id="36" w:name="_Toc226490712"/>
                       <w:r>
                         <w:t xml:space="preserve">Obrázek </w:t>
                       </w:r>
@@ -6211,13 +5766,17 @@
                         </w:r>
                       </w:fldSimple>
                       <w:r>
-                        <w:t xml:space="preserve"> Jádro aplikace </w:t>
+                        <w:t xml:space="preserve"> Jádro aplikac</w:t>
                       </w:r>
-                      <w:hyperlink r:id="rId34" w:history="1">
+                      <w:r>
+                        <w:t xml:space="preserve">e </w:t>
+                      </w:r>
+                      <w:hyperlink r:id="rId33" w:history="1">
                         <w:r>
                           <w:rPr>
                             <w:rStyle w:val="Hypertextovodkaz"/>
                             <w:color w:val="auto"/>
+                            <w:u w:val="none"/>
                           </w:rPr>
                           <w:t>(zdroj)</w:t>
                         </w:r>
@@ -6233,121 +5792,126 @@
         </mc:AlternateContent>
       </w:r>
       <w:r>
-        <w:t xml:space="preserve">Pro získání seznamu souborů je využito rozhraní </w:t>
-      </w:r>
-      <w:proofErr w:type="spellStart"/>
-      <w:r>
-        <w:t>Fetch</w:t>
-      </w:r>
-      <w:proofErr w:type="spellEnd"/>
-      <w:r>
-        <w:t xml:space="preserve"> API, které odešle asynchronní požadavek na webový server. Vzhledem k tomu, že server vrací obsah složky ve formě automaticky vygenerovaného HTML dokumentu, je nutné získanou textovou odpověď transformovat do strojově čitelné podoby. K tomuto účelu slouží objekt </w:t>
-      </w:r>
-      <w:proofErr w:type="spellStart"/>
-      <w:r>
-        <w:t>DOMParser</w:t>
-      </w:r>
-      <w:proofErr w:type="spellEnd"/>
-      <w:r>
-        <w:t xml:space="preserve">, který převede surový textový řetězec na virtuální stromovou strukturu (DOM). Následně je pomocí metody </w:t>
-      </w:r>
-      <w:proofErr w:type="spellStart"/>
-      <w:r>
-        <w:t>querySelectorAll</w:t>
-      </w:r>
-      <w:proofErr w:type="spellEnd"/>
-      <w:r>
-        <w:t xml:space="preserve">("a") vyhledán seznam všech hypertextových odkazů a z nich jsou extrahovány hodnoty atributu </w:t>
-      </w:r>
-      <w:proofErr w:type="spellStart"/>
-      <w:r>
-        <w:t>href</w:t>
-      </w:r>
-      <w:proofErr w:type="spellEnd"/>
-      <w:r>
-        <w:t xml:space="preserve">. K očištění těchto odkazů od přebytečných parametrů (např. </w:t>
-      </w:r>
-      <w:proofErr w:type="spellStart"/>
-      <w:r>
-        <w:t>query</w:t>
-      </w:r>
-      <w:proofErr w:type="spellEnd"/>
+        <w:rPr>
+          <w:noProof/>
+        </w:rPr>
+        <w:drawing>
+          <wp:anchor distT="0" distB="0" distL="114300" distR="114300" simplePos="0" relativeHeight="251677696" behindDoc="0" locked="0" layoutInCell="1" allowOverlap="1" wp14:anchorId="48B99029" wp14:editId="54A688D8">
+            <wp:simplePos x="0" y="0"/>
+            <wp:positionH relativeFrom="margin">
+              <wp:posOffset>-1270</wp:posOffset>
+            </wp:positionH>
+            <wp:positionV relativeFrom="paragraph">
+              <wp:posOffset>2551430</wp:posOffset>
+            </wp:positionV>
+            <wp:extent cx="5400675" cy="3200400"/>
+            <wp:effectExtent l="0" t="0" r="9525" b="0"/>
+            <wp:wrapTopAndBottom/>
+            <wp:docPr id="992682358" name="Obrázek 14"/>
+            <wp:cNvGraphicFramePr>
+              <a:graphicFrameLocks xmlns:a="http://schemas.openxmlformats.org/drawingml/2006/main" noChangeAspect="1"/>
+            </wp:cNvGraphicFramePr>
+            <a:graphic xmlns:a="http://schemas.openxmlformats.org/drawingml/2006/main">
+              <a:graphicData uri="http://schemas.openxmlformats.org/drawingml/2006/picture">
+                <pic:pic xmlns:pic="http://schemas.openxmlformats.org/drawingml/2006/picture">
+                  <pic:nvPicPr>
+                    <pic:cNvPr id="0" name="Picture 13"/>
+                    <pic:cNvPicPr>
+                      <a:picLocks noChangeAspect="1" noChangeArrowheads="1"/>
+                    </pic:cNvPicPr>
+                  </pic:nvPicPr>
+                  <pic:blipFill>
+                    <a:blip r:embed="rId34" cstate="print">
+                      <a:extLst>
+                        <a:ext uri="{28A0092B-C50C-407E-A947-70E740481C1C}">
+                          <a14:useLocalDpi xmlns:a14="http://schemas.microsoft.com/office/drawing/2010/main" val="0"/>
+                        </a:ext>
+                      </a:extLst>
+                    </a:blip>
+                    <a:srcRect/>
+                    <a:stretch>
+                      <a:fillRect/>
+                    </a:stretch>
+                  </pic:blipFill>
+                  <pic:spPr bwMode="auto">
+                    <a:xfrm>
+                      <a:off x="0" y="0"/>
+                      <a:ext cx="5400675" cy="3200400"/>
+                    </a:xfrm>
+                    <a:prstGeom prst="rect">
+                      <a:avLst/>
+                    </a:prstGeom>
+                    <a:noFill/>
+                    <a:ln>
+                      <a:noFill/>
+                    </a:ln>
+                  </pic:spPr>
+                </pic:pic>
+              </a:graphicData>
+            </a:graphic>
+          </wp:anchor>
+        </w:drawing>
+      </w:r>
+      <w:r>
+        <w:t>Pro získání seznamu souborů je využito rozhraní Fetch API, které odešle asynchronní požadavek na webový server. Vzhledem k tomu, že server vrací obsah složky ve formě automaticky vygenerovaného HTML dokumentu, je nutné získanou textovou odpověď transformovat do strojově čitelné podoby. K tomuto účelu slouží objekt DOMParser, který převede surový textový řetězec na virtuální stromovou strukturu (DOM). Následně je pomocí metody querySelectorAll("a") vyhledán seznam všech hypertextových odkazů a z nich jsou extrahovány hodnoty atributu href. K očištění těchto odkazů od přebytečných parametrů (např. query stringů) byla vytvořena pomocná funkce getFileName().</w:t>
+      </w:r>
+    </w:p>
+    <w:p>
+      <w:pPr>
+        <w:pStyle w:val="Nadpis3"/>
+      </w:pPr>
+      <w:bookmarkStart w:id="37" w:name="_Toc226490735"/>
+      <w:r>
+        <w:t>Filtrace pomocí regulárních výrazů</w:t>
+      </w:r>
+      <w:bookmarkEnd w:id="37"/>
+    </w:p>
+    <w:p>
+      <w:pPr>
+        <w:ind w:firstLine="720"/>
+      </w:pPr>
+      <w:r>
+        <w:t xml:space="preserve">Extrahovaný seznam odkazů obsahuje kromě požadovaných obrázků také odkazy na nadřazené adresáře nebo nepodporované typy souborů. K zajištění toho, že do aplikace projdou pouze platné stránky letáku, byl aplikován </w:t>
+      </w:r>
+      <w:r>
+        <w:t>filtr podle podmínky</w:t>
+      </w:r>
       <w:r>
         <w:t xml:space="preserve"> </w:t>
       </w:r>
-      <w:proofErr w:type="spellStart"/>
-      <w:r>
-        <w:t>stringů</w:t>
-      </w:r>
-      <w:proofErr w:type="spellEnd"/>
-      <w:r>
-        <w:t xml:space="preserve">) byla vytvořena pomocná funkce </w:t>
-      </w:r>
-      <w:proofErr w:type="spellStart"/>
-      <w:r>
-        <w:t>getFileName</w:t>
-      </w:r>
-      <w:proofErr w:type="spellEnd"/>
-      <w:r>
-        <w:t>().</w:t>
+      <w:r>
+        <w:t xml:space="preserve">viz </w:t>
+      </w:r>
+      <w:r>
+        <w:fldChar w:fldCharType="begin"/>
+      </w:r>
+      <w:r>
+        <w:instrText xml:space="preserve"> REF _Ref224322174 \h </w:instrText>
+      </w:r>
+      <w:r>
+        <w:fldChar w:fldCharType="separate"/>
+      </w:r>
+      <w:r>
+        <w:t xml:space="preserve">Obrázek </w:t>
+      </w:r>
+      <w:r>
+        <w:rPr>
+          <w:noProof/>
+        </w:rPr>
+        <w:t>1</w:t>
+      </w:r>
+      <w:r>
+        <w:fldChar w:fldCharType="end"/>
+      </w:r>
+      <w:r>
+        <w:t>.</w:t>
       </w:r>
     </w:p>
     <w:p>
       <w:pPr>
         <w:pStyle w:val="Nadpis3"/>
       </w:pPr>
-      <w:bookmarkStart w:id="37" w:name="_Toc226205691"/>
-      <w:r>
-        <w:t>Filtrace pomocí regulárních výrazů</w:t>
-      </w:r>
-      <w:bookmarkEnd w:id="37"/>
-    </w:p>
-    <w:p>
-      <w:pPr>
-        <w:ind w:firstLine="720"/>
-      </w:pPr>
-      <w:r>
-        <w:t xml:space="preserve">Extrahovaný seznam odkazů obsahuje kromě požadovaných obrázků také odkazy na nadřazené adresáře nebo nepodporované typy souborů. K zajištění toho, že do aplikace projdou pouze platné stránky letáku, byl aplikován </w:t>
-      </w:r>
-      <w:r>
-        <w:t>filtr podle podmínky</w:t>
-      </w:r>
-      <w:r>
-        <w:t xml:space="preserve"> </w:t>
-      </w:r>
-      <w:r>
-        <w:t xml:space="preserve">viz </w:t>
-      </w:r>
-      <w:r>
-        <w:fldChar w:fldCharType="begin"/>
-      </w:r>
-      <w:r>
-        <w:instrText xml:space="preserve"> REF _Ref224322174 \h </w:instrText>
-      </w:r>
-      <w:r>
-        <w:fldChar w:fldCharType="separate"/>
-      </w:r>
-      <w:r>
-        <w:t xml:space="preserve">Obrázek </w:t>
-      </w:r>
-      <w:r>
-        <w:rPr>
-          <w:noProof/>
-        </w:rPr>
-        <w:t>1</w:t>
-      </w:r>
-      <w:r>
-        <w:fldChar w:fldCharType="end"/>
-      </w:r>
-      <w:r>
-        <w:t>.</w:t>
-      </w:r>
-    </w:p>
-    <w:p>
-      <w:pPr>
-        <w:pStyle w:val="Nadpis3"/>
-      </w:pPr>
-      <w:bookmarkStart w:id="38" w:name="_Toc226205692"/>
+      <w:bookmarkStart w:id="38" w:name="_Toc226490736"/>
       <w:r>
         <w:t>Algoritmus numerického řazení</w:t>
       </w:r>
@@ -6382,16 +5946,16 @@
         <mc:AlternateContent>
           <mc:Choice Requires="wps">
             <w:drawing>
-              <wp:anchor distT="0" distB="0" distL="114300" distR="114300" simplePos="0" relativeHeight="251682816" behindDoc="0" locked="0" layoutInCell="1" allowOverlap="1" wp14:anchorId="412B0B2A" wp14:editId="36FEA3ED">
+              <wp:anchor distT="0" distB="0" distL="114300" distR="114300" simplePos="0" relativeHeight="251682816" behindDoc="0" locked="0" layoutInCell="1" allowOverlap="1" wp14:anchorId="412B0B2A" wp14:editId="1D1CBB38">
                 <wp:simplePos x="0" y="0"/>
-                <wp:positionH relativeFrom="column">
-                  <wp:posOffset>0</wp:posOffset>
+                <wp:positionH relativeFrom="margin">
+                  <wp:align>right</wp:align>
                 </wp:positionH>
                 <wp:positionV relativeFrom="paragraph">
-                  <wp:posOffset>3583940</wp:posOffset>
+                  <wp:posOffset>3631565</wp:posOffset>
                 </wp:positionV>
                 <wp:extent cx="5400675" cy="635"/>
-                <wp:effectExtent l="0" t="0" r="0" b="0"/>
+                <wp:effectExtent l="0" t="0" r="9525" b="8255"/>
                 <wp:wrapTopAndBottom/>
                 <wp:docPr id="690389755" name="Textové pole 1"/>
                 <wp:cNvGraphicFramePr/>
@@ -6424,7 +5988,7 @@
                                 <w:szCs w:val="22"/>
                               </w:rPr>
                             </w:pPr>
-                            <w:bookmarkStart w:id="39" w:name="_Toc226206607"/>
+                            <w:bookmarkStart w:id="39" w:name="_Toc226490713"/>
                             <w:r>
                               <w:t xml:space="preserve">Obrázek </w:t>
                             </w:r>
@@ -6466,7 +6030,7 @@
           </mc:Choice>
           <mc:Fallback>
             <w:pict>
-              <v:shape w14:anchorId="412B0B2A" id="_x0000_s1031" type="#_x0000_t202" style="position:absolute;left:0;text-align:left;margin-left:0;margin-top:282.2pt;width:425.25pt;height:.05pt;z-index:251682816;visibility:visible;mso-wrap-style:square;mso-wrap-distance-left:9pt;mso-wrap-distance-top:0;mso-wrap-distance-right:9pt;mso-wrap-distance-bottom:0;mso-position-horizontal:absolute;mso-position-horizontal-relative:text;mso-position-vertical:absolute;mso-position-vertical-relative:text;v-text-anchor:top" o:gfxdata="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" stroked="f">
+              <v:shape w14:anchorId="412B0B2A" id="_x0000_s1031" type="#_x0000_t202" style="position:absolute;left:0;text-align:left;margin-left:374.05pt;margin-top:285.95pt;width:425.25pt;height:.05pt;z-index:251682816;visibility:visible;mso-wrap-style:square;mso-wrap-distance-left:9pt;mso-wrap-distance-top:0;mso-wrap-distance-right:9pt;mso-wrap-distance-bottom:0;mso-position-horizontal:right;mso-position-horizontal-relative:margin;mso-position-vertical:absolute;mso-position-vertical-relative:text;v-text-anchor:top" o:gfxdata="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" stroked="f">
                 <v:textbox style="mso-fit-shape-to-text:t" inset="0,0,0,0">
                   <w:txbxContent>
                     <w:p>
@@ -6477,7 +6041,7 @@
                           <w:szCs w:val="22"/>
                         </w:rPr>
                       </w:pPr>
-                      <w:bookmarkStart w:id="40" w:name="_Toc226206607"/>
+                      <w:bookmarkStart w:id="40" w:name="_Toc226490713"/>
                       <w:r>
                         <w:t xml:space="preserve">Obrázek </w:t>
                       </w:r>
@@ -6505,7 +6069,7 @@
                     </w:p>
                   </w:txbxContent>
                 </v:textbox>
-                <w10:wrap type="topAndBottom"/>
+                <w10:wrap type="topAndBottom" anchorx="margin"/>
               </v:shape>
             </w:pict>
           </mc:Fallback>
@@ -6600,15 +6164,7 @@
         <w:t xml:space="preserve"> </w:t>
       </w:r>
       <w:r>
-        <w:t xml:space="preserve">pouze číselnou hodnotu z názvu, převede ji z textového řetězce na celé číslo pomocí funkce </w:t>
-      </w:r>
-      <w:proofErr w:type="spellStart"/>
-      <w:r>
-        <w:t>parseInt</w:t>
-      </w:r>
-      <w:proofErr w:type="spellEnd"/>
-      <w:r>
-        <w:t>() a následně provede standardní matematické odečtení. Tímto přístupem je dosaženo bezchybného, přirozeného numerického uspořádání stránek</w:t>
+        <w:t>pouze číselnou hodnotu z názvu, převede ji z textového řetězce na celé číslo pomocí funkce parseInt() a následně provede standardní matematické odečtení. Tímto přístupem je dosaženo bezchybného, přirozeného numerického uspořádání stránek</w:t>
       </w:r>
       <w:r>
         <w:t>.</w:t>
@@ -6618,153 +6174,110 @@
       <w:pPr>
         <w:pStyle w:val="Nadpis2"/>
       </w:pPr>
-      <w:bookmarkStart w:id="41" w:name="_Toc226205693"/>
-      <w:r>
-        <w:t xml:space="preserve">Prevence rozbití layoutu a auto-korekce (HTML5 </w:t>
-      </w:r>
-      <w:proofErr w:type="spellStart"/>
-      <w:r>
-        <w:t>Canvas</w:t>
-      </w:r>
-      <w:proofErr w:type="spellEnd"/>
+      <w:bookmarkStart w:id="41" w:name="_Toc226490737"/>
+      <w:r>
+        <w:t>Prevence rozbití layoutu a auto-korekce (HTML5 Canvas)</w:t>
+      </w:r>
+      <w:bookmarkEnd w:id="41"/>
+    </w:p>
+    <w:p>
+      <w:pPr>
+        <w:ind w:firstLine="431"/>
+      </w:pPr>
+      <w:r>
+        <w:t>Jelikož implementovaná knihovna PageFlip věrně simuluje fyzikální vlastnosti reálné knihy, vyžaduje pro své bezchybné vykreslení sudý počet stran (každý list musí mít líc a rub). Pokud by do vstupní složky uživatel nahrál lichý počet obrázků, došlo by</w:t>
+      </w:r>
+      <w:r>
+        <w:t> </w:t>
+      </w:r>
+      <w:r>
+        <w:t>k</w:t>
+      </w:r>
+      <w:r>
+        <w:t> </w:t>
+      </w:r>
+      <w:r>
+        <w:t>chybě ve výpočtu párování stránek a následnému narušení celkového grafického rozložení (layoutu) letáku. Aby se tomuto selhání předešlo, byl do jádra aplikace navržen automatizovaný mechanismus auto-korekce.</w:t>
+      </w:r>
+    </w:p>
+    <w:p>
+      <w:pPr>
+        <w:pStyle w:val="Nadpis3"/>
+      </w:pPr>
+      <w:bookmarkStart w:id="42" w:name="_Toc226490738"/>
+      <w:r>
+        <w:t>Detekce parity vstupních dat</w:t>
+      </w:r>
+      <w:bookmarkEnd w:id="42"/>
+    </w:p>
+    <w:p>
+      <w:pPr>
+        <w:ind w:firstLine="431"/>
+      </w:pPr>
+      <w:r>
+        <w:t>Po dokončení filtrace a numerického seřazení souborů je před samotným vykreslením stránek ověřena parita výsledného pole finalPages, které obsahuje seznam všech obrázků určených k zobrazení v letáku. K tomuto účelu je využit matematický operátor modulo (%), konkrétně výraz finalPages.length % 2 !== 0.</w:t>
+      </w:r>
+    </w:p>
+    <w:p>
+      <w:pPr>
+        <w:ind w:firstLine="431"/>
+      </w:pPr>
+    </w:p>
+    <w:p>
+      <w:pPr>
+        <w:ind w:firstLine="431"/>
+      </w:pPr>
+      <w:r>
+        <w:lastRenderedPageBreak/>
+        <w:t>Pokud je zjištěno, že po dělení dvěma zbývá zbytek (tj. počet načtených stran je</w:t>
+      </w:r>
+      <w:r>
+        <w:t> </w:t>
+      </w:r>
+      <w:r>
+        <w:t>lichý), je automaticky zavolána pomocná metoda getErrorPage(), která vytvoří náhradní stránku upozorňující na nesprávný počet vstupních obrázků. Výsledek této metody je následně přidán do pole finalPages, čímž je zajištěno, že výsledný počet stránek bude vždy sudý a nedojde k narušení rozložení při vykreslování letáku.</w:t>
+      </w:r>
+    </w:p>
+    <w:p>
+      <w:pPr>
+        <w:pStyle w:val="Nadpis3"/>
+      </w:pPr>
+      <w:bookmarkStart w:id="43" w:name="_Toc226490739"/>
+      <w:r>
+        <w:t>Dynamické generování varovné stránky</w:t>
+      </w:r>
+      <w:bookmarkEnd w:id="43"/>
+    </w:p>
+    <w:p>
+      <w:pPr>
+        <w:ind w:firstLine="720"/>
+      </w:pPr>
+      <w:r>
+        <w:t>Program si chybovou stránku vytváří sám bez potřeby uloženého obrázku. Místo toho je tato stránka generována za běhu programu pomocí HTML5 Canvas</w:t>
+      </w:r>
+      <w:r>
+        <w:t xml:space="preserve"> (viz </w:t>
+      </w:r>
+      <w:r>
+        <w:fldChar w:fldCharType="begin"/>
+      </w:r>
+      <w:r>
+        <w:instrText xml:space="preserve"> REF _Ref224326797 \h </w:instrText>
+      </w:r>
+      <w:r>
+        <w:fldChar w:fldCharType="separate"/>
+      </w:r>
+      <w:r>
+        <w:t>HTML5 a struktura dokumentu</w:t>
+      </w:r>
+      <w:r>
+        <w:fldChar w:fldCharType="end"/>
+      </w:r>
       <w:r>
         <w:t>)</w:t>
       </w:r>
-      <w:bookmarkEnd w:id="41"/>
-    </w:p>
-    <w:p>
-      <w:pPr>
-        <w:ind w:firstLine="431"/>
-      </w:pPr>
-      <w:r>
-        <w:t xml:space="preserve">Jelikož implementovaná knihovna </w:t>
-      </w:r>
-      <w:proofErr w:type="spellStart"/>
-      <w:r>
-        <w:t>PageFlip</w:t>
-      </w:r>
-      <w:proofErr w:type="spellEnd"/>
-      <w:r>
-        <w:t xml:space="preserve"> věrně simuluje fyzikální vlastnosti reálné knihy, vyžaduje pro své bezchybné vykreslení sudý počet stran (každý list musí mít líc a rub). Pokud by do vstupní složky uživatel nahrál lichý počet obrázků, došlo by k chybě ve výpočtu párování stránek a následnému narušení celkového grafického rozložení (layoutu) letáku. Aby se tomuto selhání předešlo, byl do jádra aplikace navržen automatizovaný mechanismus auto-korekce.</w:t>
-      </w:r>
-    </w:p>
-    <w:p>
-      <w:pPr>
-        <w:pStyle w:val="Nadpis3"/>
-      </w:pPr>
-      <w:bookmarkStart w:id="42" w:name="_Toc226205694"/>
-      <w:r>
-        <w:t>Detekce parity vstupních dat</w:t>
-      </w:r>
-      <w:bookmarkEnd w:id="42"/>
-    </w:p>
-    <w:p>
-      <w:pPr>
-        <w:ind w:firstLine="431"/>
-      </w:pPr>
-      <w:r>
-        <w:t xml:space="preserve">Po dokončení filtrace a numerického seřazení souborů je před samotným vykreslením stránek ověřena parita výsledného pole </w:t>
-      </w:r>
-      <w:proofErr w:type="spellStart"/>
-      <w:r>
-        <w:t>finalPages</w:t>
-      </w:r>
-      <w:proofErr w:type="spellEnd"/>
-      <w:r>
-        <w:t xml:space="preserve">, které obsahuje seznam všech obrázků určených k zobrazení v letáku. K tomuto účelu je využit matematický operátor modulo (%), konkrétně výraz </w:t>
-      </w:r>
-      <w:proofErr w:type="spellStart"/>
-      <w:r>
-        <w:t>finalPages.length</w:t>
-      </w:r>
-      <w:proofErr w:type="spellEnd"/>
-      <w:r>
-        <w:t xml:space="preserve"> % 2 !== 0.</w:t>
-      </w:r>
-    </w:p>
-    <w:p>
-      <w:pPr>
-        <w:ind w:firstLine="431"/>
-      </w:pPr>
-    </w:p>
-    <w:p>
-      <w:pPr>
-        <w:ind w:firstLine="431"/>
-      </w:pPr>
-      <w:r>
-        <w:lastRenderedPageBreak/>
-        <w:t xml:space="preserve">Pokud je zjištěno, že po dělení dvěma zbývá zbytek (tj. počet načtených stran je lichý), je automaticky zavolána pomocná metoda </w:t>
-      </w:r>
-      <w:proofErr w:type="spellStart"/>
-      <w:r>
-        <w:t>getErrorPage</w:t>
-      </w:r>
-      <w:proofErr w:type="spellEnd"/>
-      <w:r>
-        <w:t xml:space="preserve">(), která vytvoří náhradní stránku upozorňující na nesprávný počet vstupních obrázků. Výsledek této metody je následně přidán do pole </w:t>
-      </w:r>
-      <w:proofErr w:type="spellStart"/>
-      <w:r>
-        <w:t>finalPages</w:t>
-      </w:r>
-      <w:proofErr w:type="spellEnd"/>
-      <w:r>
-        <w:t>, čímž je zajištěno, že výsledný počet stránek bude vždy sudý a nedojde k narušení rozložení při vykreslování letáku.</w:t>
-      </w:r>
-    </w:p>
-    <w:p>
-      <w:pPr>
-        <w:pStyle w:val="Nadpis3"/>
-      </w:pPr>
-      <w:bookmarkStart w:id="43" w:name="_Toc226205695"/>
-      <w:r>
-        <w:t>Dynamické generování varovné stránky</w:t>
-      </w:r>
-      <w:bookmarkEnd w:id="43"/>
-    </w:p>
-    <w:p>
-      <w:pPr>
-        <w:ind w:firstLine="720"/>
-      </w:pPr>
-      <w:r>
-        <w:t xml:space="preserve">Program si chybovou stránku vytváří sám bez potřeby uloženého obrázku. Místo toho je tato stránka generována za běhu programu pomocí HTML5 </w:t>
-      </w:r>
-      <w:proofErr w:type="spellStart"/>
-      <w:r>
-        <w:t>Canvas</w:t>
-      </w:r>
-      <w:proofErr w:type="spellEnd"/>
-      <w:r>
-        <w:t xml:space="preserve"> (viz </w:t>
-      </w:r>
-      <w:r>
-        <w:fldChar w:fldCharType="begin"/>
-      </w:r>
-      <w:r>
-        <w:instrText xml:space="preserve"> REF _Ref224326797 \h </w:instrText>
-      </w:r>
-      <w:r>
-        <w:fldChar w:fldCharType="separate"/>
-      </w:r>
-      <w:r>
-        <w:t>HTML5 a struktura dokumentu</w:t>
-      </w:r>
-      <w:r>
-        <w:fldChar w:fldCharType="end"/>
-      </w:r>
-      <w:r>
-        <w:t>)</w:t>
-      </w:r>
-      <w:r>
-        <w:t xml:space="preserve">, což je prvek určený pro vykreslování grafiky pomocí </w:t>
-      </w:r>
-      <w:proofErr w:type="spellStart"/>
-      <w:r>
-        <w:t>JavaScriptu</w:t>
-      </w:r>
-      <w:proofErr w:type="spellEnd"/>
-      <w:r>
-        <w:t>.</w:t>
+      <w:r>
+        <w:t>, což je prvek určený pro vykreslování grafiky pomocí JavaScriptu.</w:t>
       </w:r>
     </w:p>
     <w:p>
@@ -6781,15 +6294,7 @@
         </w:numPr>
       </w:pPr>
       <w:r>
-        <w:t>V operační paměti prohlížeče je dynamicky vytvořen virtuální element &lt;</w:t>
-      </w:r>
-      <w:proofErr w:type="spellStart"/>
-      <w:r>
-        <w:t>canvas</w:t>
-      </w:r>
-      <w:proofErr w:type="spellEnd"/>
-      <w:r>
-        <w:t>&gt; s definovanými rozměry 400x600 pixelů (což odpovídá základnímu poměru stran letáku).</w:t>
+        <w:t>V operační paměti prohlížeče je dynamicky vytvořen virtuální element &lt;canvas&gt; s definovanými rozměry 400x600 pixelů (což odpovídá základnímu poměru stran letáku).</w:t>
       </w:r>
     </w:p>
     <w:p>
@@ -6801,23 +6306,7 @@
         </w:numPr>
       </w:pPr>
       <w:r>
-        <w:t xml:space="preserve">Prostřednictvím rozhraní </w:t>
-      </w:r>
-      <w:proofErr w:type="spellStart"/>
-      <w:r>
-        <w:t>getContext</w:t>
-      </w:r>
-      <w:proofErr w:type="spellEnd"/>
-      <w:r>
-        <w:t>('</w:t>
-      </w:r>
-      <w:proofErr w:type="gramStart"/>
-      <w:r>
-        <w:t>2d</w:t>
-      </w:r>
-      <w:proofErr w:type="gramEnd"/>
-      <w:r>
-        <w:t>') je plátno překresleno světle červenou barvou pozadí (#ffeded), která vizuálně indikuje nestandardní stav.</w:t>
+        <w:t>Prostřednictvím rozhraní getContext('2d') je plátno překresleno světle červenou barvou pozadí (#ffeded), která vizuálně indikuje nestandardní stav.</w:t>
       </w:r>
     </w:p>
     <w:p>
@@ -6946,7 +6435,7 @@
                                 <w:lang w:eastAsia="en-US"/>
                               </w:rPr>
                             </w:pPr>
-                            <w:bookmarkStart w:id="44" w:name="_Toc226206608"/>
+                            <w:bookmarkStart w:id="44" w:name="_Toc226490714"/>
                             <w:r>
                               <w:t xml:space="preserve">Obrázek </w:t>
                             </w:r>
@@ -7001,7 +6490,7 @@
                           <w:lang w:eastAsia="en-US"/>
                         </w:rPr>
                       </w:pPr>
-                      <w:bookmarkStart w:id="45" w:name="_Toc226206608"/>
+                      <w:bookmarkStart w:id="45" w:name="_Toc226490714"/>
                       <w:r>
                         <w:t xml:space="preserve">Obrázek </w:t>
                       </w:r>
@@ -7036,15 +6525,7 @@
         </mc:AlternateContent>
       </w:r>
       <w:r>
-        <w:t xml:space="preserve">Následně jsou do středu plátna pomocí metody </w:t>
-      </w:r>
-      <w:proofErr w:type="spellStart"/>
-      <w:r>
-        <w:t>fillText</w:t>
-      </w:r>
-      <w:proofErr w:type="spellEnd"/>
-      <w:r>
-        <w:t xml:space="preserve">() vykresleny textové varovné zprávy. Výrazným tučným písmem je uživatel upozorněn nápisem „CHYBÍ STRÁNKA“ a doplňujícím textem „Počet stránek nemůže být lichý“ (viz Obrázek </w:t>
+        <w:t xml:space="preserve">Následně jsou do středu plátna pomocí metody fillText() vykresleny textové varovné zprávy. Výrazným tučným písmem je uživatel upozorněn nápisem „CHYBÍ STRÁNKA“ a doplňujícím textem „Počet stránek nemůže být lichý“ (viz Obrázek </w:t>
       </w:r>
       <w:r>
         <w:t>7</w:t>
@@ -7057,7 +6538,7 @@
       <w:pPr>
         <w:pStyle w:val="Nadpis3"/>
       </w:pPr>
-      <w:bookmarkStart w:id="46" w:name="_Toc226205696"/>
+      <w:bookmarkStart w:id="46" w:name="_Toc226490740"/>
       <w:r>
         <w:lastRenderedPageBreak/>
         <w:t>Konverze do datového URI formátu</w:t>
@@ -7069,31 +6550,7 @@
         <w:ind w:firstLine="720"/>
       </w:pPr>
       <w:r>
-        <w:t xml:space="preserve">Aby bylo možné vygenerovanou stránku použít stejným způsobem jako běžné obrázky letáku, je obsah exportován do obrazového formátu. K tomu slouží metoda </w:t>
-      </w:r>
-      <w:proofErr w:type="spellStart"/>
-      <w:r>
-        <w:t>toDataURL</w:t>
-      </w:r>
-      <w:proofErr w:type="spellEnd"/>
-      <w:r>
-        <w:t>('image/</w:t>
-      </w:r>
-      <w:proofErr w:type="spellStart"/>
-      <w:r>
-        <w:t>jpeg</w:t>
-      </w:r>
-      <w:proofErr w:type="spellEnd"/>
-      <w:r>
-        <w:t xml:space="preserve">', 0.95), která převede obsah </w:t>
-      </w:r>
-      <w:proofErr w:type="spellStart"/>
-      <w:r>
-        <w:t>canvasu</w:t>
-      </w:r>
-      <w:proofErr w:type="spellEnd"/>
-      <w:r>
-        <w:t xml:space="preserve"> do textové reprezentace obrázku ve formátu Data URI (base64 kódovaný řetězec) s kvalitou komprese 95 %.</w:t>
+        <w:t>Aby bylo možné vygenerovanou stránku použít stejným způsobem jako běžné obrázky letáku, je obsah exportován do obrazového formátu. K tomu slouží metoda toDataURL('image/jpeg', 0.95), která převede obsah canvasu do textové reprezentace obrázku ve formátu Data URI (base64 kódovaný řetězec) s kvalitou komprese 95 %.</w:t>
       </w:r>
     </w:p>
     <w:p>
@@ -7101,23 +6558,7 @@
         <w:ind w:firstLine="720"/>
       </w:pPr>
       <w:r>
-        <w:t xml:space="preserve">Takto vytvořený textový řetězec je následně přidán na konec pole stránek pomocí operace </w:t>
-      </w:r>
-      <w:proofErr w:type="spellStart"/>
-      <w:r>
-        <w:t>finalPages.push</w:t>
-      </w:r>
-      <w:proofErr w:type="spellEnd"/>
-      <w:r>
-        <w:t xml:space="preserve">(). Aplikace tímto způsobem automaticky doplní chybějící stránku a zajistí, že výsledný počet stran bude sudý. Díky tomu může knihovna </w:t>
-      </w:r>
-      <w:proofErr w:type="spellStart"/>
-      <w:r>
-        <w:t>PageFlip</w:t>
-      </w:r>
-      <w:proofErr w:type="spellEnd"/>
-      <w:r>
-        <w:t xml:space="preserve"> korektně vykreslit rozložení letáku bez narušení grafického layoutu.</w:t>
+        <w:t>Takto vytvořený textový řetězec je následně přidán na konec pole stránek pomocí operace finalPages.push(). Aplikace tímto způsobem automaticky doplní chybějící stránku a zajistí, že výsledný počet stran bude sudý. Díky tomu může knihovna PageFlip korektně vykreslit rozložení letáku bez narušení grafického layoutu.</w:t>
       </w:r>
       <w:r>
         <w:t xml:space="preserve"> </w:t>
@@ -7127,7 +6568,7 @@
       <w:pPr>
         <w:pStyle w:val="Nadpis2"/>
       </w:pPr>
-      <w:bookmarkStart w:id="47" w:name="_Toc226205697"/>
+      <w:bookmarkStart w:id="47" w:name="_Toc226490741"/>
       <w:r>
         <w:t>Tvorba responzivního rozvržení a 3D efektů</w:t>
       </w:r>
@@ -7175,7 +6616,7 @@
       <w:pPr>
         <w:pStyle w:val="Nadpis3"/>
       </w:pPr>
-      <w:bookmarkStart w:id="48" w:name="_Toc226205698"/>
+      <w:bookmarkStart w:id="48" w:name="_Toc226490742"/>
       <w:r>
         <w:t>Chytrý zámek proporcí (Nativní responzivita)</w:t>
       </w:r>
@@ -7186,39 +6627,19 @@
         <w:ind w:firstLine="720"/>
       </w:pPr>
       <w:r>
-        <w:t xml:space="preserve">Knihovna </w:t>
-      </w:r>
-      <w:proofErr w:type="spellStart"/>
-      <w:r>
-        <w:t>PageFlip</w:t>
-      </w:r>
-      <w:proofErr w:type="spellEnd"/>
-      <w:r>
-        <w:t xml:space="preserve"> pro svůj plynulý chod vyžaduje přesně definovaný prostor, ve kterém se může roztahovat (tzv. parametr </w:t>
-      </w:r>
-      <w:proofErr w:type="spellStart"/>
-      <w:r>
-        <w:t>size</w:t>
-      </w:r>
-      <w:proofErr w:type="spellEnd"/>
-      <w:r>
-        <w:t>: "</w:t>
-      </w:r>
-      <w:proofErr w:type="spellStart"/>
-      <w:r>
-        <w:t>stretch</w:t>
-      </w:r>
-      <w:proofErr w:type="spellEnd"/>
-      <w:r>
-        <w:t>" definovaný v inicializaci). K zajištění toho, aby nedošlo k nepřirozené deformaci obrázků, byl vytvořen speciální obalový kontejner třídy .book-</w:t>
-      </w:r>
-      <w:proofErr w:type="spellStart"/>
-      <w:r>
-        <w:t>bounding</w:t>
-      </w:r>
-      <w:proofErr w:type="spellEnd"/>
-      <w:r>
-        <w:t>-box.</w:t>
+        <w:t>Knihovna PageFlip pro svůj plynulý chod vyžaduje přesně definovaný prostor, ve</w:t>
+      </w:r>
+      <w:r>
+        <w:t> </w:t>
+      </w:r>
+      <w:r>
+        <w:t>kterém se může roztahovat (tzv. parametr size: "stretch" definovaný v inicializaci). K</w:t>
+      </w:r>
+      <w:r>
+        <w:t> </w:t>
+      </w:r>
+      <w:r>
+        <w:t>zajištění toho, aby nedošlo k nepřirozené deformaci obrázků, byl vytvořen speciální obalový kontejner třídy .book-bounding-box.</w:t>
       </w:r>
     </w:p>
     <w:p>
@@ -7226,15 +6647,7 @@
         <w:ind w:firstLine="720"/>
       </w:pPr>
       <w:r>
-        <w:t xml:space="preserve">Namísto tradičního a často nepřehledného používání mediálních dotazů (Media </w:t>
-      </w:r>
-      <w:proofErr w:type="spellStart"/>
-      <w:r>
-        <w:t>Queries</w:t>
-      </w:r>
-      <w:proofErr w:type="spellEnd"/>
-      <w:r>
-        <w:t>) pro různá rozlišení byl implementován takzvaný „chytrý zámek proporcí“. Tento mechanismus využívá moderní matematické funkce CSS:</w:t>
+        <w:t>Namísto tradičního a často nepřehledného používání mediálních dotazů (Media Queries) pro různá rozlišení byl implementován takzvaný „chytrý zámek proporcí“. Tento mechanismus využívá moderní matematické funkce CSS:</w:t>
       </w:r>
     </w:p>
     <w:p>
@@ -7245,21 +6658,8 @@
           <w:numId w:val="8"/>
         </w:numPr>
       </w:pPr>
-      <w:proofErr w:type="spellStart"/>
-      <w:r>
-        <w:t>width</w:t>
-      </w:r>
-      <w:proofErr w:type="spellEnd"/>
-      <w:r>
-        <w:t xml:space="preserve">: min(95vw, 800px, </w:t>
-      </w:r>
-      <w:proofErr w:type="spellStart"/>
-      <w:r>
-        <w:t>calc</w:t>
-      </w:r>
-      <w:proofErr w:type="spellEnd"/>
-      <w:r>
-        <w:t>(85vh * 8 / 6));</w:t>
+      <w:r>
+        <w:t>width: min(95vw, 800px, calc(85vh * 8 / 6));</w:t>
       </w:r>
     </w:p>
     <w:p>
@@ -7270,21 +6670,8 @@
           <w:numId w:val="8"/>
         </w:numPr>
       </w:pPr>
-      <w:proofErr w:type="spellStart"/>
-      <w:r>
-        <w:t>height</w:t>
-      </w:r>
-      <w:proofErr w:type="spellEnd"/>
-      <w:r>
-        <w:t xml:space="preserve">: min(85vh, 600px, </w:t>
-      </w:r>
-      <w:proofErr w:type="spellStart"/>
-      <w:r>
-        <w:t>calc</w:t>
-      </w:r>
-      <w:proofErr w:type="spellEnd"/>
-      <w:r>
-        <w:t>(95vw * 6 / 8));</w:t>
+      <w:r>
+        <w:t>height: min(85vh, 600px, calc(95vw * 6 / 8));</w:t>
       </w:r>
     </w:p>
     <w:p>
@@ -7292,31 +6679,7 @@
         <w:ind w:firstLine="360"/>
       </w:pPr>
       <w:r>
-        <w:t xml:space="preserve">Funkce </w:t>
-      </w:r>
-      <w:proofErr w:type="spellStart"/>
-      <w:r>
-        <w:t>calc</w:t>
-      </w:r>
-      <w:proofErr w:type="spellEnd"/>
-      <w:r>
-        <w:t>() dynamicky přepočítává maximální možnou šířku a výšku kontejneru na základě aktuálních rozměrů okna prohlížeče (</w:t>
-      </w:r>
-      <w:proofErr w:type="spellStart"/>
-      <w:r>
-        <w:t>vw</w:t>
-      </w:r>
-      <w:proofErr w:type="spellEnd"/>
-      <w:r>
-        <w:t xml:space="preserve"> a </w:t>
-      </w:r>
-      <w:proofErr w:type="spellStart"/>
-      <w:r>
-        <w:t>vh</w:t>
-      </w:r>
-      <w:proofErr w:type="spellEnd"/>
-      <w:r>
-        <w:t xml:space="preserve">), přičemž striktně udržuje fixní poměr stran letáku 8:6. Funkce min() pak funguje jako bezpečnostní pojistka, která zaručí, že kontejner nikdy nepřeteče mimo viditelnou oblast obrazovky a zároveň </w:t>
+        <w:t xml:space="preserve">Funkce calc() dynamicky přepočítává maximální možnou šířku a výšku kontejneru na základě aktuálních rozměrů okna prohlížeče (vw a vh), přičemž striktně udržuje fixní poměr stran letáku 8:6. Funkce min() pak funguje jako bezpečnostní pojistka, která zaručí, že kontejner nikdy nepřeteče mimo viditelnou oblast obrazovky a zároveň </w:t>
       </w:r>
       <w:r>
         <w:lastRenderedPageBreak/>
@@ -7372,7 +6735,7 @@
                               </w:rPr>
                             </w:pPr>
                             <w:bookmarkStart w:id="49" w:name="_Ref224330792"/>
-                            <w:bookmarkStart w:id="50" w:name="_Toc226206609"/>
+                            <w:bookmarkStart w:id="50" w:name="_Toc226490715"/>
                             <w:r>
                               <w:t xml:space="preserve">Obrázek </w:t>
                             </w:r>
@@ -7396,6 +6759,7 @@
                                 <w:rPr>
                                   <w:rStyle w:val="Hypertextovodkaz"/>
                                   <w:color w:val="auto"/>
+                                  <w:u w:val="none"/>
                                 </w:rPr>
                                 <w:t>(zdroj)</w:t>
                               </w:r>
@@ -7433,7 +6797,7 @@
                         </w:rPr>
                       </w:pPr>
                       <w:bookmarkStart w:id="51" w:name="_Ref224330792"/>
-                      <w:bookmarkStart w:id="52" w:name="_Toc226206609"/>
+                      <w:bookmarkStart w:id="52" w:name="_Toc226490715"/>
                       <w:r>
                         <w:t xml:space="preserve">Obrázek </w:t>
                       </w:r>
@@ -7457,6 +6821,7 @@
                           <w:rPr>
                             <w:rStyle w:val="Hypertextovodkaz"/>
                             <w:color w:val="auto"/>
+                            <w:u w:val="none"/>
                           </w:rPr>
                           <w:t>(zdroj)</w:t>
                         </w:r>
@@ -7543,7 +6908,7 @@
       <w:pPr>
         <w:pStyle w:val="Nadpis3"/>
       </w:pPr>
-      <w:bookmarkStart w:id="53" w:name="_Toc226205699"/>
+      <w:bookmarkStart w:id="53" w:name="_Toc226490743"/>
       <w:r>
         <w:t>Vizuální hloubka a stínování stránek (3D efekty)</w:t>
       </w:r>
@@ -7554,15 +6919,7 @@
         <w:ind w:firstLine="720"/>
       </w:pPr>
       <w:r>
-        <w:t xml:space="preserve">Pro zvýšení vizuálního realismu při listování letákem byly v aplikaci implementovány dva samostatné mechanismy stínování. Tyto efekty společně vytvářejí iluzi prostorové hloubky a pomáhají vizuálně oddělit jednotlivé stránky od pozadí aplikace. Přestože samotné stránky jsou tvořeny běžnými 2D obrázky, kombinace více vrstev stínů a animací knihovny </w:t>
-      </w:r>
-      <w:proofErr w:type="spellStart"/>
-      <w:r>
-        <w:t>PageFlip</w:t>
-      </w:r>
-      <w:proofErr w:type="spellEnd"/>
-      <w:r>
-        <w:t xml:space="preserve"> vytváří přesvědčivý dojem trojrozměrného objektu.</w:t>
+        <w:t>Pro zvýšení vizuálního realismu při listování letákem byly v aplikaci implementovány dva samostatné mechanismy stínování. Tyto efekty společně vytvářejí iluzi prostorové hloubky a pomáhají vizuálně oddělit jednotlivé stránky od pozadí aplikace. Přestože samotné stránky jsou tvořeny běžnými 2D obrázky, kombinace více vrstev stínů a animací knihovny PageFlip vytváří přesvědčivý dojem trojrozměrného objektu.</w:t>
       </w:r>
     </w:p>
     <w:p>
@@ -7570,63 +6927,7 @@
         <w:ind w:firstLine="720"/>
       </w:pPr>
       <w:r>
-        <w:t>Prvním mechanismem je vnitřní stín simulující ohyb papíru v oblasti hřbetu knihy. Tento efekt je implementován pomocí vlastnosti box-</w:t>
-      </w:r>
-      <w:proofErr w:type="spellStart"/>
-      <w:r>
-        <w:t>shadow</w:t>
-      </w:r>
-      <w:proofErr w:type="spellEnd"/>
-      <w:r>
-        <w:t xml:space="preserve">: </w:t>
-      </w:r>
-      <w:proofErr w:type="spellStart"/>
-      <w:r>
-        <w:t>inset</w:t>
-      </w:r>
-      <w:proofErr w:type="spellEnd"/>
-      <w:r>
-        <w:t xml:space="preserve"> ve třídách .</w:t>
-      </w:r>
-      <w:proofErr w:type="spellStart"/>
-      <w:r>
-        <w:t>shadow-left</w:t>
-      </w:r>
-      <w:proofErr w:type="spellEnd"/>
-      <w:r>
-        <w:t xml:space="preserve"> a .</w:t>
-      </w:r>
-      <w:proofErr w:type="spellStart"/>
-      <w:r>
-        <w:t>shadow-right</w:t>
-      </w:r>
-      <w:proofErr w:type="spellEnd"/>
-      <w:r>
-        <w:t xml:space="preserve">. Tyto prvky jsou absolutně </w:t>
-      </w:r>
-      <w:proofErr w:type="spellStart"/>
-      <w:r>
-        <w:t>pozicovány</w:t>
-      </w:r>
-      <w:proofErr w:type="spellEnd"/>
-      <w:r>
-        <w:t xml:space="preserve"> nad samotnými stránkami letáku a vytvářejí jemný přechod tmavší oblasti směrem ke středu rozevřené knihy. Vnitřní stín je definován pomocí barvy </w:t>
-      </w:r>
-      <w:proofErr w:type="spellStart"/>
-      <w:r>
-        <w:t>rgba</w:t>
-      </w:r>
-      <w:proofErr w:type="spellEnd"/>
-      <w:r>
-        <w:t xml:space="preserve">(0, 0, 0, 0.4), což představuje černou barvu se </w:t>
-      </w:r>
-      <w:proofErr w:type="gramStart"/>
-      <w:r>
-        <w:t>40%</w:t>
-      </w:r>
-      <w:proofErr w:type="gramEnd"/>
-      <w:r>
-        <w:t xml:space="preserve"> průhledností. Díky tomu vzniká realistický gradient, který simuluje přirozené zastínění v místě ohybu papíru (viz </w:t>
+        <w:t xml:space="preserve">Prvním mechanismem je vnitřní stín simulující ohyb papíru v oblasti hřbetu knihy. Tento efekt je implementován pomocí vlastnosti box-shadow: inset ve třídách .shadow-left a .shadow-right. Tyto prvky jsou absolutně pozicovány nad samotnými stránkami letáku a vytvářejí jemný přechod tmavší oblasti směrem ke středu rozevřené knihy. Vnitřní stín je definován pomocí barvy rgba(0, 0, 0, 0.4), což představuje černou barvu se 40% průhledností. Díky tomu vzniká realistický gradient, který simuluje přirozené zastínění v místě ohybu papíru (viz </w:t>
       </w:r>
       <w:r>
         <w:fldChar w:fldCharType="begin"/>
@@ -7658,47 +6959,13 @@
         <w:ind w:firstLine="720"/>
       </w:pPr>
       <w:r>
-        <w:t>Druhým mechanismem je vnější stín oddělující celý leták od pozadí aplikace. Tento efekt je definován ve třídě .</w:t>
-      </w:r>
-      <w:proofErr w:type="spellStart"/>
-      <w:r>
-        <w:t>with-shadow</w:t>
-      </w:r>
-      <w:proofErr w:type="spellEnd"/>
-      <w:r>
-        <w:t xml:space="preserve"> pomocí CSS filtru drop-</w:t>
-      </w:r>
-      <w:proofErr w:type="spellStart"/>
-      <w:r>
-        <w:t>shadow</w:t>
-      </w:r>
-      <w:proofErr w:type="spellEnd"/>
-      <w:r>
-        <w:t>(). Na rozdíl od klasického box-</w:t>
-      </w:r>
-      <w:proofErr w:type="spellStart"/>
-      <w:r>
-        <w:t>shadow</w:t>
-      </w:r>
-      <w:proofErr w:type="spellEnd"/>
-      <w:r>
-        <w:t xml:space="preserve"> je filtr drop-</w:t>
-      </w:r>
-      <w:proofErr w:type="spellStart"/>
-      <w:r>
-        <w:t>shadow</w:t>
-      </w:r>
-      <w:proofErr w:type="spellEnd"/>
-      <w:r>
-        <w:t xml:space="preserve">() aplikován na celý </w:t>
-      </w:r>
-      <w:proofErr w:type="spellStart"/>
-      <w:r>
-        <w:t>renderovaný</w:t>
-      </w:r>
-      <w:proofErr w:type="spellEnd"/>
-      <w:r>
-        <w:t xml:space="preserve"> objekt, což umožňuje přesnější vykreslení stínu podle skutečného tvaru prvku.</w:t>
+        <w:t>Druhým mechanismem je vnější stín oddělující celý leták od pozadí aplikace. Tento efekt je definován ve třídě .with-shadow pomocí CSS filtru drop-shadow(). Na</w:t>
+      </w:r>
+      <w:r>
+        <w:t> </w:t>
+      </w:r>
+      <w:r>
+        <w:t>rozdíl od klasického box-shadow je filtr drop-shadow() aplikován na celý renderovaný objekt, což umožňuje přesnější vykreslení stínu podle skutečného tvaru prvku.</w:t>
       </w:r>
     </w:p>
     <w:p>
@@ -7711,266 +6978,162 @@
         <w:ind w:firstLine="720"/>
       </w:pPr>
       <w:r>
+        <w:t>Parametry tohoto efektu nejsou v CSS definovány staticky. Místo toho využívají globální CSS proměnné, například: --shadow-size, --shadow-offset, --shadow-color</w:t>
+      </w:r>
+      <w:r>
+        <w:t>.</w:t>
+      </w:r>
+    </w:p>
+    <w:p>
+      <w:pPr>
+        <w:ind w:firstLine="720"/>
+      </w:pPr>
+      <w:r>
+        <w:t>Tyto proměnné jsou definovány v kořenovém selektoru :root a jejich hodnoty mohou být dynamicky měněny za běhu aplikace pomocí JavaScriptu</w:t>
+      </w:r>
+      <w:r>
+        <w:t xml:space="preserve"> </w:t>
+      </w:r>
+      <w:r>
+        <w:t>(</w:t>
+      </w:r>
+      <w:r>
+        <w:t xml:space="preserve">viz kapitola </w:t>
+      </w:r>
+      <w:r>
+        <w:fldChar w:fldCharType="begin"/>
+      </w:r>
+      <w:r>
+        <w:instrText xml:space="preserve"> REF _Ref224336792 \h </w:instrText>
+      </w:r>
+      <w:r>
+        <w:fldChar w:fldCharType="separate"/>
+      </w:r>
+      <w:r>
+        <w:t>Uživatelské rozhraní a interaktivní prvky</w:t>
+      </w:r>
+      <w:r>
+        <w:fldChar w:fldCharType="end"/>
+      </w:r>
+      <w:r>
+        <w:t>)</w:t>
+      </w:r>
+      <w:r>
+        <w:t>. Skript využívá metodu document.documentElement.style.setProperty(), která umožňuje upravovat hodnoty CSS proměnných v reálném čase. Díky tomuto přístupu je možné měnit intenzitu a velikost stínu bez nutnosti znovunačtení stránky.</w:t>
+      </w:r>
+    </w:p>
+    <w:p>
+      <w:pPr>
+        <w:ind w:firstLine="720"/>
+      </w:pPr>
+      <w:r>
+        <w:t>Kombinací vnitřního stínu simulujícího ohyb papíru a vnějšího stínu oddělujícího leták od pozadí vzniká výraznější prostorový efekt. Tyto vizuální prvky doplňují animační systém knihovny PageFlip a společně vytvářejí realistický dojem listování fyzickým letákem.</w:t>
+      </w:r>
+    </w:p>
+    <w:p>
+      <w:pPr>
+        <w:pStyle w:val="Nadpis3"/>
+      </w:pPr>
+      <w:bookmarkStart w:id="54" w:name="_Toc226490744"/>
+      <w:r>
+        <w:t>Indikace načítání obsahu (Preloader)</w:t>
+      </w:r>
+      <w:bookmarkEnd w:id="54"/>
+    </w:p>
+    <w:p>
+      <w:pPr>
+        <w:ind w:firstLine="431"/>
+      </w:pPr>
+      <w:r>
+        <w:t xml:space="preserve">Jak bylo zmíněno v teoretické části věnované uživatelskému rozhraní a uživatelské zkušenosti (viz </w:t>
+      </w:r>
+      <w:r>
+        <w:fldChar w:fldCharType="begin"/>
+      </w:r>
+      <w:r>
+        <w:instrText xml:space="preserve"> REF _Ref224331933 \h </w:instrText>
+      </w:r>
+      <w:r>
+        <w:fldChar w:fldCharType="separate"/>
+      </w:r>
+      <w:r>
+        <w:t>Zásady moderního UI/UX designu</w:t>
+      </w:r>
+      <w:r>
+        <w:fldChar w:fldCharType="end"/>
+      </w:r>
+      <w:r>
+        <w:t>), je důležité uživatele informovat o</w:t>
+      </w:r>
+      <w:r>
+        <w:t> </w:t>
+      </w:r>
+      <w:r>
+        <w:t>procesech probíhajících na pozadí aplikace. V této aplikaci dochází během inicializace k asynchronnímu načítání obrazových dat</w:t>
+      </w:r>
+      <w:r>
+        <w:t xml:space="preserve"> (viz </w:t>
+      </w:r>
+      <w:r>
+        <w:fldChar w:fldCharType="begin"/>
+      </w:r>
+      <w:r>
+        <w:instrText xml:space="preserve"> REF _Ref224332176 \h </w:instrText>
+      </w:r>
+      <w:r>
+        <w:fldChar w:fldCharType="separate"/>
+      </w:r>
+      <w:r>
+        <w:t>Asynchronní načítání a zpracování obsahu (Jádro programu)</w:t>
+      </w:r>
+      <w:r>
+        <w:fldChar w:fldCharType="end"/>
+      </w:r>
+      <w:r>
+        <w:t>)</w:t>
+      </w:r>
+      <w:r>
+        <w:t>, kdy jsou ze serveru získány názvy souborů a následně jsou postupně načítány jednotlivé obrázky představující stránky letáku. Tento proces může trvat delší dobu v závislosti na počtu obrázků a rychlosti připojení, proto byl implementován vizuální indikátor načítání, tzv. preloader.</w:t>
+      </w:r>
+    </w:p>
+    <w:p>
+      <w:pPr>
+        <w:ind w:firstLine="431"/>
+      </w:pPr>
+      <w:r>
+        <w:t>Preloader je definován v souboru main.css pomocí třídy .loader, která představuje grafický prvek zobrazovaný ve středu obrazovky během inicializace aplikace. Samotná animace je realizována prostřednictvím pravidla @keyframes spin, které definuje plynulou rotaci prvku pomocí transformace rotate(). Animace je nastavena jako nekonečná (infinite), což znamená, že se prvek otáčí nepřetržitě po celou dobu načítání obsahu.</w:t>
+      </w:r>
+    </w:p>
+    <w:p>
+      <w:pPr>
+        <w:ind w:firstLine="431"/>
+      </w:pPr>
+      <w:r>
+        <w:t>Preloader je zobrazen okamžitě po načtení HTML dokumentu a zůstává viditelný po</w:t>
+      </w:r>
+      <w:r>
+        <w:t> </w:t>
+      </w:r>
+      <w:r>
+        <w:t xml:space="preserve">dobu inicializace aplikace. JavaScript následně provede asynchronní načtení seznamu </w:t>
+      </w:r>
+      <w:r>
         <w:lastRenderedPageBreak/>
-        <w:t>Parametry tohoto efektu nejsou v CSS definovány staticky. Místo toho využívají globální CSS proměnné, například: --</w:t>
-      </w:r>
-      <w:proofErr w:type="spellStart"/>
-      <w:r>
-        <w:t>shadow-size</w:t>
-      </w:r>
-      <w:proofErr w:type="spellEnd"/>
-      <w:r>
-        <w:t>, --</w:t>
-      </w:r>
-      <w:proofErr w:type="spellStart"/>
-      <w:r>
-        <w:t>shadow</w:t>
-      </w:r>
-      <w:proofErr w:type="spellEnd"/>
-      <w:r>
-        <w:t>-offset, --</w:t>
-      </w:r>
-      <w:proofErr w:type="spellStart"/>
-      <w:r>
-        <w:t>shadow-color</w:t>
-      </w:r>
-      <w:proofErr w:type="spellEnd"/>
-    </w:p>
-    <w:p>
-      <w:pPr>
-        <w:ind w:firstLine="720"/>
-      </w:pPr>
-      <w:r>
-        <w:t>Tyto proměnné jsou definovány v kořenovém selektoru :</w:t>
-      </w:r>
-      <w:proofErr w:type="spellStart"/>
-      <w:r>
-        <w:t>root</w:t>
-      </w:r>
-      <w:proofErr w:type="spellEnd"/>
-      <w:r>
-        <w:t xml:space="preserve"> a jejich hodnoty mohou být dynamicky měněny za běhu aplikace pomocí </w:t>
-      </w:r>
-      <w:proofErr w:type="spellStart"/>
-      <w:r>
-        <w:t>JavaScriptu</w:t>
-      </w:r>
-      <w:proofErr w:type="spellEnd"/>
-      <w:r>
-        <w:t xml:space="preserve"> </w:t>
-      </w:r>
-      <w:r>
-        <w:t>(</w:t>
-      </w:r>
-      <w:r>
-        <w:t xml:space="preserve">viz kapitola </w:t>
-      </w:r>
-      <w:r>
-        <w:fldChar w:fldCharType="begin"/>
-      </w:r>
-      <w:r>
-        <w:instrText xml:space="preserve"> REF _Ref224336792 \h </w:instrText>
-      </w:r>
-      <w:r>
-        <w:fldChar w:fldCharType="separate"/>
-      </w:r>
-      <w:r>
-        <w:t>Uživatelské rozhraní a interaktivní prvky</w:t>
-      </w:r>
-      <w:r>
-        <w:fldChar w:fldCharType="end"/>
-      </w:r>
-      <w:r>
-        <w:t>)</w:t>
-      </w:r>
-      <w:r>
-        <w:t xml:space="preserve">. Skript využívá metodu </w:t>
-      </w:r>
-      <w:proofErr w:type="spellStart"/>
-      <w:r>
-        <w:t>document.documentElement.style.setProperty</w:t>
-      </w:r>
-      <w:proofErr w:type="spellEnd"/>
-      <w:r>
-        <w:t>(), která umožňuje upravovat hodnoty CSS proměnných v reálném čase. Díky tomuto přístupu je možné měnit intenzitu a velikost stínu bez nutnosti znovunačtení stránky.</w:t>
-      </w:r>
-    </w:p>
-    <w:p>
-      <w:pPr>
-        <w:ind w:firstLine="720"/>
-      </w:pPr>
-      <w:r>
-        <w:t xml:space="preserve">Kombinací vnitřního stínu simulujícího ohyb papíru a vnějšího stínu oddělujícího leták od pozadí vzniká výraznější prostorový efekt. Tyto vizuální prvky doplňují animační systém knihovny </w:t>
-      </w:r>
-      <w:proofErr w:type="spellStart"/>
-      <w:r>
-        <w:t>PageFlip</w:t>
-      </w:r>
-      <w:proofErr w:type="spellEnd"/>
-      <w:r>
-        <w:t xml:space="preserve"> a společně vytvářejí realistický dojem listování fyzickým letákem.</w:t>
-      </w:r>
-    </w:p>
-    <w:p>
-      <w:pPr>
-        <w:pStyle w:val="Nadpis3"/>
-      </w:pPr>
-      <w:bookmarkStart w:id="54" w:name="_Toc226205700"/>
-      <w:r>
-        <w:t>Indikace načítání obsahu (</w:t>
-      </w:r>
-      <w:proofErr w:type="spellStart"/>
-      <w:r>
-        <w:t>Preloader</w:t>
-      </w:r>
-      <w:proofErr w:type="spellEnd"/>
-      <w:r>
-        <w:t>)</w:t>
-      </w:r>
-      <w:bookmarkEnd w:id="54"/>
+        <w:t>obrázků a vytvoření jednotlivých stránek letáku. Pro zajištění korektního zobrazení aplikace je využit mechanismus Promise.all(), který čeká na úplné načtení všech obrázků. Teprve ve chvíli, kdy jsou všechny obrazové zdroje úspěšně načteny a připraveny k</w:t>
+      </w:r>
+      <w:r>
+        <w:t> </w:t>
+      </w:r>
+      <w:r>
+        <w:t>vykreslení, je preloader postupně skryt.</w:t>
+      </w:r>
     </w:p>
     <w:p>
       <w:pPr>
         <w:ind w:firstLine="431"/>
       </w:pPr>
       <w:r>
-        <w:t xml:space="preserve">Jak bylo zmíněno v teoretické části věnované uživatelskému rozhraní a uživatelské zkušenosti (viz </w:t>
-      </w:r>
-      <w:r>
-        <w:fldChar w:fldCharType="begin"/>
-      </w:r>
-      <w:r>
-        <w:instrText xml:space="preserve"> REF _Ref224331933 \h </w:instrText>
-      </w:r>
-      <w:r>
-        <w:fldChar w:fldCharType="separate"/>
-      </w:r>
-      <w:r>
-        <w:t>Zásady moderního UI/UX designu</w:t>
-      </w:r>
-      <w:r>
-        <w:fldChar w:fldCharType="end"/>
-      </w:r>
-      <w:r>
-        <w:t>), je důležité uživatele informovat o procesech probíhajících na pozadí aplikace. V této aplikaci dochází během inicializace k asynchronnímu načítání obrazových dat</w:t>
-      </w:r>
-      <w:r>
-        <w:t xml:space="preserve"> (viz </w:t>
-      </w:r>
-      <w:r>
-        <w:fldChar w:fldCharType="begin"/>
-      </w:r>
-      <w:r>
-        <w:instrText xml:space="preserve"> REF _Ref224332176 \h </w:instrText>
-      </w:r>
-      <w:r>
-        <w:fldChar w:fldCharType="separate"/>
-      </w:r>
-      <w:r>
-        <w:t>Asynchronní načítání a zpracování obsahu (Jádro programu)</w:t>
-      </w:r>
-      <w:r>
-        <w:fldChar w:fldCharType="end"/>
-      </w:r>
-      <w:r>
-        <w:t>)</w:t>
-      </w:r>
-      <w:r>
-        <w:t xml:space="preserve">, kdy jsou ze serveru získány názvy souborů a následně jsou postupně načítány jednotlivé obrázky představující stránky letáku. Tento proces může trvat delší dobu v závislosti na počtu obrázků a rychlosti připojení, proto byl implementován vizuální indikátor načítání, tzv. </w:t>
-      </w:r>
-      <w:proofErr w:type="spellStart"/>
-      <w:r>
-        <w:t>preloader</w:t>
-      </w:r>
-      <w:proofErr w:type="spellEnd"/>
-      <w:r>
-        <w:t>.</w:t>
-      </w:r>
-    </w:p>
-    <w:p>
-      <w:pPr>
-        <w:ind w:firstLine="431"/>
-      </w:pPr>
-      <w:proofErr w:type="spellStart"/>
-      <w:r>
-        <w:t>Preloader</w:t>
-      </w:r>
-      <w:proofErr w:type="spellEnd"/>
-      <w:r>
-        <w:t xml:space="preserve"> je definován v souboru main.css pomocí třídy .</w:t>
-      </w:r>
-      <w:proofErr w:type="spellStart"/>
-      <w:r>
-        <w:t>loader</w:t>
-      </w:r>
-      <w:proofErr w:type="spellEnd"/>
-      <w:r>
-        <w:t xml:space="preserve">, která představuje grafický prvek zobrazovaný ve středu obrazovky během inicializace aplikace. Samotná animace je realizována prostřednictvím pravidla @keyframes spin, které definuje plynulou rotaci prvku pomocí transformace </w:t>
-      </w:r>
-      <w:proofErr w:type="spellStart"/>
-      <w:r>
-        <w:t>rotate</w:t>
-      </w:r>
-      <w:proofErr w:type="spellEnd"/>
-      <w:r>
-        <w:t>(). Animace je nastavena jako nekonečná (</w:t>
-      </w:r>
-      <w:proofErr w:type="spellStart"/>
-      <w:r>
-        <w:t>infinite</w:t>
-      </w:r>
-      <w:proofErr w:type="spellEnd"/>
-      <w:r>
-        <w:t>), což znamená, že se prvek otáčí nepřetržitě po celou dobu načítání obsahu.</w:t>
-      </w:r>
-    </w:p>
-    <w:p>
-      <w:pPr>
-        <w:ind w:firstLine="431"/>
-      </w:pPr>
-      <w:proofErr w:type="spellStart"/>
-      <w:r>
-        <w:t>Preloader</w:t>
-      </w:r>
-      <w:proofErr w:type="spellEnd"/>
-      <w:r>
-        <w:t xml:space="preserve"> je zobrazen okamžitě po načtení HTML dokumentu a zůstává viditelný po dobu inicializace aplikace. JavaScript následně provede asynchronní načtení seznamu obrázků a vytvoření jednotlivých stránek letáku. Pro zajištění korektního zobrazení </w:t>
-      </w:r>
-      <w:r>
-        <w:lastRenderedPageBreak/>
-        <w:t xml:space="preserve">aplikace je využit mechanismus </w:t>
-      </w:r>
-      <w:proofErr w:type="spellStart"/>
-      <w:r>
-        <w:t>Promise.all</w:t>
-      </w:r>
-      <w:proofErr w:type="spellEnd"/>
-      <w:r>
-        <w:t xml:space="preserve">(), který čeká na úplné načtení všech obrázků. Teprve ve chvíli, kdy jsou všechny obrazové zdroje úspěšně načteny a připraveny k vykreslení, je </w:t>
-      </w:r>
-      <w:proofErr w:type="spellStart"/>
-      <w:r>
-        <w:t>preloader</w:t>
-      </w:r>
-      <w:proofErr w:type="spellEnd"/>
-      <w:r>
-        <w:t xml:space="preserve"> postupně skryt.</w:t>
-      </w:r>
-    </w:p>
-    <w:p>
-      <w:pPr>
-        <w:ind w:firstLine="431"/>
-      </w:pPr>
-      <w:r>
-        <w:t xml:space="preserve">Skrytí </w:t>
-      </w:r>
-      <w:proofErr w:type="spellStart"/>
-      <w:r>
-        <w:t>preloaderu</w:t>
-      </w:r>
-      <w:proofErr w:type="spellEnd"/>
-      <w:r>
-        <w:t xml:space="preserve"> je realizováno změnou hodnoty vlastnosti opacity, což umožňuje plynulý přechod mezi stavem načítání a samotným zobrazením aplikace. Díky tomuto řešení je uživateli po celou dobu inicializace poskytována vizuální zpětná vazba a zároveň je zabráněno situaci, kdy by se aplikace zobrazila dříve, než jsou všechny potřebné obrazové zdroje připraveny.</w:t>
+        <w:t>Skrytí preloaderu je realizováno změnou hodnoty vlastnosti opacity, což umožňuje plynulý přechod mezi stavem načítání a samotným zobrazením aplikace. Díky tomuto řešení je uživateli po celou dobu inicializace poskytována vizuální zpětná vazba a zároveň je zabráněno situaci, kdy by se aplikace zobrazila dříve, než jsou všechny potřebné obrazové zdroje připraveny.</w:t>
       </w:r>
     </w:p>
     <w:p>
@@ -7978,7 +7141,7 @@
         <w:pStyle w:val="Nadpis2"/>
       </w:pPr>
       <w:bookmarkStart w:id="55" w:name="_Ref224336792"/>
-      <w:bookmarkStart w:id="56" w:name="_Toc226205701"/>
+      <w:bookmarkStart w:id="56" w:name="_Toc226490745"/>
       <w:r>
         <w:t>Uživatelské rozhraní a interaktivní prvky</w:t>
       </w:r>
@@ -7990,14 +7153,20 @@
         <w:ind w:firstLine="431"/>
       </w:pPr>
       <w:r>
-        <w:t>Nedílnou součástí moderní webové aplikace je grafické uživatelské rozhraní (GUI), které umožňuje personalizaci a usnadňuje ovládání. Pro tyto účely bylo v pravém dolním rohu obrazovky implementováno plovoucí menu, které obsahuje přepínače stavů a posuvníky pro plynulou úpravu vizuálních parametrů.</w:t>
+        <w:t>Nedílnou součástí moderní webové aplikace je grafické uživatelské rozhraní (GUI), které umožňuje personalizaci a usnadňuje ovládání. Pro tyto účely bylo v pravém dolním rohu obrazovky implementováno plovoucí menu, které obsahuje přepínače stavů a</w:t>
+      </w:r>
+      <w:r>
+        <w:t> </w:t>
+      </w:r>
+      <w:r>
+        <w:t>posuvníky pro plynulou úpravu vizuálních parametrů.</w:t>
       </w:r>
     </w:p>
     <w:p>
       <w:pPr>
         <w:pStyle w:val="Nadpis3"/>
       </w:pPr>
-      <w:bookmarkStart w:id="57" w:name="_Toc226205702"/>
+      <w:bookmarkStart w:id="57" w:name="_Toc226490746"/>
       <w:r>
         <w:t>Globální správa stavu a dynamické stínování</w:t>
       </w:r>
@@ -8026,31 +7195,13 @@
         <w:fldChar w:fldCharType="end"/>
       </w:r>
       <w:r>
-        <w:t>), aplikace využívá pro uchování globálních hodnot CSS proměnné definované v kořenovém elementu :</w:t>
-      </w:r>
-      <w:proofErr w:type="spellStart"/>
-      <w:r>
-        <w:t>root</w:t>
-      </w:r>
-      <w:proofErr w:type="spellEnd"/>
-      <w:r>
-        <w:t xml:space="preserve">. Tyto proměnné jsou v reálném čase modifikovány pomocí </w:t>
-      </w:r>
-      <w:proofErr w:type="spellStart"/>
-      <w:r>
-        <w:t>JavaScriptu</w:t>
-      </w:r>
-      <w:proofErr w:type="spellEnd"/>
-      <w:r>
-        <w:t xml:space="preserve"> na základě uživatelského vstupu ze sady upravených posuvníků (&lt;input type="</w:t>
-      </w:r>
-      <w:proofErr w:type="spellStart"/>
-      <w:r>
-        <w:t>range</w:t>
-      </w:r>
-      <w:proofErr w:type="spellEnd"/>
-      <w:r>
-        <w:t>"&gt;).</w:t>
+        <w:t>), aplikace využívá pro uchování globálních hodnot CSS proměnné definované v kořenovém elementu :root. Tyto proměnné jsou v reálném čase modifikovány pomocí JavaScriptu na</w:t>
+      </w:r>
+      <w:r>
+        <w:t> </w:t>
+      </w:r>
+      <w:r>
+        <w:t>základě uživatelského vstupu ze sady upravených posuvníků (&lt;input type="range"&gt;).</w:t>
       </w:r>
     </w:p>
     <w:p>
@@ -8058,60 +7209,35 @@
         <w:ind w:firstLine="720"/>
       </w:pPr>
       <w:r>
-        <w:t>Zajímavým algoritmickým řešením je dynamická úprava barvy a síly (průhlednosti) vnějšího stínu. Zatímco barva je získávána z nativního prvku pro výběr barev (</w:t>
-      </w:r>
-      <w:proofErr w:type="spellStart"/>
-      <w:r>
-        <w:t>Color</w:t>
-      </w:r>
-      <w:proofErr w:type="spellEnd"/>
-      <w:r>
-        <w:t xml:space="preserve"> </w:t>
-      </w:r>
-      <w:proofErr w:type="spellStart"/>
-      <w:r>
-        <w:t>Picker</w:t>
-      </w:r>
-      <w:proofErr w:type="spellEnd"/>
-      <w:r>
-        <w:t xml:space="preserve">) v hexadecimálním formátu (např. #000000), průhlednost je definována posuvníkem v rozsahu 0 až 1. K propojení těchto dvou hodnot byla vytvořena metoda </w:t>
-      </w:r>
-      <w:proofErr w:type="spellStart"/>
-      <w:r>
-        <w:t>updateShadowColorAndStrength</w:t>
-      </w:r>
-      <w:proofErr w:type="spellEnd"/>
-      <w:r>
-        <w:t xml:space="preserve">(). Ta matematicky převede desetinnou hodnotu průhlednosti na 8bitové celé číslo (0-255) a následně jej transformuje do dvoumístného hexadecimálního řetězce pomocí metody </w:t>
-      </w:r>
-      <w:proofErr w:type="spellStart"/>
-      <w:r>
-        <w:t>toString</w:t>
-      </w:r>
-      <w:proofErr w:type="spellEnd"/>
-      <w:r>
-        <w:t>(16). Tento vygenerovaný řetězec je spojen s původní barvou, čímž vznikne korektní RGBA hexadecimální kód, který je okamžitě aplikován na stín letáku.</w:t>
-      </w:r>
-    </w:p>
-    <w:p>
+        <w:t>Zajímavým algoritmickým řešením je dynamická úprava barvy a síly (průhlednosti) vnějšího stínu. Zatímco barva je získávána z nativního prvku pro výběr barev (Color Picker) v hexadecimálním formátu (např. #000000), průhlednost je</w:t>
+      </w:r>
+      <w:r>
+        <w:t> </w:t>
+      </w:r>
+      <w:r>
+        <w:t xml:space="preserve">definována posuvníkem v rozsahu 0 až 1. K propojení těchto dvou hodnot byla vytvořena metoda updateShadowColorAndStrength(). Ta matematicky převede desetinnou hodnotu průhlednosti na 8bitové celé číslo (0-255) a následně jej transformuje do dvoumístného hexadecimálního řetězce pomocí metody toString(16). Tento </w:t>
+      </w:r>
+      <w:r>
+        <w:lastRenderedPageBreak/>
+        <w:t xml:space="preserve">vygenerovaný řetězec je spojen s původní barvou, čímž vznikne korektní RGBA </w:t>
+      </w:r>
       <w:r>
         <w:rPr>
           <w:noProof/>
         </w:rPr>
-        <w:lastRenderedPageBreak/>
         <mc:AlternateContent>
           <mc:Choice Requires="wps">
             <w:drawing>
-              <wp:anchor distT="0" distB="0" distL="114300" distR="114300" simplePos="0" relativeHeight="251692032" behindDoc="0" locked="0" layoutInCell="1" allowOverlap="1" wp14:anchorId="7CA6B0C9" wp14:editId="32F7D933">
+              <wp:anchor distT="0" distB="0" distL="114300" distR="114300" simplePos="0" relativeHeight="251692032" behindDoc="0" locked="0" layoutInCell="1" allowOverlap="1" wp14:anchorId="7CA6B0C9" wp14:editId="026261FF">
                 <wp:simplePos x="0" y="0"/>
-                <wp:positionH relativeFrom="column">
-                  <wp:posOffset>1661160</wp:posOffset>
+                <wp:positionH relativeFrom="margin">
+                  <wp:align>center</wp:align>
                 </wp:positionH>
                 <wp:positionV relativeFrom="paragraph">
-                  <wp:posOffset>4026535</wp:posOffset>
+                  <wp:posOffset>4312285</wp:posOffset>
                 </wp:positionV>
                 <wp:extent cx="2066925" cy="635"/>
-                <wp:effectExtent l="0" t="0" r="0" b="0"/>
+                <wp:effectExtent l="0" t="0" r="9525" b="8255"/>
                 <wp:wrapTopAndBottom/>
                 <wp:docPr id="1395210574" name="Textové pole 1"/>
                 <wp:cNvGraphicFramePr/>
@@ -8144,7 +7270,7 @@
                                 <w:szCs w:val="22"/>
                               </w:rPr>
                             </w:pPr>
-                            <w:bookmarkStart w:id="58" w:name="_Toc226206610"/>
+                            <w:bookmarkStart w:id="58" w:name="_Toc226490716"/>
                             <w:r>
                               <w:t xml:space="preserve">Obrázek </w:t>
                             </w:r>
@@ -8167,6 +7293,7 @@
                                 <w:rPr>
                                   <w:rStyle w:val="Hypertextovodkaz"/>
                                   <w:color w:val="auto"/>
+                                  <w:u w:val="none"/>
                                 </w:rPr>
                                 <w:t>(zdroj)</w:t>
                               </w:r>
@@ -8189,7 +7316,7 @@
           </mc:Choice>
           <mc:Fallback>
             <w:pict>
-              <v:shape w14:anchorId="7CA6B0C9" id="_x0000_s1034" type="#_x0000_t202" style="position:absolute;left:0;text-align:left;margin-left:130.8pt;margin-top:317.05pt;width:162.75pt;height:.05pt;z-index:251692032;visibility:visible;mso-wrap-style:square;mso-wrap-distance-left:9pt;mso-wrap-distance-top:0;mso-wrap-distance-right:9pt;mso-wrap-distance-bottom:0;mso-position-horizontal:absolute;mso-position-horizontal-relative:text;mso-position-vertical:absolute;mso-position-vertical-relative:text;v-text-anchor:top" o:gfxdata="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" stroked="f">
+              <v:shape w14:anchorId="7CA6B0C9" id="_x0000_s1034" type="#_x0000_t202" style="position:absolute;left:0;text-align:left;margin-left:0;margin-top:339.55pt;width:162.75pt;height:.05pt;z-index:251692032;visibility:visible;mso-wrap-style:square;mso-wrap-distance-left:9pt;mso-wrap-distance-top:0;mso-wrap-distance-right:9pt;mso-wrap-distance-bottom:0;mso-position-horizontal:center;mso-position-horizontal-relative:margin;mso-position-vertical:absolute;mso-position-vertical-relative:text;v-text-anchor:top" o:gfxdata="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" stroked="f">
                 <v:textbox style="mso-fit-shape-to-text:t" inset="0,0,0,0">
                   <w:txbxContent>
                     <w:p>
@@ -8200,7 +7327,7 @@
                           <w:szCs w:val="22"/>
                         </w:rPr>
                       </w:pPr>
-                      <w:bookmarkStart w:id="59" w:name="_Toc226206610"/>
+                      <w:bookmarkStart w:id="59" w:name="_Toc226490716"/>
                       <w:r>
                         <w:t xml:space="preserve">Obrázek </w:t>
                       </w:r>
@@ -8223,6 +7350,7 @@
                           <w:rPr>
                             <w:rStyle w:val="Hypertextovodkaz"/>
                             <w:color w:val="auto"/>
+                            <w:u w:val="none"/>
                           </w:rPr>
                           <w:t>(zdroj)</w:t>
                         </w:r>
@@ -8231,7 +7359,7 @@
                     </w:p>
                   </w:txbxContent>
                 </v:textbox>
-                <w10:wrap type="topAndBottom"/>
+                <w10:wrap type="topAndBottom" anchorx="margin"/>
               </v:shape>
             </w:pict>
           </mc:Fallback>
@@ -8242,13 +7370,13 @@
           <w:noProof/>
         </w:rPr>
         <w:drawing>
-          <wp:anchor distT="0" distB="0" distL="114300" distR="114300" simplePos="0" relativeHeight="251689984" behindDoc="0" locked="0" layoutInCell="1" allowOverlap="1" wp14:anchorId="50E08225" wp14:editId="2C8ABCDF">
+          <wp:anchor distT="0" distB="0" distL="114300" distR="114300" simplePos="0" relativeHeight="251689984" behindDoc="0" locked="0" layoutInCell="1" allowOverlap="1" wp14:anchorId="50E08225" wp14:editId="6546451E">
             <wp:simplePos x="0" y="0"/>
             <wp:positionH relativeFrom="margin">
-              <wp:align>center</wp:align>
+              <wp:posOffset>1661160</wp:posOffset>
             </wp:positionH>
             <wp:positionV relativeFrom="paragraph">
-              <wp:posOffset>375920</wp:posOffset>
+              <wp:posOffset>604520</wp:posOffset>
             </wp:positionV>
             <wp:extent cx="2066925" cy="3593465"/>
             <wp:effectExtent l="0" t="0" r="9525" b="6985"/>
@@ -8305,23 +7433,14 @@
         </w:drawing>
       </w:r>
       <w:r>
-        <w:t xml:space="preserve">Obrázek </w:t>
-      </w:r>
-      <w:r>
-        <w:t>9</w:t>
-      </w:r>
-      <w:r>
-        <w:t>: Detail ovládacího panelu pro uživatelskou customizaci</w:t>
-      </w:r>
-      <w:r>
-        <w:t>.</w:t>
+        <w:t>hexadecimální kód, který je okamžitě aplikován na stín letáku.</w:t>
       </w:r>
     </w:p>
     <w:p>
       <w:pPr>
         <w:pStyle w:val="Nadpis3"/>
       </w:pPr>
-      <w:bookmarkStart w:id="60" w:name="_Toc226205703"/>
+      <w:bookmarkStart w:id="60" w:name="_Toc226490747"/>
       <w:r>
         <w:t>Implementace tmavého režimu a funkce přiblížení</w:t>
       </w:r>
@@ -8350,31 +7469,7 @@
         <w:fldChar w:fldCharType="end"/>
       </w:r>
       <w:r>
-        <w:t>) byla implementována funkce tmavého režimu (</w:t>
-      </w:r>
-      <w:proofErr w:type="spellStart"/>
-      <w:r>
-        <w:t>Dark</w:t>
-      </w:r>
-      <w:proofErr w:type="spellEnd"/>
-      <w:r>
-        <w:t xml:space="preserve"> Mode). Její logika spočívá v detekci události kliknutí na příslušné tlačítko a následném přepnutí (</w:t>
-      </w:r>
-      <w:proofErr w:type="spellStart"/>
-      <w:r>
-        <w:t>toggle</w:t>
-      </w:r>
-      <w:proofErr w:type="spellEnd"/>
-      <w:r>
-        <w:t>) třídy .</w:t>
-      </w:r>
-      <w:proofErr w:type="spellStart"/>
-      <w:r>
-        <w:t>dark</w:t>
-      </w:r>
-      <w:proofErr w:type="spellEnd"/>
-      <w:r>
-        <w:t>-mode na hlavním elementu &lt;body&gt;. Tím dojde k okamžité inverzi barevné palety pozadí a prvků menu, která je předdefinována v kaskádových stylech.</w:t>
+        <w:t>) byla implementována funkce tmavého režimu (Dark Mode). Její logika spočívá v detekci události kliknutí na příslušné tlačítko a následném přepnutí (toggle) třídy .dark-mode na hlavním elementu &lt;body&gt;. Tím dojde k okamžité inverzi barevné palety pozadí a prvků menu, která je předdefinována v kaskádových stylech.</w:t>
       </w:r>
     </w:p>
     <w:p>
@@ -8382,32 +7477,17 @@
         <w:ind w:firstLine="431"/>
       </w:pPr>
       <w:r>
-        <w:t>Pro detailní čtení drobnějšího textu je aplikace vybavena systémem přiblížení (Zoom). Uživatel může měnit měřítko plynule pomocí posuvníku v menu, nebo využít implementovanou zkratku rychlého dvojkliku (</w:t>
-      </w:r>
-      <w:proofErr w:type="spellStart"/>
-      <w:r>
-        <w:t>dblclick</w:t>
-      </w:r>
-      <w:proofErr w:type="spellEnd"/>
-      <w:r>
-        <w:t>) přímo na plochu letáku. Skript v takovém případě zkontroluje aktuální úroveň přiblížení a dynamicky přepne hodnotu CSS proměnné --zoom mezi standardním (1x) a dvojnásobným (2x) zvětšením.</w:t>
+        <w:t>Pro detailní čtení drobnějšího textu je aplikace vybavena systémem přiblížení (Zoom). Uživatel může měnit měřítko plynule pomocí posuvníku v menu, nebo využít implementovanou zkratku rychlého dvojkliku (dblclick) přímo na plochu letáku. Skript v takovém případě zkontroluje aktuální úroveň přiblížení a dynamicky přepne hodnotu CSS proměnné --zoom mezi standardním (1x) a dvojnásobným (2x) zvětšením.</w:t>
       </w:r>
     </w:p>
     <w:p>
       <w:pPr>
         <w:pStyle w:val="Nadpis3"/>
       </w:pPr>
-      <w:bookmarkStart w:id="61" w:name="_Toc226205704"/>
-      <w:r>
-        <w:t>Dynamický indikátor průběhu (</w:t>
-      </w:r>
-      <w:proofErr w:type="spellStart"/>
-      <w:r>
-        <w:t>Progress</w:t>
-      </w:r>
-      <w:proofErr w:type="spellEnd"/>
-      <w:r>
-        <w:t xml:space="preserve"> Bar)</w:t>
+      <w:bookmarkStart w:id="61" w:name="_Toc226490748"/>
+      <w:r>
+        <w:lastRenderedPageBreak/>
+        <w:t>Dynamický indikátor průběhu (Progress Bar)</w:t>
       </w:r>
       <w:bookmarkEnd w:id="61"/>
     </w:p>
@@ -8416,15 +7496,7 @@
         <w:ind w:firstLine="720"/>
       </w:pPr>
       <w:r>
-        <w:t xml:space="preserve">Pro zlepšení orientace uživatele v obsáhlejších dokumentech byl vytvořen vizuální indikátor průběhu čtení umístěný ve spodní části obrazovky. Tento prvek je plně dynamický a reaguje na událost flip vyvolanou instancí knihovny </w:t>
-      </w:r>
-      <w:proofErr w:type="spellStart"/>
-      <w:r>
-        <w:t>PageFlip</w:t>
-      </w:r>
-      <w:proofErr w:type="spellEnd"/>
-      <w:r>
-        <w:t>.</w:t>
+        <w:t>Pro zlepšení orientace uživatele v obsáhlejších dokumentech byl vytvořen vizuální indikátor průběhu čtení umístěný ve spodní části obrazovky. Tento prvek je plně dynamický a reaguje na událost flip vyvolanou instancí knihovny PageFlip.</w:t>
       </w:r>
     </w:p>
     <w:p>
@@ -8435,7 +7507,6 @@
         <w:rPr>
           <w:noProof/>
         </w:rPr>
-        <w:lastRenderedPageBreak/>
         <mc:AlternateContent>
           <mc:Choice Requires="wps">
             <w:drawing>
@@ -8481,7 +7552,7 @@
                                 <w:szCs w:val="22"/>
                               </w:rPr>
                             </w:pPr>
-                            <w:bookmarkStart w:id="62" w:name="_Toc226206611"/>
+                            <w:bookmarkStart w:id="62" w:name="_Toc226490717"/>
                             <w:r>
                               <w:t xml:space="preserve">Obrázek </w:t>
                             </w:r>
@@ -8537,7 +7608,7 @@
                           <w:szCs w:val="22"/>
                         </w:rPr>
                       </w:pPr>
-                      <w:bookmarkStart w:id="63" w:name="_Toc226206611"/>
+                      <w:bookmarkStart w:id="63" w:name="_Toc226490717"/>
                       <w:r>
                         <w:t xml:space="preserve">Obrázek </w:t>
                       </w:r>
@@ -8655,30 +7726,20 @@
         <w:ind w:firstLine="720"/>
       </w:pPr>
       <w:r>
-        <w:t xml:space="preserve">Výsledná hodnota je následně programově aplikována jako hodnota CSS vlastnosti </w:t>
-      </w:r>
-      <w:proofErr w:type="spellStart"/>
-      <w:r>
-        <w:t>width</w:t>
-      </w:r>
-      <w:proofErr w:type="spellEnd"/>
-      <w:r>
-        <w:t xml:space="preserve"> na element indikátoru. Pro vizuální zatraktivnění byl indikátor v kaskádových stylech doplněn o efekt neonové záře pomocí vícenásobného stínování (box-</w:t>
-      </w:r>
-      <w:proofErr w:type="spellStart"/>
-      <w:r>
-        <w:t>shadow</w:t>
-      </w:r>
-      <w:proofErr w:type="spellEnd"/>
-      <w:r>
-        <w:t>).</w:t>
+        <w:t>Výsledná hodnota je následně programově aplikována jako hodnota CSS vlastnosti width na element indikátoru. Pro vizuální zatraktivnění byl indikátor v</w:t>
+      </w:r>
+      <w:r>
+        <w:t> </w:t>
+      </w:r>
+      <w:r>
+        <w:t>kaskádových stylech doplněn o efekt neonové záře pomocí vícenásobného stínování (box-shadow).</w:t>
       </w:r>
     </w:p>
     <w:p>
       <w:pPr>
         <w:pStyle w:val="Nadpis3"/>
       </w:pPr>
-      <w:bookmarkStart w:id="64" w:name="_Toc226205705"/>
+      <w:bookmarkStart w:id="64" w:name="_Toc226490749"/>
       <w:r>
         <w:t>Interaktivita a audio systém</w:t>
       </w:r>
@@ -8689,15 +7750,7 @@
         <w:ind w:firstLine="720"/>
       </w:pPr>
       <w:r>
-        <w:t>Zážitek simulace reálného papíru je umocněn integrací zvukových efektů. Aplikace obsahuje pole (</w:t>
-      </w:r>
-      <w:proofErr w:type="spellStart"/>
-      <w:r>
-        <w:t>Array</w:t>
-      </w:r>
-      <w:proofErr w:type="spellEnd"/>
-      <w:r>
-        <w:t>) tří různých zvukových stop listování (1.mp</w:t>
+        <w:t>Zážitek simulace reálného papíru je umocněn integrací zvukových efektů. Aplikace obsahuje pole (Array) tří různých zvukových stop listování (1.mp</w:t>
       </w:r>
       <w:r>
         <w:t>3</w:t>
@@ -8727,47 +7780,7 @@
         <w:fldChar w:fldCharType="end"/>
       </w:r>
       <w:r>
-        <w:t>). Při zachycení události pohybu stránky (</w:t>
-      </w:r>
-      <w:proofErr w:type="spellStart"/>
-      <w:r>
-        <w:t>changeState</w:t>
-      </w:r>
-      <w:proofErr w:type="spellEnd"/>
-      <w:r>
-        <w:t xml:space="preserve">: </w:t>
-      </w:r>
-      <w:proofErr w:type="spellStart"/>
-      <w:r>
-        <w:t>flipping</w:t>
-      </w:r>
-      <w:proofErr w:type="spellEnd"/>
-      <w:r>
-        <w:t xml:space="preserve"> nebo </w:t>
-      </w:r>
-      <w:proofErr w:type="spellStart"/>
-      <w:r>
-        <w:t>user_fold</w:t>
-      </w:r>
-      <w:proofErr w:type="spellEnd"/>
-      <w:r>
-        <w:t xml:space="preserve">) je pomocí funkce </w:t>
-      </w:r>
-      <w:proofErr w:type="spellStart"/>
-      <w:r>
-        <w:t>Math.random</w:t>
-      </w:r>
-      <w:proofErr w:type="spellEnd"/>
-      <w:r>
-        <w:t>() vybrán náhodný index z tohoto pole. Náhodný výběr zabraňuje zvukové monotónnosti. Vybraný zvukový objekt je před přehráním vždy resetován (</w:t>
-      </w:r>
-      <w:proofErr w:type="spellStart"/>
-      <w:r>
-        <w:t>currentTime</w:t>
-      </w:r>
-      <w:proofErr w:type="spellEnd"/>
-      <w:r>
-        <w:t xml:space="preserve"> = 0), což umožňuje bezproblémové spuštění zvuku i při velmi rychlém, opakovaném listování stránek.</w:t>
+        <w:t>). Při zachycení události pohybu stránky (changeState: flipping nebo user_fold) je pomocí funkce Math.random() vybrán náhodný index z tohoto pole. Náhodný výběr zabraňuje zvukové monotónnosti. Vybraný zvukový objekt je před přehráním vždy resetován (currentTime = 0), což umožňuje bezproblémové spuštění zvuku i při velmi rychlém, opakovaném listování stránek.</w:t>
       </w:r>
     </w:p>
     <w:p>
@@ -8781,36 +7794,22 @@
       <w:r>
         <w:t xml:space="preserve">Kromě nativního dotykového ovládání a tahů myší byla do aplikace přidána podpora navigace pomocí hardwarové klávesnice pro zvýšení celkové přístupnosti. Událost </w:t>
       </w:r>
-      <w:proofErr w:type="spellStart"/>
-      <w:r>
-        <w:t>keydown</w:t>
-      </w:r>
-      <w:proofErr w:type="spellEnd"/>
-      <w:r>
-        <w:t xml:space="preserve"> sleduje stisk kláves </w:t>
-      </w:r>
-      <w:proofErr w:type="spellStart"/>
-      <w:r>
-        <w:t>ArrowRight</w:t>
-      </w:r>
-      <w:proofErr w:type="spellEnd"/>
-      <w:r>
-        <w:t xml:space="preserve"> (další strana) a </w:t>
-      </w:r>
-      <w:proofErr w:type="spellStart"/>
-      <w:r>
-        <w:t>ArrowLeft</w:t>
-      </w:r>
-      <w:proofErr w:type="spellEnd"/>
-      <w:r>
-        <w:t xml:space="preserve"> (předchozí strana) a předává tyto pokyny instanci knihovny k provedení samotné animace pohybu letáku.</w:t>
+      <w:r>
+        <w:lastRenderedPageBreak/>
+        <w:t>keydown sleduje stisk kláves ArrowRight (další strana) a ArrowLeft (předchozí strana) a</w:t>
+      </w:r>
+      <w:r>
+        <w:t> </w:t>
+      </w:r>
+      <w:r>
+        <w:t>předává tyto pokyny instanci knihovny k provedení samotné animace pohybu letáku.</w:t>
       </w:r>
     </w:p>
     <w:p>
       <w:pPr>
         <w:pStyle w:val="Nadpis1"/>
       </w:pPr>
-      <w:bookmarkStart w:id="65" w:name="_Toc226205706"/>
+      <w:bookmarkStart w:id="65" w:name="_Toc226490750"/>
       <w:r>
         <w:lastRenderedPageBreak/>
         <w:t>Závěr</w:t>
@@ -8822,23 +7821,7 @@
         <w:ind w:firstLine="431"/>
       </w:pPr>
       <w:r>
-        <w:t xml:space="preserve">Tato maturitní práce se zabývala návrhem a vývojem interaktivní webové aplikace určené k prohlížení digitálních letáků s realistickým efektem listování. Výsledkem práce je plně funkční, responzivní webová aplikace vytvořená pomocí moderních </w:t>
-      </w:r>
-      <w:proofErr w:type="spellStart"/>
-      <w:r>
-        <w:t>frontendových</w:t>
-      </w:r>
-      <w:proofErr w:type="spellEnd"/>
-      <w:r>
-        <w:t xml:space="preserve"> technologií HTML5, CSS3 a </w:t>
-      </w:r>
-      <w:proofErr w:type="spellStart"/>
-      <w:r>
-        <w:t>JavaScriptu</w:t>
-      </w:r>
-      <w:proofErr w:type="spellEnd"/>
-      <w:r>
-        <w:t>.</w:t>
+        <w:t>Tato maturitní práce se zabývala návrhem a vývojem interaktivní webové aplikace určené k prohlížení digitálních letáků s realistickým efektem listování. Výsledkem práce je plně funkční, responzivní webová aplikace vytvořená pomocí moderních frontendových technologií HTML5, CSS3 a JavaScriptu.</w:t>
       </w:r>
     </w:p>
     <w:p>
@@ -8852,15 +7835,7 @@
         <w:t>Původní obrázky letáku byly převedeny do interaktivní podoby, která simuluje listování jako u skutečného letáku</w:t>
       </w:r>
       <w:r>
-        <w:t xml:space="preserve">. Aplikace dynamicky načítá obrazová data ze serveru, automaticky filtruje a řadí vstupní soubory a pomocí knihovny </w:t>
-      </w:r>
-      <w:proofErr w:type="spellStart"/>
-      <w:r>
-        <w:t>PageFlip</w:t>
-      </w:r>
-      <w:proofErr w:type="spellEnd"/>
-      <w:r>
-        <w:t xml:space="preserve"> zajišťuje plynulé animace listování. Součástí řešení je také responzivní rozvržení, které umožňuje správné zobrazení na různých typech zařízení.</w:t>
+        <w:t>. Aplikace dynamicky načítá obrazová data ze serveru, automaticky filtruje a řadí vstupní soubory a pomocí knihovny PageFlip zajišťuje plynulé animace listování. Součástí řešení je také responzivní rozvržení, které umožňuje správné zobrazení na různých typech zařízení.</w:t>
       </w:r>
     </w:p>
     <w:p>
@@ -8868,31 +7843,7 @@
         <w:ind w:firstLine="431"/>
       </w:pPr>
       <w:r>
-        <w:t>Do aplikace byly úspěšně integrovány další prvky moderního uživatelského rozhraní, například tmavý režim (</w:t>
-      </w:r>
-      <w:proofErr w:type="spellStart"/>
-      <w:r>
-        <w:t>Dark</w:t>
-      </w:r>
-      <w:proofErr w:type="spellEnd"/>
-      <w:r>
-        <w:t xml:space="preserve"> Mode), systém přiblížení (Zoom), dynamické stínování, zvukové efekty listování a vizuální indikátor průběhu čtení (</w:t>
-      </w:r>
-      <w:proofErr w:type="spellStart"/>
-      <w:r>
-        <w:t>Progress</w:t>
-      </w:r>
-      <w:proofErr w:type="spellEnd"/>
-      <w:r>
-        <w:t xml:space="preserve"> Bar). Implementována byla také ochranná funkce automatické korekce pomocí HTML5 </w:t>
-      </w:r>
-      <w:proofErr w:type="spellStart"/>
-      <w:r>
-        <w:t>Canvas</w:t>
-      </w:r>
-      <w:proofErr w:type="spellEnd"/>
-      <w:r>
-        <w:t>, která zajišťuje stabilní chod aplikace i v případě nestandardního počtu vstupních obrázků.</w:t>
+        <w:t>Do aplikace byly úspěšně integrovány další prvky moderního uživatelského rozhraní, například tmavý režim (Dark Mode), systém přiblížení (Zoom), dynamické stínování, zvukové efekty listování a vizuální indikátor průběhu čtení (Progress Bar). Implementována byla také ochranná funkce automatické korekce pomocí HTML5 Canvas, která zajišťuje stabilní chod aplikace i v případě nestandardního počtu vstupních obrázků.</w:t>
       </w:r>
     </w:p>
     <w:p>
@@ -8900,7 +7851,13 @@
         <w:ind w:firstLine="431"/>
       </w:pPr>
       <w:r>
-        <w:t>V rámci vývoje se z důvodu časové náročnosti nepodařilo vytvořit vlastní administrační systém pro správu obsahu. V současné verzi je proto nutné nové stránky letáku nahrávat přímo do vyhrazené složky na serveru. Vytvoření administračního rozhraní propojeného s databází by představovalo vhodné rozšíření projektu do budoucna.</w:t>
+        <w:t>V rámci vývoje se z důvodu časové náročnosti nepodařilo vytvořit vlastní administrační systém pro správu obsahu. V současné verzi je proto nutné nové stránky letáku nahrávat přímo do vyhrazené složky na serveru. Vytvoření administračního rozhraní propojeného s databází by představovalo vhodné rozšíření projektu do</w:t>
+      </w:r>
+      <w:r>
+        <w:t> </w:t>
+      </w:r>
+      <w:r>
+        <w:t>budoucna.</w:t>
       </w:r>
     </w:p>
     <w:p>
@@ -8916,7 +7873,7 @@
         <w:pStyle w:val="Nadpis1"/>
       </w:pPr>
       <w:bookmarkStart w:id="66" w:name="_Použité_zdroje"/>
-      <w:bookmarkStart w:id="67" w:name="_Toc226205707"/>
+      <w:bookmarkStart w:id="67" w:name="_Toc226490751"/>
       <w:bookmarkEnd w:id="66"/>
       <w:r>
         <w:lastRenderedPageBreak/>
@@ -8945,17 +7902,8 @@
           <w:i/>
           <w:iCs/>
         </w:rPr>
-        <w:t xml:space="preserve">Rychlý průvodce pokročilým </w:t>
-      </w:r>
-      <w:proofErr w:type="spellStart"/>
-      <w:r>
-        <w:rPr>
-          <w:i/>
-          <w:iCs/>
-        </w:rPr>
-        <w:t>JavaScriptem</w:t>
-      </w:r>
-      <w:proofErr w:type="spellEnd"/>
+        <w:t>Rychlý průvodce pokročilým JavaScriptem</w:t>
+      </w:r>
       <w:r>
         <w:t>. Online. Interval.cz. 2010. Dostupné z: </w:t>
       </w:r>
@@ -8987,31 +7935,13 @@
       <w:r>
         <w:t xml:space="preserve"> </w:t>
       </w:r>
-      <w:proofErr w:type="spellStart"/>
       <w:r>
         <w:rPr>
           <w:i/>
           <w:iCs/>
         </w:rPr>
-        <w:t>Canvas</w:t>
-      </w:r>
-      <w:proofErr w:type="spellEnd"/>
-      <w:r>
-        <w:rPr>
-          <w:i/>
-          <w:iCs/>
-        </w:rPr>
-        <w:t xml:space="preserve"> aneb grafika </w:t>
-      </w:r>
-      <w:proofErr w:type="spellStart"/>
-      <w:r>
-        <w:rPr>
-          <w:i/>
-          <w:iCs/>
-        </w:rPr>
-        <w:t>JavaScriptem</w:t>
-      </w:r>
-      <w:proofErr w:type="spellEnd"/>
+        <w:t>Canvas aneb grafika JavaScriptem</w:t>
+      </w:r>
       <w:r>
         <w:t xml:space="preserve">. Online. </w:t>
       </w:r>
@@ -9051,33 +7981,8 @@
           <w:i/>
           <w:iCs/>
         </w:rPr>
-        <w:t xml:space="preserve">Asynchronní požadavky s využitím </w:t>
-      </w:r>
-      <w:proofErr w:type="spellStart"/>
-      <w:r>
-        <w:rPr>
-          <w:i/>
-          <w:iCs/>
-        </w:rPr>
-        <w:t>fetch</w:t>
-      </w:r>
-      <w:proofErr w:type="spellEnd"/>
-      <w:r>
-        <w:rPr>
-          <w:i/>
-          <w:iCs/>
-        </w:rPr>
-        <w:t xml:space="preserve"> API v </w:t>
-      </w:r>
-      <w:proofErr w:type="spellStart"/>
-      <w:r>
-        <w:rPr>
-          <w:i/>
-          <w:iCs/>
-        </w:rPr>
-        <w:t>JavaScriptu</w:t>
-      </w:r>
-      <w:proofErr w:type="spellEnd"/>
+        <w:t>Asynchronní požadavky s využitím fetch API v JavaScriptu</w:t>
+      </w:r>
       <w:r>
         <w:t xml:space="preserve">. Online. </w:t>
       </w:r>
@@ -9127,30 +8032,8 @@
           <w:rPr>
             <w:rStyle w:val="Hypertextovodkaz"/>
           </w:rPr>
-          <w:t>https://www.vzhurudolu.cz/</w:t>
+          <w:t>https://www.vzhurudolu.cz/prirucka/css-promenne</w:t>
         </w:r>
-        <w:proofErr w:type="spellStart"/>
-        <w:r>
-          <w:rPr>
-            <w:rStyle w:val="Hypertextovodkaz"/>
-          </w:rPr>
-          <w:t>prirucka</w:t>
-        </w:r>
-        <w:proofErr w:type="spellEnd"/>
-        <w:r>
-          <w:rPr>
-            <w:rStyle w:val="Hypertextovodkaz"/>
-          </w:rPr>
-          <w:t>/</w:t>
-        </w:r>
-        <w:proofErr w:type="spellStart"/>
-        <w:r>
-          <w:rPr>
-            <w:rStyle w:val="Hypertextovodkaz"/>
-          </w:rPr>
-          <w:t>css-promenne</w:t>
-        </w:r>
-        <w:proofErr w:type="spellEnd"/>
       </w:hyperlink>
       <w:r>
         <w:t>. [cit. 2026-03-15].</w:t>
@@ -9172,7 +8055,6 @@
       <w:r>
         <w:t xml:space="preserve"> </w:t>
       </w:r>
-      <w:proofErr w:type="spellStart"/>
       <w:r>
         <w:rPr>
           <w:i/>
@@ -9180,7 +8062,6 @@
         </w:rPr>
         <w:t>StPageFlip</w:t>
       </w:r>
-      <w:proofErr w:type="spellEnd"/>
       <w:r>
         <w:t>. Online. GitHub. 2024. Dostupné z: https://github.com/Nodlik/StPageFlip. [cit. 2026-03-18].</w:t>
       </w:r>
@@ -9189,7 +8070,7 @@
       <w:pPr>
         <w:pStyle w:val="Nadpis1"/>
       </w:pPr>
-      <w:bookmarkStart w:id="68" w:name="_Toc226205708"/>
+      <w:bookmarkStart w:id="68" w:name="_Toc226490752"/>
       <w:r>
         <w:lastRenderedPageBreak/>
         <w:t>Seznam použitých obrázků</w:t>
@@ -9219,7 +8100,7 @@
       <w:r>
         <w:fldChar w:fldCharType="separate"/>
       </w:r>
-      <w:hyperlink w:anchor="_Toc226206602" w:history="1">
+      <w:hyperlink w:anchor="_Toc226490708" w:history="1">
         <w:r>
           <w:rPr>
             <w:rStyle w:val="Hypertextovodkaz"/>
@@ -9246,7 +8127,7 @@
             <w:noProof/>
             <w:webHidden/>
           </w:rPr>
-          <w:instrText xml:space="preserve"> PAGEREF _Toc226206602 \h </w:instrText>
+          <w:instrText xml:space="preserve"> PAGEREF _Toc226490708 \h </w:instrText>
         </w:r>
         <w:r>
           <w:rPr>
@@ -9266,7 +8147,7 @@
             <w:noProof/>
             <w:webHidden/>
           </w:rPr>
-          <w:t>10</w:t>
+          <w:t>9</w:t>
         </w:r>
         <w:r>
           <w:rPr>
@@ -9291,7 +8172,7 @@
           <w14:ligatures w14:val="standardContextual"/>
         </w:rPr>
       </w:pPr>
-      <w:hyperlink w:anchor="_Toc226206603" w:history="1">
+      <w:hyperlink w:anchor="_Toc226490709" w:history="1">
         <w:r>
           <w:rPr>
             <w:rStyle w:val="Hypertextovodkaz"/>
@@ -9318,7 +8199,79 @@
             <w:noProof/>
             <w:webHidden/>
           </w:rPr>
-          <w:instrText xml:space="preserve"> PAGEREF _Toc226206603 \h </w:instrText>
+          <w:instrText xml:space="preserve"> PAGEREF _Toc226490709 \h </w:instrText>
+        </w:r>
+        <w:r>
+          <w:rPr>
+            <w:noProof/>
+            <w:webHidden/>
+          </w:rPr>
+        </w:r>
+        <w:r>
+          <w:rPr>
+            <w:noProof/>
+            <w:webHidden/>
+          </w:rPr>
+          <w:fldChar w:fldCharType="separate"/>
+        </w:r>
+        <w:r>
+          <w:rPr>
+            <w:noProof/>
+            <w:webHidden/>
+          </w:rPr>
+          <w:t>11</w:t>
+        </w:r>
+        <w:r>
+          <w:rPr>
+            <w:noProof/>
+            <w:webHidden/>
+          </w:rPr>
+          <w:fldChar w:fldCharType="end"/>
+        </w:r>
+      </w:hyperlink>
+    </w:p>
+    <w:p>
+      <w:pPr>
+        <w:pStyle w:val="Seznamobrzk"/>
+        <w:tabs>
+          <w:tab w:val="right" w:leader="dot" w:pos="8493"/>
+        </w:tabs>
+        <w:rPr>
+          <w:rFonts w:asciiTheme="minorHAnsi" w:eastAsiaTheme="minorEastAsia" w:hAnsiTheme="minorHAnsi" w:cstheme="minorBidi"/>
+          <w:noProof/>
+          <w:kern w:val="2"/>
+          <w:szCs w:val="24"/>
+          <w14:ligatures w14:val="standardContextual"/>
+        </w:rPr>
+      </w:pPr>
+      <w:hyperlink w:anchor="_Toc226490710" w:history="1">
+        <w:r>
+          <w:rPr>
+            <w:rStyle w:val="Hypertextovodkaz"/>
+            <w:noProof/>
+          </w:rPr>
+          <w:t>Obrázek 3 Typy MIME WEBP (zdroj)</w:t>
+        </w:r>
+        <w:r>
+          <w:rPr>
+            <w:noProof/>
+            <w:webHidden/>
+          </w:rPr>
+          <w:tab/>
+        </w:r>
+        <w:r>
+          <w:rPr>
+            <w:noProof/>
+            <w:webHidden/>
+          </w:rPr>
+          <w:fldChar w:fldCharType="begin"/>
+        </w:r>
+        <w:r>
+          <w:rPr>
+            <w:noProof/>
+            <w:webHidden/>
+          </w:rPr>
+          <w:instrText xml:space="preserve"> PAGEREF _Toc226490710 \h </w:instrText>
         </w:r>
         <w:r>
           <w:rPr>
@@ -9363,13 +8316,13 @@
           <w14:ligatures w14:val="standardContextual"/>
         </w:rPr>
       </w:pPr>
-      <w:hyperlink w:anchor="_Toc226206604" w:history="1">
+      <w:hyperlink w:anchor="_Toc226490711" w:history="1">
         <w:r>
           <w:rPr>
             <w:rStyle w:val="Hypertextovodkaz"/>
             <w:noProof/>
           </w:rPr>
-          <w:t>Obrázek 3 Typy MIME WEBP (zdroj)</w:t>
+          <w:t>Obrázek 4 Struktura projektu (zdroj)</w:t>
         </w:r>
         <w:r>
           <w:rPr>
@@ -9390,7 +8343,7 @@
             <w:noProof/>
             <w:webHidden/>
           </w:rPr>
-          <w:instrText xml:space="preserve"> PAGEREF _Toc226206604 \h </w:instrText>
+          <w:instrText xml:space="preserve"> PAGEREF _Toc226490711 \h </w:instrText>
         </w:r>
         <w:r>
           <w:rPr>
@@ -9435,79 +8388,7 @@
           <w14:ligatures w14:val="standardContextual"/>
         </w:rPr>
       </w:pPr>
-      <w:hyperlink w:anchor="_Toc226206605" w:history="1">
-        <w:r>
-          <w:rPr>
-            <w:rStyle w:val="Hypertextovodkaz"/>
-            <w:noProof/>
-          </w:rPr>
-          <w:t>Obrázek 4 Struktura projektu (zdroj)</w:t>
-        </w:r>
-        <w:r>
-          <w:rPr>
-            <w:noProof/>
-            <w:webHidden/>
-          </w:rPr>
-          <w:tab/>
-        </w:r>
-        <w:r>
-          <w:rPr>
-            <w:noProof/>
-            <w:webHidden/>
-          </w:rPr>
-          <w:fldChar w:fldCharType="begin"/>
-        </w:r>
-        <w:r>
-          <w:rPr>
-            <w:noProof/>
-            <w:webHidden/>
-          </w:rPr>
-          <w:instrText xml:space="preserve"> PAGEREF _Toc226206605 \h </w:instrText>
-        </w:r>
-        <w:r>
-          <w:rPr>
-            <w:noProof/>
-            <w:webHidden/>
-          </w:rPr>
-        </w:r>
-        <w:r>
-          <w:rPr>
-            <w:noProof/>
-            <w:webHidden/>
-          </w:rPr>
-          <w:fldChar w:fldCharType="separate"/>
-        </w:r>
-        <w:r>
-          <w:rPr>
-            <w:noProof/>
-            <w:webHidden/>
-          </w:rPr>
-          <w:t>14</w:t>
-        </w:r>
-        <w:r>
-          <w:rPr>
-            <w:noProof/>
-            <w:webHidden/>
-          </w:rPr>
-          <w:fldChar w:fldCharType="end"/>
-        </w:r>
-      </w:hyperlink>
-    </w:p>
-    <w:p>
-      <w:pPr>
-        <w:pStyle w:val="Seznamobrzk"/>
-        <w:tabs>
-          <w:tab w:val="right" w:leader="dot" w:pos="8493"/>
-        </w:tabs>
-        <w:rPr>
-          <w:rFonts w:asciiTheme="minorHAnsi" w:eastAsiaTheme="minorEastAsia" w:hAnsiTheme="minorHAnsi" w:cstheme="minorBidi"/>
-          <w:noProof/>
-          <w:kern w:val="2"/>
-          <w:szCs w:val="24"/>
-          <w14:ligatures w14:val="standardContextual"/>
-        </w:rPr>
-      </w:pPr>
-      <w:hyperlink w:anchor="_Toc226206606" w:history="1">
+      <w:hyperlink w:anchor="_Toc226490712" w:history="1">
         <w:r>
           <w:rPr>
             <w:rStyle w:val="Hypertextovodkaz"/>
@@ -9534,7 +8415,79 @@
             <w:noProof/>
             <w:webHidden/>
           </w:rPr>
-          <w:instrText xml:space="preserve"> PAGEREF _Toc226206606 \h </w:instrText>
+          <w:instrText xml:space="preserve"> PAGEREF _Toc226490712 \h </w:instrText>
+        </w:r>
+        <w:r>
+          <w:rPr>
+            <w:noProof/>
+            <w:webHidden/>
+          </w:rPr>
+        </w:r>
+        <w:r>
+          <w:rPr>
+            <w:noProof/>
+            <w:webHidden/>
+          </w:rPr>
+          <w:fldChar w:fldCharType="separate"/>
+        </w:r>
+        <w:r>
+          <w:rPr>
+            <w:noProof/>
+            <w:webHidden/>
+          </w:rPr>
+          <w:t>15</w:t>
+        </w:r>
+        <w:r>
+          <w:rPr>
+            <w:noProof/>
+            <w:webHidden/>
+          </w:rPr>
+          <w:fldChar w:fldCharType="end"/>
+        </w:r>
+      </w:hyperlink>
+    </w:p>
+    <w:p>
+      <w:pPr>
+        <w:pStyle w:val="Seznamobrzk"/>
+        <w:tabs>
+          <w:tab w:val="right" w:leader="dot" w:pos="8493"/>
+        </w:tabs>
+        <w:rPr>
+          <w:rFonts w:asciiTheme="minorHAnsi" w:eastAsiaTheme="minorEastAsia" w:hAnsiTheme="minorHAnsi" w:cstheme="minorBidi"/>
+          <w:noProof/>
+          <w:kern w:val="2"/>
+          <w:szCs w:val="24"/>
+          <w14:ligatures w14:val="standardContextual"/>
+        </w:rPr>
+      </w:pPr>
+      <w:hyperlink w:anchor="_Toc226490713" w:history="1">
+        <w:r>
+          <w:rPr>
+            <w:rStyle w:val="Hypertextovodkaz"/>
+            <w:noProof/>
+          </w:rPr>
+          <w:t>Obrázek 6 Algoritmus numerického řazení (zdroj)</w:t>
+        </w:r>
+        <w:r>
+          <w:rPr>
+            <w:noProof/>
+            <w:webHidden/>
+          </w:rPr>
+          <w:tab/>
+        </w:r>
+        <w:r>
+          <w:rPr>
+            <w:noProof/>
+            <w:webHidden/>
+          </w:rPr>
+          <w:fldChar w:fldCharType="begin"/>
+        </w:r>
+        <w:r>
+          <w:rPr>
+            <w:noProof/>
+            <w:webHidden/>
+          </w:rPr>
+          <w:instrText xml:space="preserve"> PAGEREF _Toc226490713 \h </w:instrText>
         </w:r>
         <w:r>
           <w:rPr>
@@ -9579,13 +8532,13 @@
           <w14:ligatures w14:val="standardContextual"/>
         </w:rPr>
       </w:pPr>
-      <w:hyperlink w:anchor="_Toc226206607" w:history="1">
+      <w:hyperlink w:anchor="_Toc226490714" w:history="1">
         <w:r>
           <w:rPr>
             <w:rStyle w:val="Hypertextovodkaz"/>
             <w:noProof/>
           </w:rPr>
-          <w:t>Obrázek 6 Algoritmus numerického řazení (zdroj)</w:t>
+          <w:t>Obrázek 7 Canvas (zdroj)</w:t>
         </w:r>
         <w:r>
           <w:rPr>
@@ -9606,7 +8559,7 @@
             <w:noProof/>
             <w:webHidden/>
           </w:rPr>
-          <w:instrText xml:space="preserve"> PAGEREF _Toc226206607 \h </w:instrText>
+          <w:instrText xml:space="preserve"> PAGEREF _Toc226490714 \h </w:instrText>
         </w:r>
         <w:r>
           <w:rPr>
@@ -9651,79 +8604,7 @@
           <w14:ligatures w14:val="standardContextual"/>
         </w:rPr>
       </w:pPr>
-      <w:hyperlink w:anchor="_Toc226206608" w:history="1">
-        <w:r>
-          <w:rPr>
-            <w:rStyle w:val="Hypertextovodkaz"/>
-            <w:noProof/>
-          </w:rPr>
-          <w:t>Obrázek 7 Canvas (zdroj)</w:t>
-        </w:r>
-        <w:r>
-          <w:rPr>
-            <w:noProof/>
-            <w:webHidden/>
-          </w:rPr>
-          <w:tab/>
-        </w:r>
-        <w:r>
-          <w:rPr>
-            <w:noProof/>
-            <w:webHidden/>
-          </w:rPr>
-          <w:fldChar w:fldCharType="begin"/>
-        </w:r>
-        <w:r>
-          <w:rPr>
-            <w:noProof/>
-            <w:webHidden/>
-          </w:rPr>
-          <w:instrText xml:space="preserve"> PAGEREF _Toc226206608 \h </w:instrText>
-        </w:r>
-        <w:r>
-          <w:rPr>
-            <w:noProof/>
-            <w:webHidden/>
-          </w:rPr>
-        </w:r>
-        <w:r>
-          <w:rPr>
-            <w:noProof/>
-            <w:webHidden/>
-          </w:rPr>
-          <w:fldChar w:fldCharType="separate"/>
-        </w:r>
-        <w:r>
-          <w:rPr>
-            <w:noProof/>
-            <w:webHidden/>
-          </w:rPr>
-          <w:t>18</w:t>
-        </w:r>
-        <w:r>
-          <w:rPr>
-            <w:noProof/>
-            <w:webHidden/>
-          </w:rPr>
-          <w:fldChar w:fldCharType="end"/>
-        </w:r>
-      </w:hyperlink>
-    </w:p>
-    <w:p>
-      <w:pPr>
-        <w:pStyle w:val="Seznamobrzk"/>
-        <w:tabs>
-          <w:tab w:val="right" w:leader="dot" w:pos="8493"/>
-        </w:tabs>
-        <w:rPr>
-          <w:rFonts w:asciiTheme="minorHAnsi" w:eastAsiaTheme="minorEastAsia" w:hAnsiTheme="minorHAnsi" w:cstheme="minorBidi"/>
-          <w:noProof/>
-          <w:kern w:val="2"/>
-          <w:szCs w:val="24"/>
-          <w14:ligatures w14:val="standardContextual"/>
-        </w:rPr>
-      </w:pPr>
-      <w:hyperlink w:anchor="_Toc226206609" w:history="1">
+      <w:hyperlink w:anchor="_Toc226490715" w:history="1">
         <w:r>
           <w:rPr>
             <w:rStyle w:val="Hypertextovodkaz"/>
@@ -9750,7 +8631,7 @@
             <w:noProof/>
             <w:webHidden/>
           </w:rPr>
-          <w:instrText xml:space="preserve"> PAGEREF _Toc226206609 \h </w:instrText>
+          <w:instrText xml:space="preserve"> PAGEREF _Toc226490715 \h </w:instrText>
         </w:r>
         <w:r>
           <w:rPr>
@@ -9770,7 +8651,7 @@
             <w:noProof/>
             <w:webHidden/>
           </w:rPr>
-          <w:t>20</w:t>
+          <w:t>19</w:t>
         </w:r>
         <w:r>
           <w:rPr>
@@ -9795,7 +8676,7 @@
           <w14:ligatures w14:val="standardContextual"/>
         </w:rPr>
       </w:pPr>
-      <w:hyperlink w:anchor="_Toc226206610" w:history="1">
+      <w:hyperlink w:anchor="_Toc226490716" w:history="1">
         <w:r>
           <w:rPr>
             <w:rStyle w:val="Hypertextovodkaz"/>
@@ -9822,7 +8703,79 @@
             <w:noProof/>
             <w:webHidden/>
           </w:rPr>
-          <w:instrText xml:space="preserve"> PAGEREF _Toc226206610 \h </w:instrText>
+          <w:instrText xml:space="preserve"> PAGEREF _Toc226490716 \h </w:instrText>
+        </w:r>
+        <w:r>
+          <w:rPr>
+            <w:noProof/>
+            <w:webHidden/>
+          </w:rPr>
+        </w:r>
+        <w:r>
+          <w:rPr>
+            <w:noProof/>
+            <w:webHidden/>
+          </w:rPr>
+          <w:fldChar w:fldCharType="separate"/>
+        </w:r>
+        <w:r>
+          <w:rPr>
+            <w:noProof/>
+            <w:webHidden/>
+          </w:rPr>
+          <w:t>22</w:t>
+        </w:r>
+        <w:r>
+          <w:rPr>
+            <w:noProof/>
+            <w:webHidden/>
+          </w:rPr>
+          <w:fldChar w:fldCharType="end"/>
+        </w:r>
+      </w:hyperlink>
+    </w:p>
+    <w:p>
+      <w:pPr>
+        <w:pStyle w:val="Seznamobrzk"/>
+        <w:tabs>
+          <w:tab w:val="right" w:leader="dot" w:pos="8493"/>
+        </w:tabs>
+        <w:rPr>
+          <w:rFonts w:asciiTheme="minorHAnsi" w:eastAsiaTheme="minorEastAsia" w:hAnsiTheme="minorHAnsi" w:cstheme="minorBidi"/>
+          <w:noProof/>
+          <w:kern w:val="2"/>
+          <w:szCs w:val="24"/>
+          <w14:ligatures w14:val="standardContextual"/>
+        </w:rPr>
+      </w:pPr>
+      <w:hyperlink w:anchor="_Toc226490717" w:history="1">
+        <w:r>
+          <w:rPr>
+            <w:rStyle w:val="Hypertextovodkaz"/>
+            <w:noProof/>
+          </w:rPr>
+          <w:t>Obrázek 10 Progress bar (zdroj)</w:t>
+        </w:r>
+        <w:r>
+          <w:rPr>
+            <w:noProof/>
+            <w:webHidden/>
+          </w:rPr>
+          <w:tab/>
+        </w:r>
+        <w:r>
+          <w:rPr>
+            <w:noProof/>
+            <w:webHidden/>
+          </w:rPr>
+          <w:fldChar w:fldCharType="begin"/>
+        </w:r>
+        <w:r>
+          <w:rPr>
+            <w:noProof/>
+            <w:webHidden/>
+          </w:rPr>
+          <w:instrText xml:space="preserve"> PAGEREF _Toc226490717 \h </w:instrText>
         </w:r>
         <w:r>
           <w:rPr>
@@ -9854,78 +8807,6 @@
       </w:hyperlink>
     </w:p>
     <w:p>
-      <w:pPr>
-        <w:pStyle w:val="Seznamobrzk"/>
-        <w:tabs>
-          <w:tab w:val="right" w:leader="dot" w:pos="8493"/>
-        </w:tabs>
-        <w:rPr>
-          <w:rFonts w:asciiTheme="minorHAnsi" w:eastAsiaTheme="minorEastAsia" w:hAnsiTheme="minorHAnsi" w:cstheme="minorBidi"/>
-          <w:noProof/>
-          <w:kern w:val="2"/>
-          <w:szCs w:val="24"/>
-          <w14:ligatures w14:val="standardContextual"/>
-        </w:rPr>
-      </w:pPr>
-      <w:hyperlink w:anchor="_Toc226206611" w:history="1">
-        <w:r>
-          <w:rPr>
-            <w:rStyle w:val="Hypertextovodkaz"/>
-            <w:noProof/>
-          </w:rPr>
-          <w:t>Obrázek 10 Progress bar (zdroj)</w:t>
-        </w:r>
-        <w:r>
-          <w:rPr>
-            <w:noProof/>
-            <w:webHidden/>
-          </w:rPr>
-          <w:tab/>
-        </w:r>
-        <w:r>
-          <w:rPr>
-            <w:noProof/>
-            <w:webHidden/>
-          </w:rPr>
-          <w:fldChar w:fldCharType="begin"/>
-        </w:r>
-        <w:r>
-          <w:rPr>
-            <w:noProof/>
-            <w:webHidden/>
-          </w:rPr>
-          <w:instrText xml:space="preserve"> PAGEREF _Toc226206611 \h </w:instrText>
-        </w:r>
-        <w:r>
-          <w:rPr>
-            <w:noProof/>
-            <w:webHidden/>
-          </w:rPr>
-        </w:r>
-        <w:r>
-          <w:rPr>
-            <w:noProof/>
-            <w:webHidden/>
-          </w:rPr>
-          <w:fldChar w:fldCharType="separate"/>
-        </w:r>
-        <w:r>
-          <w:rPr>
-            <w:noProof/>
-            <w:webHidden/>
-          </w:rPr>
-          <w:t>24</w:t>
-        </w:r>
-        <w:r>
-          <w:rPr>
-            <w:noProof/>
-            <w:webHidden/>
-          </w:rPr>
-          <w:fldChar w:fldCharType="end"/>
-        </w:r>
-      </w:hyperlink>
-    </w:p>
-    <w:p>
       <w:r>
         <w:fldChar w:fldCharType="end"/>
       </w:r>
@@ -9934,7 +8815,7 @@
       <w:pPr>
         <w:pStyle w:val="Nadpis1"/>
       </w:pPr>
-      <w:bookmarkStart w:id="69" w:name="_Toc226205709"/>
+      <w:bookmarkStart w:id="69" w:name="_Toc226490753"/>
       <w:r>
         <w:lastRenderedPageBreak/>
         <w:t>Seznam příloh</w:t>
@@ -9958,503 +8839,291 @@
           <w:sz w:val="28"/>
           <w:szCs w:val="28"/>
         </w:rPr>
-        <w:t xml:space="preserve">Příloha 1 – </w:t>
+        <w:t>Příloha 1 –</w:t>
       </w:r>
       <w:r>
         <w:rPr>
           <w:rFonts w:eastAsia="Times New Roman" w:cs="Times New Roman"/>
           <w:b/>
-          <w:color w:val="FF0000"/>
           <w:sz w:val="28"/>
           <w:szCs w:val="28"/>
         </w:rPr>
-        <w:t>Název této části přílohy</w:t>
-      </w:r>
-    </w:p>
-    <w:p>
-      <w:pPr>
-        <w:spacing w:after="0"/>
-        <w:rPr>
-          <w:rFonts w:eastAsia="Times New Roman" w:cs="Times New Roman"/>
-          <w:color w:val="FF0000"/>
-          <w:szCs w:val="24"/>
-        </w:rPr>
-      </w:pPr>
+        <w:t xml:space="preserve"> </w:t>
+      </w:r>
       <w:r>
         <w:rPr>
           <w:rFonts w:eastAsia="Times New Roman" w:cs="Times New Roman"/>
           <w:b/>
-          <w:bCs/>
-          <w:color w:val="FF0000"/>
-          <w:szCs w:val="24"/>
-        </w:rPr>
-        <w:t xml:space="preserve">POVINNÁ </w:t>
-      </w:r>
-      <w:r>
-        <w:rPr>
-          <w:rFonts w:eastAsia="Times New Roman" w:cs="Times New Roman"/>
-          <w:color w:val="FF0000"/>
-          <w:szCs w:val="24"/>
-        </w:rPr>
-        <w:t xml:space="preserve">část v případě, že společně s písemnou části odevzdáváte i elektronickou část praktické části. </w:t>
-      </w:r>
-      <w:r>
-        <w:rPr>
-          <w:rFonts w:eastAsia="Times New Roman" w:cs="Times New Roman"/>
-          <w:color w:val="FF0000"/>
-          <w:szCs w:val="24"/>
-        </w:rPr>
-        <w:t xml:space="preserve">V seznamu příloh </w:t>
+          <w:sz w:val="28"/>
+          <w:szCs w:val="28"/>
+        </w:rPr>
+        <w:t xml:space="preserve">zdrojové </w:t>
       </w:r>
       <w:r>
         <w:rPr>
           <w:rFonts w:eastAsia="Times New Roman" w:cs="Times New Roman"/>
           <w:b/>
-          <w:bCs/>
-          <w:color w:val="FF0000"/>
-          <w:szCs w:val="24"/>
-        </w:rPr>
-        <w:t>MUSÍ BÝT UVEDENY všechny soubory</w:t>
+          <w:sz w:val="28"/>
+          <w:szCs w:val="28"/>
+        </w:rPr>
+        <w:t>soubory – složka</w:t>
       </w:r>
       <w:r>
         <w:rPr>
           <w:rFonts w:eastAsia="Times New Roman" w:cs="Times New Roman"/>
           <w:b/>
-          <w:bCs/>
-          <w:color w:val="FF0000"/>
-          <w:szCs w:val="24"/>
-        </w:rPr>
-        <w:t>/složky</w:t>
+          <w:sz w:val="28"/>
+          <w:szCs w:val="28"/>
+        </w:rPr>
+        <w:t xml:space="preserve"> </w:t>
       </w:r>
       <w:r>
         <w:rPr>
           <w:rFonts w:eastAsia="Times New Roman" w:cs="Times New Roman"/>
-          <w:color w:val="FF0000"/>
-          <w:szCs w:val="24"/>
-        </w:rPr>
-        <w:t xml:space="preserve"> týkající se praktické části</w:t>
-      </w:r>
-      <w:r>
+          <w:b/>
+          <w:sz w:val="28"/>
+          <w:szCs w:val="28"/>
+        </w:rPr>
+        <w:t>Letak</w:t>
+      </w:r>
+    </w:p>
+    <w:p>
+      <w:pPr>
+        <w:spacing w:after="280"/>
         <w:rPr>
           <w:rFonts w:eastAsia="Times New Roman" w:cs="Times New Roman"/>
-          <w:color w:val="FF0000"/>
-          <w:szCs w:val="24"/>
-        </w:rPr>
-        <w:t xml:space="preserve"> např. rozsáhlé zdrojové kódy, obrázky/schémata přes celou stránku, dotazníky použité jako součást maturitní práce apod.</w:t>
-      </w:r>
-    </w:p>
-    <w:p>
-      <w:pPr>
-        <w:spacing w:after="0"/>
+          <w:b/>
+          <w:sz w:val="28"/>
+          <w:szCs w:val="28"/>
+        </w:rPr>
+      </w:pPr>
+      <w:r>
         <w:rPr>
           <w:rFonts w:eastAsia="Times New Roman" w:cs="Times New Roman"/>
-          <w:color w:val="FF0000"/>
-          <w:szCs w:val="24"/>
-        </w:rPr>
-      </w:pPr>
-    </w:p>
-    <w:p>
-      <w:pPr>
-        <w:spacing w:after="0"/>
+          <w:b/>
+          <w:sz w:val="28"/>
+          <w:szCs w:val="28"/>
+        </w:rPr>
+        <w:t xml:space="preserve">Příloha </w:t>
+      </w:r>
+      <w:r>
         <w:rPr>
           <w:rFonts w:eastAsia="Times New Roman" w:cs="Times New Roman"/>
-          <w:color w:val="FF0000"/>
-          <w:szCs w:val="24"/>
-        </w:rPr>
-      </w:pPr>
+          <w:b/>
+          <w:sz w:val="28"/>
+          <w:szCs w:val="28"/>
+        </w:rPr>
+        <w:t>2</w:t>
+      </w:r>
       <w:r>
         <w:rPr>
           <w:rFonts w:eastAsia="Times New Roman" w:cs="Times New Roman"/>
-          <w:color w:val="FF0000"/>
-          <w:szCs w:val="24"/>
-        </w:rPr>
-        <w:t>Ukázkový příklad zápisu přílohy (může se lišit dle typu souboru/složky)</w:t>
+          <w:b/>
+          <w:sz w:val="28"/>
+          <w:szCs w:val="28"/>
+        </w:rPr>
+        <w:t xml:space="preserve"> – </w:t>
       </w:r>
       <w:r>
         <w:rPr>
           <w:rFonts w:eastAsia="Times New Roman" w:cs="Times New Roman"/>
-          <w:color w:val="FF0000"/>
-          <w:szCs w:val="24"/>
-        </w:rPr>
-        <w:t>:</w:t>
-      </w:r>
-    </w:p>
-    <w:p>
-      <w:pPr>
-        <w:rPr>
-          <w:rFonts w:cs="Times New Roman"/>
-          <w:color w:val="FF0000"/>
-          <w:szCs w:val="24"/>
-        </w:rPr>
-      </w:pPr>
-      <w:r>
-        <w:rPr>
-          <w:rFonts w:cs="Times New Roman"/>
-          <w:color w:val="FF0000"/>
-          <w:szCs w:val="24"/>
-        </w:rPr>
-        <w:t xml:space="preserve">Příloha 1 </w:t>
-      </w:r>
-      <w:r>
-        <w:rPr>
-          <w:rFonts w:cs="Times New Roman"/>
-          <w:color w:val="FF0000"/>
-          <w:szCs w:val="24"/>
+          <w:b/>
+          <w:sz w:val="28"/>
+          <w:szCs w:val="28"/>
+        </w:rPr>
+        <w:t>zvukové</w:t>
+      </w:r>
+      <w:r>
+        <w:rPr>
+          <w:rFonts w:eastAsia="Times New Roman" w:cs="Times New Roman"/>
+          <w:b/>
+          <w:sz w:val="28"/>
+          <w:szCs w:val="28"/>
+        </w:rPr>
+        <w:t xml:space="preserve"> soubory – složka </w:t>
+      </w:r>
+      <w:r>
+        <w:rPr>
+          <w:rFonts w:eastAsia="Times New Roman" w:cs="Times New Roman"/>
+          <w:b/>
+          <w:sz w:val="28"/>
+          <w:szCs w:val="28"/>
+        </w:rPr>
+        <w:t>Sounds</w:t>
+      </w:r>
+    </w:p>
+    <w:p>
+      <w:pPr>
+        <w:spacing w:after="280"/>
+        <w:rPr>
+          <w:rFonts w:eastAsia="Times New Roman" w:cs="Times New Roman"/>
+          <w:b/>
+          <w:sz w:val="28"/>
+          <w:szCs w:val="28"/>
+        </w:rPr>
+      </w:pPr>
+      <w:r>
+        <w:rPr>
+          <w:rFonts w:eastAsia="Times New Roman" w:cs="Times New Roman"/>
+          <w:b/>
+          <w:sz w:val="28"/>
+          <w:szCs w:val="28"/>
+        </w:rPr>
+        <w:t xml:space="preserve">Příloha </w:t>
+      </w:r>
+      <w:r>
+        <w:rPr>
+          <w:rFonts w:eastAsia="Times New Roman" w:cs="Times New Roman"/>
+          <w:b/>
+          <w:sz w:val="28"/>
+          <w:szCs w:val="28"/>
+        </w:rPr>
+        <w:t>3</w:t>
+      </w:r>
+      <w:r>
+        <w:rPr>
+          <w:rFonts w:eastAsia="Times New Roman" w:cs="Times New Roman"/>
+          <w:b/>
+          <w:sz w:val="28"/>
+          <w:szCs w:val="28"/>
+        </w:rPr>
+        <w:t xml:space="preserve"> – </w:t>
+      </w:r>
+      <w:r>
+        <w:rPr>
+          <w:rFonts w:eastAsia="Times New Roman" w:cs="Times New Roman"/>
+          <w:b/>
+          <w:sz w:val="28"/>
+          <w:szCs w:val="28"/>
+        </w:rPr>
+        <w:t>obrázkové</w:t>
+      </w:r>
+      <w:r>
+        <w:rPr>
+          <w:rFonts w:eastAsia="Times New Roman" w:cs="Times New Roman"/>
+          <w:b/>
+          <w:sz w:val="28"/>
+          <w:szCs w:val="28"/>
+        </w:rPr>
+        <w:t xml:space="preserve"> soubory – složka</w:t>
+      </w:r>
+      <w:r>
+        <w:rPr>
+          <w:rFonts w:eastAsia="Times New Roman" w:cs="Times New Roman"/>
+          <w:b/>
+          <w:sz w:val="28"/>
+          <w:szCs w:val="28"/>
+        </w:rPr>
+        <w:t xml:space="preserve"> Content</w:t>
+      </w:r>
+    </w:p>
+    <w:p>
+      <w:pPr>
+        <w:spacing w:after="280"/>
+        <w:rPr>
+          <w:rFonts w:eastAsia="Times New Roman" w:cs="Times New Roman"/>
+          <w:b/>
+          <w:sz w:val="28"/>
+          <w:szCs w:val="28"/>
+        </w:rPr>
+      </w:pPr>
+      <w:r>
+        <w:rPr>
+          <w:rFonts w:eastAsia="Times New Roman" w:cs="Times New Roman"/>
+          <w:b/>
+          <w:sz w:val="28"/>
+          <w:szCs w:val="28"/>
+        </w:rPr>
+        <w:t xml:space="preserve">Příloha </w:t>
+      </w:r>
+      <w:r>
+        <w:rPr>
+          <w:rFonts w:eastAsia="Times New Roman" w:cs="Times New Roman"/>
+          <w:b/>
+          <w:sz w:val="28"/>
+          <w:szCs w:val="28"/>
+        </w:rPr>
+        <w:t>4</w:t>
+      </w:r>
+      <w:r>
+        <w:rPr>
+          <w:rFonts w:eastAsia="Times New Roman" w:cs="Times New Roman"/>
+          <w:b/>
+          <w:sz w:val="28"/>
+          <w:szCs w:val="28"/>
+        </w:rPr>
+        <w:t xml:space="preserve"> – </w:t>
+      </w:r>
+      <w:r>
+        <w:rPr>
+          <w:rFonts w:eastAsia="Times New Roman" w:cs="Times New Roman"/>
+          <w:b/>
+          <w:sz w:val="28"/>
+          <w:szCs w:val="28"/>
+        </w:rPr>
+        <w:t>ukázkové video</w:t>
+      </w:r>
+      <w:r>
+        <w:rPr>
+          <w:rFonts w:eastAsia="Times New Roman" w:cs="Times New Roman"/>
+          <w:b/>
+          <w:sz w:val="28"/>
+          <w:szCs w:val="28"/>
+        </w:rPr>
+        <w:t xml:space="preserve"> </w:t>
+      </w:r>
+      <w:r>
+        <w:rPr>
+          <w:rFonts w:eastAsia="Times New Roman" w:cs="Times New Roman"/>
+          <w:b/>
+          <w:sz w:val="28"/>
+          <w:szCs w:val="28"/>
         </w:rPr>
         <w:t>–</w:t>
       </w:r>
       <w:r>
         <w:rPr>
-          <w:rFonts w:cs="Times New Roman"/>
-          <w:color w:val="FF0000"/>
-          <w:szCs w:val="24"/>
-        </w:rPr>
-        <w:t xml:space="preserve"> Pracovní listy pro </w:t>
-      </w:r>
-      <w:r>
-        <w:rPr>
-          <w:rFonts w:cs="Times New Roman"/>
-          <w:color w:val="FF0000"/>
-          <w:szCs w:val="24"/>
-        </w:rPr>
-        <w:t xml:space="preserve">HUSKYLENS </w:t>
-      </w:r>
-      <w:r>
-        <w:rPr>
-          <w:rFonts w:cs="Times New Roman"/>
-          <w:color w:val="FF0000"/>
-          <w:szCs w:val="24"/>
-        </w:rPr>
-        <w:t>– soubor</w:t>
-      </w:r>
-      <w:r>
-        <w:rPr>
-          <w:rFonts w:cs="Times New Roman"/>
-          <w:color w:val="FF0000"/>
-          <w:szCs w:val="24"/>
-        </w:rPr>
-        <w:t xml:space="preserve">: </w:t>
-      </w:r>
-      <w:r>
-        <w:rPr>
-          <w:rFonts w:ascii="Courier New" w:hAnsi="Courier New" w:cs="Courier New"/>
-          <w:color w:val="FF0000"/>
-          <w:szCs w:val="24"/>
-        </w:rPr>
-        <w:t>zadani_huskylens.docx</w:t>
-      </w:r>
-    </w:p>
-    <w:p>
-      <w:pPr>
-        <w:rPr>
-          <w:rFonts w:cs="Times New Roman"/>
-          <w:color w:val="FF0000"/>
-          <w:szCs w:val="24"/>
-        </w:rPr>
-      </w:pPr>
-      <w:r>
-        <w:rPr>
-          <w:rFonts w:cs="Times New Roman"/>
-          <w:color w:val="FF0000"/>
-          <w:szCs w:val="24"/>
-        </w:rPr>
-        <w:t xml:space="preserve">Příloha </w:t>
-      </w:r>
-      <w:r>
-        <w:rPr>
-          <w:rFonts w:cs="Times New Roman"/>
-          <w:color w:val="FF0000"/>
-          <w:szCs w:val="24"/>
-        </w:rPr>
-        <w:t>2</w:t>
-      </w:r>
-      <w:r>
-        <w:rPr>
-          <w:rFonts w:cs="Times New Roman"/>
-          <w:color w:val="FF0000"/>
-          <w:szCs w:val="24"/>
-        </w:rPr>
-        <w:t xml:space="preserve"> – video ukázka využití prvku ve </w:t>
-      </w:r>
-      <w:r>
-        <w:rPr>
-          <w:rFonts w:cs="Times New Roman"/>
-          <w:color w:val="FF0000"/>
-          <w:szCs w:val="24"/>
-        </w:rPr>
-        <w:t>hře – soubor</w:t>
-      </w:r>
-      <w:r>
-        <w:rPr>
-          <w:rFonts w:cs="Times New Roman"/>
-          <w:color w:val="FF0000"/>
-          <w:szCs w:val="24"/>
-        </w:rPr>
-        <w:t xml:space="preserve">: </w:t>
-      </w:r>
-      <w:r>
-        <w:rPr>
-          <w:rFonts w:ascii="Courier New" w:hAnsi="Courier New" w:cs="Courier New"/>
-          <w:color w:val="FF0000"/>
-          <w:szCs w:val="24"/>
-        </w:rPr>
-        <w:t>video_ukazka.mp4</w:t>
-      </w:r>
-    </w:p>
-    <w:p>
-      <w:pPr>
-        <w:rPr>
-          <w:rFonts w:cs="Times New Roman"/>
-          <w:color w:val="FF0000"/>
-          <w:szCs w:val="24"/>
-        </w:rPr>
-      </w:pPr>
-      <w:r>
-        <w:rPr>
-          <w:rFonts w:cs="Times New Roman"/>
-          <w:color w:val="FF0000"/>
-          <w:szCs w:val="24"/>
-        </w:rPr>
-        <w:t xml:space="preserve">Příloha </w:t>
-      </w:r>
-      <w:r>
-        <w:rPr>
-          <w:rFonts w:cs="Times New Roman"/>
-          <w:color w:val="FF0000"/>
-          <w:szCs w:val="24"/>
-        </w:rPr>
-        <w:t>3</w:t>
-      </w:r>
-      <w:r>
-        <w:rPr>
-          <w:rFonts w:cs="Times New Roman"/>
-          <w:color w:val="FF0000"/>
-          <w:szCs w:val="24"/>
-        </w:rPr>
-        <w:t xml:space="preserve"> – zdrojové soubory prvku – složka </w:t>
-      </w:r>
-      <w:proofErr w:type="spellStart"/>
-      <w:r>
-        <w:rPr>
-          <w:rFonts w:ascii="Courier New" w:hAnsi="Courier New" w:cs="Courier New"/>
-          <w:color w:val="FF0000"/>
-          <w:szCs w:val="24"/>
-        </w:rPr>
-        <w:t>hulka_datapack</w:t>
-      </w:r>
-      <w:proofErr w:type="spellEnd"/>
-    </w:p>
-    <w:p>
-      <w:pPr>
-        <w:rPr>
-          <w:rFonts w:cs="Times New Roman"/>
-          <w:color w:val="FF0000"/>
-          <w:szCs w:val="24"/>
-        </w:rPr>
-      </w:pPr>
-      <w:r>
-        <w:rPr>
-          <w:rFonts w:cs="Times New Roman"/>
-          <w:noProof/>
-          <w:color w:val="FF0000"/>
-          <w:szCs w:val="24"/>
-        </w:rPr>
-        <w:drawing>
-          <wp:inline distT="0" distB="0" distL="0" distR="0" wp14:anchorId="1C686653" wp14:editId="67A7B2EF">
-            <wp:extent cx="1060907" cy="600075"/>
-            <wp:effectExtent l="0" t="0" r="6350" b="0"/>
-            <wp:docPr id="3" name="Obrázek 3"/>
-            <wp:cNvGraphicFramePr>
-              <a:graphicFrameLocks xmlns:a="http://schemas.openxmlformats.org/drawingml/2006/main" noChangeAspect="1"/>
-            </wp:cNvGraphicFramePr>
-            <a:graphic xmlns:a="http://schemas.openxmlformats.org/drawingml/2006/main">
-              <a:graphicData uri="http://schemas.openxmlformats.org/drawingml/2006/picture">
-                <pic:pic xmlns:pic="http://schemas.openxmlformats.org/drawingml/2006/picture">
-                  <pic:nvPicPr>
-                    <pic:cNvPr id="1" name=""/>
-                    <pic:cNvPicPr/>
-                  </pic:nvPicPr>
-                  <pic:blipFill rotWithShape="1">
-                    <a:blip r:embed="rId54"/>
-                    <a:srcRect r="78331"/>
-                    <a:stretch/>
-                  </pic:blipFill>
-                  <pic:spPr bwMode="auto">
-                    <a:xfrm>
-                      <a:off x="0" y="0"/>
-                      <a:ext cx="1061056" cy="600159"/>
-                    </a:xfrm>
-                    <a:prstGeom prst="rect">
-                      <a:avLst/>
-                    </a:prstGeom>
-                    <a:ln>
-                      <a:noFill/>
-                    </a:ln>
-                    <a:extLst>
-                      <a:ext uri="{53640926-AAD7-44D8-BBD7-CCE9431645EC}">
-                        <a14:shadowObscured xmlns:a14="http://schemas.microsoft.com/office/drawing/2010/main"/>
-                      </a:ext>
-                    </a:extLst>
-                  </pic:spPr>
-                </pic:pic>
-              </a:graphicData>
-            </a:graphic>
-          </wp:inline>
-        </w:drawing>
-      </w:r>
-    </w:p>
-    <w:p>
-      <w:pPr>
-        <w:rPr>
-          <w:rFonts w:cs="Times New Roman"/>
-          <w:color w:val="FF0000"/>
-          <w:szCs w:val="24"/>
-        </w:rPr>
-      </w:pPr>
-      <w:r>
-        <w:rPr>
-          <w:rFonts w:cs="Times New Roman"/>
-          <w:color w:val="FF0000"/>
-          <w:szCs w:val="24"/>
-        </w:rPr>
-        <w:t xml:space="preserve">Příloha </w:t>
-      </w:r>
-      <w:r>
-        <w:rPr>
-          <w:rFonts w:cs="Times New Roman"/>
-          <w:color w:val="FF0000"/>
-          <w:szCs w:val="24"/>
-        </w:rPr>
-        <w:t>4</w:t>
-      </w:r>
-      <w:r>
-        <w:rPr>
-          <w:rFonts w:cs="Times New Roman"/>
-          <w:color w:val="FF0000"/>
-          <w:szCs w:val="24"/>
-        </w:rPr>
-        <w:t xml:space="preserve"> – zdrojové soubory prvku – složka </w:t>
-      </w:r>
-      <w:r>
-        <w:rPr>
-          <w:rFonts w:ascii="Courier New" w:hAnsi="Courier New" w:cs="Courier New"/>
-          <w:color w:val="FF0000"/>
-          <w:szCs w:val="24"/>
-        </w:rPr>
-        <w:t>AIRIS-</w:t>
-      </w:r>
-      <w:proofErr w:type="spellStart"/>
-      <w:r>
-        <w:rPr>
-          <w:rFonts w:ascii="Courier New" w:hAnsi="Courier New" w:cs="Courier New"/>
-          <w:color w:val="FF0000"/>
-          <w:szCs w:val="24"/>
-        </w:rPr>
-        <w:t>VtuberAI</w:t>
-      </w:r>
-      <w:proofErr w:type="spellEnd"/>
-      <w:r>
-        <w:rPr>
-          <w:rFonts w:ascii="Courier New" w:hAnsi="Courier New" w:cs="Courier New"/>
-          <w:color w:val="FF0000"/>
-          <w:szCs w:val="24"/>
-        </w:rPr>
-        <w:t>/</w:t>
-      </w:r>
-      <w:proofErr w:type="spellStart"/>
-      <w:r>
-        <w:rPr>
-          <w:rFonts w:ascii="Courier New" w:hAnsi="Courier New" w:cs="Courier New"/>
-          <w:color w:val="FF0000"/>
-          <w:szCs w:val="24"/>
-        </w:rPr>
-        <w:t>OpenVoice</w:t>
-      </w:r>
-      <w:proofErr w:type="spellEnd"/>
-    </w:p>
-    <w:p>
-      <w:pPr>
-        <w:rPr>
-          <w:rFonts w:cs="Times New Roman"/>
-          <w:color w:val="FF0000"/>
-          <w:szCs w:val="24"/>
-        </w:rPr>
-      </w:pPr>
-      <w:r>
-        <w:rPr>
-          <w:rFonts w:cs="Times New Roman"/>
-          <w:noProof/>
-          <w:color w:val="FF0000"/>
-          <w:szCs w:val="24"/>
-        </w:rPr>
-        <w:drawing>
-          <wp:inline distT="0" distB="0" distL="0" distR="0" wp14:anchorId="5FC21B88" wp14:editId="57F503A3">
-            <wp:extent cx="2980362" cy="3195592"/>
-            <wp:effectExtent l="0" t="0" r="0" b="5080"/>
-            <wp:docPr id="5" name="Obrázek 5"/>
-            <wp:cNvGraphicFramePr>
-              <a:graphicFrameLocks xmlns:a="http://schemas.openxmlformats.org/drawingml/2006/main" noChangeAspect="1"/>
-            </wp:cNvGraphicFramePr>
-            <a:graphic xmlns:a="http://schemas.openxmlformats.org/drawingml/2006/main">
-              <a:graphicData uri="http://schemas.openxmlformats.org/drawingml/2006/picture">
-                <pic:pic xmlns:pic="http://schemas.openxmlformats.org/drawingml/2006/picture">
-                  <pic:nvPicPr>
-                    <pic:cNvPr id="1" name=""/>
-                    <pic:cNvPicPr/>
-                  </pic:nvPicPr>
-                  <pic:blipFill rotWithShape="1">
-                    <a:blip r:embed="rId55"/>
-                    <a:srcRect t="1344"/>
-                    <a:stretch/>
-                  </pic:blipFill>
-                  <pic:spPr bwMode="auto">
-                    <a:xfrm>
-                      <a:off x="0" y="0"/>
-                      <a:ext cx="2982845" cy="3198255"/>
-                    </a:xfrm>
-                    <a:prstGeom prst="rect">
-                      <a:avLst/>
-                    </a:prstGeom>
-                    <a:ln>
-                      <a:noFill/>
-                    </a:ln>
-                    <a:extLst>
-                      <a:ext uri="{53640926-AAD7-44D8-BBD7-CCE9431645EC}">
-                        <a14:shadowObscured xmlns:a14="http://schemas.microsoft.com/office/drawing/2010/main"/>
-                      </a:ext>
-                    </a:extLst>
-                  </pic:spPr>
-                </pic:pic>
-              </a:graphicData>
-            </a:graphic>
-          </wp:inline>
-        </w:drawing>
-      </w:r>
-    </w:p>
-    <w:p>
-      <w:pPr>
-        <w:rPr>
-          <w:rFonts w:cs="Times New Roman"/>
-          <w:color w:val="FF0000"/>
-          <w:szCs w:val="24"/>
-        </w:rPr>
-      </w:pPr>
-    </w:p>
-    <w:p>
-      <w:pPr>
-        <w:spacing w:after="0"/>
-        <w:rPr>
           <w:rFonts w:eastAsia="Times New Roman" w:cs="Times New Roman"/>
-          <w:color w:val="FF0000"/>
-          <w:szCs w:val="24"/>
-        </w:rPr>
-      </w:pPr>
-    </w:p>
-    <w:p/>
+          <w:b/>
+          <w:sz w:val="28"/>
+          <w:szCs w:val="28"/>
+        </w:rPr>
+        <w:t xml:space="preserve"> </w:t>
+      </w:r>
+      <w:r>
+        <w:rPr>
+          <w:rFonts w:eastAsia="Times New Roman" w:cs="Times New Roman"/>
+          <w:b/>
+          <w:sz w:val="28"/>
+          <w:szCs w:val="28"/>
+        </w:rPr>
+        <w:t xml:space="preserve">soubor: </w:t>
+      </w:r>
+      <w:r>
+        <w:rPr>
+          <w:rFonts w:eastAsia="Times New Roman" w:cs="Times New Roman"/>
+          <w:b/>
+          <w:sz w:val="28"/>
+          <w:szCs w:val="28"/>
+        </w:rPr>
+        <w:t>ukazka.mp4</w:t>
+      </w:r>
+    </w:p>
+    <w:p>
+      <w:pPr>
+        <w:spacing w:after="280"/>
+        <w:rPr>
+          <w:rFonts w:eastAsia="Times New Roman" w:cs="Times New Roman"/>
+          <w:b/>
+          <w:sz w:val="28"/>
+          <w:szCs w:val="28"/>
+        </w:rPr>
+      </w:pPr>
+    </w:p>
     <w:sectPr>
-      <w:footerReference w:type="default" r:id="rId56"/>
-      <w:headerReference w:type="first" r:id="rId57"/>
-      <w:footerReference w:type="first" r:id="rId58"/>
+      <w:footerReference w:type="default" r:id="rId54"/>
+      <w:headerReference w:type="first" r:id="rId55"/>
+      <w:footerReference w:type="first" r:id="rId56"/>
       <w:pgSz w:w="11906" w:h="16838"/>
       <w:pgMar w:top="1418" w:right="1418" w:bottom="1418" w:left="1985" w:header="709" w:footer="709" w:gutter="0"/>
       <w:cols w:space="708"/>
@@ -10559,7 +9228,7 @@
             </wp:anchor>
           </w:drawing>
         </mc:Choice>
-        <mc:Fallback xmlns:sl="http://schemas.openxmlformats.org/schemaLibrary/2006/main" xmlns:a="http://schemas.openxmlformats.org/drawingml/2006/main" xmlns:pic="http://schemas.openxmlformats.org/drawingml/2006/picture" xmlns:c="http://schemas.openxmlformats.org/drawingml/2006/chart" xmlns:lc="http://schemas.openxmlformats.org/drawingml/2006/lockedCanvas" xmlns:dgm="http://schemas.openxmlformats.org/drawingml/2006/diagram">
+        <mc:Fallback xmlns:dgm="http://schemas.openxmlformats.org/drawingml/2006/diagram" xmlns:lc="http://schemas.openxmlformats.org/drawingml/2006/lockedCanvas" xmlns:c="http://schemas.openxmlformats.org/drawingml/2006/chart" xmlns:pic="http://schemas.openxmlformats.org/drawingml/2006/picture" xmlns:a="http://schemas.openxmlformats.org/drawingml/2006/main" xmlns:sl="http://schemas.openxmlformats.org/schemaLibrary/2006/main">
           <w:drawing>
             <wp:anchor distT="0" distB="0" distL="114300" distR="114300" simplePos="0" relativeHeight="0" behindDoc="0" locked="0" layoutInCell="1" hidden="0" allowOverlap="1" wp14:anchorId="4195B54A" wp14:editId="7777777">
               <wp:simplePos x="0" y="0"/>
@@ -10739,7 +9408,7 @@
             </wp:anchor>
           </w:drawing>
         </mc:Choice>
-        <mc:Fallback xmlns:sl="http://schemas.openxmlformats.org/schemaLibrary/2006/main" xmlns:a="http://schemas.openxmlformats.org/drawingml/2006/main" xmlns:pic="http://schemas.openxmlformats.org/drawingml/2006/picture" xmlns:c="http://schemas.openxmlformats.org/drawingml/2006/chart" xmlns:lc="http://schemas.openxmlformats.org/drawingml/2006/lockedCanvas" xmlns:dgm="http://schemas.openxmlformats.org/drawingml/2006/diagram">
+        <mc:Fallback xmlns:dgm="http://schemas.openxmlformats.org/drawingml/2006/diagram" xmlns:lc="http://schemas.openxmlformats.org/drawingml/2006/lockedCanvas" xmlns:c="http://schemas.openxmlformats.org/drawingml/2006/chart" xmlns:pic="http://schemas.openxmlformats.org/drawingml/2006/picture" xmlns:a="http://schemas.openxmlformats.org/drawingml/2006/main" xmlns:sl="http://schemas.openxmlformats.org/schemaLibrary/2006/main">
           <w:drawing>
             <wp:anchor distT="0" distB="0" distL="114300" distR="114300" simplePos="0" relativeHeight="0" behindDoc="0" locked="0" layoutInCell="1" hidden="0" allowOverlap="1" wp14:anchorId="3649967A" wp14:editId="7777777">
               <wp:simplePos x="0" y="0"/>
@@ -12765,7 +11434,6 @@
   <w:style w:type="character" w:default="1" w:styleId="Standardnpsmoodstavce">
     <w:name w:val="Default Paragraph Font"/>
     <w:uiPriority w:val="1"/>
-    <w:semiHidden/>
     <w:unhideWhenUsed/>
   </w:style>
   <w:style w:type="table" w:default="1" w:styleId="Normlntabulka">
@@ -13499,10 +12167,6 @@
 </file>
 
 <file path=customXml/item1.xml><?xml version="1.0" encoding="utf-8"?>
-<b:Sources xmlns:b="http://schemas.openxmlformats.org/officeDocument/2006/bibliography" xmlns="http://schemas.openxmlformats.org/officeDocument/2006/bibliography" SelectedStyle="\APASixthEditionOfficeOnline.xsl" StyleName="APA" Version="6"/>
-</file>
-
-<file path=customXml/item2.xml><?xml version="1.0" encoding="utf-8"?>
 <ct:contentTypeSchema xmlns:ct="http://schemas.microsoft.com/office/2006/metadata/contentType" xmlns:ma="http://schemas.microsoft.com/office/2006/metadata/properties/metaAttributes" ct:_="" ma:_="" ma:contentTypeName="Dokument" ma:contentTypeID="0x0101006227F401CE2F6B4FB0D57F73826B3F6F" ma:contentTypeVersion="10" ma:contentTypeDescription="Vytvoří nový dokument" ma:contentTypeScope="" ma:versionID="3ec3b2623569d1a6649a918f4241153b">
   <xsd:schema xmlns:xsd="http://www.w3.org/2001/XMLSchema" xmlns:xs="http://www.w3.org/2001/XMLSchema" xmlns:p="http://schemas.microsoft.com/office/2006/metadata/properties" xmlns:ns2="153c4878-02f9-4396-b02a-fe3aa7d7971f" xmlns:ns3="25aa8985-1fc4-4e97-a914-b84ef2743878" targetNamespace="http://schemas.microsoft.com/office/2006/metadata/properties" ma:root="true" ma:fieldsID="c6bd61c7f288b42081d7b696096ba732" ns2:_="" ns3:_="">
     <xsd:import namespace="153c4878-02f9-4396-b02a-fe3aa7d7971f"/>
@@ -13691,22 +12355,7 @@
 </ct:contentTypeSchema>
 </file>
 
-<file path=customXml/item3.xml><?xml version="1.0" encoding="utf-8"?>
-<go:gDocsCustomXmlDataStorage xmlns:go="http://customooxmlschemas.google.com/" xmlns:r="http://schemas.openxmlformats.org/officeDocument/2006/relationships">
-  <go:docsCustomData xmlns:go="http://customooxmlschemas.google.com/" roundtripDataSignature="AMtx7mgSvDgPSHVFxfm9RyBnKCp5mBi6Kg==">AMUW2mUAXxm/iwnIWp21dLbuE1NvsqsE/wZ2gLAfJg4hTt/LetORzbqOHpyWxDCuyj6q/vPem6kRmtFjtS66h+e8CVLaSFGHKcy4yInI88NjWxTUGVH5res=</go:docsCustomData>
-</go:gDocsCustomXmlDataStorage>
-</file>
-
-<file path=customXml/item4.xml><?xml version="1.0" encoding="utf-8"?>
-<?mso-contentType ?>
-<FormTemplates xmlns="http://schemas.microsoft.com/sharepoint/v3/contenttype/forms">
-  <Display>DocumentLibraryForm</Display>
-  <Edit>DocumentLibraryForm</Edit>
-  <New>DocumentLibraryForm</New>
-</FormTemplates>
-</file>
-
-<file path=customXml/item5.xml><?xml version="1.0" encoding="utf-8"?>
+<file path=customXml/item2.xml><?xml version="1.0" encoding="utf-8"?>
 <p:properties xmlns:p="http://schemas.microsoft.com/office/2006/metadata/properties" xmlns:xsi="http://www.w3.org/2001/XMLSchema-instance" xmlns:pc="http://schemas.microsoft.com/office/infopath/2007/PartnerControls">
   <documentManagement>
     <lcf76f155ced4ddcb4097134ff3c332f xmlns="153c4878-02f9-4396-b02a-fe3aa7d7971f">
@@ -13717,15 +12366,26 @@
 </p:properties>
 </file>
 
-<file path=customXml/itemProps1.xml><?xml version="1.0" encoding="utf-8"?>
-<ds:datastoreItem xmlns:ds="http://schemas.openxmlformats.org/officeDocument/2006/customXml" ds:itemID="{664C9CA2-DAAF-46E5-825C-EB5C7B5D07C9}">
-  <ds:schemaRefs>
-    <ds:schemaRef ds:uri="http://schemas.openxmlformats.org/officeDocument/2006/bibliography"/>
-  </ds:schemaRefs>
-</ds:datastoreItem>
+<file path=customXml/item3.xml><?xml version="1.0" encoding="utf-8"?>
+<?mso-contentType ?>
+<FormTemplates xmlns="http://schemas.microsoft.com/sharepoint/v3/contenttype/forms">
+  <Display>DocumentLibraryForm</Display>
+  <Edit>DocumentLibraryForm</Edit>
+  <New>DocumentLibraryForm</New>
+</FormTemplates>
 </file>
 
-<file path=customXml/itemProps2.xml><?xml version="1.0" encoding="utf-8"?>
+<file path=customXml/item4.xml><?xml version="1.0" encoding="utf-8"?>
+<go:gDocsCustomXmlDataStorage xmlns:go="http://customooxmlschemas.google.com/" xmlns:r="http://schemas.openxmlformats.org/officeDocument/2006/relationships">
+  <go:docsCustomData xmlns:go="http://customooxmlschemas.google.com/" roundtripDataSignature="AMtx7mgSvDgPSHVFxfm9RyBnKCp5mBi6Kg==">AMUW2mUAXxm/iwnIWp21dLbuE1NvsqsE/wZ2gLAfJg4hTt/LetORzbqOHpyWxDCuyj6q/vPem6kRmtFjtS66h+e8CVLaSFGHKcy4yInI88NjWxTUGVH5res=</go:docsCustomData>
+</go:gDocsCustomXmlDataStorage>
+</file>
+
+<file path=customXml/item5.xml><?xml version="1.0" encoding="utf-8"?>
+<b:Sources xmlns:b="http://schemas.openxmlformats.org/officeDocument/2006/bibliography" xmlns="http://schemas.openxmlformats.org/officeDocument/2006/bibliography" SelectedStyle="\APASixthEditionOfficeOnline.xsl" StyleName="APA" Version="6"/>
+</file>
+
+<file path=customXml/itemProps1.xml><?xml version="1.0" encoding="utf-8"?>
 <ds:datastoreItem xmlns:ds="http://schemas.openxmlformats.org/officeDocument/2006/customXml" ds:itemID="{DB65BDAD-A59D-4FB1-AA15-B23EC2A6BB8D}">
   <ds:schemaRefs>
     <ds:schemaRef ds:uri="http://schemas.microsoft.com/office/2006/metadata/contentType"/>
@@ -13744,7 +12404,26 @@
 </ds:datastoreItem>
 </file>
 
+<file path=customXml/itemProps2.xml><?xml version="1.0" encoding="utf-8"?>
+<ds:datastoreItem xmlns:ds="http://schemas.openxmlformats.org/officeDocument/2006/customXml" ds:itemID="{A5ADED93-EDE7-4288-9C20-7D2C55659F1B}">
+  <ds:schemaRefs>
+    <ds:schemaRef ds:uri="http://schemas.microsoft.com/office/2006/metadata/properties"/>
+    <ds:schemaRef ds:uri="http://schemas.microsoft.com/office/infopath/2007/PartnerControls"/>
+    <ds:schemaRef ds:uri="153c4878-02f9-4396-b02a-fe3aa7d7971f"/>
+    <ds:schemaRef ds:uri="25aa8985-1fc4-4e97-a914-b84ef2743878"/>
+  </ds:schemaRefs>
+</ds:datastoreItem>
+</file>
+
 <file path=customXml/itemProps3.xml><?xml version="1.0" encoding="utf-8"?>
+<ds:datastoreItem xmlns:ds="http://schemas.openxmlformats.org/officeDocument/2006/customXml" ds:itemID="{DA63FD6A-B099-43EC-8BDB-E8CCA6240E18}">
+  <ds:schemaRefs>
+    <ds:schemaRef ds:uri="http://schemas.microsoft.com/sharepoint/v3/contenttype/forms"/>
+  </ds:schemaRefs>
+</ds:datastoreItem>
+</file>
+
+<file path=customXml/itemProps4.xml><?xml version="1.0" encoding="utf-8"?>
 <ds:datastoreItem xmlns:ds="http://schemas.openxmlformats.org/officeDocument/2006/customXml" ds:itemID="{11111111-1234-1234-1234-123412341234}">
   <ds:schemaRefs>
     <ds:schemaRef ds:uri="http://customooxmlschemas.google.com/"/>
@@ -13753,21 +12432,10 @@
 </ds:datastoreItem>
 </file>
 
-<file path=customXml/itemProps4.xml><?xml version="1.0" encoding="utf-8"?>
-<ds:datastoreItem xmlns:ds="http://schemas.openxmlformats.org/officeDocument/2006/customXml" ds:itemID="{DA63FD6A-B099-43EC-8BDB-E8CCA6240E18}">
+<file path=customXml/itemProps5.xml><?xml version="1.0" encoding="utf-8"?>
+<ds:datastoreItem xmlns:ds="http://schemas.openxmlformats.org/officeDocument/2006/customXml" ds:itemID="{664C9CA2-DAAF-46E5-825C-EB5C7B5D07C9}">
   <ds:schemaRefs>
-    <ds:schemaRef ds:uri="http://schemas.microsoft.com/sharepoint/v3/contenttype/forms"/>
-  </ds:schemaRefs>
-</ds:datastoreItem>
-</file>
-
-<file path=customXml/itemProps5.xml><?xml version="1.0" encoding="utf-8"?>
-<ds:datastoreItem xmlns:ds="http://schemas.openxmlformats.org/officeDocument/2006/customXml" ds:itemID="{A5ADED93-EDE7-4288-9C20-7D2C55659F1B}">
-  <ds:schemaRefs>
-    <ds:schemaRef ds:uri="http://schemas.microsoft.com/office/2006/metadata/properties"/>
-    <ds:schemaRef ds:uri="http://schemas.microsoft.com/office/infopath/2007/PartnerControls"/>
-    <ds:schemaRef ds:uri="153c4878-02f9-4396-b02a-fe3aa7d7971f"/>
-    <ds:schemaRef ds:uri="25aa8985-1fc4-4e97-a914-b84ef2743878"/>
+    <ds:schemaRef ds:uri="http://schemas.openxmlformats.org/officeDocument/2006/bibliography"/>
   </ds:schemaRefs>
 </ds:datastoreItem>
 </file>
--- a/milisdorfer_maturitni_prace_elektronicky_letak_program.docx
+++ b/milisdorfer_maturitni_prace_elektronicky_letak_program.docx
@@ -464,21 +464,46 @@
           <w:rFonts w:eastAsia="Times New Roman" w:cs="Times New Roman"/>
           <w:szCs w:val="24"/>
         </w:rPr>
-        <w:t>Praktická část práce popisuje implementaci aplikace vytvořené pomocí technologií HTML5, CSS3 a JavaScript s využitím knihovny PageFlip</w:t>
-      </w:r>
+        <w:t xml:space="preserve">Praktická část práce popisuje implementaci aplikace vytvořené pomocí technologií HTML5, CSS3 a JavaScript s využitím knihovny </w:t>
+      </w:r>
+      <w:proofErr w:type="spellStart"/>
       <w:r>
         <w:rPr>
           <w:rFonts w:eastAsia="Times New Roman" w:cs="Times New Roman"/>
           <w:szCs w:val="24"/>
         </w:rPr>
-        <w:t xml:space="preserve">. </w:t>
-      </w:r>
+        <w:t>PageFlip</w:t>
+      </w:r>
+      <w:proofErr w:type="spellEnd"/>
       <w:r>
         <w:rPr>
           <w:rFonts w:eastAsia="Times New Roman" w:cs="Times New Roman"/>
           <w:szCs w:val="24"/>
         </w:rPr>
-        <w:t>Aplikace dynamicky načítá a automaticky řadí obrazová data, poskytuje plně responzivní uživatelské rozhraní a nabízí interaktivní funkce, jako je přiblížení (Zoom), tmavý režim (Dark Mode), dynamické stínování či indikátor průběhu čtení. Součástí řešení jsou také zvukové efekty listování a mechanismus automatické korekce vstupních dat. Cílem práce bylo transformovat statické 2D obrázky do podoby interaktivního digitálního objektu, který pomocí animací a 3D efektů věrně simuluje prohlížení fyzického letáčku.</w:t>
+        <w:t xml:space="preserve">. </w:t>
+      </w:r>
+      <w:r>
+        <w:rPr>
+          <w:rFonts w:eastAsia="Times New Roman" w:cs="Times New Roman"/>
+          <w:szCs w:val="24"/>
+        </w:rPr>
+        <w:t>Aplikace dynamicky načítá a automaticky řadí obrazová data, poskytuje plně responzivní uživatelské rozhraní a nabízí interaktivní funkce, jako je přiblížení (Zoom), tmavý režim (</w:t>
+      </w:r>
+      <w:proofErr w:type="spellStart"/>
+      <w:r>
+        <w:rPr>
+          <w:rFonts w:eastAsia="Times New Roman" w:cs="Times New Roman"/>
+          <w:szCs w:val="24"/>
+        </w:rPr>
+        <w:t>Dark</w:t>
+      </w:r>
+      <w:proofErr w:type="spellEnd"/>
+      <w:r>
+        <w:rPr>
+          <w:rFonts w:eastAsia="Times New Roman" w:cs="Times New Roman"/>
+          <w:szCs w:val="24"/>
+        </w:rPr>
+        <w:t xml:space="preserve"> Mode), dynamické stínování či indikátor průběhu čtení. Součástí řešení jsou také zvukové efekty listování a mechanismus automatické korekce vstupních dat. Cílem práce bylo transformovat statické 2D obrázky do podoby interaktivního digitálního objektu, který pomocí animací a 3D efektů věrně simuluje prohlížení fyzického letáčku.</w:t>
       </w:r>
     </w:p>
     <w:p>
@@ -509,24 +534,6 @@
     </w:p>
     <w:p>
       <w:pPr>
-        <w:spacing w:after="0"/>
-        <w:rPr>
-          <w:rFonts w:eastAsia="Times New Roman" w:cs="Times New Roman"/>
-          <w:color w:val="FF0000"/>
-          <w:szCs w:val="24"/>
-        </w:rPr>
-      </w:pPr>
-      <w:r>
-        <w:rPr>
-          <w:rFonts w:eastAsia="Times New Roman" w:cs="Times New Roman"/>
-          <w:color w:val="FF0000"/>
-          <w:szCs w:val="24"/>
-        </w:rPr>
-        <w:t>Poděkování osobám a firmám, které se na práci podíleli (není povinné).</w:t>
-      </w:r>
-    </w:p>
-    <w:p>
-      <w:pPr>
         <w:spacing w:before="3480" w:after="0"/>
         <w:rPr>
           <w:rFonts w:eastAsia="Times New Roman" w:cs="Times New Roman"/>
@@ -553,52 +560,6 @@
           <w:szCs w:val="24"/>
         </w:rPr>
         <w:t>informace uvádím v seznamu použité literatury. Jsem si vědom(a), že se na moji práci vztahuje zákon č. 121/2000 Sb., autorský zákon a že škola má právo na užití této práce jako školního díla podle § 60 odst. 1 autorského zákona.</w:t>
-      </w:r>
-    </w:p>
-    <w:p>
-      <w:pPr>
-        <w:tabs>
-          <w:tab w:val="left" w:pos="3402"/>
-        </w:tabs>
-        <w:spacing w:before="120" w:after="0"/>
-        <w:rPr>
-          <w:rFonts w:eastAsia="Times New Roman" w:cs="Times New Roman"/>
-          <w:color w:val="FF0000"/>
-          <w:szCs w:val="24"/>
-        </w:rPr>
-      </w:pPr>
-      <w:r>
-        <w:rPr>
-          <w:rFonts w:eastAsia="Times New Roman" w:cs="Times New Roman"/>
-          <w:szCs w:val="24"/>
-        </w:rPr>
-        <w:t xml:space="preserve">Datum </w:t>
-      </w:r>
-      <w:r>
-        <w:rPr>
-          <w:rFonts w:eastAsia="Times New Roman" w:cs="Times New Roman"/>
-          <w:color w:val="FF0000"/>
-          <w:szCs w:val="24"/>
-        </w:rPr>
-        <w:t>(dopsat po vytištění)</w:t>
-      </w:r>
-      <w:r>
-        <w:tab/>
-      </w:r>
-      <w:r>
-        <w:rPr>
-          <w:rFonts w:eastAsia="Times New Roman" w:cs="Times New Roman"/>
-          <w:szCs w:val="24"/>
-        </w:rPr>
-        <w:t xml:space="preserve">Podpis </w:t>
-      </w:r>
-      <w:r>
-        <w:rPr>
-          <w:rFonts w:eastAsia="Times New Roman" w:cs="Times New Roman"/>
-          <w:color w:val="FF0000"/>
-          <w:szCs w:val="24"/>
-        </w:rPr>
-        <w:t>(po vytištění podpis ve všech kopií)</w:t>
       </w:r>
     </w:p>
     <w:p>
@@ -624,6 +585,23 @@
           <w:titlePg/>
         </w:sectPr>
       </w:pPr>
+      <w:r>
+        <w:rPr>
+          <w:rFonts w:eastAsia="Times New Roman" w:cs="Times New Roman"/>
+          <w:szCs w:val="24"/>
+        </w:rPr>
+        <w:t xml:space="preserve">Datum </w:t>
+      </w:r>
+      <w:r>
+        <w:tab/>
+      </w:r>
+      <w:r>
+        <w:rPr>
+          <w:rFonts w:eastAsia="Times New Roman" w:cs="Times New Roman"/>
+          <w:szCs w:val="24"/>
+        </w:rPr>
+        <w:t xml:space="preserve">Podpis </w:t>
+      </w:r>
     </w:p>
     <w:sdt>
       <w:sdtPr>
@@ -679,7 +657,7 @@
           <w:r>
             <w:fldChar w:fldCharType="separate"/>
           </w:r>
-          <w:hyperlink w:anchor="_Toc226490718" w:history="1">
+          <w:hyperlink w:anchor="_Toc226559497" w:history="1">
             <w:r>
               <w:rPr>
                 <w:rStyle w:val="Hypertextovodkaz"/>
@@ -723,7 +701,7 @@
                 <w:noProof/>
                 <w:webHidden/>
               </w:rPr>
-              <w:instrText xml:space="preserve"> PAGEREF _Toc226490718 \h </w:instrText>
+              <w:instrText xml:space="preserve"> PAGEREF _Toc226559497 \h </w:instrText>
             </w:r>
             <w:r>
               <w:rPr>
@@ -769,7 +747,7 @@
               <w14:ligatures w14:val="standardContextual"/>
             </w:rPr>
           </w:pPr>
-          <w:hyperlink w:anchor="_Toc226490719" w:history="1">
+          <w:hyperlink w:anchor="_Toc226559498" w:history="1">
             <w:r>
               <w:rPr>
                 <w:rStyle w:val="Hypertextovodkaz"/>
@@ -813,7 +791,7 @@
                 <w:noProof/>
                 <w:webHidden/>
               </w:rPr>
-              <w:instrText xml:space="preserve"> PAGEREF _Toc226490719 \h </w:instrText>
+              <w:instrText xml:space="preserve"> PAGEREF _Toc226559498 \h </w:instrText>
             </w:r>
             <w:r>
               <w:rPr>
@@ -859,7 +837,7 @@
               <w14:ligatures w14:val="standardContextual"/>
             </w:rPr>
           </w:pPr>
-          <w:hyperlink w:anchor="_Toc226490720" w:history="1">
+          <w:hyperlink w:anchor="_Toc226559499" w:history="1">
             <w:r>
               <w:rPr>
                 <w:rStyle w:val="Hypertextovodkaz"/>
@@ -903,7 +881,7 @@
                 <w:noProof/>
                 <w:webHidden/>
               </w:rPr>
-              <w:instrText xml:space="preserve"> PAGEREF _Toc226490720 \h </w:instrText>
+              <w:instrText xml:space="preserve"> PAGEREF _Toc226559499 \h </w:instrText>
             </w:r>
             <w:r>
               <w:rPr>
@@ -949,7 +927,7 @@
               <w14:ligatures w14:val="standardContextual"/>
             </w:rPr>
           </w:pPr>
-          <w:hyperlink w:anchor="_Toc226490721" w:history="1">
+          <w:hyperlink w:anchor="_Toc226559500" w:history="1">
             <w:r>
               <w:rPr>
                 <w:rStyle w:val="Hypertextovodkaz"/>
@@ -993,7 +971,7 @@
                 <w:noProof/>
                 <w:webHidden/>
               </w:rPr>
-              <w:instrText xml:space="preserve"> PAGEREF _Toc226490721 \h </w:instrText>
+              <w:instrText xml:space="preserve"> PAGEREF _Toc226559500 \h </w:instrText>
             </w:r>
             <w:r>
               <w:rPr>
@@ -1039,7 +1017,7 @@
               <w14:ligatures w14:val="standardContextual"/>
             </w:rPr>
           </w:pPr>
-          <w:hyperlink w:anchor="_Toc226490722" w:history="1">
+          <w:hyperlink w:anchor="_Toc226559501" w:history="1">
             <w:r>
               <w:rPr>
                 <w:rStyle w:val="Hypertextovodkaz"/>
@@ -1083,7 +1061,7 @@
                 <w:noProof/>
                 <w:webHidden/>
               </w:rPr>
-              <w:instrText xml:space="preserve"> PAGEREF _Toc226490722 \h </w:instrText>
+              <w:instrText xml:space="preserve"> PAGEREF _Toc226559501 \h </w:instrText>
             </w:r>
             <w:r>
               <w:rPr>
@@ -1129,7 +1107,7 @@
               <w14:ligatures w14:val="standardContextual"/>
             </w:rPr>
           </w:pPr>
-          <w:hyperlink w:anchor="_Toc226490723" w:history="1">
+          <w:hyperlink w:anchor="_Toc226559502" w:history="1">
             <w:r>
               <w:rPr>
                 <w:rStyle w:val="Hypertextovodkaz"/>
@@ -1173,7 +1151,7 @@
                 <w:noProof/>
                 <w:webHidden/>
               </w:rPr>
-              <w:instrText xml:space="preserve"> PAGEREF _Toc226490723 \h </w:instrText>
+              <w:instrText xml:space="preserve"> PAGEREF _Toc226559502 \h </w:instrText>
             </w:r>
             <w:r>
               <w:rPr>
@@ -1219,7 +1197,7 @@
               <w14:ligatures w14:val="standardContextual"/>
             </w:rPr>
           </w:pPr>
-          <w:hyperlink w:anchor="_Toc226490724" w:history="1">
+          <w:hyperlink w:anchor="_Toc226559503" w:history="1">
             <w:r>
               <w:rPr>
                 <w:rStyle w:val="Hypertextovodkaz"/>
@@ -1263,7 +1241,7 @@
                 <w:noProof/>
                 <w:webHidden/>
               </w:rPr>
-              <w:instrText xml:space="preserve"> PAGEREF _Toc226490724 \h </w:instrText>
+              <w:instrText xml:space="preserve"> PAGEREF _Toc226559503 \h </w:instrText>
             </w:r>
             <w:r>
               <w:rPr>
@@ -1309,7 +1287,7 @@
               <w14:ligatures w14:val="standardContextual"/>
             </w:rPr>
           </w:pPr>
-          <w:hyperlink w:anchor="_Toc226490725" w:history="1">
+          <w:hyperlink w:anchor="_Toc226559504" w:history="1">
             <w:r>
               <w:rPr>
                 <w:rStyle w:val="Hypertextovodkaz"/>
@@ -1353,7 +1331,7 @@
                 <w:noProof/>
                 <w:webHidden/>
               </w:rPr>
-              <w:instrText xml:space="preserve"> PAGEREF _Toc226490725 \h </w:instrText>
+              <w:instrText xml:space="preserve"> PAGEREF _Toc226559504 \h </w:instrText>
             </w:r>
             <w:r>
               <w:rPr>
@@ -1399,7 +1377,7 @@
               <w14:ligatures w14:val="standardContextual"/>
             </w:rPr>
           </w:pPr>
-          <w:hyperlink w:anchor="_Toc226490726" w:history="1">
+          <w:hyperlink w:anchor="_Toc226559505" w:history="1">
             <w:r>
               <w:rPr>
                 <w:rStyle w:val="Hypertextovodkaz"/>
@@ -1443,7 +1421,7 @@
                 <w:noProof/>
                 <w:webHidden/>
               </w:rPr>
-              <w:instrText xml:space="preserve"> PAGEREF _Toc226490726 \h </w:instrText>
+              <w:instrText xml:space="preserve"> PAGEREF _Toc226559505 \h </w:instrText>
             </w:r>
             <w:r>
               <w:rPr>
@@ -1489,7 +1467,7 @@
               <w14:ligatures w14:val="standardContextual"/>
             </w:rPr>
           </w:pPr>
-          <w:hyperlink w:anchor="_Toc226490727" w:history="1">
+          <w:hyperlink w:anchor="_Toc226559506" w:history="1">
             <w:r>
               <w:rPr>
                 <w:rStyle w:val="Hypertextovodkaz"/>
@@ -1533,7 +1511,7 @@
                 <w:noProof/>
                 <w:webHidden/>
               </w:rPr>
-              <w:instrText xml:space="preserve"> PAGEREF _Toc226490727 \h </w:instrText>
+              <w:instrText xml:space="preserve"> PAGEREF _Toc226559506 \h </w:instrText>
             </w:r>
             <w:r>
               <w:rPr>
@@ -1579,7 +1557,7 @@
               <w14:ligatures w14:val="standardContextual"/>
             </w:rPr>
           </w:pPr>
-          <w:hyperlink w:anchor="_Toc226490728" w:history="1">
+          <w:hyperlink w:anchor="_Toc226559507" w:history="1">
             <w:r>
               <w:rPr>
                 <w:rStyle w:val="Hypertextovodkaz"/>
@@ -1623,7 +1601,7 @@
                 <w:noProof/>
                 <w:webHidden/>
               </w:rPr>
-              <w:instrText xml:space="preserve"> PAGEREF _Toc226490728 \h </w:instrText>
+              <w:instrText xml:space="preserve"> PAGEREF _Toc226559507 \h </w:instrText>
             </w:r>
             <w:r>
               <w:rPr>
@@ -1669,7 +1647,7 @@
               <w14:ligatures w14:val="standardContextual"/>
             </w:rPr>
           </w:pPr>
-          <w:hyperlink w:anchor="_Toc226490729" w:history="1">
+          <w:hyperlink w:anchor="_Toc226559508" w:history="1">
             <w:r>
               <w:rPr>
                 <w:rStyle w:val="Hypertextovodkaz"/>
@@ -1713,7 +1691,7 @@
                 <w:noProof/>
                 <w:webHidden/>
               </w:rPr>
-              <w:instrText xml:space="preserve"> PAGEREF _Toc226490729 \h </w:instrText>
+              <w:instrText xml:space="preserve"> PAGEREF _Toc226559508 \h </w:instrText>
             </w:r>
             <w:r>
               <w:rPr>
@@ -1759,7 +1737,7 @@
               <w14:ligatures w14:val="standardContextual"/>
             </w:rPr>
           </w:pPr>
-          <w:hyperlink w:anchor="_Toc226490730" w:history="1">
+          <w:hyperlink w:anchor="_Toc226559509" w:history="1">
             <w:r>
               <w:rPr>
                 <w:rStyle w:val="Hypertextovodkaz"/>
@@ -1803,7 +1781,7 @@
                 <w:noProof/>
                 <w:webHidden/>
               </w:rPr>
-              <w:instrText xml:space="preserve"> PAGEREF _Toc226490730 \h </w:instrText>
+              <w:instrText xml:space="preserve"> PAGEREF _Toc226559509 \h </w:instrText>
             </w:r>
             <w:r>
               <w:rPr>
@@ -1849,7 +1827,7 @@
               <w14:ligatures w14:val="standardContextual"/>
             </w:rPr>
           </w:pPr>
-          <w:hyperlink w:anchor="_Toc226490731" w:history="1">
+          <w:hyperlink w:anchor="_Toc226559510" w:history="1">
             <w:r>
               <w:rPr>
                 <w:rStyle w:val="Hypertextovodkaz"/>
@@ -1893,7 +1871,7 @@
                 <w:noProof/>
                 <w:webHidden/>
               </w:rPr>
-              <w:instrText xml:space="preserve"> PAGEREF _Toc226490731 \h </w:instrText>
+              <w:instrText xml:space="preserve"> PAGEREF _Toc226559510 \h </w:instrText>
             </w:r>
             <w:r>
               <w:rPr>
@@ -1939,7 +1917,7 @@
               <w14:ligatures w14:val="standardContextual"/>
             </w:rPr>
           </w:pPr>
-          <w:hyperlink w:anchor="_Toc226490732" w:history="1">
+          <w:hyperlink w:anchor="_Toc226559511" w:history="1">
             <w:r>
               <w:rPr>
                 <w:rStyle w:val="Hypertextovodkaz"/>
@@ -1983,7 +1961,7 @@
                 <w:noProof/>
                 <w:webHidden/>
               </w:rPr>
-              <w:instrText xml:space="preserve"> PAGEREF _Toc226490732 \h </w:instrText>
+              <w:instrText xml:space="preserve"> PAGEREF _Toc226559511 \h </w:instrText>
             </w:r>
             <w:r>
               <w:rPr>
@@ -2029,7 +2007,7 @@
               <w14:ligatures w14:val="standardContextual"/>
             </w:rPr>
           </w:pPr>
-          <w:hyperlink w:anchor="_Toc226490733" w:history="1">
+          <w:hyperlink w:anchor="_Toc226559512" w:history="1">
             <w:r>
               <w:rPr>
                 <w:rStyle w:val="Hypertextovodkaz"/>
@@ -2073,7 +2051,7 @@
                 <w:noProof/>
                 <w:webHidden/>
               </w:rPr>
-              <w:instrText xml:space="preserve"> PAGEREF _Toc226490733 \h </w:instrText>
+              <w:instrText xml:space="preserve"> PAGEREF _Toc226559512 \h </w:instrText>
             </w:r>
             <w:r>
               <w:rPr>
@@ -2119,7 +2097,7 @@
               <w14:ligatures w14:val="standardContextual"/>
             </w:rPr>
           </w:pPr>
-          <w:hyperlink w:anchor="_Toc226490734" w:history="1">
+          <w:hyperlink w:anchor="_Toc226559513" w:history="1">
             <w:r>
               <w:rPr>
                 <w:rStyle w:val="Hypertextovodkaz"/>
@@ -2163,7 +2141,7 @@
                 <w:noProof/>
                 <w:webHidden/>
               </w:rPr>
-              <w:instrText xml:space="preserve"> PAGEREF _Toc226490734 \h </w:instrText>
+              <w:instrText xml:space="preserve"> PAGEREF _Toc226559513 \h </w:instrText>
             </w:r>
             <w:r>
               <w:rPr>
@@ -2209,7 +2187,7 @@
               <w14:ligatures w14:val="standardContextual"/>
             </w:rPr>
           </w:pPr>
-          <w:hyperlink w:anchor="_Toc226490735" w:history="1">
+          <w:hyperlink w:anchor="_Toc226559514" w:history="1">
             <w:r>
               <w:rPr>
                 <w:rStyle w:val="Hypertextovodkaz"/>
@@ -2253,7 +2231,7 @@
                 <w:noProof/>
                 <w:webHidden/>
               </w:rPr>
-              <w:instrText xml:space="preserve"> PAGEREF _Toc226490735 \h </w:instrText>
+              <w:instrText xml:space="preserve"> PAGEREF _Toc226559514 \h </w:instrText>
             </w:r>
             <w:r>
               <w:rPr>
@@ -2299,7 +2277,7 @@
               <w14:ligatures w14:val="standardContextual"/>
             </w:rPr>
           </w:pPr>
-          <w:hyperlink w:anchor="_Toc226490736" w:history="1">
+          <w:hyperlink w:anchor="_Toc226559515" w:history="1">
             <w:r>
               <w:rPr>
                 <w:rStyle w:val="Hypertextovodkaz"/>
@@ -2343,7 +2321,7 @@
                 <w:noProof/>
                 <w:webHidden/>
               </w:rPr>
-              <w:instrText xml:space="preserve"> PAGEREF _Toc226490736 \h </w:instrText>
+              <w:instrText xml:space="preserve"> PAGEREF _Toc226559515 \h </w:instrText>
             </w:r>
             <w:r>
               <w:rPr>
@@ -2389,7 +2367,7 @@
               <w14:ligatures w14:val="standardContextual"/>
             </w:rPr>
           </w:pPr>
-          <w:hyperlink w:anchor="_Toc226490737" w:history="1">
+          <w:hyperlink w:anchor="_Toc226559516" w:history="1">
             <w:r>
               <w:rPr>
                 <w:rStyle w:val="Hypertextovodkaz"/>
@@ -2433,7 +2411,7 @@
                 <w:noProof/>
                 <w:webHidden/>
               </w:rPr>
-              <w:instrText xml:space="preserve"> PAGEREF _Toc226490737 \h </w:instrText>
+              <w:instrText xml:space="preserve"> PAGEREF _Toc226559516 \h </w:instrText>
             </w:r>
             <w:r>
               <w:rPr>
@@ -2479,7 +2457,7 @@
               <w14:ligatures w14:val="standardContextual"/>
             </w:rPr>
           </w:pPr>
-          <w:hyperlink w:anchor="_Toc226490738" w:history="1">
+          <w:hyperlink w:anchor="_Toc226559517" w:history="1">
             <w:r>
               <w:rPr>
                 <w:rStyle w:val="Hypertextovodkaz"/>
@@ -2523,7 +2501,7 @@
                 <w:noProof/>
                 <w:webHidden/>
               </w:rPr>
-              <w:instrText xml:space="preserve"> PAGEREF _Toc226490738 \h </w:instrText>
+              <w:instrText xml:space="preserve"> PAGEREF _Toc226559517 \h </w:instrText>
             </w:r>
             <w:r>
               <w:rPr>
@@ -2569,7 +2547,7 @@
               <w14:ligatures w14:val="standardContextual"/>
             </w:rPr>
           </w:pPr>
-          <w:hyperlink w:anchor="_Toc226490739" w:history="1">
+          <w:hyperlink w:anchor="_Toc226559518" w:history="1">
             <w:r>
               <w:rPr>
                 <w:rStyle w:val="Hypertextovodkaz"/>
@@ -2613,7 +2591,7 @@
                 <w:noProof/>
                 <w:webHidden/>
               </w:rPr>
-              <w:instrText xml:space="preserve"> PAGEREF _Toc226490739 \h </w:instrText>
+              <w:instrText xml:space="preserve"> PAGEREF _Toc226559518 \h </w:instrText>
             </w:r>
             <w:r>
               <w:rPr>
@@ -2659,7 +2637,7 @@
               <w14:ligatures w14:val="standardContextual"/>
             </w:rPr>
           </w:pPr>
-          <w:hyperlink w:anchor="_Toc226490740" w:history="1">
+          <w:hyperlink w:anchor="_Toc226559519" w:history="1">
             <w:r>
               <w:rPr>
                 <w:rStyle w:val="Hypertextovodkaz"/>
@@ -2703,7 +2681,7 @@
                 <w:noProof/>
                 <w:webHidden/>
               </w:rPr>
-              <w:instrText xml:space="preserve"> PAGEREF _Toc226490740 \h </w:instrText>
+              <w:instrText xml:space="preserve"> PAGEREF _Toc226559519 \h </w:instrText>
             </w:r>
             <w:r>
               <w:rPr>
@@ -2749,7 +2727,7 @@
               <w14:ligatures w14:val="standardContextual"/>
             </w:rPr>
           </w:pPr>
-          <w:hyperlink w:anchor="_Toc226490741" w:history="1">
+          <w:hyperlink w:anchor="_Toc226559520" w:history="1">
             <w:r>
               <w:rPr>
                 <w:rStyle w:val="Hypertextovodkaz"/>
@@ -2793,7 +2771,7 @@
                 <w:noProof/>
                 <w:webHidden/>
               </w:rPr>
-              <w:instrText xml:space="preserve"> PAGEREF _Toc226490741 \h </w:instrText>
+              <w:instrText xml:space="preserve"> PAGEREF _Toc226559520 \h </w:instrText>
             </w:r>
             <w:r>
               <w:rPr>
@@ -2839,7 +2817,7 @@
               <w14:ligatures w14:val="standardContextual"/>
             </w:rPr>
           </w:pPr>
-          <w:hyperlink w:anchor="_Toc226490742" w:history="1">
+          <w:hyperlink w:anchor="_Toc226559521" w:history="1">
             <w:r>
               <w:rPr>
                 <w:rStyle w:val="Hypertextovodkaz"/>
@@ -2883,7 +2861,7 @@
                 <w:noProof/>
                 <w:webHidden/>
               </w:rPr>
-              <w:instrText xml:space="preserve"> PAGEREF _Toc226490742 \h </w:instrText>
+              <w:instrText xml:space="preserve"> PAGEREF _Toc226559521 \h </w:instrText>
             </w:r>
             <w:r>
               <w:rPr>
@@ -2929,7 +2907,7 @@
               <w14:ligatures w14:val="standardContextual"/>
             </w:rPr>
           </w:pPr>
-          <w:hyperlink w:anchor="_Toc226490743" w:history="1">
+          <w:hyperlink w:anchor="_Toc226559522" w:history="1">
             <w:r>
               <w:rPr>
                 <w:rStyle w:val="Hypertextovodkaz"/>
@@ -2973,7 +2951,7 @@
                 <w:noProof/>
                 <w:webHidden/>
               </w:rPr>
-              <w:instrText xml:space="preserve"> PAGEREF _Toc226490743 \h </w:instrText>
+              <w:instrText xml:space="preserve"> PAGEREF _Toc226559522 \h </w:instrText>
             </w:r>
             <w:r>
               <w:rPr>
@@ -3019,7 +2997,7 @@
               <w14:ligatures w14:val="standardContextual"/>
             </w:rPr>
           </w:pPr>
-          <w:hyperlink w:anchor="_Toc226490744" w:history="1">
+          <w:hyperlink w:anchor="_Toc226559523" w:history="1">
             <w:r>
               <w:rPr>
                 <w:rStyle w:val="Hypertextovodkaz"/>
@@ -3063,7 +3041,7 @@
                 <w:noProof/>
                 <w:webHidden/>
               </w:rPr>
-              <w:instrText xml:space="preserve"> PAGEREF _Toc226490744 \h </w:instrText>
+              <w:instrText xml:space="preserve"> PAGEREF _Toc226559523 \h </w:instrText>
             </w:r>
             <w:r>
               <w:rPr>
@@ -3109,7 +3087,7 @@
               <w14:ligatures w14:val="standardContextual"/>
             </w:rPr>
           </w:pPr>
-          <w:hyperlink w:anchor="_Toc226490745" w:history="1">
+          <w:hyperlink w:anchor="_Toc226559524" w:history="1">
             <w:r>
               <w:rPr>
                 <w:rStyle w:val="Hypertextovodkaz"/>
@@ -3153,7 +3131,7 @@
                 <w:noProof/>
                 <w:webHidden/>
               </w:rPr>
-              <w:instrText xml:space="preserve"> PAGEREF _Toc226490745 \h </w:instrText>
+              <w:instrText xml:space="preserve"> PAGEREF _Toc226559524 \h </w:instrText>
             </w:r>
             <w:r>
               <w:rPr>
@@ -3199,7 +3177,7 @@
               <w14:ligatures w14:val="standardContextual"/>
             </w:rPr>
           </w:pPr>
-          <w:hyperlink w:anchor="_Toc226490746" w:history="1">
+          <w:hyperlink w:anchor="_Toc226559525" w:history="1">
             <w:r>
               <w:rPr>
                 <w:rStyle w:val="Hypertextovodkaz"/>
@@ -3243,7 +3221,7 @@
                 <w:noProof/>
                 <w:webHidden/>
               </w:rPr>
-              <w:instrText xml:space="preserve"> PAGEREF _Toc226490746 \h </w:instrText>
+              <w:instrText xml:space="preserve"> PAGEREF _Toc226559525 \h </w:instrText>
             </w:r>
             <w:r>
               <w:rPr>
@@ -3289,7 +3267,7 @@
               <w14:ligatures w14:val="standardContextual"/>
             </w:rPr>
           </w:pPr>
-          <w:hyperlink w:anchor="_Toc226490747" w:history="1">
+          <w:hyperlink w:anchor="_Toc226559526" w:history="1">
             <w:r>
               <w:rPr>
                 <w:rStyle w:val="Hypertextovodkaz"/>
@@ -3333,7 +3311,7 @@
                 <w:noProof/>
                 <w:webHidden/>
               </w:rPr>
-              <w:instrText xml:space="preserve"> PAGEREF _Toc226490747 \h </w:instrText>
+              <w:instrText xml:space="preserve"> PAGEREF _Toc226559526 \h </w:instrText>
             </w:r>
             <w:r>
               <w:rPr>
@@ -3379,7 +3357,7 @@
               <w14:ligatures w14:val="standardContextual"/>
             </w:rPr>
           </w:pPr>
-          <w:hyperlink w:anchor="_Toc226490748" w:history="1">
+          <w:hyperlink w:anchor="_Toc226559527" w:history="1">
             <w:r>
               <w:rPr>
                 <w:rStyle w:val="Hypertextovodkaz"/>
@@ -3423,7 +3401,7 @@
                 <w:noProof/>
                 <w:webHidden/>
               </w:rPr>
-              <w:instrText xml:space="preserve"> PAGEREF _Toc226490748 \h </w:instrText>
+              <w:instrText xml:space="preserve"> PAGEREF _Toc226559527 \h </w:instrText>
             </w:r>
             <w:r>
               <w:rPr>
@@ -3469,7 +3447,7 @@
               <w14:ligatures w14:val="standardContextual"/>
             </w:rPr>
           </w:pPr>
-          <w:hyperlink w:anchor="_Toc226490749" w:history="1">
+          <w:hyperlink w:anchor="_Toc226559528" w:history="1">
             <w:r>
               <w:rPr>
                 <w:rStyle w:val="Hypertextovodkaz"/>
@@ -3513,7 +3491,7 @@
                 <w:noProof/>
                 <w:webHidden/>
               </w:rPr>
-              <w:instrText xml:space="preserve"> PAGEREF _Toc226490749 \h </w:instrText>
+              <w:instrText xml:space="preserve"> PAGEREF _Toc226559528 \h </w:instrText>
             </w:r>
             <w:r>
               <w:rPr>
@@ -3559,7 +3537,7 @@
               <w14:ligatures w14:val="standardContextual"/>
             </w:rPr>
           </w:pPr>
-          <w:hyperlink w:anchor="_Toc226490750" w:history="1">
+          <w:hyperlink w:anchor="_Toc226559529" w:history="1">
             <w:r>
               <w:rPr>
                 <w:rStyle w:val="Hypertextovodkaz"/>
@@ -3603,7 +3581,7 @@
                 <w:noProof/>
                 <w:webHidden/>
               </w:rPr>
-              <w:instrText xml:space="preserve"> PAGEREF _Toc226490750 \h </w:instrText>
+              <w:instrText xml:space="preserve"> PAGEREF _Toc226559529 \h </w:instrText>
             </w:r>
             <w:r>
               <w:rPr>
@@ -3649,7 +3627,7 @@
               <w14:ligatures w14:val="standardContextual"/>
             </w:rPr>
           </w:pPr>
-          <w:hyperlink w:anchor="_Toc226490751" w:history="1">
+          <w:hyperlink w:anchor="_Toc226559530" w:history="1">
             <w:r>
               <w:rPr>
                 <w:rStyle w:val="Hypertextovodkaz"/>
@@ -3693,7 +3671,7 @@
                 <w:noProof/>
                 <w:webHidden/>
               </w:rPr>
-              <w:instrText xml:space="preserve"> PAGEREF _Toc226490751 \h </w:instrText>
+              <w:instrText xml:space="preserve"> PAGEREF _Toc226559530 \h </w:instrText>
             </w:r>
             <w:r>
               <w:rPr>
@@ -3739,7 +3717,7 @@
               <w14:ligatures w14:val="standardContextual"/>
             </w:rPr>
           </w:pPr>
-          <w:hyperlink w:anchor="_Toc226490752" w:history="1">
+          <w:hyperlink w:anchor="_Toc226559531" w:history="1">
             <w:r>
               <w:rPr>
                 <w:rStyle w:val="Hypertextovodkaz"/>
@@ -3783,7 +3761,7 @@
                 <w:noProof/>
                 <w:webHidden/>
               </w:rPr>
-              <w:instrText xml:space="preserve"> PAGEREF _Toc226490752 \h </w:instrText>
+              <w:instrText xml:space="preserve"> PAGEREF _Toc226559531 \h </w:instrText>
             </w:r>
             <w:r>
               <w:rPr>
@@ -3829,7 +3807,7 @@
               <w14:ligatures w14:val="standardContextual"/>
             </w:rPr>
           </w:pPr>
-          <w:hyperlink w:anchor="_Toc226490753" w:history="1">
+          <w:hyperlink w:anchor="_Toc226559532" w:history="1">
             <w:r>
               <w:rPr>
                 <w:rStyle w:val="Hypertextovodkaz"/>
@@ -3873,7 +3851,7 @@
                 <w:noProof/>
                 <w:webHidden/>
               </w:rPr>
-              <w:instrText xml:space="preserve"> PAGEREF _Toc226490753 \h </w:instrText>
+              <w:instrText xml:space="preserve"> PAGEREF _Toc226559532 \h </w:instrText>
             </w:r>
             <w:r>
               <w:rPr>
@@ -3931,7 +3909,7 @@
       <w:pPr>
         <w:pStyle w:val="Nadpis1"/>
       </w:pPr>
-      <w:bookmarkStart w:id="0" w:name="_Toc226490718"/>
+      <w:bookmarkStart w:id="0" w:name="_Toc226559497"/>
       <w:r>
         <w:lastRenderedPageBreak/>
         <w:t>Úvod a cíl práce</w:t>
@@ -4010,10 +3988,26 @@
         <w:t>.</w:t>
       </w:r>
       <w:r>
-        <w:t xml:space="preserve"> Aplikace musí být snadno ovladatelná a přizpůsobivá různým typům zařízení. Mezi dílčí cíle patří implementace moderních prvků uživatelského rozhraní, jako je tmavý režim (Dark Mode), plynulé přiblížení obsahu (Zoom), dynamicky nastavitelné stínování</w:t>
-      </w:r>
-      <w:r>
-        <w:t>, progress bar</w:t>
+        <w:t xml:space="preserve"> Aplikace musí být snadno ovladatelná a přizpůsobivá různým typům zařízení. Mezi dílčí cíle patří implementace moderních prvků uživatelského rozhraní, jako je tmavý režim (</w:t>
+      </w:r>
+      <w:proofErr w:type="spellStart"/>
+      <w:r>
+        <w:t>Dark</w:t>
+      </w:r>
+      <w:proofErr w:type="spellEnd"/>
+      <w:r>
+        <w:t xml:space="preserve"> Mode), plynulé přiblížení obsahu (Zoom), dynamicky nastavitelné stínování</w:t>
+      </w:r>
+      <w:r>
+        <w:t xml:space="preserve">, </w:t>
+      </w:r>
+      <w:proofErr w:type="spellStart"/>
+      <w:r>
+        <w:t>progress</w:t>
+      </w:r>
+      <w:proofErr w:type="spellEnd"/>
+      <w:r>
+        <w:t xml:space="preserve"> bar</w:t>
       </w:r>
       <w:r>
         <w:t xml:space="preserve"> a integrace zvukových efektů, které </w:t>
@@ -4029,7 +4023,7 @@
       <w:pPr>
         <w:pStyle w:val="Nadpis1"/>
       </w:pPr>
-      <w:bookmarkStart w:id="1" w:name="_Toc226490719"/>
+      <w:bookmarkStart w:id="1" w:name="_Toc226559498"/>
       <w:r>
         <w:lastRenderedPageBreak/>
         <w:t>Teoretická část</w:t>
@@ -4048,7 +4042,7 @@
       <w:pPr>
         <w:pStyle w:val="Nadpis2"/>
       </w:pPr>
-      <w:bookmarkStart w:id="2" w:name="_Toc226490720"/>
+      <w:bookmarkStart w:id="2" w:name="_Toc226559499"/>
       <w:r>
         <w:t>Formáty digitálních dokumentů a jejich vývoj</w:t>
       </w:r>
@@ -4065,14 +4059,22 @@
         <w:t> </w:t>
       </w:r>
       <w:r>
-        <w:t>využití webových technologií, které umožňují renderovat obsah přímo v internetovém prohlížeči. Tímto způsobem lze vytvářet dynamické aplikace, které nejen zobrazují informace, ale pomocí animací a 3D efektů věrně simulují fyzické objekty, čímž výrazně vylepšují celkový uživatelský zážitek (UX).</w:t>
+        <w:t xml:space="preserve">využití webových technologií, které umožňují </w:t>
+      </w:r>
+      <w:proofErr w:type="spellStart"/>
+      <w:r>
+        <w:t>renderovat</w:t>
+      </w:r>
+      <w:proofErr w:type="spellEnd"/>
+      <w:r>
+        <w:t xml:space="preserve"> obsah přímo v internetovém prohlížeči. Tímto způsobem lze vytvářet dynamické aplikace, které nejen zobrazují informace, ale pomocí animací a 3D efektů věrně simulují fyzické objekty, čímž výrazně vylepšují celkový uživatelský zážitek (UX).</w:t>
       </w:r>
     </w:p>
     <w:p>
       <w:pPr>
         <w:pStyle w:val="Nadpis2"/>
       </w:pPr>
-      <w:bookmarkStart w:id="3" w:name="_Toc226490721"/>
+      <w:bookmarkStart w:id="3" w:name="_Toc226559500"/>
       <w:r>
         <w:t>Použité webové technologie</w:t>
       </w:r>
@@ -4083,7 +4085,15 @@
         <w:ind w:firstLine="720"/>
       </w:pPr>
       <w:r>
-        <w:t>Aplikace je postavena na třech základních pilířích webového frontendu, které se</w:t>
+        <w:t xml:space="preserve">Aplikace je postavena na třech základních pilířích webového </w:t>
+      </w:r>
+      <w:proofErr w:type="spellStart"/>
+      <w:r>
+        <w:t>frontendu</w:t>
+      </w:r>
+      <w:proofErr w:type="spellEnd"/>
+      <w:r>
+        <w:t>, které se</w:t>
       </w:r>
       <w:r>
         <w:t> </w:t>
@@ -4100,7 +4110,7 @@
         <w:pStyle w:val="Nadpis3"/>
       </w:pPr>
       <w:bookmarkStart w:id="4" w:name="_Ref224326797"/>
-      <w:bookmarkStart w:id="5" w:name="_Toc226490722"/>
+      <w:bookmarkStart w:id="5" w:name="_Toc226559501"/>
       <w:r>
         <w:t>HTML5 a struktura dokumentu</w:t>
       </w:r>
@@ -4112,7 +4122,23 @@
         <w:ind w:firstLine="720"/>
       </w:pPr>
       <w:r>
-        <w:t xml:space="preserve">HTML5 tvoří strukturu webové stránky a DOM (Document Object Model) představuje standardizované rozhraní, prostřednictvím kterého může JavaScript přistupovat k objektům dokumentu, reagovat na události a měnit jednotlivé prvky stránky </w:t>
+        <w:t>HTML5 tvoří strukturu webové stránky a DOM (</w:t>
+      </w:r>
+      <w:proofErr w:type="spellStart"/>
+      <w:r>
+        <w:t>Document</w:t>
+      </w:r>
+      <w:proofErr w:type="spellEnd"/>
+      <w:r>
+        <w:t xml:space="preserve"> </w:t>
+      </w:r>
+      <w:proofErr w:type="spellStart"/>
+      <w:r>
+        <w:t>Object</w:t>
+      </w:r>
+      <w:proofErr w:type="spellEnd"/>
+      <w:r>
+        <w:t xml:space="preserve"> Model) představuje standardizované rozhraní, prostřednictvím kterého může JavaScript přistupovat k objektům dokumentu, reagovat na události a měnit jednotlivé prvky stránky </w:t>
       </w:r>
       <w:r>
         <w:t>[</w:t>
@@ -4130,7 +4156,15 @@
         <w:t>]</w:t>
       </w:r>
       <w:r>
-        <w:t>. Pro manipulaci s těmito prvky je v aplikaci využíváno programové rozhraní, které umožňuje dynamické generování obsahu (např. stránek letáku) za běhu programu. Dále jsou využita specifická rozhraní HTML5, konkrétně element &lt;canvas&gt; pro algoritmické vykreslování 2D grafiky (využito pro záchrannou chybovou obrazovku) a objekt Audio pro reprodukci zvukových stop.</w:t>
+        <w:t>. Pro manipulaci s těmito prvky je v aplikaci využíváno programové rozhraní, které umožňuje dynamické generování obsahu (např. stránek letáku) za běhu programu. Dále jsou využita specifická rozhraní HTML5, konkrétně element &lt;</w:t>
+      </w:r>
+      <w:proofErr w:type="spellStart"/>
+      <w:r>
+        <w:t>canvas</w:t>
+      </w:r>
+      <w:proofErr w:type="spellEnd"/>
+      <w:r>
+        <w:t>&gt; pro algoritmické vykreslování 2D grafiky (využito pro záchrannou chybovou obrazovku) a objekt Audio pro reprodukci zvukových stop.</w:t>
       </w:r>
     </w:p>
     <w:p>
@@ -4139,7 +4173,7 @@
       </w:pPr>
       <w:bookmarkStart w:id="6" w:name="_Ref224328290"/>
       <w:bookmarkStart w:id="7" w:name="_Ref224332472"/>
-      <w:bookmarkStart w:id="8" w:name="_Toc226490723"/>
+      <w:bookmarkStart w:id="8" w:name="_Toc226559502"/>
       <w:r>
         <w:t>CSS3 pro moderní design</w:t>
       </w:r>
@@ -4158,7 +4192,31 @@
         <w:t>použit</w:t>
       </w:r>
       <w:r>
-        <w:t xml:space="preserve"> model Flexbox. Zásadní technologií, o kterou se opírá interaktivita aplikace, jsou tzv. CSS proměnné (Custom Properties). Ty umožňují definovat hodnoty (např. úroveň přiblížení nebo </w:t>
+        <w:t xml:space="preserve"> model </w:t>
+      </w:r>
+      <w:proofErr w:type="spellStart"/>
+      <w:r>
+        <w:t>Flexbox</w:t>
+      </w:r>
+      <w:proofErr w:type="spellEnd"/>
+      <w:r>
+        <w:t>. Zásadní technologií, o kterou se opírá interaktivita aplikace, jsou tzv. CSS proměnné (</w:t>
+      </w:r>
+      <w:proofErr w:type="spellStart"/>
+      <w:r>
+        <w:t>Custom</w:t>
+      </w:r>
+      <w:proofErr w:type="spellEnd"/>
+      <w:r>
+        <w:t xml:space="preserve"> </w:t>
+      </w:r>
+      <w:proofErr w:type="spellStart"/>
+      <w:r>
+        <w:t>Properties</w:t>
+      </w:r>
+      <w:proofErr w:type="spellEnd"/>
+      <w:r>
+        <w:t xml:space="preserve">). Ty umožňují definovat hodnoty (např. úroveň přiblížení nebo </w:t>
       </w:r>
       <w:r>
         <w:t>parametry</w:t>
@@ -4168,13 +4226,37 @@
       </w:r>
       <w:r>
         <w:lastRenderedPageBreak/>
-        <w:t>stínu) na centrálním místě (:root) a plynule je měnit pomocí skriptu</w:t>
+        <w:t>stínu) na centrálním místě (:</w:t>
+      </w:r>
+      <w:proofErr w:type="spellStart"/>
+      <w:r>
+        <w:t>root</w:t>
+      </w:r>
+      <w:proofErr w:type="spellEnd"/>
+      <w:r>
+        <w:t>) a plynule je měnit pomocí skriptu</w:t>
       </w:r>
       <w:r>
         <w:t xml:space="preserve">. </w:t>
       </w:r>
       <w:r>
-        <w:t xml:space="preserve">Pro tvorbu iluze hloubky a ohybu papíru jsou v CSS využity pokročilé vlastnosti stínování, jako je vnitřní stín (box-shadow: inset) a </w:t>
+        <w:t>Pro tvorbu iluze hloubky a ohybu papíru jsou v CSS využity pokročilé vlastnosti stínování, jako je vnitřní stín (box-</w:t>
+      </w:r>
+      <w:proofErr w:type="spellStart"/>
+      <w:r>
+        <w:t>shadow</w:t>
+      </w:r>
+      <w:proofErr w:type="spellEnd"/>
+      <w:r>
+        <w:t xml:space="preserve">: </w:t>
+      </w:r>
+      <w:proofErr w:type="spellStart"/>
+      <w:r>
+        <w:t>inset</w:t>
+      </w:r>
+      <w:proofErr w:type="spellEnd"/>
+      <w:r>
+        <w:t xml:space="preserve">) a </w:t>
       </w:r>
       <w:r>
         <w:t>moderní CSS filtry, které prohlížeč vykresluje plynuleji</w:t>
@@ -4183,7 +4265,23 @@
         <w:t xml:space="preserve"> </w:t>
       </w:r>
       <w:r>
-        <w:t>(filter: drop-shadow).</w:t>
+        <w:t>(</w:t>
+      </w:r>
+      <w:proofErr w:type="spellStart"/>
+      <w:r>
+        <w:t>filter</w:t>
+      </w:r>
+      <w:proofErr w:type="spellEnd"/>
+      <w:r>
+        <w:t>: drop-</w:t>
+      </w:r>
+      <w:proofErr w:type="spellStart"/>
+      <w:r>
+        <w:t>shadow</w:t>
+      </w:r>
+      <w:proofErr w:type="spellEnd"/>
+      <w:r>
+        <w:t>).</w:t>
       </w:r>
       <w:r>
         <w:t xml:space="preserve"> </w:t>
@@ -4208,7 +4306,7 @@
       <w:pPr>
         <w:pStyle w:val="Nadpis3"/>
       </w:pPr>
-      <w:bookmarkStart w:id="9" w:name="_Toc226490724"/>
+      <w:bookmarkStart w:id="9" w:name="_Toc226559503"/>
       <w:r>
         <w:t>JavaScript (ES6+)</w:t>
       </w:r>
@@ -4326,7 +4424,7 @@
                               </w:rPr>
                             </w:pPr>
                             <w:bookmarkStart w:id="10" w:name="_Ref224322174"/>
-                            <w:bookmarkStart w:id="11" w:name="_Toc226490708"/>
+                            <w:bookmarkStart w:id="11" w:name="_Toc226559682"/>
                             <w:r>
                               <w:t xml:space="preserve">Obrázek </w:t>
                             </w:r>
@@ -4340,7 +4438,15 @@
                             </w:fldSimple>
                             <w:bookmarkEnd w:id="10"/>
                             <w:r>
-                              <w:t xml:space="preserve"> RegEx </w:t>
+                              <w:t xml:space="preserve"> </w:t>
+                            </w:r>
+                            <w:proofErr w:type="spellStart"/>
+                            <w:r>
+                              <w:t>RegEx</w:t>
+                            </w:r>
+                            <w:proofErr w:type="spellEnd"/>
+                            <w:r>
+                              <w:t xml:space="preserve"> </w:t>
                             </w:r>
                             <w:hyperlink r:id="rId21" w:history="1">
                               <w:r>
@@ -4386,7 +4492,7 @@
                         </w:rPr>
                       </w:pPr>
                       <w:bookmarkStart w:id="12" w:name="_Ref224322174"/>
-                      <w:bookmarkStart w:id="13" w:name="_Toc226490708"/>
+                      <w:bookmarkStart w:id="13" w:name="_Toc226559682"/>
                       <w:r>
                         <w:t xml:space="preserve">Obrázek </w:t>
                       </w:r>
@@ -4400,7 +4506,15 @@
                       </w:fldSimple>
                       <w:bookmarkEnd w:id="12"/>
                       <w:r>
-                        <w:t xml:space="preserve"> RegEx </w:t>
+                        <w:t xml:space="preserve"> </w:t>
+                      </w:r>
+                      <w:proofErr w:type="spellStart"/>
+                      <w:r>
+                        <w:t>RegEx</w:t>
+                      </w:r>
+                      <w:proofErr w:type="spellEnd"/>
+                      <w:r>
+                        <w:t xml:space="preserve"> </w:t>
                       </w:r>
                       <w:hyperlink r:id="rId22" w:history="1">
                         <w:r>
@@ -4429,17 +4543,41 @@
         <w:tab/>
       </w:r>
       <w:r>
-        <w:t xml:space="preserve">Aplikační logika je naprogramována v jazyce JavaScript s využitím moderní syntaxe standardu ECMAScript 6. Kód je strukturován pomocí objektově orientovaného programování (OOP). Celý leták je zapouzdřen do samostatné třídy (Class), což zajišťuje izolaci proměnných a přehlednost kódu. </w:t>
-      </w:r>
-      <w:r>
-        <w:t>Pro filtraci souborů při načítání obsahu složek jsou využity regulární výrazy (RegEx), které umožňují vyhledávat názvy souborů odpovídající specifickému vzoru.</w:t>
+        <w:t xml:space="preserve">Aplikační logika je naprogramována v jazyce JavaScript s využitím moderní syntaxe standardu </w:t>
+      </w:r>
+      <w:proofErr w:type="spellStart"/>
+      <w:r>
+        <w:t>ECMAScript</w:t>
+      </w:r>
+      <w:proofErr w:type="spellEnd"/>
+      <w:r>
+        <w:t xml:space="preserve"> 6. Kód je strukturován pomocí objektově orientovaného programování (OOP). Celý leták je zapouzdřen do samostatné třídy (</w:t>
+      </w:r>
+      <w:proofErr w:type="spellStart"/>
+      <w:r>
+        <w:t>Class</w:t>
+      </w:r>
+      <w:proofErr w:type="spellEnd"/>
+      <w:r>
+        <w:t xml:space="preserve">), což zajišťuje izolaci proměnných a přehlednost kódu. </w:t>
+      </w:r>
+      <w:r>
+        <w:t>Pro filtraci souborů při načítání obsahu složek jsou využity regulární výrazy (</w:t>
+      </w:r>
+      <w:proofErr w:type="spellStart"/>
+      <w:r>
+        <w:t>RegEx</w:t>
+      </w:r>
+      <w:proofErr w:type="spellEnd"/>
+      <w:r>
+        <w:t>), které umožňují vyhledávat názvy souborů odpovídající specifickému vzoru.</w:t>
       </w:r>
     </w:p>
     <w:p>
       <w:pPr>
         <w:pStyle w:val="Nadpis2"/>
       </w:pPr>
-      <w:bookmarkStart w:id="14" w:name="_Toc226490725"/>
+      <w:bookmarkStart w:id="14" w:name="_Toc226559504"/>
       <w:r>
         <w:t>Asynchronní operace na webu</w:t>
       </w:r>
@@ -4459,10 +4597,39 @@
         <w:t> </w:t>
       </w:r>
       <w:r>
-        <w:t xml:space="preserve">tomuto účelu slouží moderní koncepty async/await a tzv. Promises (sliby). </w:t>
-      </w:r>
-      <w:r>
-        <w:t>Promise představuje operaci, která ještě nebyla dokončena, ale v budoucnu poskytne výsledek (např. informaci o úspěšném načtení obrázku).</w:t>
+        <w:t xml:space="preserve">tomuto účelu slouží moderní koncepty </w:t>
+      </w:r>
+      <w:proofErr w:type="spellStart"/>
+      <w:r>
+        <w:t>async</w:t>
+      </w:r>
+      <w:proofErr w:type="spellEnd"/>
+      <w:r>
+        <w:t>/</w:t>
+      </w:r>
+      <w:proofErr w:type="spellStart"/>
+      <w:r>
+        <w:t>await</w:t>
+      </w:r>
+      <w:proofErr w:type="spellEnd"/>
+      <w:r>
+        <w:t xml:space="preserve"> a tzv. </w:t>
+      </w:r>
+      <w:proofErr w:type="spellStart"/>
+      <w:r>
+        <w:t>Promises</w:t>
+      </w:r>
+      <w:proofErr w:type="spellEnd"/>
+      <w:r>
+        <w:t xml:space="preserve"> (sliby). </w:t>
+      </w:r>
+      <w:proofErr w:type="spellStart"/>
+      <w:r>
+        <w:t>Promise</w:t>
+      </w:r>
+      <w:proofErr w:type="spellEnd"/>
+      <w:r>
+        <w:t xml:space="preserve"> představuje operaci, která ještě nebyla dokončena, ale v budoucnu poskytne výsledek (např. informaci o úspěšném načtení obrázku).</w:t>
       </w:r>
     </w:p>
     <w:p/>
@@ -4471,7 +4638,15 @@
         <w:ind w:firstLine="431"/>
       </w:pPr>
       <w:r>
-        <w:t>Pro samotné získávání dat ze serveru (čtení obsahu složky s obrázky) je v aplikaci využito rozhraní Fetch API. Toto rozhraní odesílá síťové požadavky na pozadí, a jakmile je odpověď serveru doručena, program ji zpracuje, aniž by došlo k přerušení běhu uživatelského rozhraní.</w:t>
+        <w:t xml:space="preserve">Pro samotné získávání dat ze serveru (čtení obsahu složky s obrázky) je v aplikaci využito rozhraní </w:t>
+      </w:r>
+      <w:proofErr w:type="spellStart"/>
+      <w:r>
+        <w:t>Fetch</w:t>
+      </w:r>
+      <w:proofErr w:type="spellEnd"/>
+      <w:r>
+        <w:t xml:space="preserve"> API. Toto rozhraní odesílá síťové požadavky na pozadí, a jakmile je odpověď serveru doručena, program ji zpracuje, aniž by došlo k přerušení běhu uživatelského rozhraní.</w:t>
       </w:r>
     </w:p>
     <w:p>
@@ -4481,7 +4656,7 @@
       <w:bookmarkStart w:id="15" w:name="_Ref224331596"/>
       <w:bookmarkStart w:id="16" w:name="_Ref224331933"/>
       <w:bookmarkStart w:id="17" w:name="_Ref224333398"/>
-      <w:bookmarkStart w:id="18" w:name="_Toc226490726"/>
+      <w:bookmarkStart w:id="18" w:name="_Toc226559505"/>
       <w:r>
         <w:t>Zásady moderního UI/UX designu</w:t>
       </w:r>
@@ -4495,7 +4670,23 @@
         <w:ind w:firstLine="578"/>
       </w:pPr>
       <w:r>
-        <w:t>Responzivita a chytrý zámek: Aplikace musí správně fungovat na displejích všech velikostí. Namísto složité sady mediálních dotazů (Media Queries) využívá aplikace moderní matematické funkce CSS (min(), calc()), které dynamicky vypočítávají velikost kontejneru tak, aby byl vždy zachován přesný poměr stran letáku bez ohledu na rozlišení monitoru.</w:t>
+        <w:t xml:space="preserve">Responzivita a chytrý zámek: Aplikace musí správně fungovat na displejích všech velikostí. Namísto složité sady mediálních dotazů (Media </w:t>
+      </w:r>
+      <w:proofErr w:type="spellStart"/>
+      <w:r>
+        <w:t>Queries</w:t>
+      </w:r>
+      <w:proofErr w:type="spellEnd"/>
+      <w:r>
+        <w:t xml:space="preserve">) využívá aplikace moderní matematické funkce CSS (min(), </w:t>
+      </w:r>
+      <w:proofErr w:type="spellStart"/>
+      <w:r>
+        <w:t>calc</w:t>
+      </w:r>
+      <w:proofErr w:type="spellEnd"/>
+      <w:r>
+        <w:t>()), které dynamicky vypočítávají velikost kontejneru tak, aby byl vždy zachován přesný poměr stran letáku bez ohledu na rozlišení monitoru.</w:t>
       </w:r>
     </w:p>
     <w:p>
@@ -4509,13 +4700,29 @@
         <w:t> </w:t>
       </w:r>
       <w:r>
-        <w:t>tomuto účelu slouží animovaná načítací obrazovka (Preloader), která překrývá obsah do doby, než jsou všechna data připravena. Pro orientaci uvnitř samotného letáku je</w:t>
+        <w:t>tomuto účelu slouží animovaná načítací obrazovka (</w:t>
+      </w:r>
+      <w:proofErr w:type="spellStart"/>
+      <w:r>
+        <w:t>Preloader</w:t>
+      </w:r>
+      <w:proofErr w:type="spellEnd"/>
+      <w:r>
+        <w:t>), která překrývá obsah do doby, než jsou všechna data připravena. Pro orientaci uvnitř samotného letáku je</w:t>
       </w:r>
       <w:r>
         <w:t> </w:t>
       </w:r>
       <w:r>
-        <w:t>implementován dynamický indikátor průběhu (Progress bar), jenž vizualizuje aktuální pozici čtenáře vůči celkovému počtu stran.</w:t>
+        <w:t>implementován dynamický indikátor průběhu (</w:t>
+      </w:r>
+      <w:proofErr w:type="spellStart"/>
+      <w:r>
+        <w:t>Progress</w:t>
+      </w:r>
+      <w:proofErr w:type="spellEnd"/>
+      <w:r>
+        <w:t xml:space="preserve"> bar), jenž vizualizuje aktuální pozici čtenáře vůči celkovému počtu stran.</w:t>
       </w:r>
     </w:p>
     <w:p>
@@ -4523,7 +4730,15 @@
         <w:ind w:firstLine="431"/>
       </w:pPr>
       <w:r>
-        <w:t>Tmavý režim (Dark Mode): Snížení zrakové únavy uživatelů při prohlížení ve</w:t>
+        <w:t>Tmavý režim (</w:t>
+      </w:r>
+      <w:proofErr w:type="spellStart"/>
+      <w:r>
+        <w:t>Dark</w:t>
+      </w:r>
+      <w:proofErr w:type="spellEnd"/>
+      <w:r>
+        <w:t xml:space="preserve"> Mode): Snížení zrakové únavy uživatelů při prohlížení ve</w:t>
       </w:r>
       <w:r>
         <w:t> </w:t>
@@ -4554,7 +4769,7 @@
       <w:pPr>
         <w:pStyle w:val="Nadpis1"/>
       </w:pPr>
-      <w:bookmarkStart w:id="19" w:name="_Toc226490727"/>
+      <w:bookmarkStart w:id="19" w:name="_Toc226559506"/>
       <w:r>
         <w:lastRenderedPageBreak/>
         <w:t>Praktická část (Implementace aplikace)</w:t>
@@ -4582,9 +4797,17 @@
       <w:pPr>
         <w:pStyle w:val="Nadpis2"/>
       </w:pPr>
-      <w:bookmarkStart w:id="20" w:name="_Toc226490728"/>
-      <w:r>
-        <w:t>Požadavky a nastavení serveru (Localhost / IIS)</w:t>
+      <w:bookmarkStart w:id="20" w:name="_Toc226559507"/>
+      <w:r>
+        <w:t>Požadavky a nastavení serveru (</w:t>
+      </w:r>
+      <w:proofErr w:type="spellStart"/>
+      <w:r>
+        <w:t>Localhost</w:t>
+      </w:r>
+      <w:proofErr w:type="spellEnd"/>
+      <w:r>
+        <w:t xml:space="preserve"> / IIS)</w:t>
       </w:r>
       <w:bookmarkEnd w:id="20"/>
     </w:p>
@@ -4605,11 +4828,27 @@
         <w:t xml:space="preserve"> neboli</w:t>
       </w:r>
       <w:r>
-        <w:t xml:space="preserve"> localhost). Z bezpečnostních důvodů moderní webové prohlížeče neumožňují spouštět asynchronní síťové požadavky (Fetch API)</w:t>
-      </w:r>
-      <w:r>
         <w:t xml:space="preserve"> </w:t>
       </w:r>
+      <w:proofErr w:type="spellStart"/>
+      <w:r>
+        <w:t>localhost</w:t>
+      </w:r>
+      <w:proofErr w:type="spellEnd"/>
+      <w:r>
+        <w:t>). Z bezpečnostních důvodů moderní webové prohlížeče neumožňují spouštět asynchronní síťové požadavky (</w:t>
+      </w:r>
+      <w:proofErr w:type="spellStart"/>
+      <w:r>
+        <w:t>Fetch</w:t>
+      </w:r>
+      <w:proofErr w:type="spellEnd"/>
+      <w:r>
+        <w:t xml:space="preserve"> API)</w:t>
+      </w:r>
+      <w:r>
+        <w:t xml:space="preserve"> </w:t>
+      </w:r>
       <w:r>
         <w:t>pouhým lokálním otevřením souboru (protokol file://).</w:t>
       </w:r>
@@ -4619,7 +4858,23 @@
         <w:ind w:firstLine="578"/>
       </w:pPr>
       <w:r>
-        <w:t>Z tohoto důvodu je aplikace testována na lokálním serveru v prostředí operačního systému Windows s využitím služby Internet Information Services (IIS).</w:t>
+        <w:t xml:space="preserve">Z tohoto důvodu je aplikace testována na lokálním serveru v prostředí operačního systému Windows s využitím služby Internet </w:t>
+      </w:r>
+      <w:proofErr w:type="spellStart"/>
+      <w:r>
+        <w:t>Information</w:t>
+      </w:r>
+      <w:proofErr w:type="spellEnd"/>
+      <w:r>
+        <w:t xml:space="preserve"> </w:t>
+      </w:r>
+      <w:proofErr w:type="spellStart"/>
+      <w:r>
+        <w:t>Services</w:t>
+      </w:r>
+      <w:proofErr w:type="spellEnd"/>
+      <w:r>
+        <w:t xml:space="preserve"> (IIS).</w:t>
       </w:r>
       <w:r>
         <w:t xml:space="preserve"> </w:t>
@@ -4729,7 +4984,7 @@
                                 <w:lang w:eastAsia="en-US"/>
                               </w:rPr>
                             </w:pPr>
-                            <w:bookmarkStart w:id="21" w:name="_Toc226490709"/>
+                            <w:bookmarkStart w:id="21" w:name="_Toc226559683"/>
                             <w:r>
                               <w:t xml:space="preserve">Obrázek </w:t>
                             </w:r>
@@ -4785,7 +5040,7 @@
                           <w:lang w:eastAsia="en-US"/>
                         </w:rPr>
                       </w:pPr>
-                      <w:bookmarkStart w:id="22" w:name="_Toc226490709"/>
+                      <w:bookmarkStart w:id="22" w:name="_Toc226559683"/>
                       <w:r>
                         <w:t xml:space="preserve">Obrázek </w:t>
                       </w:r>
@@ -4902,10 +5157,23 @@
         <w:ind w:firstLine="578"/>
       </w:pPr>
       <w:r>
-        <w:t>Po zapnutí služby lze správce serveru spustit pomocí příkazu inetmgr</w:t>
-      </w:r>
-      <w:r>
-        <w:t xml:space="preserve"> přes klávesovou zkratku Win+R.</w:t>
+        <w:t xml:space="preserve">Po zapnutí služby lze správce serveru spustit pomocí příkazu </w:t>
+      </w:r>
+      <w:proofErr w:type="spellStart"/>
+      <w:r>
+        <w:t>inetmgr</w:t>
+      </w:r>
+      <w:proofErr w:type="spellEnd"/>
+      <w:r>
+        <w:t xml:space="preserve"> přes klávesovou zkratku </w:t>
+      </w:r>
+      <w:proofErr w:type="spellStart"/>
+      <w:r>
+        <w:t>Win+R</w:t>
+      </w:r>
+      <w:proofErr w:type="spellEnd"/>
+      <w:r>
+        <w:t>.</w:t>
       </w:r>
       <w:r>
         <w:t xml:space="preserve"> </w:t>
@@ -4923,7 +5191,23 @@
         <w:t>P</w:t>
       </w:r>
       <w:r>
-        <w:t>rocházení adresáře (Directory Browsing).</w:t>
+        <w:t>rocházení adresáře (</w:t>
+      </w:r>
+      <w:proofErr w:type="spellStart"/>
+      <w:r>
+        <w:t>Directory</w:t>
+      </w:r>
+      <w:proofErr w:type="spellEnd"/>
+      <w:r>
+        <w:t xml:space="preserve"> </w:t>
+      </w:r>
+      <w:proofErr w:type="spellStart"/>
+      <w:r>
+        <w:t>Browsing</w:t>
+      </w:r>
+      <w:proofErr w:type="spellEnd"/>
+      <w:r>
+        <w:t>).</w:t>
       </w:r>
       <w:r>
         <w:t xml:space="preserve"> IIS </w:t>
@@ -4985,7 +5269,7 @@
                                 <w:szCs w:val="22"/>
                               </w:rPr>
                             </w:pPr>
-                            <w:bookmarkStart w:id="23" w:name="_Toc226490710"/>
+                            <w:bookmarkStart w:id="23" w:name="_Toc226559684"/>
                             <w:r>
                               <w:t xml:space="preserve">Obrázek </w:t>
                             </w:r>
@@ -5042,7 +5326,7 @@
                           <w:szCs w:val="22"/>
                         </w:rPr>
                       </w:pPr>
-                      <w:bookmarkStart w:id="24" w:name="_Toc226490710"/>
+                      <w:bookmarkStart w:id="24" w:name="_Toc226559684"/>
                       <w:r>
                         <w:t xml:space="preserve">Obrázek </w:t>
                       </w:r>
@@ -5154,7 +5438,15 @@
         <w:t>obrázkové</w:t>
       </w:r>
       <w:r>
-        <w:t xml:space="preserve"> formáty. V sekci Typy MIME (MIME Types) je proto vhodné přidat nový typ:</w:t>
+        <w:t xml:space="preserve"> formáty. V sekci Typy MIME (MIME </w:t>
+      </w:r>
+      <w:proofErr w:type="spellStart"/>
+      <w:r>
+        <w:t>Types</w:t>
+      </w:r>
+      <w:proofErr w:type="spellEnd"/>
+      <w:r>
+        <w:t>) je proto vhodné přidat nový typ:</w:t>
       </w:r>
     </w:p>
     <w:p>
@@ -5190,7 +5482,7 @@
       <w:pPr>
         <w:pStyle w:val="Nadpis2"/>
       </w:pPr>
-      <w:bookmarkStart w:id="25" w:name="_Toc226490729"/>
+      <w:bookmarkStart w:id="25" w:name="_Toc226559508"/>
       <w:r>
         <w:lastRenderedPageBreak/>
         <w:t>Architektura projektu a inicializace</w:t>
@@ -5215,7 +5507,7 @@
       <w:pPr>
         <w:pStyle w:val="Nadpis3"/>
       </w:pPr>
-      <w:bookmarkStart w:id="26" w:name="_Toc226490730"/>
+      <w:bookmarkStart w:id="26" w:name="_Toc226559509"/>
       <w:r>
         <w:t>Struktura souborů</w:t>
       </w:r>
@@ -5314,7 +5606,7 @@
                                 <w:szCs w:val="22"/>
                               </w:rPr>
                             </w:pPr>
-                            <w:bookmarkStart w:id="27" w:name="_Toc226490711"/>
+                            <w:bookmarkStart w:id="27" w:name="_Toc226559685"/>
                             <w:r>
                               <w:t xml:space="preserve">Obrázek </w:t>
                             </w:r>
@@ -5371,7 +5663,7 @@
                           <w:szCs w:val="22"/>
                         </w:rPr>
                       </w:pPr>
-                      <w:bookmarkStart w:id="28" w:name="_Toc226490711"/>
+                      <w:bookmarkStart w:id="28" w:name="_Toc226559685"/>
                       <w:r>
                         <w:t xml:space="preserve">Obrázek </w:t>
                       </w:r>
@@ -5477,7 +5769,31 @@
         </w:drawing>
       </w:r>
       <w:r>
-        <w:t xml:space="preserve"> Obrazová data (jednotlivé stránky letáku) jsou uložena v samostatné složce Content/, zatímco zvukové efekty doprovázející listování se nacházejí ve složce Sounds/. Toto rozdělení usnadňuje případnou aktualizaci obsahu, protože pro změnu letáku stačí pouze nahradit obrázky ve složce Content/ bez nutnosti zásahu do zdrojového kódu aplikace.</w:t>
+        <w:t xml:space="preserve"> Obrazová data (jednotlivé stránky letáku) jsou uložena v samostatné složce </w:t>
+      </w:r>
+      <w:proofErr w:type="spellStart"/>
+      <w:r>
+        <w:t>Content</w:t>
+      </w:r>
+      <w:proofErr w:type="spellEnd"/>
+      <w:r>
+        <w:t xml:space="preserve">/, zatímco zvukové efekty doprovázející listování se nacházejí ve složce </w:t>
+      </w:r>
+      <w:proofErr w:type="spellStart"/>
+      <w:r>
+        <w:t>Sounds</w:t>
+      </w:r>
+      <w:proofErr w:type="spellEnd"/>
+      <w:r>
+        <w:t xml:space="preserve">/. Toto rozdělení usnadňuje případnou aktualizaci obsahu, protože pro změnu letáku stačí pouze nahradit obrázky ve složce </w:t>
+      </w:r>
+      <w:proofErr w:type="spellStart"/>
+      <w:r>
+        <w:t>Content</w:t>
+      </w:r>
+      <w:proofErr w:type="spellEnd"/>
+      <w:r>
+        <w:t>/ bez nutnosti zásahu do zdrojového kódu aplikace.</w:t>
       </w:r>
       <w:r>
         <w:t xml:space="preserve"> </w:t>
@@ -5487,25 +5803,46 @@
       <w:pPr>
         <w:pStyle w:val="Nadpis3"/>
       </w:pPr>
-      <w:bookmarkStart w:id="29" w:name="_Toc226490731"/>
+      <w:bookmarkStart w:id="29" w:name="_Toc226559510"/>
       <w:r>
         <w:lastRenderedPageBreak/>
-        <w:t>Integrace knihovny St.PageFlip</w:t>
+        <w:t xml:space="preserve">Integrace knihovny </w:t>
+      </w:r>
+      <w:proofErr w:type="spellStart"/>
+      <w:r>
+        <w:t>St.PageFlip</w:t>
       </w:r>
       <w:bookmarkEnd w:id="29"/>
+      <w:proofErr w:type="spellEnd"/>
     </w:p>
     <w:p>
       <w:pPr>
         <w:ind w:firstLine="720"/>
       </w:pPr>
       <w:r>
-        <w:t xml:space="preserve">Pro dosažení co nejrealističtějšího efektu listování byla do projektu integrována open-source knihovna St.PageFlip. </w:t>
+        <w:t xml:space="preserve">Pro dosažení co nejrealističtějšího efektu listování byla do projektu integrována open-source knihovna </w:t>
+      </w:r>
+      <w:proofErr w:type="spellStart"/>
+      <w:r>
+        <w:t>St.PageFlip</w:t>
+      </w:r>
+      <w:proofErr w:type="spellEnd"/>
+      <w:r>
+        <w:t xml:space="preserve">. </w:t>
       </w:r>
       <w:r>
         <w:t>Její výhodou je plynulé vykreslování s využitím hardwarové akcelerace a podpora ovládání jak pomocí myši, tak i na dotykových zařízeních.</w:t>
       </w:r>
       <w:r>
-        <w:t xml:space="preserve"> Knihovna je inicializována uvnitř metody initPageFlip(), kde jsou </w:t>
+        <w:t xml:space="preserve"> Knihovna je inicializována uvnitř metody </w:t>
+      </w:r>
+      <w:proofErr w:type="spellStart"/>
+      <w:r>
+        <w:t>initPageFlip</w:t>
+      </w:r>
+      <w:proofErr w:type="spellEnd"/>
+      <w:r>
+        <w:t xml:space="preserve">(), kde jsou </w:t>
       </w:r>
       <w:r>
         <w:t>vybrané konfigurační parametry</w:t>
@@ -5522,8 +5859,21 @@
           <w:numId w:val="6"/>
         </w:numPr>
       </w:pPr>
-      <w:r>
-        <w:t>size: "stretch": Tento parametr byl zvolen záměrně, aby zajistil nativní škálování a zvětšování letáku v závislosti na velikosti rodičovského kontejneru.</w:t>
+      <w:proofErr w:type="spellStart"/>
+      <w:r>
+        <w:t>size</w:t>
+      </w:r>
+      <w:proofErr w:type="spellEnd"/>
+      <w:r>
+        <w:t>: "</w:t>
+      </w:r>
+      <w:proofErr w:type="spellStart"/>
+      <w:r>
+        <w:t>stretch</w:t>
+      </w:r>
+      <w:proofErr w:type="spellEnd"/>
+      <w:r>
+        <w:t>": Tento parametr byl zvolen záměrně, aby zajistil nativní škálování a zvětšování letáku v závislosti na velikosti rodičovského kontejneru.</w:t>
       </w:r>
     </w:p>
     <w:p>
@@ -5534,8 +5884,21 @@
           <w:numId w:val="6"/>
         </w:numPr>
       </w:pPr>
-      <w:r>
-        <w:t>minWidth a minHeight: Nastavení těchto bezpečnostních limitů zaručuje, že leták zůstane čitelný a nedojde k deformaci zobrazení ani na nejmenších mobilních displejích.</w:t>
+      <w:proofErr w:type="spellStart"/>
+      <w:r>
+        <w:t>minWidth</w:t>
+      </w:r>
+      <w:proofErr w:type="spellEnd"/>
+      <w:r>
+        <w:t xml:space="preserve"> a </w:t>
+      </w:r>
+      <w:proofErr w:type="spellStart"/>
+      <w:r>
+        <w:t>minHeight</w:t>
+      </w:r>
+      <w:proofErr w:type="spellEnd"/>
+      <w:r>
+        <w:t>: Nastavení těchto bezpečnostních limitů zaručuje, že leták zůstane čitelný a nedojde k deformaci zobrazení ani na nejmenších mobilních displejích.</w:t>
       </w:r>
     </w:p>
     <w:p>
@@ -5546,8 +5909,21 @@
           <w:numId w:val="6"/>
         </w:numPr>
       </w:pPr>
-      <w:r>
-        <w:t>drawShadow a maxShadowOpacity: Zapnutí dynamického vykreslování vnitřních stínů pro umocnění realistického 3D efektu ohýbání papíru.</w:t>
+      <w:proofErr w:type="spellStart"/>
+      <w:r>
+        <w:t>drawShadow</w:t>
+      </w:r>
+      <w:proofErr w:type="spellEnd"/>
+      <w:r>
+        <w:t xml:space="preserve"> a </w:t>
+      </w:r>
+      <w:proofErr w:type="spellStart"/>
+      <w:r>
+        <w:t>maxShadowOpacity</w:t>
+      </w:r>
+      <w:proofErr w:type="spellEnd"/>
+      <w:r>
+        <w:t>: Zapnutí dynamického vykreslování vnitřních stínů pro umocnění realistického 3D efektu ohýbání papíru.</w:t>
       </w:r>
     </w:p>
     <w:p>
@@ -5558,8 +5934,21 @@
           <w:numId w:val="6"/>
         </w:numPr>
       </w:pPr>
-      <w:r>
-        <w:t>showCover: Pokud je tato hodnota nastavena na „true“, první a poslední stránka budou označeny jako pevné a budou zobrazeny v režimu jedné stránky</w:t>
+      <w:proofErr w:type="spellStart"/>
+      <w:r>
+        <w:t>showCover</w:t>
+      </w:r>
+      <w:proofErr w:type="spellEnd"/>
+      <w:r>
+        <w:t>: Pokud je tato hodnota nastavena na „</w:t>
+      </w:r>
+      <w:proofErr w:type="spellStart"/>
+      <w:r>
+        <w:t>true</w:t>
+      </w:r>
+      <w:proofErr w:type="spellEnd"/>
+      <w:r>
+        <w:t>“, první a poslední stránka budou označeny jako pevné a budou zobrazeny v režimu jedné stránky</w:t>
       </w:r>
       <w:r>
         <w:t xml:space="preserve"> (</w:t>
@@ -5575,7 +5964,7 @@
       <w:pPr>
         <w:pStyle w:val="Nadpis3"/>
       </w:pPr>
-      <w:bookmarkStart w:id="30" w:name="_Toc226490732"/>
+      <w:bookmarkStart w:id="30" w:name="_Toc226559511"/>
       <w:r>
         <w:t>Vstupní bod aplikace</w:t>
       </w:r>
@@ -5586,13 +5975,45 @@
         <w:ind w:firstLine="431"/>
       </w:pPr>
       <w:r>
-        <w:t>Aby bylo zaručeno, že se aplikační logika spustí až v momentě, kdy je kompletně načtena struktura HTML dokumentu, je využit naslouchač události DOMContentLoaded v souboru main.js. Po detekci této události je vytvořena nová instance třídy FlipBook, které je předán identifikátor cílového kontejneru ('flipBook') a relativní cesta k</w:t>
+        <w:t xml:space="preserve">Aby bylo zaručeno, že se aplikační logika spustí až v momentě, kdy je kompletně načtena struktura HTML dokumentu, je využit naslouchač události </w:t>
+      </w:r>
+      <w:proofErr w:type="spellStart"/>
+      <w:r>
+        <w:t>DOMContentLoaded</w:t>
+      </w:r>
+      <w:proofErr w:type="spellEnd"/>
+      <w:r>
+        <w:t xml:space="preserve"> v souboru main.js. Po detekci této události je vytvořena nová instance třídy </w:t>
+      </w:r>
+      <w:proofErr w:type="spellStart"/>
+      <w:r>
+        <w:t>FlipBook</w:t>
+      </w:r>
+      <w:proofErr w:type="spellEnd"/>
+      <w:r>
+        <w:t>, které je předán identifikátor cílového kontejneru ('</w:t>
+      </w:r>
+      <w:proofErr w:type="spellStart"/>
+      <w:r>
+        <w:t>flipBook</w:t>
+      </w:r>
+      <w:proofErr w:type="spellEnd"/>
+      <w:r>
+        <w:t>') a relativní cesta k</w:t>
       </w:r>
       <w:r>
         <w:t> </w:t>
       </w:r>
       <w:r>
-        <w:t>obrazovým datům ("Content/").</w:t>
+        <w:t>obrazovým datům ("</w:t>
+      </w:r>
+      <w:proofErr w:type="spellStart"/>
+      <w:r>
+        <w:t>Content</w:t>
+      </w:r>
+      <w:proofErr w:type="spellEnd"/>
+      <w:r>
+        <w:t>/").</w:t>
       </w:r>
     </w:p>
     <w:p>
@@ -5601,7 +6022,7 @@
       </w:pPr>
       <w:bookmarkStart w:id="31" w:name="_Ref224331698"/>
       <w:bookmarkStart w:id="32" w:name="_Ref224332176"/>
-      <w:bookmarkStart w:id="33" w:name="_Toc226490733"/>
+      <w:bookmarkStart w:id="33" w:name="_Toc226559512"/>
       <w:r>
         <w:t>Asynchronní načítání a zpracování obsahu (Jádro programu)</w:t>
       </w:r>
@@ -5620,7 +6041,23 @@
         <w:t> </w:t>
       </w:r>
       <w:r>
-        <w:t>aplikace dokáže obsah cílové složky (Content/) přečíst a zpracovat zcela samostatně. Tento proces je zapouzdřen v asynchronní metodě buildPages() a zahrnuje načtení obsahu složky, extrakci odkazů, filtraci souborů, jejich numerické seřazení a následné vytvoření stránek letáku.</w:t>
+        <w:t>aplikace dokáže obsah cílové složky (</w:t>
+      </w:r>
+      <w:proofErr w:type="spellStart"/>
+      <w:r>
+        <w:t>Content</w:t>
+      </w:r>
+      <w:proofErr w:type="spellEnd"/>
+      <w:r>
+        <w:t xml:space="preserve">/) přečíst a zpracovat zcela samostatně. Tento proces je zapouzdřen v asynchronní metodě </w:t>
+      </w:r>
+      <w:proofErr w:type="spellStart"/>
+      <w:r>
+        <w:t>buildPages</w:t>
+      </w:r>
+      <w:proofErr w:type="spellEnd"/>
+      <w:r>
+        <w:t>() a zahrnuje načtení obsahu složky, extrakci odkazů, filtraci souborů, jejich numerické seřazení a následné vytvoření stránek letáku.</w:t>
       </w:r>
     </w:p>
     <w:p>
@@ -5636,7 +6073,7 @@
       <w:pPr>
         <w:pStyle w:val="Nadpis3"/>
       </w:pPr>
-      <w:bookmarkStart w:id="34" w:name="_Toc226490734"/>
+      <w:bookmarkStart w:id="34" w:name="_Toc226559513"/>
       <w:r>
         <w:lastRenderedPageBreak/>
         <w:t>Extrakce dat ze serveru</w:t>
@@ -5696,7 +6133,7 @@
                                 <w:szCs w:val="22"/>
                               </w:rPr>
                             </w:pPr>
-                            <w:bookmarkStart w:id="35" w:name="_Toc226490712"/>
+                            <w:bookmarkStart w:id="35" w:name="_Toc226559686"/>
                             <w:r>
                               <w:t xml:space="preserve">Obrázek </w:t>
                             </w:r>
@@ -5753,7 +6190,7 @@
                           <w:szCs w:val="22"/>
                         </w:rPr>
                       </w:pPr>
-                      <w:bookmarkStart w:id="36" w:name="_Toc226490712"/>
+                      <w:bookmarkStart w:id="36" w:name="_Toc226559686"/>
                       <w:r>
                         <w:t xml:space="preserve">Obrázek </w:t>
                       </w:r>
@@ -5853,14 +6290,70 @@
         </w:drawing>
       </w:r>
       <w:r>
-        <w:t>Pro získání seznamu souborů je využito rozhraní Fetch API, které odešle asynchronní požadavek na webový server. Vzhledem k tomu, že server vrací obsah složky ve formě automaticky vygenerovaného HTML dokumentu, je nutné získanou textovou odpověď transformovat do strojově čitelné podoby. K tomuto účelu slouží objekt DOMParser, který převede surový textový řetězec na virtuální stromovou strukturu (DOM). Následně je pomocí metody querySelectorAll("a") vyhledán seznam všech hypertextových odkazů a z nich jsou extrahovány hodnoty atributu href. K očištění těchto odkazů od přebytečných parametrů (např. query stringů) byla vytvořena pomocná funkce getFileName().</w:t>
+        <w:t xml:space="preserve">Pro získání seznamu souborů je využito rozhraní </w:t>
+      </w:r>
+      <w:proofErr w:type="spellStart"/>
+      <w:r>
+        <w:t>Fetch</w:t>
+      </w:r>
+      <w:proofErr w:type="spellEnd"/>
+      <w:r>
+        <w:t xml:space="preserve"> API, které odešle asynchronní požadavek na webový server. Vzhledem k tomu, že server vrací obsah složky ve formě automaticky vygenerovaného HTML dokumentu, je nutné získanou textovou odpověď transformovat do strojově čitelné podoby. K tomuto účelu slouží objekt </w:t>
+      </w:r>
+      <w:proofErr w:type="spellStart"/>
+      <w:r>
+        <w:t>DOMParser</w:t>
+      </w:r>
+      <w:proofErr w:type="spellEnd"/>
+      <w:r>
+        <w:t xml:space="preserve">, který převede surový textový řetězec na virtuální stromovou strukturu (DOM). Následně je pomocí metody </w:t>
+      </w:r>
+      <w:proofErr w:type="spellStart"/>
+      <w:r>
+        <w:t>querySelectorAll</w:t>
+      </w:r>
+      <w:proofErr w:type="spellEnd"/>
+      <w:r>
+        <w:t xml:space="preserve">("a") vyhledán seznam všech hypertextových odkazů a z nich jsou extrahovány hodnoty atributu </w:t>
+      </w:r>
+      <w:proofErr w:type="spellStart"/>
+      <w:r>
+        <w:t>href</w:t>
+      </w:r>
+      <w:proofErr w:type="spellEnd"/>
+      <w:r>
+        <w:t xml:space="preserve">. K očištění těchto odkazů od přebytečných parametrů (např. </w:t>
+      </w:r>
+      <w:proofErr w:type="spellStart"/>
+      <w:r>
+        <w:t>query</w:t>
+      </w:r>
+      <w:proofErr w:type="spellEnd"/>
+      <w:r>
+        <w:t xml:space="preserve"> </w:t>
+      </w:r>
+      <w:proofErr w:type="spellStart"/>
+      <w:r>
+        <w:t>stringů</w:t>
+      </w:r>
+      <w:proofErr w:type="spellEnd"/>
+      <w:r>
+        <w:t xml:space="preserve">) byla vytvořena pomocná funkce </w:t>
+      </w:r>
+      <w:proofErr w:type="spellStart"/>
+      <w:r>
+        <w:t>getFileName</w:t>
+      </w:r>
+      <w:proofErr w:type="spellEnd"/>
+      <w:r>
+        <w:t>().</w:t>
       </w:r>
     </w:p>
     <w:p>
       <w:pPr>
         <w:pStyle w:val="Nadpis3"/>
       </w:pPr>
-      <w:bookmarkStart w:id="37" w:name="_Toc226490735"/>
+      <w:bookmarkStart w:id="37" w:name="_Toc226559514"/>
       <w:r>
         <w:t>Filtrace pomocí regulárních výrazů</w:t>
       </w:r>
@@ -5911,7 +6404,7 @@
       <w:pPr>
         <w:pStyle w:val="Nadpis3"/>
       </w:pPr>
-      <w:bookmarkStart w:id="38" w:name="_Toc226490736"/>
+      <w:bookmarkStart w:id="38" w:name="_Toc226559515"/>
       <w:r>
         <w:t>Algoritmus numerického řazení</w:t>
       </w:r>
@@ -5988,7 +6481,7 @@
                                 <w:szCs w:val="22"/>
                               </w:rPr>
                             </w:pPr>
-                            <w:bookmarkStart w:id="39" w:name="_Toc226490713"/>
+                            <w:bookmarkStart w:id="39" w:name="_Toc226559687"/>
                             <w:r>
                               <w:t xml:space="preserve">Obrázek </w:t>
                             </w:r>
@@ -6001,13 +6494,17 @@
                               </w:r>
                             </w:fldSimple>
                             <w:r>
-                              <w:t xml:space="preserve"> Algoritmus numerického řazení </w:t>
+                              <w:t xml:space="preserve"> Algoritmus numerického řazen</w:t>
+                            </w:r>
+                            <w:r>
+                              <w:t xml:space="preserve">í </w:t>
                             </w:r>
                             <w:hyperlink r:id="rId35" w:history="1">
                               <w:r>
                                 <w:rPr>
                                   <w:rStyle w:val="Hypertextovodkaz"/>
                                   <w:color w:val="auto"/>
+                                  <w:u w:val="none"/>
                                 </w:rPr>
                                 <w:t>(zdroj)</w:t>
                               </w:r>
@@ -6041,7 +6538,7 @@
                           <w:szCs w:val="22"/>
                         </w:rPr>
                       </w:pPr>
-                      <w:bookmarkStart w:id="40" w:name="_Toc226490713"/>
+                      <w:bookmarkStart w:id="40" w:name="_Toc226559687"/>
                       <w:r>
                         <w:t xml:space="preserve">Obrázek </w:t>
                       </w:r>
@@ -6054,13 +6551,17 @@
                         </w:r>
                       </w:fldSimple>
                       <w:r>
-                        <w:t xml:space="preserve"> Algoritmus numerického řazení </w:t>
+                        <w:t xml:space="preserve"> Algoritmus numerického řazen</w:t>
+                      </w:r>
+                      <w:r>
+                        <w:t xml:space="preserve">í </w:t>
                       </w:r>
                       <w:hyperlink r:id="rId36" w:history="1">
                         <w:r>
                           <w:rPr>
                             <w:rStyle w:val="Hypertextovodkaz"/>
                             <w:color w:val="auto"/>
+                            <w:u w:val="none"/>
                           </w:rPr>
                           <w:t>(zdroj)</w:t>
                         </w:r>
@@ -6164,7 +6665,15 @@
         <w:t xml:space="preserve"> </w:t>
       </w:r>
       <w:r>
-        <w:t>pouze číselnou hodnotu z názvu, převede ji z textového řetězce na celé číslo pomocí funkce parseInt() a následně provede standardní matematické odečtení. Tímto přístupem je dosaženo bezchybného, přirozeného numerického uspořádání stránek</w:t>
+        <w:t xml:space="preserve">pouze číselnou hodnotu z názvu, převede ji z textového řetězce na celé číslo pomocí funkce </w:t>
+      </w:r>
+      <w:proofErr w:type="spellStart"/>
+      <w:r>
+        <w:t>parseInt</w:t>
+      </w:r>
+      <w:proofErr w:type="spellEnd"/>
+      <w:r>
+        <w:t>() a následně provede standardní matematické odečtení. Tímto přístupem je dosaženo bezchybného, přirozeného numerického uspořádání stránek</w:t>
       </w:r>
       <w:r>
         <w:t>.</w:t>
@@ -6174,9 +6683,17 @@
       <w:pPr>
         <w:pStyle w:val="Nadpis2"/>
       </w:pPr>
-      <w:bookmarkStart w:id="41" w:name="_Toc226490737"/>
-      <w:r>
-        <w:t>Prevence rozbití layoutu a auto-korekce (HTML5 Canvas)</w:t>
+      <w:bookmarkStart w:id="41" w:name="_Toc226559516"/>
+      <w:r>
+        <w:t xml:space="preserve">Prevence rozbití layoutu a auto-korekce (HTML5 </w:t>
+      </w:r>
+      <w:proofErr w:type="spellStart"/>
+      <w:r>
+        <w:t>Canvas</w:t>
+      </w:r>
+      <w:proofErr w:type="spellEnd"/>
+      <w:r>
+        <w:t>)</w:t>
       </w:r>
       <w:bookmarkEnd w:id="41"/>
     </w:p>
@@ -6185,7 +6702,15 @@
         <w:ind w:firstLine="431"/>
       </w:pPr>
       <w:r>
-        <w:t>Jelikož implementovaná knihovna PageFlip věrně simuluje fyzikální vlastnosti reálné knihy, vyžaduje pro své bezchybné vykreslení sudý počet stran (každý list musí mít líc a rub). Pokud by do vstupní složky uživatel nahrál lichý počet obrázků, došlo by</w:t>
+        <w:t xml:space="preserve">Jelikož implementovaná knihovna </w:t>
+      </w:r>
+      <w:proofErr w:type="spellStart"/>
+      <w:r>
+        <w:t>PageFlip</w:t>
+      </w:r>
+      <w:proofErr w:type="spellEnd"/>
+      <w:r>
+        <w:t xml:space="preserve"> věrně simuluje fyzikální vlastnosti reálné knihy, vyžaduje pro své bezchybné vykreslení sudý počet stran (každý list musí mít líc a rub). Pokud by do vstupní složky uživatel nahrál lichý počet obrázků, došlo by</w:t>
       </w:r>
       <w:r>
         <w:t> </w:t>
@@ -6204,7 +6729,7 @@
       <w:pPr>
         <w:pStyle w:val="Nadpis3"/>
       </w:pPr>
-      <w:bookmarkStart w:id="42" w:name="_Toc226490738"/>
+      <w:bookmarkStart w:id="42" w:name="_Toc226559517"/>
       <w:r>
         <w:t>Detekce parity vstupních dat</w:t>
       </w:r>
@@ -6215,7 +6740,23 @@
         <w:ind w:firstLine="431"/>
       </w:pPr>
       <w:r>
-        <w:t>Po dokončení filtrace a numerického seřazení souborů je před samotným vykreslením stránek ověřena parita výsledného pole finalPages, které obsahuje seznam všech obrázků určených k zobrazení v letáku. K tomuto účelu je využit matematický operátor modulo (%), konkrétně výraz finalPages.length % 2 !== 0.</w:t>
+        <w:t xml:space="preserve">Po dokončení filtrace a numerického seřazení souborů je před samotným vykreslením stránek ověřena parita výsledného pole </w:t>
+      </w:r>
+      <w:proofErr w:type="spellStart"/>
+      <w:r>
+        <w:t>finalPages</w:t>
+      </w:r>
+      <w:proofErr w:type="spellEnd"/>
+      <w:r>
+        <w:t xml:space="preserve">, které obsahuje seznam všech obrázků určených k zobrazení v letáku. K tomuto účelu je využit matematický operátor modulo (%), konkrétně výraz </w:t>
+      </w:r>
+      <w:proofErr w:type="spellStart"/>
+      <w:r>
+        <w:t>finalPages.length</w:t>
+      </w:r>
+      <w:proofErr w:type="spellEnd"/>
+      <w:r>
+        <w:t xml:space="preserve"> % 2 !== 0.</w:t>
       </w:r>
     </w:p>
     <w:p>
@@ -6235,14 +6776,30 @@
         <w:t> </w:t>
       </w:r>
       <w:r>
-        <w:t>lichý), je automaticky zavolána pomocná metoda getErrorPage(), která vytvoří náhradní stránku upozorňující na nesprávný počet vstupních obrázků. Výsledek této metody je následně přidán do pole finalPages, čímž je zajištěno, že výsledný počet stránek bude vždy sudý a nedojde k narušení rozložení při vykreslování letáku.</w:t>
+        <w:t xml:space="preserve">lichý), je automaticky zavolána pomocná metoda </w:t>
+      </w:r>
+      <w:proofErr w:type="spellStart"/>
+      <w:r>
+        <w:t>getErrorPage</w:t>
+      </w:r>
+      <w:proofErr w:type="spellEnd"/>
+      <w:r>
+        <w:t xml:space="preserve">(), která vytvoří náhradní stránku upozorňující na nesprávný počet vstupních obrázků. Výsledek této metody je následně přidán do pole </w:t>
+      </w:r>
+      <w:proofErr w:type="spellStart"/>
+      <w:r>
+        <w:t>finalPages</w:t>
+      </w:r>
+      <w:proofErr w:type="spellEnd"/>
+      <w:r>
+        <w:t>, čímž je zajištěno, že výsledný počet stránek bude vždy sudý a nedojde k narušení rozložení při vykreslování letáku.</w:t>
       </w:r>
     </w:p>
     <w:p>
       <w:pPr>
         <w:pStyle w:val="Nadpis3"/>
       </w:pPr>
-      <w:bookmarkStart w:id="43" w:name="_Toc226490739"/>
+      <w:bookmarkStart w:id="43" w:name="_Toc226559518"/>
       <w:r>
         <w:t>Dynamické generování varovné stránky</w:t>
       </w:r>
@@ -6253,8 +6810,13 @@
         <w:ind w:firstLine="720"/>
       </w:pPr>
       <w:r>
-        <w:t>Program si chybovou stránku vytváří sám bez potřeby uloženého obrázku. Místo toho je tato stránka generována za běhu programu pomocí HTML5 Canvas</w:t>
-      </w:r>
+        <w:t xml:space="preserve">Program si chybovou stránku vytváří sám bez potřeby uloženého obrázku. Místo toho je tato stránka generována za běhu programu pomocí HTML5 </w:t>
+      </w:r>
+      <w:proofErr w:type="spellStart"/>
+      <w:r>
+        <w:t>Canvas</w:t>
+      </w:r>
+      <w:proofErr w:type="spellEnd"/>
       <w:r>
         <w:t xml:space="preserve"> (viz </w:t>
       </w:r>
@@ -6277,7 +6839,15 @@
         <w:t>)</w:t>
       </w:r>
       <w:r>
-        <w:t>, což je prvek určený pro vykreslování grafiky pomocí JavaScriptu.</w:t>
+        <w:t xml:space="preserve">, což je prvek určený pro vykreslování grafiky pomocí </w:t>
+      </w:r>
+      <w:proofErr w:type="spellStart"/>
+      <w:r>
+        <w:t>JavaScriptu</w:t>
+      </w:r>
+      <w:proofErr w:type="spellEnd"/>
+      <w:r>
+        <w:t>.</w:t>
       </w:r>
     </w:p>
     <w:p>
@@ -6294,7 +6864,15 @@
         </w:numPr>
       </w:pPr>
       <w:r>
-        <w:t>V operační paměti prohlížeče je dynamicky vytvořen virtuální element &lt;canvas&gt; s definovanými rozměry 400x600 pixelů (což odpovídá základnímu poměru stran letáku).</w:t>
+        <w:t>V operační paměti prohlížeče je dynamicky vytvořen virtuální element &lt;</w:t>
+      </w:r>
+      <w:proofErr w:type="spellStart"/>
+      <w:r>
+        <w:t>canvas</w:t>
+      </w:r>
+      <w:proofErr w:type="spellEnd"/>
+      <w:r>
+        <w:t>&gt; s definovanými rozměry 400x600 pixelů (což odpovídá základnímu poměru stran letáku).</w:t>
       </w:r>
     </w:p>
     <w:p>
@@ -6306,7 +6884,23 @@
         </w:numPr>
       </w:pPr>
       <w:r>
-        <w:t>Prostřednictvím rozhraní getContext('2d') je plátno překresleno světle červenou barvou pozadí (#ffeded), která vizuálně indikuje nestandardní stav.</w:t>
+        <w:t xml:space="preserve">Prostřednictvím rozhraní </w:t>
+      </w:r>
+      <w:proofErr w:type="spellStart"/>
+      <w:r>
+        <w:t>getContext</w:t>
+      </w:r>
+      <w:proofErr w:type="spellEnd"/>
+      <w:r>
+        <w:t>('</w:t>
+      </w:r>
+      <w:proofErr w:type="gramStart"/>
+      <w:r>
+        <w:t>2d</w:t>
+      </w:r>
+      <w:proofErr w:type="gramEnd"/>
+      <w:r>
+        <w:t>') je plátno překresleno světle červenou barvou pozadí (#ffeded), která vizuálně indikuje nestandardní stav.</w:t>
       </w:r>
     </w:p>
     <w:p>
@@ -6435,7 +7029,7 @@
                                 <w:lang w:eastAsia="en-US"/>
                               </w:rPr>
                             </w:pPr>
-                            <w:bookmarkStart w:id="44" w:name="_Toc226490714"/>
+                            <w:bookmarkStart w:id="44" w:name="_Toc226559688"/>
                             <w:r>
                               <w:t xml:space="preserve">Obrázek </w:t>
                             </w:r>
@@ -6448,13 +7042,22 @@
                               </w:r>
                             </w:fldSimple>
                             <w:r>
-                              <w:t xml:space="preserve"> Canvas </w:t>
+                              <w:t xml:space="preserve"> </w:t>
+                            </w:r>
+                            <w:proofErr w:type="spellStart"/>
+                            <w:r>
+                              <w:t>Canvas</w:t>
+                            </w:r>
+                            <w:proofErr w:type="spellEnd"/>
+                            <w:r>
+                              <w:t xml:space="preserve"> </w:t>
                             </w:r>
                             <w:hyperlink r:id="rId39" w:history="1">
                               <w:r>
                                 <w:rPr>
                                   <w:rStyle w:val="Hypertextovodkaz"/>
                                   <w:color w:val="auto"/>
+                                  <w:u w:val="none"/>
                                 </w:rPr>
                                 <w:t>(zdroj)</w:t>
                               </w:r>
@@ -6490,7 +7093,7 @@
                           <w:lang w:eastAsia="en-US"/>
                         </w:rPr>
                       </w:pPr>
-                      <w:bookmarkStart w:id="45" w:name="_Toc226490714"/>
+                      <w:bookmarkStart w:id="45" w:name="_Toc226559688"/>
                       <w:r>
                         <w:t xml:space="preserve">Obrázek </w:t>
                       </w:r>
@@ -6503,13 +7106,22 @@
                         </w:r>
                       </w:fldSimple>
                       <w:r>
-                        <w:t xml:space="preserve"> Canvas </w:t>
+                        <w:t xml:space="preserve"> </w:t>
+                      </w:r>
+                      <w:proofErr w:type="spellStart"/>
+                      <w:r>
+                        <w:t>Canvas</w:t>
+                      </w:r>
+                      <w:proofErr w:type="spellEnd"/>
+                      <w:r>
+                        <w:t xml:space="preserve"> </w:t>
                       </w:r>
                       <w:hyperlink r:id="rId40" w:history="1">
                         <w:r>
                           <w:rPr>
                             <w:rStyle w:val="Hypertextovodkaz"/>
                             <w:color w:val="auto"/>
+                            <w:u w:val="none"/>
                           </w:rPr>
                           <w:t>(zdroj)</w:t>
                         </w:r>
@@ -6525,7 +7137,15 @@
         </mc:AlternateContent>
       </w:r>
       <w:r>
-        <w:t xml:space="preserve">Následně jsou do středu plátna pomocí metody fillText() vykresleny textové varovné zprávy. Výrazným tučným písmem je uživatel upozorněn nápisem „CHYBÍ STRÁNKA“ a doplňujícím textem „Počet stránek nemůže být lichý“ (viz Obrázek </w:t>
+        <w:t xml:space="preserve">Následně jsou do středu plátna pomocí metody </w:t>
+      </w:r>
+      <w:proofErr w:type="spellStart"/>
+      <w:r>
+        <w:t>fillText</w:t>
+      </w:r>
+      <w:proofErr w:type="spellEnd"/>
+      <w:r>
+        <w:t xml:space="preserve">() vykresleny textové varovné zprávy. Výrazným tučným písmem je uživatel upozorněn nápisem „CHYBÍ STRÁNKA“ a doplňujícím textem „Počet stránek nemůže být lichý“ (viz Obrázek </w:t>
       </w:r>
       <w:r>
         <w:t>7</w:t>
@@ -6538,7 +7158,7 @@
       <w:pPr>
         <w:pStyle w:val="Nadpis3"/>
       </w:pPr>
-      <w:bookmarkStart w:id="46" w:name="_Toc226490740"/>
+      <w:bookmarkStart w:id="46" w:name="_Toc226559519"/>
       <w:r>
         <w:lastRenderedPageBreak/>
         <w:t>Konverze do datového URI formátu</w:t>
@@ -6550,7 +7170,31 @@
         <w:ind w:firstLine="720"/>
       </w:pPr>
       <w:r>
-        <w:t>Aby bylo možné vygenerovanou stránku použít stejným způsobem jako běžné obrázky letáku, je obsah exportován do obrazového formátu. K tomu slouží metoda toDataURL('image/jpeg', 0.95), která převede obsah canvasu do textové reprezentace obrázku ve formátu Data URI (base64 kódovaný řetězec) s kvalitou komprese 95 %.</w:t>
+        <w:t xml:space="preserve">Aby bylo možné vygenerovanou stránku použít stejným způsobem jako běžné obrázky letáku, je obsah exportován do obrazového formátu. K tomu slouží metoda </w:t>
+      </w:r>
+      <w:proofErr w:type="spellStart"/>
+      <w:r>
+        <w:t>toDataURL</w:t>
+      </w:r>
+      <w:proofErr w:type="spellEnd"/>
+      <w:r>
+        <w:t>('image/</w:t>
+      </w:r>
+      <w:proofErr w:type="spellStart"/>
+      <w:r>
+        <w:t>jpeg</w:t>
+      </w:r>
+      <w:proofErr w:type="spellEnd"/>
+      <w:r>
+        <w:t xml:space="preserve">', 0.95), která převede obsah </w:t>
+      </w:r>
+      <w:proofErr w:type="spellStart"/>
+      <w:r>
+        <w:t>canvasu</w:t>
+      </w:r>
+      <w:proofErr w:type="spellEnd"/>
+      <w:r>
+        <w:t xml:space="preserve"> do textové reprezentace obrázku ve formátu Data URI (base64 kódovaný řetězec) s kvalitou komprese 95 %.</w:t>
       </w:r>
     </w:p>
     <w:p>
@@ -6558,7 +7202,23 @@
         <w:ind w:firstLine="720"/>
       </w:pPr>
       <w:r>
-        <w:t>Takto vytvořený textový řetězec je následně přidán na konec pole stránek pomocí operace finalPages.push(). Aplikace tímto způsobem automaticky doplní chybějící stránku a zajistí, že výsledný počet stran bude sudý. Díky tomu může knihovna PageFlip korektně vykreslit rozložení letáku bez narušení grafického layoutu.</w:t>
+        <w:t xml:space="preserve">Takto vytvořený textový řetězec je následně přidán na konec pole stránek pomocí operace </w:t>
+      </w:r>
+      <w:proofErr w:type="spellStart"/>
+      <w:r>
+        <w:t>finalPages.push</w:t>
+      </w:r>
+      <w:proofErr w:type="spellEnd"/>
+      <w:r>
+        <w:t xml:space="preserve">(). Aplikace tímto způsobem automaticky doplní chybějící stránku a zajistí, že výsledný počet stran bude sudý. Díky tomu může knihovna </w:t>
+      </w:r>
+      <w:proofErr w:type="spellStart"/>
+      <w:r>
+        <w:t>PageFlip</w:t>
+      </w:r>
+      <w:proofErr w:type="spellEnd"/>
+      <w:r>
+        <w:t xml:space="preserve"> korektně vykreslit rozložení letáku bez narušení grafického layoutu.</w:t>
       </w:r>
       <w:r>
         <w:t xml:space="preserve"> </w:t>
@@ -6568,7 +7228,7 @@
       <w:pPr>
         <w:pStyle w:val="Nadpis2"/>
       </w:pPr>
-      <w:bookmarkStart w:id="47" w:name="_Toc226490741"/>
+      <w:bookmarkStart w:id="47" w:name="_Toc226559520"/>
       <w:r>
         <w:t>Tvorba responzivního rozvržení a 3D efektů</w:t>
       </w:r>
@@ -6616,7 +7276,7 @@
       <w:pPr>
         <w:pStyle w:val="Nadpis3"/>
       </w:pPr>
-      <w:bookmarkStart w:id="48" w:name="_Toc226490742"/>
+      <w:bookmarkStart w:id="48" w:name="_Toc226559521"/>
       <w:r>
         <w:t>Chytrý zámek proporcí (Nativní responzivita)</w:t>
       </w:r>
@@ -6627,19 +7287,51 @@
         <w:ind w:firstLine="720"/>
       </w:pPr>
       <w:r>
-        <w:t>Knihovna PageFlip pro svůj plynulý chod vyžaduje přesně definovaný prostor, ve</w:t>
+        <w:t xml:space="preserve">Knihovna </w:t>
+      </w:r>
+      <w:proofErr w:type="spellStart"/>
+      <w:r>
+        <w:t>PageFlip</w:t>
+      </w:r>
+      <w:proofErr w:type="spellEnd"/>
+      <w:r>
+        <w:t xml:space="preserve"> pro svůj plynulý chod vyžaduje přesně definovaný prostor, ve</w:t>
       </w:r>
       <w:r>
         <w:t> </w:t>
       </w:r>
       <w:r>
-        <w:t>kterém se může roztahovat (tzv. parametr size: "stretch" definovaný v inicializaci). K</w:t>
+        <w:t xml:space="preserve">kterém se může roztahovat (tzv. parametr </w:t>
+      </w:r>
+      <w:proofErr w:type="spellStart"/>
+      <w:r>
+        <w:t>size</w:t>
+      </w:r>
+      <w:proofErr w:type="spellEnd"/>
+      <w:r>
+        <w:t>: "</w:t>
+      </w:r>
+      <w:proofErr w:type="spellStart"/>
+      <w:r>
+        <w:t>stretch</w:t>
+      </w:r>
+      <w:proofErr w:type="spellEnd"/>
+      <w:r>
+        <w:t>" definovaný v inicializaci). K</w:t>
       </w:r>
       <w:r>
         <w:t> </w:t>
       </w:r>
       <w:r>
-        <w:t>zajištění toho, aby nedošlo k nepřirozené deformaci obrázků, byl vytvořen speciální obalový kontejner třídy .book-bounding-box.</w:t>
+        <w:t>zajištění toho, aby nedošlo k nepřirozené deformaci obrázků, byl vytvořen speciální obalový kontejner třídy .book-</w:t>
+      </w:r>
+      <w:proofErr w:type="spellStart"/>
+      <w:r>
+        <w:t>bounding</w:t>
+      </w:r>
+      <w:proofErr w:type="spellEnd"/>
+      <w:r>
+        <w:t>-box.</w:t>
       </w:r>
     </w:p>
     <w:p>
@@ -6647,7 +7339,15 @@
         <w:ind w:firstLine="720"/>
       </w:pPr>
       <w:r>
-        <w:t>Namísto tradičního a často nepřehledného používání mediálních dotazů (Media Queries) pro různá rozlišení byl implementován takzvaný „chytrý zámek proporcí“. Tento mechanismus využívá moderní matematické funkce CSS:</w:t>
+        <w:t xml:space="preserve">Namísto tradičního a často nepřehledného používání mediálních dotazů (Media </w:t>
+      </w:r>
+      <w:proofErr w:type="spellStart"/>
+      <w:r>
+        <w:t>Queries</w:t>
+      </w:r>
+      <w:proofErr w:type="spellEnd"/>
+      <w:r>
+        <w:t>) pro různá rozlišení byl implementován takzvaný „chytrý zámek proporcí“. Tento mechanismus využívá moderní matematické funkce CSS:</w:t>
       </w:r>
     </w:p>
     <w:p>
@@ -6658,8 +7358,21 @@
           <w:numId w:val="8"/>
         </w:numPr>
       </w:pPr>
-      <w:r>
-        <w:t>width: min(95vw, 800px, calc(85vh * 8 / 6));</w:t>
+      <w:proofErr w:type="spellStart"/>
+      <w:r>
+        <w:t>width</w:t>
+      </w:r>
+      <w:proofErr w:type="spellEnd"/>
+      <w:r>
+        <w:t xml:space="preserve">: min(95vw, 800px, </w:t>
+      </w:r>
+      <w:proofErr w:type="spellStart"/>
+      <w:r>
+        <w:t>calc</w:t>
+      </w:r>
+      <w:proofErr w:type="spellEnd"/>
+      <w:r>
+        <w:t>(85vh * 8 / 6));</w:t>
       </w:r>
     </w:p>
     <w:p>
@@ -6670,8 +7383,21 @@
           <w:numId w:val="8"/>
         </w:numPr>
       </w:pPr>
-      <w:r>
-        <w:t>height: min(85vh, 600px, calc(95vw * 6 / 8));</w:t>
+      <w:proofErr w:type="spellStart"/>
+      <w:r>
+        <w:t>height</w:t>
+      </w:r>
+      <w:proofErr w:type="spellEnd"/>
+      <w:r>
+        <w:t xml:space="preserve">: min(85vh, 600px, </w:t>
+      </w:r>
+      <w:proofErr w:type="spellStart"/>
+      <w:r>
+        <w:t>calc</w:t>
+      </w:r>
+      <w:proofErr w:type="spellEnd"/>
+      <w:r>
+        <w:t>(95vw * 6 / 8));</w:t>
       </w:r>
     </w:p>
     <w:p>
@@ -6679,7 +7405,31 @@
         <w:ind w:firstLine="360"/>
       </w:pPr>
       <w:r>
-        <w:t xml:space="preserve">Funkce calc() dynamicky přepočítává maximální možnou šířku a výšku kontejneru na základě aktuálních rozměrů okna prohlížeče (vw a vh), přičemž striktně udržuje fixní poměr stran letáku 8:6. Funkce min() pak funguje jako bezpečnostní pojistka, která zaručí, že kontejner nikdy nepřeteče mimo viditelnou oblast obrazovky a zároveň </w:t>
+        <w:t xml:space="preserve">Funkce </w:t>
+      </w:r>
+      <w:proofErr w:type="spellStart"/>
+      <w:r>
+        <w:t>calc</w:t>
+      </w:r>
+      <w:proofErr w:type="spellEnd"/>
+      <w:r>
+        <w:t>() dynamicky přepočítává maximální možnou šířku a výšku kontejneru na základě aktuálních rozměrů okna prohlížeče (</w:t>
+      </w:r>
+      <w:proofErr w:type="spellStart"/>
+      <w:r>
+        <w:t>vw</w:t>
+      </w:r>
+      <w:proofErr w:type="spellEnd"/>
+      <w:r>
+        <w:t xml:space="preserve"> a </w:t>
+      </w:r>
+      <w:proofErr w:type="spellStart"/>
+      <w:r>
+        <w:t>vh</w:t>
+      </w:r>
+      <w:proofErr w:type="spellEnd"/>
+      <w:r>
+        <w:t xml:space="preserve">), přičemž striktně udržuje fixní poměr stran letáku 8:6. Funkce min() pak funguje jako bezpečnostní pojistka, která zaručí, že kontejner nikdy nepřeteče mimo viditelnou oblast obrazovky a zároveň </w:t>
       </w:r>
       <w:r>
         <w:lastRenderedPageBreak/>
@@ -6735,7 +7485,7 @@
                               </w:rPr>
                             </w:pPr>
                             <w:bookmarkStart w:id="49" w:name="_Ref224330792"/>
-                            <w:bookmarkStart w:id="50" w:name="_Toc226490715"/>
+                            <w:bookmarkStart w:id="50" w:name="_Toc226559689"/>
                             <w:r>
                               <w:t xml:space="preserve">Obrázek </w:t>
                             </w:r>
@@ -6797,7 +7547,7 @@
                         </w:rPr>
                       </w:pPr>
                       <w:bookmarkStart w:id="51" w:name="_Ref224330792"/>
-                      <w:bookmarkStart w:id="52" w:name="_Toc226490715"/>
+                      <w:bookmarkStart w:id="52" w:name="_Toc226559689"/>
                       <w:r>
                         <w:t xml:space="preserve">Obrázek </w:t>
                       </w:r>
@@ -6908,7 +7658,7 @@
       <w:pPr>
         <w:pStyle w:val="Nadpis3"/>
       </w:pPr>
-      <w:bookmarkStart w:id="53" w:name="_Toc226490743"/>
+      <w:bookmarkStart w:id="53" w:name="_Toc226559522"/>
       <w:r>
         <w:t>Vizuální hloubka a stínování stránek (3D efekty)</w:t>
       </w:r>
@@ -6919,7 +7669,15 @@
         <w:ind w:firstLine="720"/>
       </w:pPr>
       <w:r>
-        <w:t>Pro zvýšení vizuálního realismu při listování letákem byly v aplikaci implementovány dva samostatné mechanismy stínování. Tyto efekty společně vytvářejí iluzi prostorové hloubky a pomáhají vizuálně oddělit jednotlivé stránky od pozadí aplikace. Přestože samotné stránky jsou tvořeny běžnými 2D obrázky, kombinace více vrstev stínů a animací knihovny PageFlip vytváří přesvědčivý dojem trojrozměrného objektu.</w:t>
+        <w:t xml:space="preserve">Pro zvýšení vizuálního realismu při listování letákem byly v aplikaci implementovány dva samostatné mechanismy stínování. Tyto efekty společně vytvářejí iluzi prostorové hloubky a pomáhají vizuálně oddělit jednotlivé stránky od pozadí aplikace. Přestože samotné stránky jsou tvořeny běžnými 2D obrázky, kombinace více vrstev stínů a animací knihovny </w:t>
+      </w:r>
+      <w:proofErr w:type="spellStart"/>
+      <w:r>
+        <w:t>PageFlip</w:t>
+      </w:r>
+      <w:proofErr w:type="spellEnd"/>
+      <w:r>
+        <w:t xml:space="preserve"> vytváří přesvědčivý dojem trojrozměrného objektu.</w:t>
       </w:r>
     </w:p>
     <w:p>
@@ -6927,7 +7685,63 @@
         <w:ind w:firstLine="720"/>
       </w:pPr>
       <w:r>
-        <w:t xml:space="preserve">Prvním mechanismem je vnitřní stín simulující ohyb papíru v oblasti hřbetu knihy. Tento efekt je implementován pomocí vlastnosti box-shadow: inset ve třídách .shadow-left a .shadow-right. Tyto prvky jsou absolutně pozicovány nad samotnými stránkami letáku a vytvářejí jemný přechod tmavší oblasti směrem ke středu rozevřené knihy. Vnitřní stín je definován pomocí barvy rgba(0, 0, 0, 0.4), což představuje černou barvu se 40% průhledností. Díky tomu vzniká realistický gradient, který simuluje přirozené zastínění v místě ohybu papíru (viz </w:t>
+        <w:t>Prvním mechanismem je vnitřní stín simulující ohyb papíru v oblasti hřbetu knihy. Tento efekt je implementován pomocí vlastnosti box-</w:t>
+      </w:r>
+      <w:proofErr w:type="spellStart"/>
+      <w:r>
+        <w:t>shadow</w:t>
+      </w:r>
+      <w:proofErr w:type="spellEnd"/>
+      <w:r>
+        <w:t xml:space="preserve">: </w:t>
+      </w:r>
+      <w:proofErr w:type="spellStart"/>
+      <w:r>
+        <w:t>inset</w:t>
+      </w:r>
+      <w:proofErr w:type="spellEnd"/>
+      <w:r>
+        <w:t xml:space="preserve"> ve třídách .</w:t>
+      </w:r>
+      <w:proofErr w:type="spellStart"/>
+      <w:r>
+        <w:t>shadow-left</w:t>
+      </w:r>
+      <w:proofErr w:type="spellEnd"/>
+      <w:r>
+        <w:t xml:space="preserve"> a .</w:t>
+      </w:r>
+      <w:proofErr w:type="spellStart"/>
+      <w:r>
+        <w:t>shadow-right</w:t>
+      </w:r>
+      <w:proofErr w:type="spellEnd"/>
+      <w:r>
+        <w:t xml:space="preserve">. Tyto prvky jsou absolutně </w:t>
+      </w:r>
+      <w:proofErr w:type="spellStart"/>
+      <w:r>
+        <w:t>pozicovány</w:t>
+      </w:r>
+      <w:proofErr w:type="spellEnd"/>
+      <w:r>
+        <w:t xml:space="preserve"> nad samotnými stránkami letáku a vytvářejí jemný přechod tmavší oblasti směrem ke středu rozevřené knihy. Vnitřní stín je definován pomocí barvy </w:t>
+      </w:r>
+      <w:proofErr w:type="spellStart"/>
+      <w:r>
+        <w:t>rgba</w:t>
+      </w:r>
+      <w:proofErr w:type="spellEnd"/>
+      <w:r>
+        <w:t xml:space="preserve">(0, 0, 0, 0.4), což představuje černou barvu se </w:t>
+      </w:r>
+      <w:proofErr w:type="gramStart"/>
+      <w:r>
+        <w:t>40%</w:t>
+      </w:r>
+      <w:proofErr w:type="gramEnd"/>
+      <w:r>
+        <w:t xml:space="preserve"> průhledností. Díky tomu vzniká realistický gradient, který simuluje přirozené zastínění v místě ohybu papíru (viz </w:t>
       </w:r>
       <w:r>
         <w:fldChar w:fldCharType="begin"/>
@@ -6959,13 +7773,53 @@
         <w:ind w:firstLine="720"/>
       </w:pPr>
       <w:r>
-        <w:t>Druhým mechanismem je vnější stín oddělující celý leták od pozadí aplikace. Tento efekt je definován ve třídě .with-shadow pomocí CSS filtru drop-shadow(). Na</w:t>
+        <w:t>Druhým mechanismem je vnější stín oddělující celý leták od pozadí aplikace. Tento efekt je definován ve třídě .</w:t>
+      </w:r>
+      <w:proofErr w:type="spellStart"/>
+      <w:r>
+        <w:t>with-shadow</w:t>
+      </w:r>
+      <w:proofErr w:type="spellEnd"/>
+      <w:r>
+        <w:t xml:space="preserve"> pomocí CSS filtru drop-</w:t>
+      </w:r>
+      <w:proofErr w:type="spellStart"/>
+      <w:r>
+        <w:t>shadow</w:t>
+      </w:r>
+      <w:proofErr w:type="spellEnd"/>
+      <w:r>
+        <w:t>(). Na</w:t>
       </w:r>
       <w:r>
         <w:t> </w:t>
       </w:r>
       <w:r>
-        <w:t>rozdíl od klasického box-shadow je filtr drop-shadow() aplikován na celý renderovaný objekt, což umožňuje přesnější vykreslení stínu podle skutečného tvaru prvku.</w:t>
+        <w:t>rozdíl od klasického box-</w:t>
+      </w:r>
+      <w:proofErr w:type="spellStart"/>
+      <w:r>
+        <w:t>shadow</w:t>
+      </w:r>
+      <w:proofErr w:type="spellEnd"/>
+      <w:r>
+        <w:t xml:space="preserve"> je filtr drop-</w:t>
+      </w:r>
+      <w:proofErr w:type="spellStart"/>
+      <w:r>
+        <w:t>shadow</w:t>
+      </w:r>
+      <w:proofErr w:type="spellEnd"/>
+      <w:r>
+        <w:t xml:space="preserve">() aplikován na celý </w:t>
+      </w:r>
+      <w:proofErr w:type="spellStart"/>
+      <w:r>
+        <w:t>renderovaný</w:t>
+      </w:r>
+      <w:proofErr w:type="spellEnd"/>
+      <w:r>
+        <w:t xml:space="preserve"> objekt, což umožňuje přesnější vykreslení stínu podle skutečného tvaru prvku.</w:t>
       </w:r>
     </w:p>
     <w:p>
@@ -6978,8 +7832,29 @@
         <w:ind w:firstLine="720"/>
       </w:pPr>
       <w:r>
-        <w:t>Parametry tohoto efektu nejsou v CSS definovány staticky. Místo toho využívají globální CSS proměnné, například: --shadow-size, --shadow-offset, --shadow-color</w:t>
-      </w:r>
+        <w:t>Parametry tohoto efektu nejsou v CSS definovány staticky. Místo toho využívají globální CSS proměnné, například: --</w:t>
+      </w:r>
+      <w:proofErr w:type="spellStart"/>
+      <w:r>
+        <w:t>shadow-size</w:t>
+      </w:r>
+      <w:proofErr w:type="spellEnd"/>
+      <w:r>
+        <w:t>, --</w:t>
+      </w:r>
+      <w:proofErr w:type="spellStart"/>
+      <w:r>
+        <w:t>shadow</w:t>
+      </w:r>
+      <w:proofErr w:type="spellEnd"/>
+      <w:r>
+        <w:t>-offset, --</w:t>
+      </w:r>
+      <w:proofErr w:type="spellStart"/>
+      <w:r>
+        <w:t>shadow-color</w:t>
+      </w:r>
+      <w:proofErr w:type="spellEnd"/>
       <w:r>
         <w:t>.</w:t>
       </w:r>
@@ -6989,8 +7864,21 @@
         <w:ind w:firstLine="720"/>
       </w:pPr>
       <w:r>
-        <w:t>Tyto proměnné jsou definovány v kořenovém selektoru :root a jejich hodnoty mohou být dynamicky měněny za běhu aplikace pomocí JavaScriptu</w:t>
-      </w:r>
+        <w:t>Tyto proměnné jsou definovány v kořenovém selektoru :</w:t>
+      </w:r>
+      <w:proofErr w:type="spellStart"/>
+      <w:r>
+        <w:t>root</w:t>
+      </w:r>
+      <w:proofErr w:type="spellEnd"/>
+      <w:r>
+        <w:t xml:space="preserve"> a jejich hodnoty mohou být dynamicky měněny za běhu aplikace pomocí </w:t>
+      </w:r>
+      <w:proofErr w:type="spellStart"/>
+      <w:r>
+        <w:t>JavaScriptu</w:t>
+      </w:r>
+      <w:proofErr w:type="spellEnd"/>
       <w:r>
         <w:t xml:space="preserve"> </w:t>
       </w:r>
@@ -7019,7 +7907,15 @@
         <w:t>)</w:t>
       </w:r>
       <w:r>
-        <w:t>. Skript využívá metodu document.documentElement.style.setProperty(), která umožňuje upravovat hodnoty CSS proměnných v reálném čase. Díky tomuto přístupu je možné měnit intenzitu a velikost stínu bez nutnosti znovunačtení stránky.</w:t>
+        <w:t xml:space="preserve">. Skript využívá metodu </w:t>
+      </w:r>
+      <w:proofErr w:type="spellStart"/>
+      <w:r>
+        <w:t>document.documentElement.style.setProperty</w:t>
+      </w:r>
+      <w:proofErr w:type="spellEnd"/>
+      <w:r>
+        <w:t>(), která umožňuje upravovat hodnoty CSS proměnných v reálném čase. Díky tomuto přístupu je možné měnit intenzitu a velikost stínu bez nutnosti znovunačtení stránky.</w:t>
       </w:r>
     </w:p>
     <w:p>
@@ -7027,16 +7923,32 @@
         <w:ind w:firstLine="720"/>
       </w:pPr>
       <w:r>
-        <w:t>Kombinací vnitřního stínu simulujícího ohyb papíru a vnějšího stínu oddělujícího leták od pozadí vzniká výraznější prostorový efekt. Tyto vizuální prvky doplňují animační systém knihovny PageFlip a společně vytvářejí realistický dojem listování fyzickým letákem.</w:t>
+        <w:t xml:space="preserve">Kombinací vnitřního stínu simulujícího ohyb papíru a vnějšího stínu oddělujícího leták od pozadí vzniká výraznější prostorový efekt. Tyto vizuální prvky doplňují animační systém knihovny </w:t>
+      </w:r>
+      <w:proofErr w:type="spellStart"/>
+      <w:r>
+        <w:t>PageFlip</w:t>
+      </w:r>
+      <w:proofErr w:type="spellEnd"/>
+      <w:r>
+        <w:t xml:space="preserve"> a společně vytvářejí realistický dojem listování fyzickým letákem.</w:t>
       </w:r>
     </w:p>
     <w:p>
       <w:pPr>
         <w:pStyle w:val="Nadpis3"/>
       </w:pPr>
-      <w:bookmarkStart w:id="54" w:name="_Toc226490744"/>
-      <w:r>
-        <w:t>Indikace načítání obsahu (Preloader)</w:t>
+      <w:bookmarkStart w:id="54" w:name="_Toc226559523"/>
+      <w:r>
+        <w:t>Indikace načítání obsahu (</w:t>
+      </w:r>
+      <w:proofErr w:type="spellStart"/>
+      <w:r>
+        <w:t>Preloader</w:t>
+      </w:r>
+      <w:proofErr w:type="spellEnd"/>
+      <w:r>
+        <w:t>)</w:t>
       </w:r>
       <w:bookmarkEnd w:id="54"/>
     </w:p>
@@ -7093,23 +8005,65 @@
         <w:t>)</w:t>
       </w:r>
       <w:r>
-        <w:t>, kdy jsou ze serveru získány názvy souborů a následně jsou postupně načítány jednotlivé obrázky představující stránky letáku. Tento proces může trvat delší dobu v závislosti na počtu obrázků a rychlosti připojení, proto byl implementován vizuální indikátor načítání, tzv. preloader.</w:t>
+        <w:t xml:space="preserve">, kdy jsou ze serveru získány názvy souborů a následně jsou postupně načítány jednotlivé obrázky představující stránky letáku. Tento proces může trvat delší dobu v závislosti na počtu obrázků a rychlosti připojení, proto byl implementován vizuální indikátor načítání, tzv. </w:t>
+      </w:r>
+      <w:proofErr w:type="spellStart"/>
+      <w:r>
+        <w:t>preloader</w:t>
+      </w:r>
+      <w:proofErr w:type="spellEnd"/>
+      <w:r>
+        <w:t>.</w:t>
       </w:r>
     </w:p>
     <w:p>
       <w:pPr>
         <w:ind w:firstLine="431"/>
       </w:pPr>
-      <w:r>
-        <w:t>Preloader je definován v souboru main.css pomocí třídy .loader, která představuje grafický prvek zobrazovaný ve středu obrazovky během inicializace aplikace. Samotná animace je realizována prostřednictvím pravidla @keyframes spin, které definuje plynulou rotaci prvku pomocí transformace rotate(). Animace je nastavena jako nekonečná (infinite), což znamená, že se prvek otáčí nepřetržitě po celou dobu načítání obsahu.</w:t>
+      <w:proofErr w:type="spellStart"/>
+      <w:r>
+        <w:t>Preloader</w:t>
+      </w:r>
+      <w:proofErr w:type="spellEnd"/>
+      <w:r>
+        <w:t xml:space="preserve"> je definován v souboru main.css pomocí třídy .</w:t>
+      </w:r>
+      <w:proofErr w:type="spellStart"/>
+      <w:r>
+        <w:t>loader</w:t>
+      </w:r>
+      <w:proofErr w:type="spellEnd"/>
+      <w:r>
+        <w:t xml:space="preserve">, která představuje grafický prvek zobrazovaný ve středu obrazovky během inicializace aplikace. Samotná animace je realizována prostřednictvím pravidla @keyframes spin, které definuje plynulou rotaci prvku pomocí transformace </w:t>
+      </w:r>
+      <w:proofErr w:type="spellStart"/>
+      <w:r>
+        <w:t>rotate</w:t>
+      </w:r>
+      <w:proofErr w:type="spellEnd"/>
+      <w:r>
+        <w:t>(). Animace je nastavena jako nekonečná (</w:t>
+      </w:r>
+      <w:proofErr w:type="spellStart"/>
+      <w:r>
+        <w:t>infinite</w:t>
+      </w:r>
+      <w:proofErr w:type="spellEnd"/>
+      <w:r>
+        <w:t>), což znamená, že se prvek otáčí nepřetržitě po celou dobu načítání obsahu.</w:t>
       </w:r>
     </w:p>
     <w:p>
       <w:pPr>
         <w:ind w:firstLine="431"/>
       </w:pPr>
-      <w:r>
-        <w:t>Preloader je zobrazen okamžitě po načtení HTML dokumentu a zůstává viditelný po</w:t>
+      <w:proofErr w:type="spellStart"/>
+      <w:r>
+        <w:t>Preloader</w:t>
+      </w:r>
+      <w:proofErr w:type="spellEnd"/>
+      <w:r>
+        <w:t xml:space="preserve"> je zobrazen okamžitě po načtení HTML dokumentu a zůstává viditelný po</w:t>
       </w:r>
       <w:r>
         <w:t> </w:t>
@@ -7119,13 +8073,29 @@
       </w:r>
       <w:r>
         <w:lastRenderedPageBreak/>
-        <w:t>obrázků a vytvoření jednotlivých stránek letáku. Pro zajištění korektního zobrazení aplikace je využit mechanismus Promise.all(), který čeká na úplné načtení všech obrázků. Teprve ve chvíli, kdy jsou všechny obrazové zdroje úspěšně načteny a připraveny k</w:t>
+        <w:t xml:space="preserve">obrázků a vytvoření jednotlivých stránek letáku. Pro zajištění korektního zobrazení aplikace je využit mechanismus </w:t>
+      </w:r>
+      <w:proofErr w:type="spellStart"/>
+      <w:r>
+        <w:t>Promise.all</w:t>
+      </w:r>
+      <w:proofErr w:type="spellEnd"/>
+      <w:r>
+        <w:t>(), který čeká na úplné načtení všech obrázků. Teprve ve chvíli, kdy jsou všechny obrazové zdroje úspěšně načteny a připraveny k</w:t>
       </w:r>
       <w:r>
         <w:t> </w:t>
       </w:r>
       <w:r>
-        <w:t>vykreslení, je preloader postupně skryt.</w:t>
+        <w:t xml:space="preserve">vykreslení, je </w:t>
+      </w:r>
+      <w:proofErr w:type="spellStart"/>
+      <w:r>
+        <w:t>preloader</w:t>
+      </w:r>
+      <w:proofErr w:type="spellEnd"/>
+      <w:r>
+        <w:t xml:space="preserve"> postupně skryt.</w:t>
       </w:r>
     </w:p>
     <w:p>
@@ -7133,7 +8103,15 @@
         <w:ind w:firstLine="431"/>
       </w:pPr>
       <w:r>
-        <w:t>Skrytí preloaderu je realizováno změnou hodnoty vlastnosti opacity, což umožňuje plynulý přechod mezi stavem načítání a samotným zobrazením aplikace. Díky tomuto řešení je uživateli po celou dobu inicializace poskytována vizuální zpětná vazba a zároveň je zabráněno situaci, kdy by se aplikace zobrazila dříve, než jsou všechny potřebné obrazové zdroje připraveny.</w:t>
+        <w:t xml:space="preserve">Skrytí </w:t>
+      </w:r>
+      <w:proofErr w:type="spellStart"/>
+      <w:r>
+        <w:t>preloaderu</w:t>
+      </w:r>
+      <w:proofErr w:type="spellEnd"/>
+      <w:r>
+        <w:t xml:space="preserve"> je realizováno změnou hodnoty vlastnosti opacity, což umožňuje plynulý přechod mezi stavem načítání a samotným zobrazením aplikace. Díky tomuto řešení je uživateli po celou dobu inicializace poskytována vizuální zpětná vazba a zároveň je zabráněno situaci, kdy by se aplikace zobrazila dříve, než jsou všechny potřebné obrazové zdroje připraveny.</w:t>
       </w:r>
     </w:p>
     <w:p>
@@ -7141,7 +8119,7 @@
         <w:pStyle w:val="Nadpis2"/>
       </w:pPr>
       <w:bookmarkStart w:id="55" w:name="_Ref224336792"/>
-      <w:bookmarkStart w:id="56" w:name="_Toc226490745"/>
+      <w:bookmarkStart w:id="56" w:name="_Toc226559524"/>
       <w:r>
         <w:t>Uživatelské rozhraní a interaktivní prvky</w:t>
       </w:r>
@@ -7166,7 +8144,7 @@
       <w:pPr>
         <w:pStyle w:val="Nadpis3"/>
       </w:pPr>
-      <w:bookmarkStart w:id="57" w:name="_Toc226490746"/>
+      <w:bookmarkStart w:id="57" w:name="_Toc226559525"/>
       <w:r>
         <w:t>Globální správa stavu a dynamické stínování</w:t>
       </w:r>
@@ -7195,13 +8173,37 @@
         <w:fldChar w:fldCharType="end"/>
       </w:r>
       <w:r>
-        <w:t>), aplikace využívá pro uchování globálních hodnot CSS proměnné definované v kořenovém elementu :root. Tyto proměnné jsou v reálném čase modifikovány pomocí JavaScriptu na</w:t>
+        <w:t>), aplikace využívá pro uchování globálních hodnot CSS proměnné definované v kořenovém elementu :</w:t>
+      </w:r>
+      <w:proofErr w:type="spellStart"/>
+      <w:r>
+        <w:t>root</w:t>
+      </w:r>
+      <w:proofErr w:type="spellEnd"/>
+      <w:r>
+        <w:t xml:space="preserve">. Tyto proměnné jsou v reálném čase modifikovány pomocí </w:t>
+      </w:r>
+      <w:proofErr w:type="spellStart"/>
+      <w:r>
+        <w:t>JavaScriptu</w:t>
+      </w:r>
+      <w:proofErr w:type="spellEnd"/>
+      <w:r>
+        <w:t xml:space="preserve"> na</w:t>
       </w:r>
       <w:r>
         <w:t> </w:t>
       </w:r>
       <w:r>
-        <w:t>základě uživatelského vstupu ze sady upravených posuvníků (&lt;input type="range"&gt;).</w:t>
+        <w:t>základě uživatelského vstupu ze sady upravených posuvníků (&lt;input type="</w:t>
+      </w:r>
+      <w:proofErr w:type="spellStart"/>
+      <w:r>
+        <w:t>range</w:t>
+      </w:r>
+      <w:proofErr w:type="spellEnd"/>
+      <w:r>
+        <w:t>"&gt;).</w:t>
       </w:r>
     </w:p>
     <w:p>
@@ -7209,13 +8211,45 @@
         <w:ind w:firstLine="720"/>
       </w:pPr>
       <w:r>
-        <w:t>Zajímavým algoritmickým řešením je dynamická úprava barvy a síly (průhlednosti) vnějšího stínu. Zatímco barva je získávána z nativního prvku pro výběr barev (Color Picker) v hexadecimálním formátu (např. #000000), průhlednost je</w:t>
+        <w:t>Zajímavým algoritmickým řešením je dynamická úprava barvy a síly (průhlednosti) vnějšího stínu. Zatímco barva je získávána z nativního prvku pro výběr barev (</w:t>
+      </w:r>
+      <w:proofErr w:type="spellStart"/>
+      <w:r>
+        <w:t>Color</w:t>
+      </w:r>
+      <w:proofErr w:type="spellEnd"/>
+      <w:r>
+        <w:t xml:space="preserve"> </w:t>
+      </w:r>
+      <w:proofErr w:type="spellStart"/>
+      <w:r>
+        <w:t>Picker</w:t>
+      </w:r>
+      <w:proofErr w:type="spellEnd"/>
+      <w:r>
+        <w:t>) v hexadecimálním formátu (např. #000000), průhlednost je</w:t>
       </w:r>
       <w:r>
         <w:t> </w:t>
       </w:r>
       <w:r>
-        <w:t xml:space="preserve">definována posuvníkem v rozsahu 0 až 1. K propojení těchto dvou hodnot byla vytvořena metoda updateShadowColorAndStrength(). Ta matematicky převede desetinnou hodnotu průhlednosti na 8bitové celé číslo (0-255) a následně jej transformuje do dvoumístného hexadecimálního řetězce pomocí metody toString(16). Tento </w:t>
+        <w:t xml:space="preserve">definována posuvníkem v rozsahu 0 až 1. K propojení těchto dvou hodnot byla vytvořena metoda </w:t>
+      </w:r>
+      <w:proofErr w:type="spellStart"/>
+      <w:r>
+        <w:t>updateShadowColorAndStrength</w:t>
+      </w:r>
+      <w:proofErr w:type="spellEnd"/>
+      <w:r>
+        <w:t xml:space="preserve">(). Ta matematicky převede desetinnou hodnotu průhlednosti na 8bitové celé číslo (0-255) a následně jej transformuje do dvoumístného hexadecimálního řetězce pomocí metody </w:t>
+      </w:r>
+      <w:proofErr w:type="spellStart"/>
+      <w:r>
+        <w:t>toString</w:t>
+      </w:r>
+      <w:proofErr w:type="spellEnd"/>
+      <w:r>
+        <w:t xml:space="preserve">(16). Tento </w:t>
       </w:r>
       <w:r>
         <w:lastRenderedPageBreak/>
@@ -7270,7 +8304,7 @@
                                 <w:szCs w:val="22"/>
                               </w:rPr>
                             </w:pPr>
-                            <w:bookmarkStart w:id="58" w:name="_Toc226490716"/>
+                            <w:bookmarkStart w:id="58" w:name="_Toc226559690"/>
                             <w:r>
                               <w:t xml:space="preserve">Obrázek </w:t>
                             </w:r>
@@ -7327,7 +8361,7 @@
                           <w:szCs w:val="22"/>
                         </w:rPr>
                       </w:pPr>
-                      <w:bookmarkStart w:id="59" w:name="_Toc226490716"/>
+                      <w:bookmarkStart w:id="59" w:name="_Toc226559690"/>
                       <w:r>
                         <w:t xml:space="preserve">Obrázek </w:t>
                       </w:r>
@@ -7440,7 +8474,7 @@
       <w:pPr>
         <w:pStyle w:val="Nadpis3"/>
       </w:pPr>
-      <w:bookmarkStart w:id="60" w:name="_Toc226490747"/>
+      <w:bookmarkStart w:id="60" w:name="_Toc226559526"/>
       <w:r>
         <w:t>Implementace tmavého režimu a funkce přiblížení</w:t>
       </w:r>
@@ -7469,7 +8503,31 @@
         <w:fldChar w:fldCharType="end"/>
       </w:r>
       <w:r>
-        <w:t>) byla implementována funkce tmavého režimu (Dark Mode). Její logika spočívá v detekci události kliknutí na příslušné tlačítko a následném přepnutí (toggle) třídy .dark-mode na hlavním elementu &lt;body&gt;. Tím dojde k okamžité inverzi barevné palety pozadí a prvků menu, která je předdefinována v kaskádových stylech.</w:t>
+        <w:t>) byla implementována funkce tmavého režimu (</w:t>
+      </w:r>
+      <w:proofErr w:type="spellStart"/>
+      <w:r>
+        <w:t>Dark</w:t>
+      </w:r>
+      <w:proofErr w:type="spellEnd"/>
+      <w:r>
+        <w:t xml:space="preserve"> Mode). Její logika spočívá v detekci události kliknutí na příslušné tlačítko a následném přepnutí (</w:t>
+      </w:r>
+      <w:proofErr w:type="spellStart"/>
+      <w:r>
+        <w:t>toggle</w:t>
+      </w:r>
+      <w:proofErr w:type="spellEnd"/>
+      <w:r>
+        <w:t>) třídy .</w:t>
+      </w:r>
+      <w:proofErr w:type="spellStart"/>
+      <w:r>
+        <w:t>dark</w:t>
+      </w:r>
+      <w:proofErr w:type="spellEnd"/>
+      <w:r>
+        <w:t>-mode na hlavním elementu &lt;body&gt;. Tím dojde k okamžité inverzi barevné palety pozadí a prvků menu, která je předdefinována v kaskádových stylech.</w:t>
       </w:r>
     </w:p>
     <w:p>
@@ -7477,17 +8535,33 @@
         <w:ind w:firstLine="431"/>
       </w:pPr>
       <w:r>
-        <w:t>Pro detailní čtení drobnějšího textu je aplikace vybavena systémem přiblížení (Zoom). Uživatel může měnit měřítko plynule pomocí posuvníku v menu, nebo využít implementovanou zkratku rychlého dvojkliku (dblclick) přímo na plochu letáku. Skript v takovém případě zkontroluje aktuální úroveň přiblížení a dynamicky přepne hodnotu CSS proměnné --zoom mezi standardním (1x) a dvojnásobným (2x) zvětšením.</w:t>
+        <w:t>Pro detailní čtení drobnějšího textu je aplikace vybavena systémem přiblížení (Zoom). Uživatel může měnit měřítko plynule pomocí posuvníku v menu, nebo využít implementovanou zkratku rychlého dvojkliku (</w:t>
+      </w:r>
+      <w:proofErr w:type="spellStart"/>
+      <w:r>
+        <w:t>dblclick</w:t>
+      </w:r>
+      <w:proofErr w:type="spellEnd"/>
+      <w:r>
+        <w:t>) přímo na plochu letáku. Skript v takovém případě zkontroluje aktuální úroveň přiblížení a dynamicky přepne hodnotu CSS proměnné --zoom mezi standardním (1x) a dvojnásobným (2x) zvětšením.</w:t>
       </w:r>
     </w:p>
     <w:p>
       <w:pPr>
         <w:pStyle w:val="Nadpis3"/>
       </w:pPr>
-      <w:bookmarkStart w:id="61" w:name="_Toc226490748"/>
+      <w:bookmarkStart w:id="61" w:name="_Toc226559527"/>
       <w:r>
         <w:lastRenderedPageBreak/>
-        <w:t>Dynamický indikátor průběhu (Progress Bar)</w:t>
+        <w:t>Dynamický indikátor průběhu (</w:t>
+      </w:r>
+      <w:proofErr w:type="spellStart"/>
+      <w:r>
+        <w:t>Progress</w:t>
+      </w:r>
+      <w:proofErr w:type="spellEnd"/>
+      <w:r>
+        <w:t xml:space="preserve"> Bar)</w:t>
       </w:r>
       <w:bookmarkEnd w:id="61"/>
     </w:p>
@@ -7496,7 +8570,15 @@
         <w:ind w:firstLine="720"/>
       </w:pPr>
       <w:r>
-        <w:t>Pro zlepšení orientace uživatele v obsáhlejších dokumentech byl vytvořen vizuální indikátor průběhu čtení umístěný ve spodní části obrazovky. Tento prvek je plně dynamický a reaguje na událost flip vyvolanou instancí knihovny PageFlip.</w:t>
+        <w:t xml:space="preserve">Pro zlepšení orientace uživatele v obsáhlejších dokumentech byl vytvořen vizuální indikátor průběhu čtení umístěný ve spodní části obrazovky. Tento prvek je plně dynamický a reaguje na událost flip vyvolanou instancí knihovny </w:t>
+      </w:r>
+      <w:proofErr w:type="spellStart"/>
+      <w:r>
+        <w:t>PageFlip</w:t>
+      </w:r>
+      <w:proofErr w:type="spellEnd"/>
+      <w:r>
+        <w:t>.</w:t>
       </w:r>
     </w:p>
     <w:p>
@@ -7552,7 +8634,7 @@
                                 <w:szCs w:val="22"/>
                               </w:rPr>
                             </w:pPr>
-                            <w:bookmarkStart w:id="62" w:name="_Toc226490717"/>
+                            <w:bookmarkStart w:id="62" w:name="_Toc226559691"/>
                             <w:r>
                               <w:t xml:space="preserve">Obrázek </w:t>
                             </w:r>
@@ -7565,7 +8647,15 @@
                               </w:r>
                             </w:fldSimple>
                             <w:r>
-                              <w:t xml:space="preserve"> Progress bar</w:t>
+                              <w:t xml:space="preserve"> </w:t>
+                            </w:r>
+                            <w:proofErr w:type="spellStart"/>
+                            <w:r>
+                              <w:t>Progress</w:t>
+                            </w:r>
+                            <w:proofErr w:type="spellEnd"/>
+                            <w:r>
+                              <w:t xml:space="preserve"> bar</w:t>
                             </w:r>
                             <w:r>
                               <w:t xml:space="preserve"> </w:t>
@@ -7575,6 +8665,7 @@
                                 <w:rPr>
                                   <w:rStyle w:val="Hypertextovodkaz"/>
                                   <w:color w:val="auto"/>
+                                  <w:u w:val="none"/>
                                 </w:rPr>
                                 <w:t>(zdroj)</w:t>
                               </w:r>
@@ -7608,7 +8699,7 @@
                           <w:szCs w:val="22"/>
                         </w:rPr>
                       </w:pPr>
-                      <w:bookmarkStart w:id="63" w:name="_Toc226490717"/>
+                      <w:bookmarkStart w:id="63" w:name="_Toc226559691"/>
                       <w:r>
                         <w:t xml:space="preserve">Obrázek </w:t>
                       </w:r>
@@ -7621,7 +8712,15 @@
                         </w:r>
                       </w:fldSimple>
                       <w:r>
-                        <w:t xml:space="preserve"> Progress bar</w:t>
+                        <w:t xml:space="preserve"> </w:t>
+                      </w:r>
+                      <w:proofErr w:type="spellStart"/>
+                      <w:r>
+                        <w:t>Progress</w:t>
+                      </w:r>
+                      <w:proofErr w:type="spellEnd"/>
+                      <w:r>
+                        <w:t xml:space="preserve"> bar</w:t>
                       </w:r>
                       <w:r>
                         <w:t xml:space="preserve"> </w:t>
@@ -7631,6 +8730,7 @@
                           <w:rPr>
                             <w:rStyle w:val="Hypertextovodkaz"/>
                             <w:color w:val="auto"/>
+                            <w:u w:val="none"/>
                           </w:rPr>
                           <w:t>(zdroj)</w:t>
                         </w:r>
@@ -7726,20 +8826,36 @@
         <w:ind w:firstLine="720"/>
       </w:pPr>
       <w:r>
-        <w:t>Výsledná hodnota je následně programově aplikována jako hodnota CSS vlastnosti width na element indikátoru. Pro vizuální zatraktivnění byl indikátor v</w:t>
+        <w:t xml:space="preserve">Výsledná hodnota je následně programově aplikována jako hodnota CSS vlastnosti </w:t>
+      </w:r>
+      <w:proofErr w:type="spellStart"/>
+      <w:r>
+        <w:t>width</w:t>
+      </w:r>
+      <w:proofErr w:type="spellEnd"/>
+      <w:r>
+        <w:t xml:space="preserve"> na element indikátoru. Pro vizuální zatraktivnění byl indikátor v</w:t>
       </w:r>
       <w:r>
         <w:t> </w:t>
       </w:r>
       <w:r>
-        <w:t>kaskádových stylech doplněn o efekt neonové záře pomocí vícenásobného stínování (box-shadow).</w:t>
+        <w:t>kaskádových stylech doplněn o efekt neonové záře pomocí vícenásobného stínování (box-</w:t>
+      </w:r>
+      <w:proofErr w:type="spellStart"/>
+      <w:r>
+        <w:t>shadow</w:t>
+      </w:r>
+      <w:proofErr w:type="spellEnd"/>
+      <w:r>
+        <w:t>).</w:t>
       </w:r>
     </w:p>
     <w:p>
       <w:pPr>
         <w:pStyle w:val="Nadpis3"/>
       </w:pPr>
-      <w:bookmarkStart w:id="64" w:name="_Toc226490749"/>
+      <w:bookmarkStart w:id="64" w:name="_Toc226559528"/>
       <w:r>
         <w:t>Interaktivita a audio systém</w:t>
       </w:r>
@@ -7750,7 +8866,15 @@
         <w:ind w:firstLine="720"/>
       </w:pPr>
       <w:r>
-        <w:t>Zážitek simulace reálného papíru je umocněn integrací zvukových efektů. Aplikace obsahuje pole (Array) tří různých zvukových stop listování (1.mp</w:t>
+        <w:t>Zážitek simulace reálného papíru je umocněn integrací zvukových efektů. Aplikace obsahuje pole (</w:t>
+      </w:r>
+      <w:proofErr w:type="spellStart"/>
+      <w:r>
+        <w:t>Array</w:t>
+      </w:r>
+      <w:proofErr w:type="spellEnd"/>
+      <w:r>
+        <w:t>) tří různých zvukových stop listování (1.mp</w:t>
       </w:r>
       <w:r>
         <w:t>3</w:t>
@@ -7780,7 +8904,47 @@
         <w:fldChar w:fldCharType="end"/>
       </w:r>
       <w:r>
-        <w:t>). Při zachycení události pohybu stránky (changeState: flipping nebo user_fold) je pomocí funkce Math.random() vybrán náhodný index z tohoto pole. Náhodný výběr zabraňuje zvukové monotónnosti. Vybraný zvukový objekt je před přehráním vždy resetován (currentTime = 0), což umožňuje bezproblémové spuštění zvuku i při velmi rychlém, opakovaném listování stránek.</w:t>
+        <w:t>). Při zachycení události pohybu stránky (</w:t>
+      </w:r>
+      <w:proofErr w:type="spellStart"/>
+      <w:r>
+        <w:t>changeState</w:t>
+      </w:r>
+      <w:proofErr w:type="spellEnd"/>
+      <w:r>
+        <w:t xml:space="preserve">: </w:t>
+      </w:r>
+      <w:proofErr w:type="spellStart"/>
+      <w:r>
+        <w:t>flipping</w:t>
+      </w:r>
+      <w:proofErr w:type="spellEnd"/>
+      <w:r>
+        <w:t xml:space="preserve"> nebo </w:t>
+      </w:r>
+      <w:proofErr w:type="spellStart"/>
+      <w:r>
+        <w:t>user_fold</w:t>
+      </w:r>
+      <w:proofErr w:type="spellEnd"/>
+      <w:r>
+        <w:t xml:space="preserve">) je pomocí funkce </w:t>
+      </w:r>
+      <w:proofErr w:type="spellStart"/>
+      <w:r>
+        <w:t>Math.random</w:t>
+      </w:r>
+      <w:proofErr w:type="spellEnd"/>
+      <w:r>
+        <w:t>() vybrán náhodný index z tohoto pole. Náhodný výběr zabraňuje zvukové monotónnosti. Vybraný zvukový objekt je před přehráním vždy resetován (</w:t>
+      </w:r>
+      <w:proofErr w:type="spellStart"/>
+      <w:r>
+        <w:t>currentTime</w:t>
+      </w:r>
+      <w:proofErr w:type="spellEnd"/>
+      <w:r>
+        <w:t xml:space="preserve"> = 0), což umožňuje bezproblémové spuštění zvuku i při velmi rychlém, opakovaném listování stránek.</w:t>
       </w:r>
     </w:p>
     <w:p>
@@ -7794,9 +8958,30 @@
       <w:r>
         <w:t xml:space="preserve">Kromě nativního dotykového ovládání a tahů myší byla do aplikace přidána podpora navigace pomocí hardwarové klávesnice pro zvýšení celkové přístupnosti. Událost </w:t>
       </w:r>
+      <w:proofErr w:type="spellStart"/>
       <w:r>
         <w:lastRenderedPageBreak/>
-        <w:t>keydown sleduje stisk kláves ArrowRight (další strana) a ArrowLeft (předchozí strana) a</w:t>
+        <w:t>keydown</w:t>
+      </w:r>
+      <w:proofErr w:type="spellEnd"/>
+      <w:r>
+        <w:t xml:space="preserve"> sleduje stisk kláves </w:t>
+      </w:r>
+      <w:proofErr w:type="spellStart"/>
+      <w:r>
+        <w:t>ArrowRight</w:t>
+      </w:r>
+      <w:proofErr w:type="spellEnd"/>
+      <w:r>
+        <w:t xml:space="preserve"> (další strana) a </w:t>
+      </w:r>
+      <w:proofErr w:type="spellStart"/>
+      <w:r>
+        <w:t>ArrowLeft</w:t>
+      </w:r>
+      <w:proofErr w:type="spellEnd"/>
+      <w:r>
+        <w:t xml:space="preserve"> (předchozí strana) a</w:t>
       </w:r>
       <w:r>
         <w:t> </w:t>
@@ -7809,7 +8994,7 @@
       <w:pPr>
         <w:pStyle w:val="Nadpis1"/>
       </w:pPr>
-      <w:bookmarkStart w:id="65" w:name="_Toc226490750"/>
+      <w:bookmarkStart w:id="65" w:name="_Toc226559529"/>
       <w:r>
         <w:lastRenderedPageBreak/>
         <w:t>Závěr</w:t>
@@ -7821,7 +9006,23 @@
         <w:ind w:firstLine="431"/>
       </w:pPr>
       <w:r>
-        <w:t>Tato maturitní práce se zabývala návrhem a vývojem interaktivní webové aplikace určené k prohlížení digitálních letáků s realistickým efektem listování. Výsledkem práce je plně funkční, responzivní webová aplikace vytvořená pomocí moderních frontendových technologií HTML5, CSS3 a JavaScriptu.</w:t>
+        <w:t xml:space="preserve">Tato maturitní práce se zabývala návrhem a vývojem interaktivní webové aplikace určené k prohlížení digitálních letáků s realistickým efektem listování. Výsledkem práce je plně funkční, responzivní webová aplikace vytvořená pomocí moderních </w:t>
+      </w:r>
+      <w:proofErr w:type="spellStart"/>
+      <w:r>
+        <w:t>frontendových</w:t>
+      </w:r>
+      <w:proofErr w:type="spellEnd"/>
+      <w:r>
+        <w:t xml:space="preserve"> technologií HTML5, CSS3 a </w:t>
+      </w:r>
+      <w:proofErr w:type="spellStart"/>
+      <w:r>
+        <w:t>JavaScriptu</w:t>
+      </w:r>
+      <w:proofErr w:type="spellEnd"/>
+      <w:r>
+        <w:t>.</w:t>
       </w:r>
     </w:p>
     <w:p>
@@ -7835,7 +9036,15 @@
         <w:t>Původní obrázky letáku byly převedeny do interaktivní podoby, která simuluje listování jako u skutečného letáku</w:t>
       </w:r>
       <w:r>
-        <w:t>. Aplikace dynamicky načítá obrazová data ze serveru, automaticky filtruje a řadí vstupní soubory a pomocí knihovny PageFlip zajišťuje plynulé animace listování. Součástí řešení je také responzivní rozvržení, které umožňuje správné zobrazení na různých typech zařízení.</w:t>
+        <w:t xml:space="preserve">. Aplikace dynamicky načítá obrazová data ze serveru, automaticky filtruje a řadí vstupní soubory a pomocí knihovny </w:t>
+      </w:r>
+      <w:proofErr w:type="spellStart"/>
+      <w:r>
+        <w:t>PageFlip</w:t>
+      </w:r>
+      <w:proofErr w:type="spellEnd"/>
+      <w:r>
+        <w:t xml:space="preserve"> zajišťuje plynulé animace listování. Součástí řešení je také responzivní rozvržení, které umožňuje správné zobrazení na různých typech zařízení.</w:t>
       </w:r>
     </w:p>
     <w:p>
@@ -7843,7 +9052,31 @@
         <w:ind w:firstLine="431"/>
       </w:pPr>
       <w:r>
-        <w:t>Do aplikace byly úspěšně integrovány další prvky moderního uživatelského rozhraní, například tmavý režim (Dark Mode), systém přiblížení (Zoom), dynamické stínování, zvukové efekty listování a vizuální indikátor průběhu čtení (Progress Bar). Implementována byla také ochranná funkce automatické korekce pomocí HTML5 Canvas, která zajišťuje stabilní chod aplikace i v případě nestandardního počtu vstupních obrázků.</w:t>
+        <w:t>Do aplikace byly úspěšně integrovány další prvky moderního uživatelského rozhraní, například tmavý režim (</w:t>
+      </w:r>
+      <w:proofErr w:type="spellStart"/>
+      <w:r>
+        <w:t>Dark</w:t>
+      </w:r>
+      <w:proofErr w:type="spellEnd"/>
+      <w:r>
+        <w:t xml:space="preserve"> Mode), systém přiblížení (Zoom), dynamické stínování, zvukové efekty listování a vizuální indikátor průběhu čtení (</w:t>
+      </w:r>
+      <w:proofErr w:type="spellStart"/>
+      <w:r>
+        <w:t>Progress</w:t>
+      </w:r>
+      <w:proofErr w:type="spellEnd"/>
+      <w:r>
+        <w:t xml:space="preserve"> Bar). Implementována byla také ochranná funkce automatické korekce pomocí HTML5 </w:t>
+      </w:r>
+      <w:proofErr w:type="spellStart"/>
+      <w:r>
+        <w:t>Canvas</w:t>
+      </w:r>
+      <w:proofErr w:type="spellEnd"/>
+      <w:r>
+        <w:t>, která zajišťuje stabilní chod aplikace i v případě nestandardního počtu vstupních obrázků.</w:t>
       </w:r>
     </w:p>
     <w:p>
@@ -7873,7 +9106,7 @@
         <w:pStyle w:val="Nadpis1"/>
       </w:pPr>
       <w:bookmarkStart w:id="66" w:name="_Použité_zdroje"/>
-      <w:bookmarkStart w:id="67" w:name="_Toc226490751"/>
+      <w:bookmarkStart w:id="67" w:name="_Toc226559530"/>
       <w:bookmarkEnd w:id="66"/>
       <w:r>
         <w:lastRenderedPageBreak/>
@@ -7902,8 +9135,17 @@
           <w:i/>
           <w:iCs/>
         </w:rPr>
-        <w:t>Rychlý průvodce pokročilým JavaScriptem</w:t>
-      </w:r>
+        <w:t xml:space="preserve">Rychlý průvodce pokročilým </w:t>
+      </w:r>
+      <w:proofErr w:type="spellStart"/>
+      <w:r>
+        <w:rPr>
+          <w:i/>
+          <w:iCs/>
+        </w:rPr>
+        <w:t>JavaScriptem</w:t>
+      </w:r>
+      <w:proofErr w:type="spellEnd"/>
       <w:r>
         <w:t>. Online. Interval.cz. 2010. Dostupné z: </w:t>
       </w:r>
@@ -7935,13 +9177,31 @@
       <w:r>
         <w:t xml:space="preserve"> </w:t>
       </w:r>
+      <w:proofErr w:type="spellStart"/>
       <w:r>
         <w:rPr>
           <w:i/>
           <w:iCs/>
         </w:rPr>
-        <w:t>Canvas aneb grafika JavaScriptem</w:t>
-      </w:r>
+        <w:t>Canvas</w:t>
+      </w:r>
+      <w:proofErr w:type="spellEnd"/>
+      <w:r>
+        <w:rPr>
+          <w:i/>
+          <w:iCs/>
+        </w:rPr>
+        <w:t xml:space="preserve"> aneb grafika </w:t>
+      </w:r>
+      <w:proofErr w:type="spellStart"/>
+      <w:r>
+        <w:rPr>
+          <w:i/>
+          <w:iCs/>
+        </w:rPr>
+        <w:t>JavaScriptem</w:t>
+      </w:r>
+      <w:proofErr w:type="spellEnd"/>
       <w:r>
         <w:t xml:space="preserve">. Online. </w:t>
       </w:r>
@@ -7981,8 +9241,33 @@
           <w:i/>
           <w:iCs/>
         </w:rPr>
-        <w:t>Asynchronní požadavky s využitím fetch API v JavaScriptu</w:t>
-      </w:r>
+        <w:t xml:space="preserve">Asynchronní požadavky s využitím </w:t>
+      </w:r>
+      <w:proofErr w:type="spellStart"/>
+      <w:r>
+        <w:rPr>
+          <w:i/>
+          <w:iCs/>
+        </w:rPr>
+        <w:t>fetch</w:t>
+      </w:r>
+      <w:proofErr w:type="spellEnd"/>
+      <w:r>
+        <w:rPr>
+          <w:i/>
+          <w:iCs/>
+        </w:rPr>
+        <w:t xml:space="preserve"> API v </w:t>
+      </w:r>
+      <w:proofErr w:type="spellStart"/>
+      <w:r>
+        <w:rPr>
+          <w:i/>
+          <w:iCs/>
+        </w:rPr>
+        <w:t>JavaScriptu</w:t>
+      </w:r>
+      <w:proofErr w:type="spellEnd"/>
       <w:r>
         <w:t xml:space="preserve">. Online. </w:t>
       </w:r>
@@ -8032,8 +9317,30 @@
           <w:rPr>
             <w:rStyle w:val="Hypertextovodkaz"/>
           </w:rPr>
-          <w:t>https://www.vzhurudolu.cz/prirucka/css-promenne</w:t>
+          <w:t>https://www.vzhurudolu.cz/</w:t>
         </w:r>
+        <w:proofErr w:type="spellStart"/>
+        <w:r>
+          <w:rPr>
+            <w:rStyle w:val="Hypertextovodkaz"/>
+          </w:rPr>
+          <w:t>prirucka</w:t>
+        </w:r>
+        <w:proofErr w:type="spellEnd"/>
+        <w:r>
+          <w:rPr>
+            <w:rStyle w:val="Hypertextovodkaz"/>
+          </w:rPr>
+          <w:t>/</w:t>
+        </w:r>
+        <w:proofErr w:type="spellStart"/>
+        <w:r>
+          <w:rPr>
+            <w:rStyle w:val="Hypertextovodkaz"/>
+          </w:rPr>
+          <w:t>css-promenne</w:t>
+        </w:r>
+        <w:proofErr w:type="spellEnd"/>
       </w:hyperlink>
       <w:r>
         <w:t>. [cit. 2026-03-15].</w:t>
@@ -8055,6 +9362,7 @@
       <w:r>
         <w:t xml:space="preserve"> </w:t>
       </w:r>
+      <w:proofErr w:type="spellStart"/>
       <w:r>
         <w:rPr>
           <w:i/>
@@ -8062,6 +9370,7 @@
         </w:rPr>
         <w:t>StPageFlip</w:t>
       </w:r>
+      <w:proofErr w:type="spellEnd"/>
       <w:r>
         <w:t>. Online. GitHub. 2024. Dostupné z: https://github.com/Nodlik/StPageFlip. [cit. 2026-03-18].</w:t>
       </w:r>
@@ -8070,7 +9379,7 @@
       <w:pPr>
         <w:pStyle w:val="Nadpis1"/>
       </w:pPr>
-      <w:bookmarkStart w:id="68" w:name="_Toc226490752"/>
+      <w:bookmarkStart w:id="68" w:name="_Toc226559531"/>
       <w:r>
         <w:lastRenderedPageBreak/>
         <w:t>Seznam použitých obrázků</w:t>
@@ -8100,7 +9409,7 @@
       <w:r>
         <w:fldChar w:fldCharType="separate"/>
       </w:r>
-      <w:hyperlink w:anchor="_Toc226490708" w:history="1">
+      <w:hyperlink w:anchor="_Toc226559682" w:history="1">
         <w:r>
           <w:rPr>
             <w:rStyle w:val="Hypertextovodkaz"/>
@@ -8127,7 +9436,7 @@
             <w:noProof/>
             <w:webHidden/>
           </w:rPr>
-          <w:instrText xml:space="preserve"> PAGEREF _Toc226490708 \h </w:instrText>
+          <w:instrText xml:space="preserve"> PAGEREF _Toc226559682 \h </w:instrText>
         </w:r>
         <w:r>
           <w:rPr>
@@ -8172,7 +9481,7 @@
           <w14:ligatures w14:val="standardContextual"/>
         </w:rPr>
       </w:pPr>
-      <w:hyperlink w:anchor="_Toc226490709" w:history="1">
+      <w:hyperlink w:anchor="_Toc226559683" w:history="1">
         <w:r>
           <w:rPr>
             <w:rStyle w:val="Hypertextovodkaz"/>
@@ -8199,7 +9508,7 @@
             <w:noProof/>
             <w:webHidden/>
           </w:rPr>
-          <w:instrText xml:space="preserve"> PAGEREF _Toc226490709 \h </w:instrText>
+          <w:instrText xml:space="preserve"> PAGEREF _Toc226559683 \h </w:instrText>
         </w:r>
         <w:r>
           <w:rPr>
@@ -8244,7 +9553,7 @@
           <w14:ligatures w14:val="standardContextual"/>
         </w:rPr>
       </w:pPr>
-      <w:hyperlink w:anchor="_Toc226490710" w:history="1">
+      <w:hyperlink w:anchor="_Toc226559684" w:history="1">
         <w:r>
           <w:rPr>
             <w:rStyle w:val="Hypertextovodkaz"/>
@@ -8271,7 +9580,7 @@
             <w:noProof/>
             <w:webHidden/>
           </w:rPr>
-          <w:instrText xml:space="preserve"> PAGEREF _Toc226490710 \h </w:instrText>
+          <w:instrText xml:space="preserve"> PAGEREF _Toc226559684 \h </w:instrText>
         </w:r>
         <w:r>
           <w:rPr>
@@ -8316,7 +9625,7 @@
           <w14:ligatures w14:val="standardContextual"/>
         </w:rPr>
       </w:pPr>
-      <w:hyperlink w:anchor="_Toc226490711" w:history="1">
+      <w:hyperlink w:anchor="_Toc226559685" w:history="1">
         <w:r>
           <w:rPr>
             <w:rStyle w:val="Hypertextovodkaz"/>
@@ -8343,7 +9652,7 @@
             <w:noProof/>
             <w:webHidden/>
           </w:rPr>
-          <w:instrText xml:space="preserve"> PAGEREF _Toc226490711 \h </w:instrText>
+          <w:instrText xml:space="preserve"> PAGEREF _Toc226559685 \h </w:instrText>
         </w:r>
         <w:r>
           <w:rPr>
@@ -8388,7 +9697,7 @@
           <w14:ligatures w14:val="standardContextual"/>
         </w:rPr>
       </w:pPr>
-      <w:hyperlink w:anchor="_Toc226490712" w:history="1">
+      <w:hyperlink w:anchor="_Toc226559686" w:history="1">
         <w:r>
           <w:rPr>
             <w:rStyle w:val="Hypertextovodkaz"/>
@@ -8415,7 +9724,7 @@
             <w:noProof/>
             <w:webHidden/>
           </w:rPr>
-          <w:instrText xml:space="preserve"> PAGEREF _Toc226490712 \h </w:instrText>
+          <w:instrText xml:space="preserve"> PAGEREF _Toc226559686 \h </w:instrText>
         </w:r>
         <w:r>
           <w:rPr>
@@ -8460,7 +9769,7 @@
           <w14:ligatures w14:val="standardContextual"/>
         </w:rPr>
       </w:pPr>
-      <w:hyperlink w:anchor="_Toc226490713" w:history="1">
+      <w:hyperlink w:anchor="_Toc226559687" w:history="1">
         <w:r>
           <w:rPr>
             <w:rStyle w:val="Hypertextovodkaz"/>
@@ -8487,7 +9796,7 @@
             <w:noProof/>
             <w:webHidden/>
           </w:rPr>
-          <w:instrText xml:space="preserve"> PAGEREF _Toc226490713 \h </w:instrText>
+          <w:instrText xml:space="preserve"> PAGEREF _Toc226559687 \h </w:instrText>
         </w:r>
         <w:r>
           <w:rPr>
@@ -8532,7 +9841,7 @@
           <w14:ligatures w14:val="standardContextual"/>
         </w:rPr>
       </w:pPr>
-      <w:hyperlink w:anchor="_Toc226490714" w:history="1">
+      <w:hyperlink w:anchor="_Toc226559688" w:history="1">
         <w:r>
           <w:rPr>
             <w:rStyle w:val="Hypertextovodkaz"/>
@@ -8559,7 +9868,7 @@
             <w:noProof/>
             <w:webHidden/>
           </w:rPr>
-          <w:instrText xml:space="preserve"> PAGEREF _Toc226490714 \h </w:instrText>
+          <w:instrText xml:space="preserve"> PAGEREF _Toc226559688 \h </w:instrText>
         </w:r>
         <w:r>
           <w:rPr>
@@ -8604,7 +9913,7 @@
           <w14:ligatures w14:val="standardContextual"/>
         </w:rPr>
       </w:pPr>
-      <w:hyperlink w:anchor="_Toc226490715" w:history="1">
+      <w:hyperlink w:anchor="_Toc226559689" w:history="1">
         <w:r>
           <w:rPr>
             <w:rStyle w:val="Hypertextovodkaz"/>
@@ -8631,7 +9940,7 @@
             <w:noProof/>
             <w:webHidden/>
           </w:rPr>
-          <w:instrText xml:space="preserve"> PAGEREF _Toc226490715 \h </w:instrText>
+          <w:instrText xml:space="preserve"> PAGEREF _Toc226559689 \h </w:instrText>
         </w:r>
         <w:r>
           <w:rPr>
@@ -8676,7 +9985,7 @@
           <w14:ligatures w14:val="standardContextual"/>
         </w:rPr>
       </w:pPr>
-      <w:hyperlink w:anchor="_Toc226490716" w:history="1">
+      <w:hyperlink w:anchor="_Toc226559690" w:history="1">
         <w:r>
           <w:rPr>
             <w:rStyle w:val="Hypertextovodkaz"/>
@@ -8703,7 +10012,7 @@
             <w:noProof/>
             <w:webHidden/>
           </w:rPr>
-          <w:instrText xml:space="preserve"> PAGEREF _Toc226490716 \h </w:instrText>
+          <w:instrText xml:space="preserve"> PAGEREF _Toc226559690 \h </w:instrText>
         </w:r>
         <w:r>
           <w:rPr>
@@ -8748,7 +10057,7 @@
           <w14:ligatures w14:val="standardContextual"/>
         </w:rPr>
       </w:pPr>
-      <w:hyperlink w:anchor="_Toc226490717" w:history="1">
+      <w:hyperlink w:anchor="_Toc226559691" w:history="1">
         <w:r>
           <w:rPr>
             <w:rStyle w:val="Hypertextovodkaz"/>
@@ -8775,7 +10084,7 @@
             <w:noProof/>
             <w:webHidden/>
           </w:rPr>
-          <w:instrText xml:space="preserve"> PAGEREF _Toc226490717 \h </w:instrText>
+          <w:instrText xml:space="preserve"> PAGEREF _Toc226559691 \h </w:instrText>
         </w:r>
         <w:r>
           <w:rPr>
@@ -8815,7 +10124,7 @@
       <w:pPr>
         <w:pStyle w:val="Nadpis1"/>
       </w:pPr>
-      <w:bookmarkStart w:id="69" w:name="_Toc226490753"/>
+      <w:bookmarkStart w:id="69" w:name="_Toc226559532"/>
       <w:r>
         <w:lastRenderedPageBreak/>
         <w:t>Seznam příloh</w:t>
@@ -8877,6 +10186,7 @@
         </w:rPr>
         <w:t xml:space="preserve"> </w:t>
       </w:r>
+      <w:proofErr w:type="spellStart"/>
       <w:r>
         <w:rPr>
           <w:rFonts w:eastAsia="Times New Roman" w:cs="Times New Roman"/>
@@ -8886,6 +10196,7 @@
         </w:rPr>
         <w:t>Letak</w:t>
       </w:r>
+      <w:proofErr w:type="spellEnd"/>
     </w:p>
     <w:p>
       <w:pPr>
@@ -8904,7 +10215,7 @@
           <w:sz w:val="28"/>
           <w:szCs w:val="28"/>
         </w:rPr>
-        <w:t xml:space="preserve">Příloha </w:t>
+        <w:t>Příloha 2 – zvukové</w:t>
       </w:r>
       <w:r>
         <w:rPr>
@@ -8913,8 +10224,9 @@
           <w:sz w:val="28"/>
           <w:szCs w:val="28"/>
         </w:rPr>
-        <w:t>2</w:t>
-      </w:r>
+        <w:t xml:space="preserve"> soubory – složka </w:t>
+      </w:r>
+      <w:proofErr w:type="spellStart"/>
       <w:r>
         <w:rPr>
           <w:rFonts w:eastAsia="Times New Roman" w:cs="Times New Roman"/>
@@ -8922,17 +10234,20 @@
           <w:sz w:val="28"/>
           <w:szCs w:val="28"/>
         </w:rPr>
-        <w:t xml:space="preserve"> – </w:t>
-      </w:r>
-      <w:r>
+        <w:t>Sounds</w:t>
+      </w:r>
+      <w:proofErr w:type="spellEnd"/>
+    </w:p>
+    <w:p>
+      <w:pPr>
+        <w:spacing w:after="280"/>
         <w:rPr>
           <w:rFonts w:eastAsia="Times New Roman" w:cs="Times New Roman"/>
           <w:b/>
           <w:sz w:val="28"/>
           <w:szCs w:val="28"/>
         </w:rPr>
-        <w:t>zvukové</w:t>
-      </w:r>
+      </w:pPr>
       <w:r>
         <w:rPr>
           <w:rFonts w:eastAsia="Times New Roman" w:cs="Times New Roman"/>
@@ -8940,7 +10255,7 @@
           <w:sz w:val="28"/>
           <w:szCs w:val="28"/>
         </w:rPr>
-        <w:t xml:space="preserve"> soubory – složka </w:t>
+        <w:t>Příloha 3 – obrázkové</w:t>
       </w:r>
       <w:r>
         <w:rPr>
@@ -8949,19 +10264,18 @@
           <w:sz w:val="28"/>
           <w:szCs w:val="28"/>
         </w:rPr>
-        <w:t>Sounds</w:t>
-      </w:r>
-    </w:p>
-    <w:p>
-      <w:pPr>
-        <w:spacing w:after="280"/>
+        <w:t xml:space="preserve"> soubory – složka</w:t>
+      </w:r>
+      <w:r>
         <w:rPr>
           <w:rFonts w:eastAsia="Times New Roman" w:cs="Times New Roman"/>
           <w:b/>
           <w:sz w:val="28"/>
           <w:szCs w:val="28"/>
         </w:rPr>
-      </w:pPr>
+        <w:t xml:space="preserve"> </w:t>
+      </w:r>
+      <w:proofErr w:type="spellStart"/>
       <w:r>
         <w:rPr>
           <w:rFonts w:eastAsia="Times New Roman" w:cs="Times New Roman"/>
@@ -8969,17 +10283,20 @@
           <w:sz w:val="28"/>
           <w:szCs w:val="28"/>
         </w:rPr>
-        <w:t xml:space="preserve">Příloha </w:t>
-      </w:r>
-      <w:r>
+        <w:t>Content</w:t>
+      </w:r>
+      <w:proofErr w:type="spellEnd"/>
+    </w:p>
+    <w:p>
+      <w:pPr>
+        <w:spacing w:after="280"/>
         <w:rPr>
           <w:rFonts w:eastAsia="Times New Roman" w:cs="Times New Roman"/>
           <w:b/>
           <w:sz w:val="28"/>
           <w:szCs w:val="28"/>
         </w:rPr>
-        <w:t>3</w:t>
-      </w:r>
+      </w:pPr>
       <w:r>
         <w:rPr>
           <w:rFonts w:eastAsia="Times New Roman" w:cs="Times New Roman"/>
@@ -8987,7 +10304,7 @@
           <w:sz w:val="28"/>
           <w:szCs w:val="28"/>
         </w:rPr>
-        <w:t xml:space="preserve"> – </w:t>
+        <w:t xml:space="preserve">Příloha </w:t>
       </w:r>
       <w:r>
         <w:rPr>
@@ -8996,7 +10313,7 @@
           <w:sz w:val="28"/>
           <w:szCs w:val="28"/>
         </w:rPr>
-        <w:t>obrázkové</w:t>
+        <w:t>4</w:t>
       </w:r>
       <w:r>
         <w:rPr>
@@ -9005,63 +10322,7 @@
           <w:sz w:val="28"/>
           <w:szCs w:val="28"/>
         </w:rPr>
-        <w:t xml:space="preserve"> soubory – složka</w:t>
-      </w:r>
-      <w:r>
-        <w:rPr>
-          <w:rFonts w:eastAsia="Times New Roman" w:cs="Times New Roman"/>
-          <w:b/>
-          <w:sz w:val="28"/>
-          <w:szCs w:val="28"/>
-        </w:rPr>
-        <w:t xml:space="preserve"> Content</w:t>
-      </w:r>
-    </w:p>
-    <w:p>
-      <w:pPr>
-        <w:spacing w:after="280"/>
-        <w:rPr>
-          <w:rFonts w:eastAsia="Times New Roman" w:cs="Times New Roman"/>
-          <w:b/>
-          <w:sz w:val="28"/>
-          <w:szCs w:val="28"/>
-        </w:rPr>
-      </w:pPr>
-      <w:r>
-        <w:rPr>
-          <w:rFonts w:eastAsia="Times New Roman" w:cs="Times New Roman"/>
-          <w:b/>
-          <w:sz w:val="28"/>
-          <w:szCs w:val="28"/>
-        </w:rPr>
-        <w:t xml:space="preserve">Příloha </w:t>
-      </w:r>
-      <w:r>
-        <w:rPr>
-          <w:rFonts w:eastAsia="Times New Roman" w:cs="Times New Roman"/>
-          <w:b/>
-          <w:sz w:val="28"/>
-          <w:szCs w:val="28"/>
-        </w:rPr>
-        <w:t>4</w:t>
-      </w:r>
-      <w:r>
-        <w:rPr>
-          <w:rFonts w:eastAsia="Times New Roman" w:cs="Times New Roman"/>
-          <w:b/>
-          <w:sz w:val="28"/>
-          <w:szCs w:val="28"/>
-        </w:rPr>
-        <w:t xml:space="preserve"> – </w:t>
-      </w:r>
-      <w:r>
-        <w:rPr>
-          <w:rFonts w:eastAsia="Times New Roman" w:cs="Times New Roman"/>
-          <w:b/>
-          <w:sz w:val="28"/>
-          <w:szCs w:val="28"/>
-        </w:rPr>
-        <w:t>ukázkové video</w:t>
+        <w:t xml:space="preserve"> – ukázkové video</w:t>
       </w:r>
       <w:r>
         <w:rPr>
@@ -9228,7 +10489,7 @@
             </wp:anchor>
           </w:drawing>
         </mc:Choice>
-        <mc:Fallback xmlns:dgm="http://schemas.openxmlformats.org/drawingml/2006/diagram" xmlns:lc="http://schemas.openxmlformats.org/drawingml/2006/lockedCanvas" xmlns:c="http://schemas.openxmlformats.org/drawingml/2006/chart" xmlns:pic="http://schemas.openxmlformats.org/drawingml/2006/picture" xmlns:a="http://schemas.openxmlformats.org/drawingml/2006/main" xmlns:sl="http://schemas.openxmlformats.org/schemaLibrary/2006/main">
+        <mc:Fallback xmlns:sl="http://schemas.openxmlformats.org/schemaLibrary/2006/main" xmlns:a="http://schemas.openxmlformats.org/drawingml/2006/main" xmlns:pic="http://schemas.openxmlformats.org/drawingml/2006/picture" xmlns:c="http://schemas.openxmlformats.org/drawingml/2006/chart" xmlns:lc="http://schemas.openxmlformats.org/drawingml/2006/lockedCanvas" xmlns:dgm="http://schemas.openxmlformats.org/drawingml/2006/diagram">
           <w:drawing>
             <wp:anchor distT="0" distB="0" distL="114300" distR="114300" simplePos="0" relativeHeight="0" behindDoc="0" locked="0" layoutInCell="1" hidden="0" allowOverlap="1" wp14:anchorId="4195B54A" wp14:editId="7777777">
               <wp:simplePos x="0" y="0"/>
@@ -9408,7 +10669,7 @@
             </wp:anchor>
           </w:drawing>
         </mc:Choice>
-        <mc:Fallback xmlns:dgm="http://schemas.openxmlformats.org/drawingml/2006/diagram" xmlns:lc="http://schemas.openxmlformats.org/drawingml/2006/lockedCanvas" xmlns:c="http://schemas.openxmlformats.org/drawingml/2006/chart" xmlns:pic="http://schemas.openxmlformats.org/drawingml/2006/picture" xmlns:a="http://schemas.openxmlformats.org/drawingml/2006/main" xmlns:sl="http://schemas.openxmlformats.org/schemaLibrary/2006/main">
+        <mc:Fallback xmlns:sl="http://schemas.openxmlformats.org/schemaLibrary/2006/main" xmlns:a="http://schemas.openxmlformats.org/drawingml/2006/main" xmlns:pic="http://schemas.openxmlformats.org/drawingml/2006/picture" xmlns:c="http://schemas.openxmlformats.org/drawingml/2006/chart" xmlns:lc="http://schemas.openxmlformats.org/drawingml/2006/lockedCanvas" xmlns:dgm="http://schemas.openxmlformats.org/drawingml/2006/diagram">
           <w:drawing>
             <wp:anchor distT="0" distB="0" distL="114300" distR="114300" simplePos="0" relativeHeight="0" behindDoc="0" locked="0" layoutInCell="1" hidden="0" allowOverlap="1" wp14:anchorId="3649967A" wp14:editId="7777777">
               <wp:simplePos x="0" y="0"/>
@@ -11434,6 +12695,7 @@
   <w:style w:type="character" w:default="1" w:styleId="Standardnpsmoodstavce">
     <w:name w:val="Default Paragraph Font"/>
     <w:uiPriority w:val="1"/>
+    <w:semiHidden/>
     <w:unhideWhenUsed/>
   </w:style>
   <w:style w:type="table" w:default="1" w:styleId="Normlntabulka">
@@ -12167,6 +13429,36 @@
 </file>
 
 <file path=customXml/item1.xml><?xml version="1.0" encoding="utf-8"?>
+<p:properties xmlns:p="http://schemas.microsoft.com/office/2006/metadata/properties" xmlns:xsi="http://www.w3.org/2001/XMLSchema-instance" xmlns:pc="http://schemas.microsoft.com/office/infopath/2007/PartnerControls">
+  <documentManagement>
+    <lcf76f155ced4ddcb4097134ff3c332f xmlns="153c4878-02f9-4396-b02a-fe3aa7d7971f">
+      <Terms xmlns="http://schemas.microsoft.com/office/infopath/2007/PartnerControls"/>
+    </lcf76f155ced4ddcb4097134ff3c332f>
+    <TaxCatchAll xmlns="25aa8985-1fc4-4e97-a914-b84ef2743878" xsi:nil="true"/>
+  </documentManagement>
+</p:properties>
+</file>
+
+<file path=customXml/item2.xml><?xml version="1.0" encoding="utf-8"?>
+<b:Sources xmlns:b="http://schemas.openxmlformats.org/officeDocument/2006/bibliography" xmlns="http://schemas.openxmlformats.org/officeDocument/2006/bibliography" SelectedStyle="\APASixthEditionOfficeOnline.xsl" StyleName="APA" Version="6"/>
+</file>
+
+<file path=customXml/item3.xml><?xml version="1.0" encoding="utf-8"?>
+<go:gDocsCustomXmlDataStorage xmlns:go="http://customooxmlschemas.google.com/" xmlns:r="http://schemas.openxmlformats.org/officeDocument/2006/relationships">
+  <go:docsCustomData xmlns:go="http://customooxmlschemas.google.com/" roundtripDataSignature="AMtx7mgSvDgPSHVFxfm9RyBnKCp5mBi6Kg==">AMUW2mUAXxm/iwnIWp21dLbuE1NvsqsE/wZ2gLAfJg4hTt/LetORzbqOHpyWxDCuyj6q/vPem6kRmtFjtS66h+e8CVLaSFGHKcy4yInI88NjWxTUGVH5res=</go:docsCustomData>
+</go:gDocsCustomXmlDataStorage>
+</file>
+
+<file path=customXml/item4.xml><?xml version="1.0" encoding="utf-8"?>
+<?mso-contentType ?>
+<FormTemplates xmlns="http://schemas.microsoft.com/sharepoint/v3/contenttype/forms">
+  <Display>DocumentLibraryForm</Display>
+  <Edit>DocumentLibraryForm</Edit>
+  <New>DocumentLibraryForm</New>
+</FormTemplates>
+</file>
+
+<file path=customXml/item5.xml><?xml version="1.0" encoding="utf-8"?>
 <ct:contentTypeSchema xmlns:ct="http://schemas.microsoft.com/office/2006/metadata/contentType" xmlns:ma="http://schemas.microsoft.com/office/2006/metadata/properties/metaAttributes" ct:_="" ma:_="" ma:contentTypeName="Dokument" ma:contentTypeID="0x0101006227F401CE2F6B4FB0D57F73826B3F6F" ma:contentTypeVersion="10" ma:contentTypeDescription="Vytvoří nový dokument" ma:contentTypeScope="" ma:versionID="3ec3b2623569d1a6649a918f4241153b">
   <xsd:schema xmlns:xsd="http://www.w3.org/2001/XMLSchema" xmlns:xs="http://www.w3.org/2001/XMLSchema" xmlns:p="http://schemas.microsoft.com/office/2006/metadata/properties" xmlns:ns2="153c4878-02f9-4396-b02a-fe3aa7d7971f" xmlns:ns3="25aa8985-1fc4-4e97-a914-b84ef2743878" targetNamespace="http://schemas.microsoft.com/office/2006/metadata/properties" ma:root="true" ma:fieldsID="c6bd61c7f288b42081d7b696096ba732" ns2:_="" ns3:_="">
     <xsd:import namespace="153c4878-02f9-4396-b02a-fe3aa7d7971f"/>
@@ -12355,37 +13647,43 @@
 </ct:contentTypeSchema>
 </file>
 
-<file path=customXml/item2.xml><?xml version="1.0" encoding="utf-8"?>
-<p:properties xmlns:p="http://schemas.microsoft.com/office/2006/metadata/properties" xmlns:xsi="http://www.w3.org/2001/XMLSchema-instance" xmlns:pc="http://schemas.microsoft.com/office/infopath/2007/PartnerControls">
-  <documentManagement>
-    <lcf76f155ced4ddcb4097134ff3c332f xmlns="153c4878-02f9-4396-b02a-fe3aa7d7971f">
-      <Terms xmlns="http://schemas.microsoft.com/office/infopath/2007/PartnerControls"/>
-    </lcf76f155ced4ddcb4097134ff3c332f>
-    <TaxCatchAll xmlns="25aa8985-1fc4-4e97-a914-b84ef2743878" xsi:nil="true"/>
-  </documentManagement>
-</p:properties>
+<file path=customXml/itemProps1.xml><?xml version="1.0" encoding="utf-8"?>
+<ds:datastoreItem xmlns:ds="http://schemas.openxmlformats.org/officeDocument/2006/customXml" ds:itemID="{A5ADED93-EDE7-4288-9C20-7D2C55659F1B}">
+  <ds:schemaRefs>
+    <ds:schemaRef ds:uri="http://schemas.microsoft.com/office/2006/metadata/properties"/>
+    <ds:schemaRef ds:uri="http://schemas.microsoft.com/office/infopath/2007/PartnerControls"/>
+    <ds:schemaRef ds:uri="153c4878-02f9-4396-b02a-fe3aa7d7971f"/>
+    <ds:schemaRef ds:uri="25aa8985-1fc4-4e97-a914-b84ef2743878"/>
+  </ds:schemaRefs>
+</ds:datastoreItem>
 </file>
 
-<file path=customXml/item3.xml><?xml version="1.0" encoding="utf-8"?>
-<?mso-contentType ?>
-<FormTemplates xmlns="http://schemas.microsoft.com/sharepoint/v3/contenttype/forms">
-  <Display>DocumentLibraryForm</Display>
-  <Edit>DocumentLibraryForm</Edit>
-  <New>DocumentLibraryForm</New>
-</FormTemplates>
+<file path=customXml/itemProps2.xml><?xml version="1.0" encoding="utf-8"?>
+<ds:datastoreItem xmlns:ds="http://schemas.openxmlformats.org/officeDocument/2006/customXml" ds:itemID="{664C9CA2-DAAF-46E5-825C-EB5C7B5D07C9}">
+  <ds:schemaRefs>
+    <ds:schemaRef ds:uri="http://schemas.openxmlformats.org/officeDocument/2006/bibliography"/>
+  </ds:schemaRefs>
+</ds:datastoreItem>
 </file>
 
-<file path=customXml/item4.xml><?xml version="1.0" encoding="utf-8"?>
-<go:gDocsCustomXmlDataStorage xmlns:go="http://customooxmlschemas.google.com/" xmlns:r="http://schemas.openxmlformats.org/officeDocument/2006/relationships">
-  <go:docsCustomData xmlns:go="http://customooxmlschemas.google.com/" roundtripDataSignature="AMtx7mgSvDgPSHVFxfm9RyBnKCp5mBi6Kg==">AMUW2mUAXxm/iwnIWp21dLbuE1NvsqsE/wZ2gLAfJg4hTt/LetORzbqOHpyWxDCuyj6q/vPem6kRmtFjtS66h+e8CVLaSFGHKcy4yInI88NjWxTUGVH5res=</go:docsCustomData>
-</go:gDocsCustomXmlDataStorage>
+<file path=customXml/itemProps3.xml><?xml version="1.0" encoding="utf-8"?>
+<ds:datastoreItem xmlns:ds="http://schemas.openxmlformats.org/officeDocument/2006/customXml" ds:itemID="{11111111-1234-1234-1234-123412341234}">
+  <ds:schemaRefs>
+    <ds:schemaRef ds:uri="http://customooxmlschemas.google.com/"/>
+    <ds:schemaRef ds:uri="http://schemas.openxmlformats.org/officeDocument/2006/relationships"/>
+  </ds:schemaRefs>
+</ds:datastoreItem>
 </file>
 
-<file path=customXml/item5.xml><?xml version="1.0" encoding="utf-8"?>
-<b:Sources xmlns:b="http://schemas.openxmlformats.org/officeDocument/2006/bibliography" xmlns="http://schemas.openxmlformats.org/officeDocument/2006/bibliography" SelectedStyle="\APASixthEditionOfficeOnline.xsl" StyleName="APA" Version="6"/>
+<file path=customXml/itemProps4.xml><?xml version="1.0" encoding="utf-8"?>
+<ds:datastoreItem xmlns:ds="http://schemas.openxmlformats.org/officeDocument/2006/customXml" ds:itemID="{DA63FD6A-B099-43EC-8BDB-E8CCA6240E18}">
+  <ds:schemaRefs>
+    <ds:schemaRef ds:uri="http://schemas.microsoft.com/sharepoint/v3/contenttype/forms"/>
+  </ds:schemaRefs>
+</ds:datastoreItem>
 </file>
 
-<file path=customXml/itemProps1.xml><?xml version="1.0" encoding="utf-8"?>
+<file path=customXml/itemProps5.xml><?xml version="1.0" encoding="utf-8"?>
 <ds:datastoreItem xmlns:ds="http://schemas.openxmlformats.org/officeDocument/2006/customXml" ds:itemID="{DB65BDAD-A59D-4FB1-AA15-B23EC2A6BB8D}">
   <ds:schemaRefs>
     <ds:schemaRef ds:uri="http://schemas.microsoft.com/office/2006/metadata/contentType"/>
@@ -12402,40 +13700,4 @@
     <ds:schemaRef ds:uri="http://schemas.microsoft.com/internal/obd"/>
   </ds:schemaRefs>
 </ds:datastoreItem>
-</file>
-
-<file path=customXml/itemProps2.xml><?xml version="1.0" encoding="utf-8"?>
-<ds:datastoreItem xmlns:ds="http://schemas.openxmlformats.org/officeDocument/2006/customXml" ds:itemID="{A5ADED93-EDE7-4288-9C20-7D2C55659F1B}">
-  <ds:schemaRefs>
-    <ds:schemaRef ds:uri="http://schemas.microsoft.com/office/2006/metadata/properties"/>
-    <ds:schemaRef ds:uri="http://schemas.microsoft.com/office/infopath/2007/PartnerControls"/>
-    <ds:schemaRef ds:uri="153c4878-02f9-4396-b02a-fe3aa7d7971f"/>
-    <ds:schemaRef ds:uri="25aa8985-1fc4-4e97-a914-b84ef2743878"/>
-  </ds:schemaRefs>
-</ds:datastoreItem>
-</file>
-
-<file path=customXml/itemProps3.xml><?xml version="1.0" encoding="utf-8"?>
-<ds:datastoreItem xmlns:ds="http://schemas.openxmlformats.org/officeDocument/2006/customXml" ds:itemID="{DA63FD6A-B099-43EC-8BDB-E8CCA6240E18}">
-  <ds:schemaRefs>
-    <ds:schemaRef ds:uri="http://schemas.microsoft.com/sharepoint/v3/contenttype/forms"/>
-  </ds:schemaRefs>
-</ds:datastoreItem>
-</file>
-
-<file path=customXml/itemProps4.xml><?xml version="1.0" encoding="utf-8"?>
-<ds:datastoreItem xmlns:ds="http://schemas.openxmlformats.org/officeDocument/2006/customXml" ds:itemID="{11111111-1234-1234-1234-123412341234}">
-  <ds:schemaRefs>
-    <ds:schemaRef ds:uri="http://customooxmlschemas.google.com/"/>
-    <ds:schemaRef ds:uri="http://schemas.openxmlformats.org/officeDocument/2006/relationships"/>
-  </ds:schemaRefs>
-</ds:datastoreItem>
-</file>
-
-<file path=customXml/itemProps5.xml><?xml version="1.0" encoding="utf-8"?>
-<ds:datastoreItem xmlns:ds="http://schemas.openxmlformats.org/officeDocument/2006/customXml" ds:itemID="{664C9CA2-DAAF-46E5-825C-EB5C7B5D07C9}">
-  <ds:schemaRefs>
-    <ds:schemaRef ds:uri="http://schemas.openxmlformats.org/officeDocument/2006/bibliography"/>
-  </ds:schemaRefs>
-</ds:datastoreItem>
 </file>